--- a/analiza-oferta-radox/Analiza oferta Roweb - observatii pe fiecare element.docx
+++ b/analiza-oferta-radox/Analiza oferta Roweb - observatii pe fiecare element.docx
@@ -243,7 +243,7 @@
           <w:sz w:val="21"/>
           <w:szCs w:val="21"/>
         </w:rPr>
-        <w:t xml:space="preserve">Fiecare fază sau zonă din diagramele Radox are o imagine colorată, urmată de un tabel. În tabel, fiecare bulină din diagramă are pe același rând statusul și observația completă: ce spune oferta și ce trebuie confirmat cu Roweb.</w:t>
+        <w:t xml:space="preserve">Fiecare fază sau zonă din diagramele Radox are o imagine colorată, urmată de un tabel. Tabelele conțin doar bulinele ambigue sau neincluse; ce e inclus (verde) apare numai în imagini. Pe fiecare rând sunt statusul și observația completă: ce spune oferta și ce trebuie confirmat cu Roweb.</w:t>
       </w:r>
     </w:p>
     <w:tbl>
@@ -263,72 +263,6 @@
         <w:gridCol w:w="2400"/>
         <w:gridCol w:w="7238"/>
       </w:tblGrid>
-      <w:tr>
-        <w:tc>
-          <w:tcPr>
-            <w:tcW w:type="dxa" w:w="2400"/>
-            <w:tcBorders>
-              <w:top w:val="single" w:color="C9D3D9" w:sz="4"/>
-              <w:left w:val="single" w:color="C9D3D9" w:sz="4"/>
-              <w:bottom w:val="single" w:color="C9D3D9" w:sz="4"/>
-              <w:right w:val="single" w:color="C9D3D9" w:sz="4"/>
-            </w:tcBorders>
-            <w:shd w:fill="E3F2E8" w:color="auto" w:val="clear"/>
-            <w:tcMar>
-              <w:top w:type="dxa" w:w="70"/>
-              <w:left w:type="dxa" w:w="100"/>
-              <w:bottom w:type="dxa" w:w="70"/>
-              <w:right w:type="dxa" w:w="100"/>
-            </w:tcMar>
-          </w:tcPr>
-          <w:p>
-            <w:pPr>
-              <w:spacing w:after="60" w:before="0"/>
-            </w:pPr>
-            <w:r>
-              <w:rPr>
-                <w:rFonts w:ascii="Calibri" w:cs="Calibri" w:eastAsia="Calibri" w:hAnsi="Calibri"/>
-                <w:b/>
-                <w:bCs/>
-                <w:color w:val="1F7A4D"/>
-                <w:sz w:val="19"/>
-                <w:szCs w:val="19"/>
-              </w:rPr>
-              <w:t xml:space="preserve">Inclus</w:t>
-            </w:r>
-          </w:p>
-        </w:tc>
-        <w:tc>
-          <w:tcPr>
-            <w:tcW w:type="dxa" w:w="7238"/>
-            <w:tcBorders>
-              <w:top w:val="single" w:color="C9D3D9" w:sz="4"/>
-              <w:left w:val="single" w:color="C9D3D9" w:sz="4"/>
-              <w:bottom w:val="single" w:color="C9D3D9" w:sz="4"/>
-              <w:right w:val="single" w:color="C9D3D9" w:sz="4"/>
-            </w:tcBorders>
-            <w:tcMar>
-              <w:top w:type="dxa" w:w="70"/>
-              <w:left w:type="dxa" w:w="100"/>
-              <w:bottom w:type="dxa" w:w="70"/>
-              <w:right w:type="dxa" w:w="100"/>
-            </w:tcMar>
-          </w:tcPr>
-          <w:p>
-            <w:pPr>
-              <w:spacing w:after="60" w:before="0"/>
-            </w:pPr>
-            <w:r>
-              <w:rPr>
-                <w:rFonts w:ascii="Calibri" w:cs="Calibri" w:eastAsia="Calibri" w:hAnsi="Calibri"/>
-                <w:sz w:val="19"/>
-                <w:szCs w:val="19"/>
-              </w:rPr>
-              <w:t xml:space="preserve">Elementul e inclus în ofertă. Modulul din ofertă apare în paranteză, de exemplu (M11).</w:t>
-            </w:r>
-          </w:p>
-        </w:tc>
-      </w:tr>
       <w:tr>
         <w:tc>
           <w:tcPr>
@@ -755,7 +689,7 @@
                 <w:sz w:val="19"/>
                 <w:szCs w:val="19"/>
               </w:rPr>
-              <w:t xml:space="preserve">Analiză și documentare cerințe, discovery catalog B2B</w:t>
+              <w:t xml:space="preserve">Audit compatibilitate MageOS + Hyvä pentru extensiile existente; decizie păstrare / înlocuire</w:t>
             </w:r>
           </w:p>
         </w:tc>
@@ -768,28 +702,28 @@
               <w:bottom w:val="single" w:color="C9D3D9" w:sz="4"/>
               <w:right w:val="single" w:color="C9D3D9" w:sz="4"/>
             </w:tcBorders>
-            <w:shd w:fill="E3F2E8" w:color="auto" w:val="clear"/>
-            <w:tcMar>
-              <w:top w:type="dxa" w:w="70"/>
-              <w:left w:type="dxa" w:w="100"/>
-              <w:bottom w:type="dxa" w:w="70"/>
-              <w:right w:type="dxa" w:w="100"/>
-            </w:tcMar>
-          </w:tcPr>
-          <w:p>
-            <w:pPr>
-              <w:spacing w:after="60" w:before="0"/>
-            </w:pPr>
-            <w:r>
-              <w:rPr>
-                <w:rFonts w:ascii="Calibri" w:cs="Calibri" w:eastAsia="Calibri" w:hAnsi="Calibri"/>
-                <w:b/>
-                <w:bCs/>
-                <w:color w:val="1F7A4D"/>
-                <w:sz w:val="19"/>
-                <w:szCs w:val="19"/>
-              </w:rPr>
-              <w:t xml:space="preserve">Inclus</w:t>
+            <w:shd w:fill="FFF1D1" w:color="auto" w:val="clear"/>
+            <w:tcMar>
+              <w:top w:type="dxa" w:w="70"/>
+              <w:left w:type="dxa" w:w="100"/>
+              <w:bottom w:type="dxa" w:w="70"/>
+              <w:right w:type="dxa" w:w="100"/>
+            </w:tcMar>
+          </w:tcPr>
+          <w:p>
+            <w:pPr>
+              <w:spacing w:after="60" w:before="0"/>
+            </w:pPr>
+            <w:r>
+              <w:rPr>
+                <w:rFonts w:ascii="Calibri" w:cs="Calibri" w:eastAsia="Calibri" w:hAnsi="Calibri"/>
+                <w:b/>
+                <w:bCs/>
+                <w:color w:val="9A5B00"/>
+                <w:sz w:val="19"/>
+                <w:szCs w:val="19"/>
+              </w:rPr>
+              <w:t xml:space="preserve">Ambiguu</w:t>
             </w:r>
           </w:p>
         </w:tc>
@@ -816,10 +750,74 @@
             <w:r>
               <w:rPr>
                 <w:rFonts w:ascii="Calibri" w:cs="Calibri" w:eastAsia="Calibri" w:hAnsi="Calibri"/>
-                <w:sz w:val="19"/>
-                <w:szCs w:val="19"/>
-              </w:rPr>
-              <w:t xml:space="preserve">Inclus în ofertă (M1–M2). Nimic de clarificat.</w:t>
+                <w:b/>
+                <w:bCs/>
+                <w:sz w:val="19"/>
+                <w:szCs w:val="19"/>
+              </w:rPr>
+              <w:t xml:space="preserve">Ofertă neclară:</w:t>
+            </w:r>
+          </w:p>
+          <w:p>
+            <w:pPr>
+              <w:spacing w:after="60" w:before="0"/>
+            </w:pPr>
+            <w:r>
+              <w:rPr>
+                <w:rFonts w:ascii="Calibri" w:cs="Calibri" w:eastAsia="Calibri" w:hAnsi="Calibri"/>
+                <w:i/>
+                <w:iCs/>
+                <w:color w:val="B3261E"/>
+                <w:sz w:val="19"/>
+                <w:szCs w:val="19"/>
+              </w:rPr>
+              <w:t xml:space="preserve">Impact mare asupra costului sau termenului.</w:t>
+            </w:r>
+          </w:p>
+          <w:p>
+            <w:pPr>
+              <w:spacing w:after="60" w:before="0"/>
+            </w:pPr>
+            <w:r>
+              <w:rPr>
+                <w:rFonts w:ascii="Calibri" w:cs="Calibri" w:eastAsia="Calibri" w:hAnsi="Calibri"/>
+                <w:b/>
+                <w:bCs/>
+                <w:sz w:val="19"/>
+                <w:szCs w:val="19"/>
+              </w:rPr>
+              <w:t xml:space="preserve">Ce spune oferta: </w:t>
+            </w:r>
+            <w:r>
+              <w:rPr>
+                <w:rFonts w:ascii="Calibri" w:cs="Calibri" w:eastAsia="Calibri" w:hAnsi="Calibri"/>
+                <w:sz w:val="19"/>
+                <w:szCs w:val="19"/>
+              </w:rPr>
+              <w:t xml:space="preserve">M5 are 84h pentru „minimul necesar”; personalizările neinventariate sunt excluse; licențele Amasty și Klaviyo rămân ale Radox.</w:t>
+            </w:r>
+          </w:p>
+          <w:p>
+            <w:pPr>
+              <w:spacing w:after="60" w:before="0"/>
+            </w:pPr>
+            <w:r>
+              <w:rPr>
+                <w:rFonts w:ascii="Calibri" w:cs="Calibri" w:eastAsia="Calibri" w:hAnsi="Calibri"/>
+                <w:b/>
+                <w:bCs/>
+                <w:sz w:val="19"/>
+                <w:szCs w:val="19"/>
+              </w:rPr>
+              <w:t xml:space="preserve">Ce trebuie confirmat: </w:t>
+            </w:r>
+            <w:r>
+              <w:rPr>
+                <w:rFonts w:ascii="Calibri" w:cs="Calibri" w:eastAsia="Calibri" w:hAnsi="Calibri"/>
+                <w:sz w:val="19"/>
+                <w:szCs w:val="19"/>
+              </w:rPr>
+              <w:t xml:space="preserve">Extensiile făcute pentru tema veche nu merg automat pe Hyvä. Cine plătește modulele de compatibilitate sau înlocuirea (de exemplu Hyvä Checkout în loc de One Step Checkout)?</w:t>
             </w:r>
           </w:p>
         </w:tc>
@@ -855,107 +853,7 @@
                 <w:sz w:val="19"/>
                 <w:szCs w:val="19"/>
               </w:rPr>
-              <w:t xml:space="preserve">Sesiuni de lucru cu stakeholderii Radox</w:t>
-            </w:r>
-          </w:p>
-        </w:tc>
-        <w:tc>
-          <w:tcPr>
-            <w:tcW w:type="dxa" w:w="1250"/>
-            <w:tcBorders>
-              <w:top w:val="single" w:color="C9D3D9" w:sz="4"/>
-              <w:left w:val="single" w:color="C9D3D9" w:sz="4"/>
-              <w:bottom w:val="single" w:color="C9D3D9" w:sz="4"/>
-              <w:right w:val="single" w:color="C9D3D9" w:sz="4"/>
-            </w:tcBorders>
-            <w:shd w:fill="E3F2E8" w:color="auto" w:val="clear"/>
-            <w:tcMar>
-              <w:top w:type="dxa" w:w="70"/>
-              <w:left w:type="dxa" w:w="100"/>
-              <w:bottom w:type="dxa" w:w="70"/>
-              <w:right w:type="dxa" w:w="100"/>
-            </w:tcMar>
-          </w:tcPr>
-          <w:p>
-            <w:pPr>
-              <w:spacing w:after="60" w:before="0"/>
-            </w:pPr>
-            <w:r>
-              <w:rPr>
-                <w:rFonts w:ascii="Calibri" w:cs="Calibri" w:eastAsia="Calibri" w:hAnsi="Calibri"/>
-                <w:b/>
-                <w:bCs/>
-                <w:color w:val="1F7A4D"/>
-                <w:sz w:val="19"/>
-                <w:szCs w:val="19"/>
-              </w:rPr>
-              <w:t xml:space="preserve">Inclus</w:t>
-            </w:r>
-          </w:p>
-        </w:tc>
-        <w:tc>
-          <w:tcPr>
-            <w:tcW w:type="dxa" w:w="5688"/>
-            <w:tcBorders>
-              <w:top w:val="single" w:color="C9D3D9" w:sz="4"/>
-              <w:left w:val="single" w:color="C9D3D9" w:sz="4"/>
-              <w:bottom w:val="single" w:color="C9D3D9" w:sz="4"/>
-              <w:right w:val="single" w:color="C9D3D9" w:sz="4"/>
-            </w:tcBorders>
-            <w:tcMar>
-              <w:top w:type="dxa" w:w="70"/>
-              <w:left w:type="dxa" w:w="100"/>
-              <w:bottom w:type="dxa" w:w="70"/>
-              <w:right w:type="dxa" w:w="100"/>
-            </w:tcMar>
-          </w:tcPr>
-          <w:p>
-            <w:pPr>
-              <w:spacing w:after="60" w:before="0"/>
-            </w:pPr>
-            <w:r>
-              <w:rPr>
-                <w:rFonts w:ascii="Calibri" w:cs="Calibri" w:eastAsia="Calibri" w:hAnsi="Calibri"/>
-                <w:sz w:val="19"/>
-                <w:szCs w:val="19"/>
-              </w:rPr>
-              <w:t xml:space="preserve">Inclus în ofertă (M2). Nimic de clarificat.</w:t>
-            </w:r>
-          </w:p>
-        </w:tc>
-      </w:tr>
-      <w:tr>
-        <w:trPr>
-          <w:cantSplit/>
-        </w:trPr>
-        <w:tc>
-          <w:tcPr>
-            <w:tcW w:type="dxa" w:w="2700"/>
-            <w:tcBorders>
-              <w:top w:val="single" w:color="C9D3D9" w:sz="4"/>
-              <w:left w:val="single" w:color="C9D3D9" w:sz="4"/>
-              <w:bottom w:val="single" w:color="C9D3D9" w:sz="4"/>
-              <w:right w:val="single" w:color="C9D3D9" w:sz="4"/>
-            </w:tcBorders>
-            <w:tcMar>
-              <w:top w:type="dxa" w:w="70"/>
-              <w:left w:type="dxa" w:w="100"/>
-              <w:bottom w:type="dxa" w:w="70"/>
-              <w:right w:type="dxa" w:w="100"/>
-            </w:tcMar>
-          </w:tcPr>
-          <w:p>
-            <w:pPr>
-              <w:spacing w:after="60" w:before="0"/>
-              <w:ind w:left="200"/>
-            </w:pPr>
-            <w:r>
-              <w:rPr>
-                <w:rFonts w:ascii="Calibri" w:cs="Calibri" w:eastAsia="Calibri" w:hAnsi="Calibri"/>
-                <w:sz w:val="19"/>
-                <w:szCs w:val="19"/>
-              </w:rPr>
-              <w:t xml:space="preserve">Audit compatibilitate MageOS + Hyvä pentru extensiile existente; decizie păstrare / înlocuire</w:t>
+              <w:t xml:space="preserve">Clarificare sursă de adevăr (Magento vs ERP) și override-uri de listare</w:t>
             </w:r>
           </w:p>
         </w:tc>
@@ -1060,7 +958,7 @@
                 <w:sz w:val="19"/>
                 <w:szCs w:val="19"/>
               </w:rPr>
-              <w:t xml:space="preserve">M5 are 84h pentru „minimul necesar”; personalizările neinventariate sunt excluse; licențele Amasty și Klaviyo rămân ale Radox.</w:t>
+              <w:t xml:space="preserve">Vorbește doar de ERP. Contractul de date ERP nu e confirmat, iar integrarea ERP/CRM „de la zero” e exclusă.</w:t>
             </w:r>
           </w:p>
           <w:p>
@@ -1083,457 +981,7 @@
                 <w:sz w:val="19"/>
                 <w:szCs w:val="19"/>
               </w:rPr>
-              <w:t xml:space="preserve">Extensiile făcute pentru tema veche nu merg automat pe Hyvä. Cine plătește modulele de compatibilitate sau înlocuirea (de exemplu Hyvä Checkout în loc de One Step Checkout)?</w:t>
-            </w:r>
-          </w:p>
-        </w:tc>
-      </w:tr>
-      <w:tr>
-        <w:trPr>
-          <w:cantSplit/>
-        </w:trPr>
-        <w:tc>
-          <w:tcPr>
-            <w:tcW w:type="dxa" w:w="2700"/>
-            <w:tcBorders>
-              <w:top w:val="single" w:color="C9D3D9" w:sz="4"/>
-              <w:left w:val="single" w:color="C9D3D9" w:sz="4"/>
-              <w:bottom w:val="single" w:color="C9D3D9" w:sz="4"/>
-              <w:right w:val="single" w:color="C9D3D9" w:sz="4"/>
-            </w:tcBorders>
-            <w:tcMar>
-              <w:top w:type="dxa" w:w="70"/>
-              <w:left w:type="dxa" w:w="100"/>
-              <w:bottom w:type="dxa" w:w="70"/>
-              <w:right w:type="dxa" w:w="100"/>
-            </w:tcMar>
-          </w:tcPr>
-          <w:p>
-            <w:pPr>
-              <w:spacing w:after="60" w:before="0"/>
-              <w:ind w:left="200"/>
-            </w:pPr>
-            <w:r>
-              <w:rPr>
-                <w:rFonts w:ascii="Calibri" w:cs="Calibri" w:eastAsia="Calibri" w:hAnsi="Calibri"/>
-                <w:sz w:val="19"/>
-                <w:szCs w:val="19"/>
-              </w:rPr>
-              <w:t xml:space="preserve">Clarificare sursă de adevăr (Magento vs ERP) și override-uri de listare</w:t>
-            </w:r>
-          </w:p>
-        </w:tc>
-        <w:tc>
-          <w:tcPr>
-            <w:tcW w:type="dxa" w:w="1250"/>
-            <w:tcBorders>
-              <w:top w:val="single" w:color="C9D3D9" w:sz="4"/>
-              <w:left w:val="single" w:color="C9D3D9" w:sz="4"/>
-              <w:bottom w:val="single" w:color="C9D3D9" w:sz="4"/>
-              <w:right w:val="single" w:color="C9D3D9" w:sz="4"/>
-            </w:tcBorders>
-            <w:shd w:fill="FFF1D1" w:color="auto" w:val="clear"/>
-            <w:tcMar>
-              <w:top w:type="dxa" w:w="70"/>
-              <w:left w:type="dxa" w:w="100"/>
-              <w:bottom w:type="dxa" w:w="70"/>
-              <w:right w:type="dxa" w:w="100"/>
-            </w:tcMar>
-          </w:tcPr>
-          <w:p>
-            <w:pPr>
-              <w:spacing w:after="60" w:before="0"/>
-            </w:pPr>
-            <w:r>
-              <w:rPr>
-                <w:rFonts w:ascii="Calibri" w:cs="Calibri" w:eastAsia="Calibri" w:hAnsi="Calibri"/>
-                <w:b/>
-                <w:bCs/>
-                <w:color w:val="9A5B00"/>
-                <w:sz w:val="19"/>
-                <w:szCs w:val="19"/>
-              </w:rPr>
-              <w:t xml:space="preserve">Ambiguu</w:t>
-            </w:r>
-          </w:p>
-        </w:tc>
-        <w:tc>
-          <w:tcPr>
-            <w:tcW w:type="dxa" w:w="5688"/>
-            <w:tcBorders>
-              <w:top w:val="single" w:color="C9D3D9" w:sz="4"/>
-              <w:left w:val="single" w:color="C9D3D9" w:sz="4"/>
-              <w:bottom w:val="single" w:color="C9D3D9" w:sz="4"/>
-              <w:right w:val="single" w:color="C9D3D9" w:sz="4"/>
-            </w:tcBorders>
-            <w:tcMar>
-              <w:top w:type="dxa" w:w="70"/>
-              <w:left w:type="dxa" w:w="100"/>
-              <w:bottom w:type="dxa" w:w="70"/>
-              <w:right w:type="dxa" w:w="100"/>
-            </w:tcMar>
-          </w:tcPr>
-          <w:p>
-            <w:pPr>
-              <w:spacing w:after="60" w:before="0"/>
-            </w:pPr>
-            <w:r>
-              <w:rPr>
-                <w:rFonts w:ascii="Calibri" w:cs="Calibri" w:eastAsia="Calibri" w:hAnsi="Calibri"/>
-                <w:b/>
-                <w:bCs/>
-                <w:sz w:val="19"/>
-                <w:szCs w:val="19"/>
-              </w:rPr>
-              <w:t xml:space="preserve">Ofertă neclară:</w:t>
-            </w:r>
-          </w:p>
-          <w:p>
-            <w:pPr>
-              <w:spacing w:after="60" w:before="0"/>
-            </w:pPr>
-            <w:r>
-              <w:rPr>
-                <w:rFonts w:ascii="Calibri" w:cs="Calibri" w:eastAsia="Calibri" w:hAnsi="Calibri"/>
-                <w:i/>
-                <w:iCs/>
-                <w:color w:val="B3261E"/>
-                <w:sz w:val="19"/>
-                <w:szCs w:val="19"/>
-              </w:rPr>
-              <w:t xml:space="preserve">Impact mare asupra costului sau termenului.</w:t>
-            </w:r>
-          </w:p>
-          <w:p>
-            <w:pPr>
-              <w:spacing w:after="60" w:before="0"/>
-            </w:pPr>
-            <w:r>
-              <w:rPr>
-                <w:rFonts w:ascii="Calibri" w:cs="Calibri" w:eastAsia="Calibri" w:hAnsi="Calibri"/>
-                <w:b/>
-                <w:bCs/>
-                <w:sz w:val="19"/>
-                <w:szCs w:val="19"/>
-              </w:rPr>
-              <w:t xml:space="preserve">Ce spune oferta: </w:t>
-            </w:r>
-            <w:r>
-              <w:rPr>
-                <w:rFonts w:ascii="Calibri" w:cs="Calibri" w:eastAsia="Calibri" w:hAnsi="Calibri"/>
-                <w:sz w:val="19"/>
-                <w:szCs w:val="19"/>
-              </w:rPr>
-              <w:t xml:space="preserve">Vorbește doar de ERP. Contractul de date ERP nu e confirmat, iar integrarea ERP/CRM „de la zero” e exclusă.</w:t>
-            </w:r>
-          </w:p>
-          <w:p>
-            <w:pPr>
-              <w:spacing w:after="60" w:before="0"/>
-            </w:pPr>
-            <w:r>
-              <w:rPr>
-                <w:rFonts w:ascii="Calibri" w:cs="Calibri" w:eastAsia="Calibri" w:hAnsi="Calibri"/>
-                <w:b/>
-                <w:bCs/>
-                <w:sz w:val="19"/>
-                <w:szCs w:val="19"/>
-              </w:rPr>
-              <w:t xml:space="preserve">Ce trebuie confirmat: </w:t>
-            </w:r>
-            <w:r>
-              <w:rPr>
-                <w:rFonts w:ascii="Calibri" w:cs="Calibri" w:eastAsia="Calibri" w:hAnsi="Calibri"/>
-                <w:sz w:val="19"/>
-                <w:szCs w:val="19"/>
-              </w:rPr>
               <w:t xml:space="preserve">Ce sistem furnizează fiecare tip de date și prin ce API? Dacă un API lipsește, cine îl dezvoltă și cine plătește?</w:t>
-            </w:r>
-          </w:p>
-        </w:tc>
-      </w:tr>
-      <w:tr>
-        <w:tc>
-          <w:tcPr>
-            <w:tcW w:type="dxa" w:w="9638"/>
-            <w:gridSpan w:val="3"/>
-            <w:tcBorders>
-              <w:top w:val="single" w:color="C9D3D9" w:sz="4"/>
-              <w:left w:val="single" w:color="C9D3D9" w:sz="4"/>
-              <w:bottom w:val="single" w:color="C9D3D9" w:sz="4"/>
-              <w:right w:val="single" w:color="C9D3D9" w:sz="4"/>
-            </w:tcBorders>
-            <w:shd w:fill="EEF2F4" w:color="auto" w:val="clear"/>
-            <w:tcMar>
-              <w:top w:type="dxa" w:w="70"/>
-              <w:left w:type="dxa" w:w="100"/>
-              <w:bottom w:type="dxa" w:w="70"/>
-              <w:right w:type="dxa" w:w="100"/>
-            </w:tcMar>
-          </w:tcPr>
-          <w:p>
-            <w:pPr>
-              <w:spacing w:after="60" w:before="0"/>
-              <w:ind w:left="0"/>
-            </w:pPr>
-            <w:r>
-              <w:rPr>
-                <w:rFonts w:ascii="Calibri" w:cs="Calibri" w:eastAsia="Calibri" w:hAnsi="Calibri"/>
-                <w:b/>
-                <w:bCs/>
-                <w:color w:val="1F3A4D"/>
-                <w:sz w:val="18"/>
-                <w:szCs w:val="18"/>
-              </w:rPr>
-              <w:t xml:space="preserve">Livrabile</w:t>
-            </w:r>
-          </w:p>
-        </w:tc>
-      </w:tr>
-      <w:tr>
-        <w:trPr>
-          <w:cantSplit/>
-        </w:trPr>
-        <w:tc>
-          <w:tcPr>
-            <w:tcW w:type="dxa" w:w="2700"/>
-            <w:tcBorders>
-              <w:top w:val="single" w:color="C9D3D9" w:sz="4"/>
-              <w:left w:val="single" w:color="C9D3D9" w:sz="4"/>
-              <w:bottom w:val="single" w:color="C9D3D9" w:sz="4"/>
-              <w:right w:val="single" w:color="C9D3D9" w:sz="4"/>
-            </w:tcBorders>
-            <w:tcMar>
-              <w:top w:type="dxa" w:w="70"/>
-              <w:left w:type="dxa" w:w="100"/>
-              <w:bottom w:type="dxa" w:w="70"/>
-              <w:right w:type="dxa" w:w="100"/>
-            </w:tcMar>
-          </w:tcPr>
-          <w:p>
-            <w:pPr>
-              <w:spacing w:after="60" w:before="0"/>
-              <w:ind w:left="200"/>
-            </w:pPr>
-            <w:r>
-              <w:rPr>
-                <w:rFonts w:ascii="Calibri" w:cs="Calibri" w:eastAsia="Calibri" w:hAnsi="Calibri"/>
-                <w:sz w:val="19"/>
-                <w:szCs w:val="19"/>
-              </w:rPr>
-              <w:t xml:space="preserve">Documentație funcțională și tehnică, decizii arhitecturale</w:t>
-            </w:r>
-          </w:p>
-        </w:tc>
-        <w:tc>
-          <w:tcPr>
-            <w:tcW w:type="dxa" w:w="1250"/>
-            <w:tcBorders>
-              <w:top w:val="single" w:color="C9D3D9" w:sz="4"/>
-              <w:left w:val="single" w:color="C9D3D9" w:sz="4"/>
-              <w:bottom w:val="single" w:color="C9D3D9" w:sz="4"/>
-              <w:right w:val="single" w:color="C9D3D9" w:sz="4"/>
-            </w:tcBorders>
-            <w:shd w:fill="E3F2E8" w:color="auto" w:val="clear"/>
-            <w:tcMar>
-              <w:top w:type="dxa" w:w="70"/>
-              <w:left w:type="dxa" w:w="100"/>
-              <w:bottom w:type="dxa" w:w="70"/>
-              <w:right w:type="dxa" w:w="100"/>
-            </w:tcMar>
-          </w:tcPr>
-          <w:p>
-            <w:pPr>
-              <w:spacing w:after="60" w:before="0"/>
-            </w:pPr>
-            <w:r>
-              <w:rPr>
-                <w:rFonts w:ascii="Calibri" w:cs="Calibri" w:eastAsia="Calibri" w:hAnsi="Calibri"/>
-                <w:b/>
-                <w:bCs/>
-                <w:color w:val="1F7A4D"/>
-                <w:sz w:val="19"/>
-                <w:szCs w:val="19"/>
-              </w:rPr>
-              <w:t xml:space="preserve">Inclus</w:t>
-            </w:r>
-          </w:p>
-        </w:tc>
-        <w:tc>
-          <w:tcPr>
-            <w:tcW w:type="dxa" w:w="5688"/>
-            <w:tcBorders>
-              <w:top w:val="single" w:color="C9D3D9" w:sz="4"/>
-              <w:left w:val="single" w:color="C9D3D9" w:sz="4"/>
-              <w:bottom w:val="single" w:color="C9D3D9" w:sz="4"/>
-              <w:right w:val="single" w:color="C9D3D9" w:sz="4"/>
-            </w:tcBorders>
-            <w:tcMar>
-              <w:top w:type="dxa" w:w="70"/>
-              <w:left w:type="dxa" w:w="100"/>
-              <w:bottom w:type="dxa" w:w="70"/>
-              <w:right w:type="dxa" w:w="100"/>
-            </w:tcMar>
-          </w:tcPr>
-          <w:p>
-            <w:pPr>
-              <w:spacing w:after="60" w:before="0"/>
-            </w:pPr>
-            <w:r>
-              <w:rPr>
-                <w:rFonts w:ascii="Calibri" w:cs="Calibri" w:eastAsia="Calibri" w:hAnsi="Calibri"/>
-                <w:sz w:val="19"/>
-                <w:szCs w:val="19"/>
-              </w:rPr>
-              <w:t xml:space="preserve">Inclus în ofertă (M2). Nimic de clarificat.</w:t>
-            </w:r>
-          </w:p>
-        </w:tc>
-      </w:tr>
-      <w:tr>
-        <w:trPr>
-          <w:cantSplit/>
-        </w:trPr>
-        <w:tc>
-          <w:tcPr>
-            <w:tcW w:type="dxa" w:w="2700"/>
-            <w:tcBorders>
-              <w:top w:val="single" w:color="C9D3D9" w:sz="4"/>
-              <w:left w:val="single" w:color="C9D3D9" w:sz="4"/>
-              <w:bottom w:val="single" w:color="C9D3D9" w:sz="4"/>
-              <w:right w:val="single" w:color="C9D3D9" w:sz="4"/>
-            </w:tcBorders>
-            <w:tcMar>
-              <w:top w:type="dxa" w:w="70"/>
-              <w:left w:type="dxa" w:w="100"/>
-              <w:bottom w:type="dxa" w:w="70"/>
-              <w:right w:type="dxa" w:w="100"/>
-            </w:tcMar>
-          </w:tcPr>
-          <w:p>
-            <w:pPr>
-              <w:spacing w:after="60" w:before="0"/>
-              <w:ind w:left="0"/>
-            </w:pPr>
-            <w:r>
-              <w:rPr>
-                <w:rFonts w:ascii="Calibri" w:cs="Calibri" w:eastAsia="Calibri" w:hAnsi="Calibri"/>
-                <w:sz w:val="19"/>
-                <w:szCs w:val="19"/>
-              </w:rPr>
-              <w:t xml:space="preserve">Se încheie cu livrarea documentației</w:t>
-            </w:r>
-          </w:p>
-        </w:tc>
-        <w:tc>
-          <w:tcPr>
-            <w:tcW w:type="dxa" w:w="1250"/>
-            <w:tcBorders>
-              <w:top w:val="single" w:color="C9D3D9" w:sz="4"/>
-              <w:left w:val="single" w:color="C9D3D9" w:sz="4"/>
-              <w:bottom w:val="single" w:color="C9D3D9" w:sz="4"/>
-              <w:right w:val="single" w:color="C9D3D9" w:sz="4"/>
-            </w:tcBorders>
-            <w:shd w:fill="E3F2E8" w:color="auto" w:val="clear"/>
-            <w:tcMar>
-              <w:top w:type="dxa" w:w="70"/>
-              <w:left w:type="dxa" w:w="100"/>
-              <w:bottom w:type="dxa" w:w="70"/>
-              <w:right w:type="dxa" w:w="100"/>
-            </w:tcMar>
-          </w:tcPr>
-          <w:p>
-            <w:pPr>
-              <w:spacing w:after="60" w:before="0"/>
-            </w:pPr>
-            <w:r>
-              <w:rPr>
-                <w:rFonts w:ascii="Calibri" w:cs="Calibri" w:eastAsia="Calibri" w:hAnsi="Calibri"/>
-                <w:b/>
-                <w:bCs/>
-                <w:color w:val="1F7A4D"/>
-                <w:sz w:val="19"/>
-                <w:szCs w:val="19"/>
-              </w:rPr>
-              <w:t xml:space="preserve">Inclus</w:t>
-            </w:r>
-          </w:p>
-        </w:tc>
-        <w:tc>
-          <w:tcPr>
-            <w:tcW w:type="dxa" w:w="5688"/>
-            <w:tcBorders>
-              <w:top w:val="single" w:color="C9D3D9" w:sz="4"/>
-              <w:left w:val="single" w:color="C9D3D9" w:sz="4"/>
-              <w:bottom w:val="single" w:color="C9D3D9" w:sz="4"/>
-              <w:right w:val="single" w:color="C9D3D9" w:sz="4"/>
-            </w:tcBorders>
-            <w:tcMar>
-              <w:top w:type="dxa" w:w="70"/>
-              <w:left w:type="dxa" w:w="100"/>
-              <w:bottom w:type="dxa" w:w="70"/>
-              <w:right w:type="dxa" w:w="100"/>
-            </w:tcMar>
-          </w:tcPr>
-          <w:p>
-            <w:pPr>
-              <w:spacing w:after="60" w:before="0"/>
-            </w:pPr>
-            <w:r>
-              <w:rPr>
-                <w:rFonts w:ascii="Calibri" w:cs="Calibri" w:eastAsia="Calibri" w:hAnsi="Calibri"/>
-                <w:b/>
-                <w:bCs/>
-                <w:sz w:val="19"/>
-                <w:szCs w:val="19"/>
-              </w:rPr>
-              <w:t xml:space="preserve">Inclus în ofertă, dar trebuie fixate detaliile:</w:t>
-            </w:r>
-          </w:p>
-          <w:p>
-            <w:pPr>
-              <w:spacing w:after="60" w:before="0"/>
-            </w:pPr>
-            <w:r>
-              <w:rPr>
-                <w:rFonts w:ascii="Calibri" w:cs="Calibri" w:eastAsia="Calibri" w:hAnsi="Calibri"/>
-                <w:b/>
-                <w:bCs/>
-                <w:sz w:val="19"/>
-                <w:szCs w:val="19"/>
-              </w:rPr>
-              <w:t xml:space="preserve">Ce spune oferta: </w:t>
-            </w:r>
-            <w:r>
-              <w:rPr>
-                <w:rFonts w:ascii="Calibri" w:cs="Calibri" w:eastAsia="Calibri" w:hAnsi="Calibri"/>
-                <w:sz w:val="19"/>
-                <w:szCs w:val="19"/>
-              </w:rPr>
-              <w:t xml:space="preserve">Analiza (40h) e recomandată ca etapă scurtă, dar fără punct de decizie.</w:t>
-            </w:r>
-          </w:p>
-          <w:p>
-            <w:pPr>
-              <w:spacing w:after="60" w:before="0"/>
-            </w:pPr>
-            <w:r>
-              <w:rPr>
-                <w:rFonts w:ascii="Calibri" w:cs="Calibri" w:eastAsia="Calibri" w:hAnsi="Calibri"/>
-                <w:b/>
-                <w:bCs/>
-                <w:sz w:val="19"/>
-                <w:szCs w:val="19"/>
-              </w:rPr>
-              <w:t xml:space="preserve">Ce trebuie confirmat: </w:t>
-            </w:r>
-            <w:r>
-              <w:rPr>
-                <w:rFonts w:ascii="Calibri" w:cs="Calibri" w:eastAsia="Calibri" w:hAnsi="Calibri"/>
-                <w:sz w:val="19"/>
-                <w:szCs w:val="19"/>
-              </w:rPr>
-              <w:t xml:space="preserve">Dacă analiza arată efort mai mare, puteți renegocia sau opri proiectul fără penalități?</w:t>
             </w:r>
           </w:p>
         </w:tc>
@@ -1758,7 +1206,7 @@
                 <w:sz w:val="18"/>
                 <w:szCs w:val="18"/>
               </w:rPr>
-              <w:t xml:space="preserve">Activități</w:t>
+              <w:t xml:space="preserve">Livrabile</w:t>
             </w:r>
           </w:p>
         </w:tc>
@@ -1794,7 +1242,7 @@
                 <w:sz w:val="19"/>
                 <w:szCs w:val="19"/>
               </w:rPr>
-              <w:t xml:space="preserve">Design system, wireframes și mockup-uri, inclusiv mobil</w:t>
+              <w:t xml:space="preserve">Figma hi-res mobil + desktop: home, listare B2C și B2B, produs, checkout, dashboard B2B, pagina ofertă</w:t>
             </w:r>
           </w:p>
         </w:tc>
@@ -1807,28 +1255,28 @@
               <w:bottom w:val="single" w:color="C9D3D9" w:sz="4"/>
               <w:right w:val="single" w:color="C9D3D9" w:sz="4"/>
             </w:tcBorders>
-            <w:shd w:fill="E3F2E8" w:color="auto" w:val="clear"/>
-            <w:tcMar>
-              <w:top w:type="dxa" w:w="70"/>
-              <w:left w:type="dxa" w:w="100"/>
-              <w:bottom w:type="dxa" w:w="70"/>
-              <w:right w:type="dxa" w:w="100"/>
-            </w:tcMar>
-          </w:tcPr>
-          <w:p>
-            <w:pPr>
-              <w:spacing w:after="60" w:before="0"/>
-            </w:pPr>
-            <w:r>
-              <w:rPr>
-                <w:rFonts w:ascii="Calibri" w:cs="Calibri" w:eastAsia="Calibri" w:hAnsi="Calibri"/>
-                <w:b/>
-                <w:bCs/>
-                <w:color w:val="1F7A4D"/>
-                <w:sz w:val="19"/>
-                <w:szCs w:val="19"/>
-              </w:rPr>
-              <w:t xml:space="preserve">Inclus</w:t>
+            <w:shd w:fill="FFF1D1" w:color="auto" w:val="clear"/>
+            <w:tcMar>
+              <w:top w:type="dxa" w:w="70"/>
+              <w:left w:type="dxa" w:w="100"/>
+              <w:bottom w:type="dxa" w:w="70"/>
+              <w:right w:type="dxa" w:w="100"/>
+            </w:tcMar>
+          </w:tcPr>
+          <w:p>
+            <w:pPr>
+              <w:spacing w:after="60" w:before="0"/>
+            </w:pPr>
+            <w:r>
+              <w:rPr>
+                <w:rFonts w:ascii="Calibri" w:cs="Calibri" w:eastAsia="Calibri" w:hAnsi="Calibri"/>
+                <w:b/>
+                <w:bCs/>
+                <w:color w:val="9A5B00"/>
+                <w:sz w:val="19"/>
+                <w:szCs w:val="19"/>
+              </w:rPr>
+              <w:t xml:space="preserve">Ambiguu</w:t>
             </w:r>
           </w:p>
         </w:tc>
@@ -1860,341 +1308,7 @@
                 <w:sz w:val="19"/>
                 <w:szCs w:val="19"/>
               </w:rPr>
-              <w:t xml:space="preserve">Inclus în ofertă, dar trebuie fixate detaliile:</w:t>
-            </w:r>
-          </w:p>
-          <w:p>
-            <w:pPr>
-              <w:spacing w:after="60" w:before="0"/>
-            </w:pPr>
-            <w:r>
-              <w:rPr>
-                <w:rFonts w:ascii="Calibri" w:cs="Calibri" w:eastAsia="Calibri" w:hAnsi="Calibri"/>
-                <w:b/>
-                <w:bCs/>
-                <w:sz w:val="19"/>
-                <w:szCs w:val="19"/>
-              </w:rPr>
-              <w:t xml:space="preserve">Ce spune oferta: </w:t>
-            </w:r>
-            <w:r>
-              <w:rPr>
-                <w:rFonts w:ascii="Calibri" w:cs="Calibri" w:eastAsia="Calibri" w:hAnsi="Calibri"/>
-                <w:sz w:val="19"/>
-                <w:szCs w:val="19"/>
-              </w:rPr>
-              <w:t xml:space="preserve">50h de design.</w:t>
-            </w:r>
-          </w:p>
-          <w:p>
-            <w:pPr>
-              <w:spacing w:after="60" w:before="0"/>
-            </w:pPr>
-            <w:r>
-              <w:rPr>
-                <w:rFonts w:ascii="Calibri" w:cs="Calibri" w:eastAsia="Calibri" w:hAnsi="Calibri"/>
-                <w:b/>
-                <w:bCs/>
-                <w:sz w:val="19"/>
-                <w:szCs w:val="19"/>
-              </w:rPr>
-              <w:t xml:space="preserve">Ce trebuie confirmat: </w:t>
-            </w:r>
-            <w:r>
-              <w:rPr>
-                <w:rFonts w:ascii="Calibri" w:cs="Calibri" w:eastAsia="Calibri" w:hAnsi="Calibri"/>
-                <w:sz w:val="19"/>
-                <w:szCs w:val="19"/>
-              </w:rPr>
-              <w:t xml:space="preserve">Câte ecrane exact (My Account are multe sub-pagini, plus pagina publică de ofertă și devizul PDF)? Câte runde de revizii?</w:t>
-            </w:r>
-          </w:p>
-        </w:tc>
-      </w:tr>
-      <w:tr>
-        <w:tc>
-          <w:tcPr>
-            <w:tcW w:type="dxa" w:w="9638"/>
-            <w:gridSpan w:val="3"/>
-            <w:tcBorders>
-              <w:top w:val="single" w:color="C9D3D9" w:sz="4"/>
-              <w:left w:val="single" w:color="C9D3D9" w:sz="4"/>
-              <w:bottom w:val="single" w:color="C9D3D9" w:sz="4"/>
-              <w:right w:val="single" w:color="C9D3D9" w:sz="4"/>
-            </w:tcBorders>
-            <w:shd w:fill="EEF2F4" w:color="auto" w:val="clear"/>
-            <w:tcMar>
-              <w:top w:type="dxa" w:w="70"/>
-              <w:left w:type="dxa" w:w="100"/>
-              <w:bottom w:type="dxa" w:w="70"/>
-              <w:right w:type="dxa" w:w="100"/>
-            </w:tcMar>
-          </w:tcPr>
-          <w:p>
-            <w:pPr>
-              <w:spacing w:after="60" w:before="0"/>
-              <w:ind w:left="0"/>
-            </w:pPr>
-            <w:r>
-              <w:rPr>
-                <w:rFonts w:ascii="Calibri" w:cs="Calibri" w:eastAsia="Calibri" w:hAnsi="Calibri"/>
-                <w:b/>
-                <w:bCs/>
-                <w:color w:val="1F3A4D"/>
-                <w:sz w:val="18"/>
-                <w:szCs w:val="18"/>
-              </w:rPr>
-              <w:t xml:space="preserve">Livrabile</w:t>
-            </w:r>
-          </w:p>
-        </w:tc>
-      </w:tr>
-      <w:tr>
-        <w:trPr>
-          <w:cantSplit/>
-        </w:trPr>
-        <w:tc>
-          <w:tcPr>
-            <w:tcW w:type="dxa" w:w="2700"/>
-            <w:tcBorders>
-              <w:top w:val="single" w:color="C9D3D9" w:sz="4"/>
-              <w:left w:val="single" w:color="C9D3D9" w:sz="4"/>
-              <w:bottom w:val="single" w:color="C9D3D9" w:sz="4"/>
-              <w:right w:val="single" w:color="C9D3D9" w:sz="4"/>
-            </w:tcBorders>
-            <w:tcMar>
-              <w:top w:type="dxa" w:w="70"/>
-              <w:left w:type="dxa" w:w="100"/>
-              <w:bottom w:type="dxa" w:w="70"/>
-              <w:right w:type="dxa" w:w="100"/>
-            </w:tcMar>
-          </w:tcPr>
-          <w:p>
-            <w:pPr>
-              <w:spacing w:after="60" w:before="0"/>
-              <w:ind w:left="200"/>
-            </w:pPr>
-            <w:r>
-              <w:rPr>
-                <w:rFonts w:ascii="Calibri" w:cs="Calibri" w:eastAsia="Calibri" w:hAnsi="Calibri"/>
-                <w:sz w:val="19"/>
-                <w:szCs w:val="19"/>
-              </w:rPr>
-              <w:t xml:space="preserve">Figma hi-res mobil + desktop: home, listare B2C și B2B, produs, checkout, dashboard B2B, pagina ofertă</w:t>
-            </w:r>
-          </w:p>
-        </w:tc>
-        <w:tc>
-          <w:tcPr>
-            <w:tcW w:type="dxa" w:w="1250"/>
-            <w:tcBorders>
-              <w:top w:val="single" w:color="C9D3D9" w:sz="4"/>
-              <w:left w:val="single" w:color="C9D3D9" w:sz="4"/>
-              <w:bottom w:val="single" w:color="C9D3D9" w:sz="4"/>
-              <w:right w:val="single" w:color="C9D3D9" w:sz="4"/>
-            </w:tcBorders>
-            <w:shd w:fill="FFF1D1" w:color="auto" w:val="clear"/>
-            <w:tcMar>
-              <w:top w:type="dxa" w:w="70"/>
-              <w:left w:type="dxa" w:w="100"/>
-              <w:bottom w:type="dxa" w:w="70"/>
-              <w:right w:type="dxa" w:w="100"/>
-            </w:tcMar>
-          </w:tcPr>
-          <w:p>
-            <w:pPr>
-              <w:spacing w:after="60" w:before="0"/>
-            </w:pPr>
-            <w:r>
-              <w:rPr>
-                <w:rFonts w:ascii="Calibri" w:cs="Calibri" w:eastAsia="Calibri" w:hAnsi="Calibri"/>
-                <w:b/>
-                <w:bCs/>
-                <w:color w:val="9A5B00"/>
-                <w:sz w:val="19"/>
-                <w:szCs w:val="19"/>
-              </w:rPr>
-              <w:t xml:space="preserve">Ambiguu</w:t>
-            </w:r>
-          </w:p>
-        </w:tc>
-        <w:tc>
-          <w:tcPr>
-            <w:tcW w:type="dxa" w:w="5688"/>
-            <w:tcBorders>
-              <w:top w:val="single" w:color="C9D3D9" w:sz="4"/>
-              <w:left w:val="single" w:color="C9D3D9" w:sz="4"/>
-              <w:bottom w:val="single" w:color="C9D3D9" w:sz="4"/>
-              <w:right w:val="single" w:color="C9D3D9" w:sz="4"/>
-            </w:tcBorders>
-            <w:tcMar>
-              <w:top w:type="dxa" w:w="70"/>
-              <w:left w:type="dxa" w:w="100"/>
-              <w:bottom w:type="dxa" w:w="70"/>
-              <w:right w:type="dxa" w:w="100"/>
-            </w:tcMar>
-          </w:tcPr>
-          <w:p>
-            <w:pPr>
-              <w:spacing w:after="60" w:before="0"/>
-            </w:pPr>
-            <w:r>
-              <w:rPr>
-                <w:rFonts w:ascii="Calibri" w:cs="Calibri" w:eastAsia="Calibri" w:hAnsi="Calibri"/>
-                <w:b/>
-                <w:bCs/>
-                <w:sz w:val="19"/>
-                <w:szCs w:val="19"/>
-              </w:rPr>
               <w:t xml:space="preserve">Ofertă neclară:</w:t>
-            </w:r>
-          </w:p>
-          <w:p>
-            <w:pPr>
-              <w:spacing w:after="60" w:before="0"/>
-            </w:pPr>
-            <w:r>
-              <w:rPr>
-                <w:rFonts w:ascii="Calibri" w:cs="Calibri" w:eastAsia="Calibri" w:hAnsi="Calibri"/>
-                <w:b/>
-                <w:bCs/>
-                <w:sz w:val="19"/>
-                <w:szCs w:val="19"/>
-              </w:rPr>
-              <w:t xml:space="preserve">Ce spune oferta: </w:t>
-            </w:r>
-            <w:r>
-              <w:rPr>
-                <w:rFonts w:ascii="Calibri" w:cs="Calibri" w:eastAsia="Calibri" w:hAnsi="Calibri"/>
-                <w:sz w:val="19"/>
-                <w:szCs w:val="19"/>
-              </w:rPr>
-              <w:t xml:space="preserve">50h de design.</w:t>
-            </w:r>
-          </w:p>
-          <w:p>
-            <w:pPr>
-              <w:spacing w:after="60" w:before="0"/>
-            </w:pPr>
-            <w:r>
-              <w:rPr>
-                <w:rFonts w:ascii="Calibri" w:cs="Calibri" w:eastAsia="Calibri" w:hAnsi="Calibri"/>
-                <w:b/>
-                <w:bCs/>
-                <w:sz w:val="19"/>
-                <w:szCs w:val="19"/>
-              </w:rPr>
-              <w:t xml:space="preserve">Ce trebuie confirmat: </w:t>
-            </w:r>
-            <w:r>
-              <w:rPr>
-                <w:rFonts w:ascii="Calibri" w:cs="Calibri" w:eastAsia="Calibri" w:hAnsi="Calibri"/>
-                <w:sz w:val="19"/>
-                <w:szCs w:val="19"/>
-              </w:rPr>
-              <w:t xml:space="preserve">Câte ecrane exact (My Account are multe sub-pagini, plus pagina publică de ofertă și devizul PDF)? Câte runde de revizii?</w:t>
-            </w:r>
-          </w:p>
-        </w:tc>
-      </w:tr>
-      <w:tr>
-        <w:trPr>
-          <w:cantSplit/>
-        </w:trPr>
-        <w:tc>
-          <w:tcPr>
-            <w:tcW w:type="dxa" w:w="2700"/>
-            <w:tcBorders>
-              <w:top w:val="single" w:color="C9D3D9" w:sz="4"/>
-              <w:left w:val="single" w:color="C9D3D9" w:sz="4"/>
-              <w:bottom w:val="single" w:color="C9D3D9" w:sz="4"/>
-              <w:right w:val="single" w:color="C9D3D9" w:sz="4"/>
-            </w:tcBorders>
-            <w:tcMar>
-              <w:top w:type="dxa" w:w="70"/>
-              <w:left w:type="dxa" w:w="100"/>
-              <w:bottom w:type="dxa" w:w="70"/>
-              <w:right w:type="dxa" w:w="100"/>
-            </w:tcMar>
-          </w:tcPr>
-          <w:p>
-            <w:pPr>
-              <w:spacing w:after="60" w:before="0"/>
-              <w:ind w:left="0"/>
-            </w:pPr>
-            <w:r>
-              <w:rPr>
-                <w:rFonts w:ascii="Calibri" w:cs="Calibri" w:eastAsia="Calibri" w:hAnsi="Calibri"/>
-                <w:sz w:val="19"/>
-                <w:szCs w:val="19"/>
-              </w:rPr>
-              <w:t xml:space="preserve">Se încheie cu aprobarea design-ului</w:t>
-            </w:r>
-          </w:p>
-        </w:tc>
-        <w:tc>
-          <w:tcPr>
-            <w:tcW w:type="dxa" w:w="1250"/>
-            <w:tcBorders>
-              <w:top w:val="single" w:color="C9D3D9" w:sz="4"/>
-              <w:left w:val="single" w:color="C9D3D9" w:sz="4"/>
-              <w:bottom w:val="single" w:color="C9D3D9" w:sz="4"/>
-              <w:right w:val="single" w:color="C9D3D9" w:sz="4"/>
-            </w:tcBorders>
-            <w:shd w:fill="E3F2E8" w:color="auto" w:val="clear"/>
-            <w:tcMar>
-              <w:top w:type="dxa" w:w="70"/>
-              <w:left w:type="dxa" w:w="100"/>
-              <w:bottom w:type="dxa" w:w="70"/>
-              <w:right w:type="dxa" w:w="100"/>
-            </w:tcMar>
-          </w:tcPr>
-          <w:p>
-            <w:pPr>
-              <w:spacing w:after="60" w:before="0"/>
-            </w:pPr>
-            <w:r>
-              <w:rPr>
-                <w:rFonts w:ascii="Calibri" w:cs="Calibri" w:eastAsia="Calibri" w:hAnsi="Calibri"/>
-                <w:b/>
-                <w:bCs/>
-                <w:color w:val="1F7A4D"/>
-                <w:sz w:val="19"/>
-                <w:szCs w:val="19"/>
-              </w:rPr>
-              <w:t xml:space="preserve">Inclus</w:t>
-            </w:r>
-          </w:p>
-        </w:tc>
-        <w:tc>
-          <w:tcPr>
-            <w:tcW w:type="dxa" w:w="5688"/>
-            <w:tcBorders>
-              <w:top w:val="single" w:color="C9D3D9" w:sz="4"/>
-              <w:left w:val="single" w:color="C9D3D9" w:sz="4"/>
-              <w:bottom w:val="single" w:color="C9D3D9" w:sz="4"/>
-              <w:right w:val="single" w:color="C9D3D9" w:sz="4"/>
-            </w:tcBorders>
-            <w:tcMar>
-              <w:top w:type="dxa" w:w="70"/>
-              <w:left w:type="dxa" w:w="100"/>
-              <w:bottom w:type="dxa" w:w="70"/>
-              <w:right w:type="dxa" w:w="100"/>
-            </w:tcMar>
-          </w:tcPr>
-          <w:p>
-            <w:pPr>
-              <w:spacing w:after="60" w:before="0"/>
-            </w:pPr>
-            <w:r>
-              <w:rPr>
-                <w:rFonts w:ascii="Calibri" w:cs="Calibri" w:eastAsia="Calibri" w:hAnsi="Calibri"/>
-                <w:b/>
-                <w:bCs/>
-                <w:sz w:val="19"/>
-                <w:szCs w:val="19"/>
-              </w:rPr>
-              <w:t xml:space="preserve">Inclus în ofertă, dar trebuie fixate detaliile:</w:t>
             </w:r>
           </w:p>
           <w:p>
@@ -2433,282 +1547,6 @@
         </w:tc>
       </w:tr>
       <w:tr>
-        <w:tc>
-          <w:tcPr>
-            <w:tcW w:type="dxa" w:w="9638"/>
-            <w:gridSpan w:val="3"/>
-            <w:tcBorders>
-              <w:top w:val="single" w:color="C9D3D9" w:sz="4"/>
-              <w:left w:val="single" w:color="C9D3D9" w:sz="4"/>
-              <w:bottom w:val="single" w:color="C9D3D9" w:sz="4"/>
-              <w:right w:val="single" w:color="C9D3D9" w:sz="4"/>
-            </w:tcBorders>
-            <w:shd w:fill="EEF2F4" w:color="auto" w:val="clear"/>
-            <w:tcMar>
-              <w:top w:type="dxa" w:w="70"/>
-              <w:left w:type="dxa" w:w="100"/>
-              <w:bottom w:type="dxa" w:w="70"/>
-              <w:right w:type="dxa" w:w="100"/>
-            </w:tcMar>
-          </w:tcPr>
-          <w:p>
-            <w:pPr>
-              <w:spacing w:after="60" w:before="0"/>
-              <w:ind w:left="0"/>
-            </w:pPr>
-            <w:r>
-              <w:rPr>
-                <w:rFonts w:ascii="Calibri" w:cs="Calibri" w:eastAsia="Calibri" w:hAnsi="Calibri"/>
-                <w:b/>
-                <w:bCs/>
-                <w:color w:val="1F3A4D"/>
-                <w:sz w:val="18"/>
-                <w:szCs w:val="18"/>
-              </w:rPr>
-              <w:t xml:space="preserve">Activități</w:t>
-            </w:r>
-          </w:p>
-        </w:tc>
-      </w:tr>
-      <w:tr>
-        <w:trPr>
-          <w:cantSplit/>
-        </w:trPr>
-        <w:tc>
-          <w:tcPr>
-            <w:tcW w:type="dxa" w:w="2700"/>
-            <w:tcBorders>
-              <w:top w:val="single" w:color="C9D3D9" w:sz="4"/>
-              <w:left w:val="single" w:color="C9D3D9" w:sz="4"/>
-              <w:bottom w:val="single" w:color="C9D3D9" w:sz="4"/>
-              <w:right w:val="single" w:color="C9D3D9" w:sz="4"/>
-            </w:tcBorders>
-            <w:tcMar>
-              <w:top w:type="dxa" w:w="70"/>
-              <w:left w:type="dxa" w:w="100"/>
-              <w:bottom w:type="dxa" w:w="70"/>
-              <w:right w:type="dxa" w:w="100"/>
-            </w:tcMar>
-          </w:tcPr>
-          <w:p>
-            <w:pPr>
-              <w:spacing w:after="60" w:before="0"/>
-              <w:ind w:left="200"/>
-            </w:pPr>
-            <w:r>
-              <w:rPr>
-                <w:rFonts w:ascii="Calibri" w:cs="Calibri" w:eastAsia="Calibri" w:hAnsi="Calibri"/>
-                <w:sz w:val="19"/>
-                <w:szCs w:val="19"/>
-              </w:rPr>
-              <w:t xml:space="preserve">Implementare temă Hyvä conform design-ului aprobat</w:t>
-            </w:r>
-          </w:p>
-        </w:tc>
-        <w:tc>
-          <w:tcPr>
-            <w:tcW w:type="dxa" w:w="1250"/>
-            <w:tcBorders>
-              <w:top w:val="single" w:color="C9D3D9" w:sz="4"/>
-              <w:left w:val="single" w:color="C9D3D9" w:sz="4"/>
-              <w:bottom w:val="single" w:color="C9D3D9" w:sz="4"/>
-              <w:right w:val="single" w:color="C9D3D9" w:sz="4"/>
-            </w:tcBorders>
-            <w:shd w:fill="E3F2E8" w:color="auto" w:val="clear"/>
-            <w:tcMar>
-              <w:top w:type="dxa" w:w="70"/>
-              <w:left w:type="dxa" w:w="100"/>
-              <w:bottom w:type="dxa" w:w="70"/>
-              <w:right w:type="dxa" w:w="100"/>
-            </w:tcMar>
-          </w:tcPr>
-          <w:p>
-            <w:pPr>
-              <w:spacing w:after="60" w:before="0"/>
-            </w:pPr>
-            <w:r>
-              <w:rPr>
-                <w:rFonts w:ascii="Calibri" w:cs="Calibri" w:eastAsia="Calibri" w:hAnsi="Calibri"/>
-                <w:b/>
-                <w:bCs/>
-                <w:color w:val="1F7A4D"/>
-                <w:sz w:val="19"/>
-                <w:szCs w:val="19"/>
-              </w:rPr>
-              <w:t xml:space="preserve">Inclus</w:t>
-            </w:r>
-          </w:p>
-        </w:tc>
-        <w:tc>
-          <w:tcPr>
-            <w:tcW w:type="dxa" w:w="5688"/>
-            <w:tcBorders>
-              <w:top w:val="single" w:color="C9D3D9" w:sz="4"/>
-              <w:left w:val="single" w:color="C9D3D9" w:sz="4"/>
-              <w:bottom w:val="single" w:color="C9D3D9" w:sz="4"/>
-              <w:right w:val="single" w:color="C9D3D9" w:sz="4"/>
-            </w:tcBorders>
-            <w:tcMar>
-              <w:top w:type="dxa" w:w="70"/>
-              <w:left w:type="dxa" w:w="100"/>
-              <w:bottom w:type="dxa" w:w="70"/>
-              <w:right w:type="dxa" w:w="100"/>
-            </w:tcMar>
-          </w:tcPr>
-          <w:p>
-            <w:pPr>
-              <w:spacing w:after="60" w:before="0"/>
-            </w:pPr>
-            <w:r>
-              <w:rPr>
-                <w:rFonts w:ascii="Calibri" w:cs="Calibri" w:eastAsia="Calibri" w:hAnsi="Calibri"/>
-                <w:sz w:val="19"/>
-                <w:szCs w:val="19"/>
-              </w:rPr>
-              <w:t xml:space="preserve">Inclus în ofertă (M3). Nimic de clarificat.</w:t>
-            </w:r>
-          </w:p>
-        </w:tc>
-      </w:tr>
-      <w:tr>
-        <w:tc>
-          <w:tcPr>
-            <w:tcW w:type="dxa" w:w="9638"/>
-            <w:gridSpan w:val="3"/>
-            <w:tcBorders>
-              <w:top w:val="single" w:color="C9D3D9" w:sz="4"/>
-              <w:left w:val="single" w:color="C9D3D9" w:sz="4"/>
-              <w:bottom w:val="single" w:color="C9D3D9" w:sz="4"/>
-              <w:right w:val="single" w:color="C9D3D9" w:sz="4"/>
-            </w:tcBorders>
-            <w:shd w:fill="EEF2F4" w:color="auto" w:val="clear"/>
-            <w:tcMar>
-              <w:top w:type="dxa" w:w="70"/>
-              <w:left w:type="dxa" w:w="100"/>
-              <w:bottom w:type="dxa" w:w="70"/>
-              <w:right w:type="dxa" w:w="100"/>
-            </w:tcMar>
-          </w:tcPr>
-          <w:p>
-            <w:pPr>
-              <w:spacing w:after="60" w:before="0"/>
-              <w:ind w:left="0"/>
-            </w:pPr>
-            <w:r>
-              <w:rPr>
-                <w:rFonts w:ascii="Calibri" w:cs="Calibri" w:eastAsia="Calibri" w:hAnsi="Calibri"/>
-                <w:b/>
-                <w:bCs/>
-                <w:color w:val="1F3A4D"/>
-                <w:sz w:val="18"/>
-                <w:szCs w:val="18"/>
-              </w:rPr>
-              <w:t xml:space="preserve">Livrabile</w:t>
-            </w:r>
-          </w:p>
-        </w:tc>
-      </w:tr>
-      <w:tr>
-        <w:trPr>
-          <w:cantSplit/>
-        </w:trPr>
-        <w:tc>
-          <w:tcPr>
-            <w:tcW w:type="dxa" w:w="2700"/>
-            <w:tcBorders>
-              <w:top w:val="single" w:color="C9D3D9" w:sz="4"/>
-              <w:left w:val="single" w:color="C9D3D9" w:sz="4"/>
-              <w:bottom w:val="single" w:color="C9D3D9" w:sz="4"/>
-              <w:right w:val="single" w:color="C9D3D9" w:sz="4"/>
-            </w:tcBorders>
-            <w:tcMar>
-              <w:top w:type="dxa" w:w="70"/>
-              <w:left w:type="dxa" w:w="100"/>
-              <w:bottom w:type="dxa" w:w="70"/>
-              <w:right w:type="dxa" w:w="100"/>
-            </w:tcMar>
-          </w:tcPr>
-          <w:p>
-            <w:pPr>
-              <w:spacing w:after="60" w:before="0"/>
-              <w:ind w:left="200"/>
-            </w:pPr>
-            <w:r>
-              <w:rPr>
-                <w:rFonts w:ascii="Calibri" w:cs="Calibri" w:eastAsia="Calibri" w:hAnsi="Calibri"/>
-                <w:sz w:val="19"/>
-                <w:szCs w:val="19"/>
-              </w:rPr>
-              <w:t xml:space="preserve">Site demo pe serverul de test Roweb</w:t>
-            </w:r>
-          </w:p>
-        </w:tc>
-        <w:tc>
-          <w:tcPr>
-            <w:tcW w:type="dxa" w:w="1250"/>
-            <w:tcBorders>
-              <w:top w:val="single" w:color="C9D3D9" w:sz="4"/>
-              <w:left w:val="single" w:color="C9D3D9" w:sz="4"/>
-              <w:bottom w:val="single" w:color="C9D3D9" w:sz="4"/>
-              <w:right w:val="single" w:color="C9D3D9" w:sz="4"/>
-            </w:tcBorders>
-            <w:shd w:fill="E3F2E8" w:color="auto" w:val="clear"/>
-            <w:tcMar>
-              <w:top w:type="dxa" w:w="70"/>
-              <w:left w:type="dxa" w:w="100"/>
-              <w:bottom w:type="dxa" w:w="70"/>
-              <w:right w:type="dxa" w:w="100"/>
-            </w:tcMar>
-          </w:tcPr>
-          <w:p>
-            <w:pPr>
-              <w:spacing w:after="60" w:before="0"/>
-            </w:pPr>
-            <w:r>
-              <w:rPr>
-                <w:rFonts w:ascii="Calibri" w:cs="Calibri" w:eastAsia="Calibri" w:hAnsi="Calibri"/>
-                <w:b/>
-                <w:bCs/>
-                <w:color w:val="1F7A4D"/>
-                <w:sz w:val="19"/>
-                <w:szCs w:val="19"/>
-              </w:rPr>
-              <w:t xml:space="preserve">Inclus</w:t>
-            </w:r>
-          </w:p>
-        </w:tc>
-        <w:tc>
-          <w:tcPr>
-            <w:tcW w:type="dxa" w:w="5688"/>
-            <w:tcBorders>
-              <w:top w:val="single" w:color="C9D3D9" w:sz="4"/>
-              <w:left w:val="single" w:color="C9D3D9" w:sz="4"/>
-              <w:bottom w:val="single" w:color="C9D3D9" w:sz="4"/>
-              <w:right w:val="single" w:color="C9D3D9" w:sz="4"/>
-            </w:tcBorders>
-            <w:tcMar>
-              <w:top w:type="dxa" w:w="70"/>
-              <w:left w:type="dxa" w:w="100"/>
-              <w:bottom w:type="dxa" w:w="70"/>
-              <w:right w:type="dxa" w:w="100"/>
-            </w:tcMar>
-          </w:tcPr>
-          <w:p>
-            <w:pPr>
-              <w:spacing w:after="60" w:before="0"/>
-            </w:pPr>
-            <w:r>
-              <w:rPr>
-                <w:rFonts w:ascii="Calibri" w:cs="Calibri" w:eastAsia="Calibri" w:hAnsi="Calibri"/>
-                <w:sz w:val="19"/>
-                <w:szCs w:val="19"/>
-              </w:rPr>
-              <w:t xml:space="preserve">Inclus în ofertă (M4). Nimic de clarificat.</w:t>
-            </w:r>
-          </w:p>
-        </w:tc>
-      </w:tr>
-      <w:tr>
         <w:trPr>
           <w:cantSplit/>
         </w:trPr>
@@ -3092,7 +1930,83 @@
                 <w:sz w:val="18"/>
                 <w:szCs w:val="18"/>
               </w:rPr>
-              <w:t xml:space="preserve">Activități</w:t>
+              <w:t xml:space="preserve">Livrabile</w:t>
+            </w:r>
+          </w:p>
+        </w:tc>
+      </w:tr>
+      <w:tr>
+        <w:tc>
+          <w:tcPr>
+            <w:tcW w:type="dxa" w:w="9638"/>
+            <w:gridSpan w:val="3"/>
+            <w:tcBorders>
+              <w:top w:val="single" w:color="C9D3D9" w:sz="4"/>
+              <w:left w:val="single" w:color="C9D3D9" w:sz="4"/>
+              <w:bottom w:val="single" w:color="C9D3D9" w:sz="4"/>
+              <w:right w:val="single" w:color="C9D3D9" w:sz="4"/>
+            </w:tcBorders>
+            <w:shd w:fill="EEF2F4" w:color="auto" w:val="clear"/>
+            <w:tcMar>
+              <w:top w:type="dxa" w:w="70"/>
+              <w:left w:type="dxa" w:w="100"/>
+              <w:bottom w:type="dxa" w:w="70"/>
+              <w:right w:type="dxa" w:w="100"/>
+            </w:tcMar>
+          </w:tcPr>
+          <w:p>
+            <w:pPr>
+              <w:spacing w:after="60" w:before="0"/>
+              <w:ind w:left="200"/>
+            </w:pPr>
+            <w:r>
+              <w:rPr>
+                <w:rFonts w:ascii="Calibri" w:cs="Calibri" w:eastAsia="Calibri" w:hAnsi="Calibri"/>
+                <w:b/>
+                <w:bCs/>
+                <w:color w:val="1F3A4D"/>
+                <w:sz w:val="18"/>
+                <w:szCs w:val="18"/>
+              </w:rPr>
+              <w:t xml:space="preserve">B2B</w:t>
+            </w:r>
+          </w:p>
+        </w:tc>
+      </w:tr>
+      <w:tr>
+        <w:tc>
+          <w:tcPr>
+            <w:tcW w:type="dxa" w:w="9638"/>
+            <w:gridSpan w:val="3"/>
+            <w:tcBorders>
+              <w:top w:val="single" w:color="C9D3D9" w:sz="4"/>
+              <w:left w:val="single" w:color="C9D3D9" w:sz="4"/>
+              <w:bottom w:val="single" w:color="C9D3D9" w:sz="4"/>
+              <w:right w:val="single" w:color="C9D3D9" w:sz="4"/>
+            </w:tcBorders>
+            <w:shd w:fill="EEF2F4" w:color="auto" w:val="clear"/>
+            <w:tcMar>
+              <w:top w:type="dxa" w:w="70"/>
+              <w:left w:type="dxa" w:w="100"/>
+              <w:bottom w:type="dxa" w:w="70"/>
+              <w:right w:type="dxa" w:w="100"/>
+            </w:tcMar>
+          </w:tcPr>
+          <w:p>
+            <w:pPr>
+              <w:spacing w:after="60" w:before="0"/>
+              <w:ind w:left="400"/>
+            </w:pPr>
+            <w:r>
+              <w:rPr>
+                <w:rFonts w:ascii="Calibri" w:cs="Calibri" w:eastAsia="Calibri" w:hAnsi="Calibri"/>
+                <w:b/>
+                <w:bCs/>
+                <w:color w:val="1F3A4D"/>
+                <w:sz w:val="18"/>
+                <w:szCs w:val="18"/>
+              </w:rPr>
+              <w:t xml:space="preserve">Client</w:t>
             </w:r>
           </w:p>
         </w:tc>
@@ -3120,15 +2034,15 @@
           <w:p>
             <w:pPr>
               <w:spacing w:after="60" w:before="0"/>
-              <w:ind w:left="200"/>
-            </w:pPr>
-            <w:r>
-              <w:rPr>
-                <w:rFonts w:ascii="Calibri" w:cs="Calibri" w:eastAsia="Calibri" w:hAnsi="Calibri"/>
-                <w:sz w:val="19"/>
-                <w:szCs w:val="19"/>
-              </w:rPr>
-              <w:t xml:space="preserve">Instalare și configurare suită de module B2B Roweb</w:t>
+              <w:ind w:left="600"/>
+            </w:pPr>
+            <w:r>
+              <w:rPr>
+                <w:rFonts w:ascii="Calibri" w:cs="Calibri" w:eastAsia="Calibri" w:hAnsi="Calibri"/>
+                <w:sz w:val="19"/>
+                <w:szCs w:val="19"/>
+              </w:rPr>
+              <w:t xml:space="preserve">Autentificare</w:t>
             </w:r>
           </w:p>
         </w:tc>
@@ -3141,28 +2055,28 @@
               <w:bottom w:val="single" w:color="C9D3D9" w:sz="4"/>
               <w:right w:val="single" w:color="C9D3D9" w:sz="4"/>
             </w:tcBorders>
-            <w:shd w:fill="E3F2E8" w:color="auto" w:val="clear"/>
-            <w:tcMar>
-              <w:top w:type="dxa" w:w="70"/>
-              <w:left w:type="dxa" w:w="100"/>
-              <w:bottom w:type="dxa" w:w="70"/>
-              <w:right w:type="dxa" w:w="100"/>
-            </w:tcMar>
-          </w:tcPr>
-          <w:p>
-            <w:pPr>
-              <w:spacing w:after="60" w:before="0"/>
-            </w:pPr>
-            <w:r>
-              <w:rPr>
-                <w:rFonts w:ascii="Calibri" w:cs="Calibri" w:eastAsia="Calibri" w:hAnsi="Calibri"/>
-                <w:b/>
-                <w:bCs/>
-                <w:color w:val="1F7A4D"/>
-                <w:sz w:val="19"/>
-                <w:szCs w:val="19"/>
-              </w:rPr>
-              <w:t xml:space="preserve">Inclus</w:t>
+            <w:shd w:fill="FFF1D1" w:color="auto" w:val="clear"/>
+            <w:tcMar>
+              <w:top w:type="dxa" w:w="70"/>
+              <w:left w:type="dxa" w:w="100"/>
+              <w:bottom w:type="dxa" w:w="70"/>
+              <w:right w:type="dxa" w:w="100"/>
+            </w:tcMar>
+          </w:tcPr>
+          <w:p>
+            <w:pPr>
+              <w:spacing w:after="60" w:before="0"/>
+            </w:pPr>
+            <w:r>
+              <w:rPr>
+                <w:rFonts w:ascii="Calibri" w:cs="Calibri" w:eastAsia="Calibri" w:hAnsi="Calibri"/>
+                <w:b/>
+                <w:bCs/>
+                <w:color w:val="9A5B00"/>
+                <w:sz w:val="19"/>
+                <w:szCs w:val="19"/>
+              </w:rPr>
+              <w:t xml:space="preserve">Ambiguu</w:t>
             </w:r>
           </w:p>
         </w:tc>
@@ -3194,7 +2108,7 @@
                 <w:sz w:val="19"/>
                 <w:szCs w:val="19"/>
               </w:rPr>
-              <w:t xml:space="preserve">Inclus în ofertă (licență), dar trebuie fixate detaliile:</w:t>
+              <w:t xml:space="preserve">Ofertă neclară:</w:t>
             </w:r>
           </w:p>
           <w:p>
@@ -3217,7 +2131,7 @@
                 <w:sz w:val="19"/>
                 <w:szCs w:val="19"/>
               </w:rPr>
-              <w:t xml:space="preserve">Nu le numește. Probabil fac parte din suita B2B Roweb, dar lista funcțiilor suitei nu e atașată.</w:t>
+              <w:t xml:space="preserve">Niciuna nu e menționată. La „de clarificat”: se portează autentificarea din B2C „sau se alege o alternativă la cerere”, deci cost separat.</w:t>
             </w:r>
           </w:p>
           <w:p>
@@ -3240,7 +2154,7 @@
                 <w:sz w:val="19"/>
                 <w:szCs w:val="19"/>
               </w:rPr>
-              <w:t xml:space="preserve">Cereți lista completă a funcționalităților suitei, ca anexă la licența de 10.000 €.</w:t>
+              <w:t xml:space="preserve">Cât costă login-ul cu Google și 2FA prin WhatsApp? WhatsApp Business API are cost per mesaj și cere șabloane aprobate de Meta.</w:t>
             </w:r>
           </w:p>
         </w:tc>
@@ -3267,7 +2181,7 @@
           <w:p>
             <w:pPr>
               <w:spacing w:after="60" w:before="0"/>
-              <w:ind w:left="0"/>
+              <w:ind w:left="600"/>
             </w:pPr>
             <w:r>
               <w:rPr>
@@ -3278,45 +2192,7 @@
                 <w:sz w:val="18"/>
                 <w:szCs w:val="18"/>
               </w:rPr>
-              <w:t xml:space="preserve">Livrabile</w:t>
-            </w:r>
-          </w:p>
-        </w:tc>
-      </w:tr>
-      <w:tr>
-        <w:tc>
-          <w:tcPr>
-            <w:tcW w:type="dxa" w:w="9638"/>
-            <w:gridSpan w:val="3"/>
-            <w:tcBorders>
-              <w:top w:val="single" w:color="C9D3D9" w:sz="4"/>
-              <w:left w:val="single" w:color="C9D3D9" w:sz="4"/>
-              <w:bottom w:val="single" w:color="C9D3D9" w:sz="4"/>
-              <w:right w:val="single" w:color="C9D3D9" w:sz="4"/>
-            </w:tcBorders>
-            <w:shd w:fill="EEF2F4" w:color="auto" w:val="clear"/>
-            <w:tcMar>
-              <w:top w:type="dxa" w:w="70"/>
-              <w:left w:type="dxa" w:w="100"/>
-              <w:bottom w:type="dxa" w:w="70"/>
-              <w:right w:type="dxa" w:w="100"/>
-            </w:tcMar>
-          </w:tcPr>
-          <w:p>
-            <w:pPr>
-              <w:spacing w:after="60" w:before="0"/>
-              <w:ind w:left="200"/>
-            </w:pPr>
-            <w:r>
-              <w:rPr>
-                <w:rFonts w:ascii="Calibri" w:cs="Calibri" w:eastAsia="Calibri" w:hAnsi="Calibri"/>
-                <w:b/>
-                <w:bCs/>
-                <w:color w:val="1F3A4D"/>
-                <w:sz w:val="18"/>
-                <w:szCs w:val="18"/>
-              </w:rPr>
-              <w:t xml:space="preserve">Generale</w:t>
+              <w:t xml:space="preserve">Management companie</w:t>
             </w:r>
           </w:p>
         </w:tc>
@@ -3344,15 +2220,15 @@
           <w:p>
             <w:pPr>
               <w:spacing w:after="60" w:before="0"/>
-              <w:ind w:left="400"/>
-            </w:pPr>
-            <w:r>
-              <w:rPr>
-                <w:rFonts w:ascii="Calibri" w:cs="Calibri" w:eastAsia="Calibri" w:hAnsi="Calibri"/>
-                <w:sz w:val="19"/>
-                <w:szCs w:val="19"/>
-              </w:rPr>
-              <w:t xml:space="preserve">Separare logică B2C / B2B</w:t>
+              <w:ind w:left="800"/>
+            </w:pPr>
+            <w:r>
+              <w:rPr>
+                <w:rFonts w:ascii="Calibri" w:cs="Calibri" w:eastAsia="Calibri" w:hAnsi="Calibri"/>
+                <w:sz w:val="19"/>
+                <w:szCs w:val="19"/>
+              </w:rPr>
+              <w:t xml:space="preserve">Conturi utilizator și permisiuni</w:t>
             </w:r>
           </w:p>
         </w:tc>
@@ -3365,28 +2241,28 @@
               <w:bottom w:val="single" w:color="C9D3D9" w:sz="4"/>
               <w:right w:val="single" w:color="C9D3D9" w:sz="4"/>
             </w:tcBorders>
-            <w:shd w:fill="E3F2E8" w:color="auto" w:val="clear"/>
-            <w:tcMar>
-              <w:top w:type="dxa" w:w="70"/>
-              <w:left w:type="dxa" w:w="100"/>
-              <w:bottom w:type="dxa" w:w="70"/>
-              <w:right w:type="dxa" w:w="100"/>
-            </w:tcMar>
-          </w:tcPr>
-          <w:p>
-            <w:pPr>
-              <w:spacing w:after="60" w:before="0"/>
-            </w:pPr>
-            <w:r>
-              <w:rPr>
-                <w:rFonts w:ascii="Calibri" w:cs="Calibri" w:eastAsia="Calibri" w:hAnsi="Calibri"/>
-                <w:b/>
-                <w:bCs/>
-                <w:color w:val="1F7A4D"/>
-                <w:sz w:val="19"/>
-                <w:szCs w:val="19"/>
-              </w:rPr>
-              <w:t xml:space="preserve">Inclus</w:t>
+            <w:shd w:fill="FBE3E1" w:color="auto" w:val="clear"/>
+            <w:tcMar>
+              <w:top w:type="dxa" w:w="70"/>
+              <w:left w:type="dxa" w:w="100"/>
+              <w:bottom w:type="dxa" w:w="70"/>
+              <w:right w:type="dxa" w:w="100"/>
+            </w:tcMar>
+          </w:tcPr>
+          <w:p>
+            <w:pPr>
+              <w:spacing w:after="60" w:before="0"/>
+            </w:pPr>
+            <w:r>
+              <w:rPr>
+                <w:rFonts w:ascii="Calibri" w:cs="Calibri" w:eastAsia="Calibri" w:hAnsi="Calibri"/>
+                <w:b/>
+                <w:bCs/>
+                <w:color w:val="B3261E"/>
+                <w:sz w:val="19"/>
+                <w:szCs w:val="19"/>
+              </w:rPr>
+              <w:t xml:space="preserve">Nu e inclus</w:t>
             </w:r>
           </w:p>
         </w:tc>
@@ -3413,86 +2289,74 @@
             <w:r>
               <w:rPr>
                 <w:rFonts w:ascii="Calibri" w:cs="Calibri" w:eastAsia="Calibri" w:hAnsi="Calibri"/>
-                <w:sz w:val="19"/>
-                <w:szCs w:val="19"/>
-              </w:rPr>
-              <w:t xml:space="preserve">Inclus în ofertă (M6). Nimic de clarificat.</w:t>
-            </w:r>
-          </w:p>
-        </w:tc>
-      </w:tr>
-      <w:tr>
-        <w:tc>
-          <w:tcPr>
-            <w:tcW w:type="dxa" w:w="9638"/>
-            <w:gridSpan w:val="3"/>
-            <w:tcBorders>
-              <w:top w:val="single" w:color="C9D3D9" w:sz="4"/>
-              <w:left w:val="single" w:color="C9D3D9" w:sz="4"/>
-              <w:bottom w:val="single" w:color="C9D3D9" w:sz="4"/>
-              <w:right w:val="single" w:color="C9D3D9" w:sz="4"/>
-            </w:tcBorders>
-            <w:shd w:fill="EEF2F4" w:color="auto" w:val="clear"/>
-            <w:tcMar>
-              <w:top w:type="dxa" w:w="70"/>
-              <w:left w:type="dxa" w:w="100"/>
-              <w:bottom w:type="dxa" w:w="70"/>
-              <w:right w:type="dxa" w:w="100"/>
-            </w:tcMar>
-          </w:tcPr>
-          <w:p>
-            <w:pPr>
-              <w:spacing w:after="60" w:before="0"/>
-              <w:ind w:left="200"/>
-            </w:pPr>
-            <w:r>
-              <w:rPr>
-                <w:rFonts w:ascii="Calibri" w:cs="Calibri" w:eastAsia="Calibri" w:hAnsi="Calibri"/>
-                <w:b/>
-                <w:bCs/>
-                <w:color w:val="1F3A4D"/>
-                <w:sz w:val="18"/>
-                <w:szCs w:val="18"/>
-              </w:rPr>
-              <w:t xml:space="preserve">B2B</w:t>
-            </w:r>
-          </w:p>
-        </w:tc>
-      </w:tr>
-      <w:tr>
-        <w:tc>
-          <w:tcPr>
-            <w:tcW w:type="dxa" w:w="9638"/>
-            <w:gridSpan w:val="3"/>
-            <w:tcBorders>
-              <w:top w:val="single" w:color="C9D3D9" w:sz="4"/>
-              <w:left w:val="single" w:color="C9D3D9" w:sz="4"/>
-              <w:bottom w:val="single" w:color="C9D3D9" w:sz="4"/>
-              <w:right w:val="single" w:color="C9D3D9" w:sz="4"/>
-            </w:tcBorders>
-            <w:shd w:fill="EEF2F4" w:color="auto" w:val="clear"/>
-            <w:tcMar>
-              <w:top w:type="dxa" w:w="70"/>
-              <w:left w:type="dxa" w:w="100"/>
-              <w:bottom w:type="dxa" w:w="70"/>
-              <w:right w:type="dxa" w:w="100"/>
-            </w:tcMar>
-          </w:tcPr>
-          <w:p>
-            <w:pPr>
-              <w:spacing w:after="60" w:before="0"/>
-              <w:ind w:left="400"/>
-            </w:pPr>
-            <w:r>
-              <w:rPr>
-                <w:rFonts w:ascii="Calibri" w:cs="Calibri" w:eastAsia="Calibri" w:hAnsi="Calibri"/>
-                <w:b/>
-                <w:bCs/>
-                <w:color w:val="1F3A4D"/>
-                <w:sz w:val="18"/>
-                <w:szCs w:val="18"/>
-              </w:rPr>
-              <w:t xml:space="preserve">Client</w:t>
+                <w:b/>
+                <w:bCs/>
+                <w:sz w:val="19"/>
+                <w:szCs w:val="19"/>
+              </w:rPr>
+              <w:t xml:space="preserve">Nu e inclus în ofertă:</w:t>
+            </w:r>
+          </w:p>
+          <w:p>
+            <w:pPr>
+              <w:spacing w:after="60" w:before="0"/>
+            </w:pPr>
+            <w:r>
+              <w:rPr>
+                <w:rFonts w:ascii="Calibri" w:cs="Calibri" w:eastAsia="Calibri" w:hAnsi="Calibri"/>
+                <w:i/>
+                <w:iCs/>
+                <w:color w:val="B3261E"/>
+                <w:sz w:val="19"/>
+                <w:szCs w:val="19"/>
+              </w:rPr>
+              <w:t xml:space="preserve">Impact mare asupra costului sau termenului.</w:t>
+            </w:r>
+          </w:p>
+          <w:p>
+            <w:pPr>
+              <w:spacing w:after="60" w:before="0"/>
+            </w:pPr>
+            <w:r>
+              <w:rPr>
+                <w:rFonts w:ascii="Calibri" w:cs="Calibri" w:eastAsia="Calibri" w:hAnsi="Calibri"/>
+                <w:b/>
+                <w:bCs/>
+                <w:sz w:val="19"/>
+                <w:szCs w:val="19"/>
+              </w:rPr>
+              <w:t xml:space="preserve">Ce spune oferta: </w:t>
+            </w:r>
+            <w:r>
+              <w:rPr>
+                <w:rFonts w:ascii="Calibri" w:cs="Calibri" w:eastAsia="Calibri" w:hAnsi="Calibri"/>
+                <w:sz w:val="19"/>
+                <w:szCs w:val="19"/>
+              </w:rPr>
+              <w:t xml:space="preserve">„Un singur rol principal pe companie”; rolurile multiple complexe sunt excluse.</w:t>
+            </w:r>
+          </w:p>
+          <w:p>
+            <w:pPr>
+              <w:spacing w:after="60" w:before="0"/>
+            </w:pPr>
+            <w:r>
+              <w:rPr>
+                <w:rFonts w:ascii="Calibri" w:cs="Calibri" w:eastAsia="Calibri" w:hAnsi="Calibri"/>
+                <w:b/>
+                <w:bCs/>
+                <w:sz w:val="19"/>
+                <w:szCs w:val="19"/>
+              </w:rPr>
+              <w:t xml:space="preserve">Ce trebuie confirmat: </w:t>
+            </w:r>
+            <w:r>
+              <w:rPr>
+                <w:rFonts w:ascii="Calibri" w:cs="Calibri" w:eastAsia="Calibri" w:hAnsi="Calibri"/>
+                <w:sz w:val="19"/>
+                <w:szCs w:val="19"/>
+              </w:rPr>
+              <w:t xml:space="preserve">Poate o firmă avea mai mulți utilizatori, de exemplu patronul și doi angajați? Dacă da, ce poate face fiecare?</w:t>
             </w:r>
           </w:p>
         </w:tc>
@@ -3520,15 +2384,15 @@
           <w:p>
             <w:pPr>
               <w:spacing w:after="60" w:before="0"/>
-              <w:ind w:left="600"/>
-            </w:pPr>
-            <w:r>
-              <w:rPr>
-                <w:rFonts w:ascii="Calibri" w:cs="Calibri" w:eastAsia="Calibri" w:hAnsi="Calibri"/>
-                <w:sz w:val="19"/>
-                <w:szCs w:val="19"/>
-              </w:rPr>
-              <w:t xml:space="preserve">Înregistrare cont nou B2B</w:t>
+              <w:ind w:left="800"/>
+            </w:pPr>
+            <w:r>
+              <w:rPr>
+                <w:rFonts w:ascii="Calibri" w:cs="Calibri" w:eastAsia="Calibri" w:hAnsi="Calibri"/>
+                <w:sz w:val="19"/>
+                <w:szCs w:val="19"/>
+              </w:rPr>
+              <w:t xml:space="preserve">Adrese de livrare</w:t>
             </w:r>
           </w:p>
         </w:tc>
@@ -3541,28 +2405,28 @@
               <w:bottom w:val="single" w:color="C9D3D9" w:sz="4"/>
               <w:right w:val="single" w:color="C9D3D9" w:sz="4"/>
             </w:tcBorders>
-            <w:shd w:fill="E3F2E8" w:color="auto" w:val="clear"/>
-            <w:tcMar>
-              <w:top w:type="dxa" w:w="70"/>
-              <w:left w:type="dxa" w:w="100"/>
-              <w:bottom w:type="dxa" w:w="70"/>
-              <w:right w:type="dxa" w:w="100"/>
-            </w:tcMar>
-          </w:tcPr>
-          <w:p>
-            <w:pPr>
-              <w:spacing w:after="60" w:before="0"/>
-            </w:pPr>
-            <w:r>
-              <w:rPr>
-                <w:rFonts w:ascii="Calibri" w:cs="Calibri" w:eastAsia="Calibri" w:hAnsi="Calibri"/>
-                <w:b/>
-                <w:bCs/>
-                <w:color w:val="1F7A4D"/>
-                <w:sz w:val="19"/>
-                <w:szCs w:val="19"/>
-              </w:rPr>
-              <w:t xml:space="preserve">Inclus</w:t>
+            <w:shd w:fill="FFF1D1" w:color="auto" w:val="clear"/>
+            <w:tcMar>
+              <w:top w:type="dxa" w:w="70"/>
+              <w:left w:type="dxa" w:w="100"/>
+              <w:bottom w:type="dxa" w:w="70"/>
+              <w:right w:type="dxa" w:w="100"/>
+            </w:tcMar>
+          </w:tcPr>
+          <w:p>
+            <w:pPr>
+              <w:spacing w:after="60" w:before="0"/>
+            </w:pPr>
+            <w:r>
+              <w:rPr>
+                <w:rFonts w:ascii="Calibri" w:cs="Calibri" w:eastAsia="Calibri" w:hAnsi="Calibri"/>
+                <w:b/>
+                <w:bCs/>
+                <w:color w:val="9A5B00"/>
+                <w:sz w:val="19"/>
+                <w:szCs w:val="19"/>
+              </w:rPr>
+              <w:t xml:space="preserve">Ambiguu</w:t>
             </w:r>
           </w:p>
         </w:tc>
@@ -3589,10 +2453,58 @@
             <w:r>
               <w:rPr>
                 <w:rFonts w:ascii="Calibri" w:cs="Calibri" w:eastAsia="Calibri" w:hAnsi="Calibri"/>
-                <w:sz w:val="19"/>
-                <w:szCs w:val="19"/>
-              </w:rPr>
-              <w:t xml:space="preserve">Inclus în ofertă (M6). Nimic de clarificat.</w:t>
+                <w:b/>
+                <w:bCs/>
+                <w:sz w:val="19"/>
+                <w:szCs w:val="19"/>
+              </w:rPr>
+              <w:t xml:space="preserve">Ofertă neclară:</w:t>
+            </w:r>
+          </w:p>
+          <w:p>
+            <w:pPr>
+              <w:spacing w:after="60" w:before="0"/>
+            </w:pPr>
+            <w:r>
+              <w:rPr>
+                <w:rFonts w:ascii="Calibri" w:cs="Calibri" w:eastAsia="Calibri" w:hAnsi="Calibri"/>
+                <w:b/>
+                <w:bCs/>
+                <w:sz w:val="19"/>
+                <w:szCs w:val="19"/>
+              </w:rPr>
+              <w:t xml:space="preserve">Ce spune oferta: </w:t>
+            </w:r>
+            <w:r>
+              <w:rPr>
+                <w:rFonts w:ascii="Calibri" w:cs="Calibri" w:eastAsia="Calibri" w:hAnsi="Calibri"/>
+                <w:sz w:val="19"/>
+                <w:szCs w:val="19"/>
+              </w:rPr>
+              <w:t xml:space="preserve">Nu le numește. Probabil fac parte din suita B2B Roweb, dar lista funcțiilor suitei nu e atașată.</w:t>
+            </w:r>
+          </w:p>
+          <w:p>
+            <w:pPr>
+              <w:spacing w:after="60" w:before="0"/>
+            </w:pPr>
+            <w:r>
+              <w:rPr>
+                <w:rFonts w:ascii="Calibri" w:cs="Calibri" w:eastAsia="Calibri" w:hAnsi="Calibri"/>
+                <w:b/>
+                <w:bCs/>
+                <w:sz w:val="19"/>
+                <w:szCs w:val="19"/>
+              </w:rPr>
+              <w:t xml:space="preserve">Ce trebuie confirmat: </w:t>
+            </w:r>
+            <w:r>
+              <w:rPr>
+                <w:rFonts w:ascii="Calibri" w:cs="Calibri" w:eastAsia="Calibri" w:hAnsi="Calibri"/>
+                <w:sz w:val="19"/>
+                <w:szCs w:val="19"/>
+              </w:rPr>
+              <w:t xml:space="preserve">Cereți lista completă a funcționalităților suitei, ca anexă la licența de 10.000 €.</w:t>
             </w:r>
           </w:p>
         </w:tc>
@@ -3628,7 +2540,7 @@
                 <w:sz w:val="19"/>
                 <w:szCs w:val="19"/>
               </w:rPr>
-              <w:t xml:space="preserve">Autentificare</w:t>
+              <w:t xml:space="preserve">Credit companie</w:t>
             </w:r>
           </w:p>
         </w:tc>
@@ -3694,7 +2606,7 @@
                 <w:sz w:val="19"/>
                 <w:szCs w:val="19"/>
               </w:rPr>
-              <w:t xml:space="preserve">Ofertă neclară:</w:t>
+              <w:t xml:space="preserve">Ofertă neclară (M6):</w:t>
             </w:r>
           </w:p>
           <w:p>
@@ -3717,7 +2629,7 @@
                 <w:sz w:val="19"/>
                 <w:szCs w:val="19"/>
               </w:rPr>
-              <w:t xml:space="preserve">Niciuna nu e menționată. La „de clarificat”: se portează autentificarea din B2C „sau se alege o alternativă la cerere”, deci cost separat.</w:t>
+              <w:t xml:space="preserve">„Credit companie” apare în M6, fără blocarea comenzii și fără sursa datelor.</w:t>
             </w:r>
           </w:p>
           <w:p>
@@ -3740,45 +2652,7 @@
                 <w:sz w:val="19"/>
                 <w:szCs w:val="19"/>
               </w:rPr>
-              <w:t xml:space="preserve">Cât costă login-ul cu Google și 2FA prin WhatsApp? WhatsApp Business API are cost per mesaj și cere șabloane aprobate de Meta.</w:t>
-            </w:r>
-          </w:p>
-        </w:tc>
-      </w:tr>
-      <w:tr>
-        <w:tc>
-          <w:tcPr>
-            <w:tcW w:type="dxa" w:w="9638"/>
-            <w:gridSpan w:val="3"/>
-            <w:tcBorders>
-              <w:top w:val="single" w:color="C9D3D9" w:sz="4"/>
-              <w:left w:val="single" w:color="C9D3D9" w:sz="4"/>
-              <w:bottom w:val="single" w:color="C9D3D9" w:sz="4"/>
-              <w:right w:val="single" w:color="C9D3D9" w:sz="4"/>
-            </w:tcBorders>
-            <w:shd w:fill="EEF2F4" w:color="auto" w:val="clear"/>
-            <w:tcMar>
-              <w:top w:type="dxa" w:w="70"/>
-              <w:left w:type="dxa" w:w="100"/>
-              <w:bottom w:type="dxa" w:w="70"/>
-              <w:right w:type="dxa" w:w="100"/>
-            </w:tcMar>
-          </w:tcPr>
-          <w:p>
-            <w:pPr>
-              <w:spacing w:after="60" w:before="0"/>
-              <w:ind w:left="600"/>
-            </w:pPr>
-            <w:r>
-              <w:rPr>
-                <w:rFonts w:ascii="Calibri" w:cs="Calibri" w:eastAsia="Calibri" w:hAnsi="Calibri"/>
-                <w:b/>
-                <w:bCs/>
-                <w:color w:val="1F3A4D"/>
-                <w:sz w:val="18"/>
-                <w:szCs w:val="18"/>
-              </w:rPr>
-              <w:t xml:space="preserve">Management companie</w:t>
+              <w:t xml:space="preserve">Blocarea la checkout e inclusă? De unde vine soldul, cât de des se actualizează și ce se întâmplă când un client final acceptă o ofertă peste limită?</w:t>
             </w:r>
           </w:p>
         </w:tc>
@@ -3806,15 +2680,15 @@
           <w:p>
             <w:pPr>
               <w:spacing w:after="60" w:before="0"/>
-              <w:ind w:left="800"/>
-            </w:pPr>
-            <w:r>
-              <w:rPr>
-                <w:rFonts w:ascii="Calibri" w:cs="Calibri" w:eastAsia="Calibri" w:hAnsi="Calibri"/>
-                <w:sz w:val="19"/>
-                <w:szCs w:val="19"/>
-              </w:rPr>
-              <w:t xml:space="preserve">Conturi utilizator și permisiuni</w:t>
+              <w:ind w:left="600"/>
+            </w:pPr>
+            <w:r>
+              <w:rPr>
+                <w:rFonts w:ascii="Calibri" w:cs="Calibri" w:eastAsia="Calibri" w:hAnsi="Calibri"/>
+                <w:sz w:val="19"/>
+                <w:szCs w:val="19"/>
+              </w:rPr>
+              <w:t xml:space="preserve">Liste multiple de produse favorite</w:t>
             </w:r>
           </w:p>
         </w:tc>
@@ -3827,28 +2701,28 @@
               <w:bottom w:val="single" w:color="C9D3D9" w:sz="4"/>
               <w:right w:val="single" w:color="C9D3D9" w:sz="4"/>
             </w:tcBorders>
-            <w:shd w:fill="FBE3E1" w:color="auto" w:val="clear"/>
-            <w:tcMar>
-              <w:top w:type="dxa" w:w="70"/>
-              <w:left w:type="dxa" w:w="100"/>
-              <w:bottom w:type="dxa" w:w="70"/>
-              <w:right w:type="dxa" w:w="100"/>
-            </w:tcMar>
-          </w:tcPr>
-          <w:p>
-            <w:pPr>
-              <w:spacing w:after="60" w:before="0"/>
-            </w:pPr>
-            <w:r>
-              <w:rPr>
-                <w:rFonts w:ascii="Calibri" w:cs="Calibri" w:eastAsia="Calibri" w:hAnsi="Calibri"/>
-                <w:b/>
-                <w:bCs/>
-                <w:color w:val="B3261E"/>
-                <w:sz w:val="19"/>
-                <w:szCs w:val="19"/>
-              </w:rPr>
-              <w:t xml:space="preserve">Nu e inclus</w:t>
+            <w:shd w:fill="FFF1D1" w:color="auto" w:val="clear"/>
+            <w:tcMar>
+              <w:top w:type="dxa" w:w="70"/>
+              <w:left w:type="dxa" w:w="100"/>
+              <w:bottom w:type="dxa" w:w="70"/>
+              <w:right w:type="dxa" w:w="100"/>
+            </w:tcMar>
+          </w:tcPr>
+          <w:p>
+            <w:pPr>
+              <w:spacing w:after="60" w:before="0"/>
+            </w:pPr>
+            <w:r>
+              <w:rPr>
+                <w:rFonts w:ascii="Calibri" w:cs="Calibri" w:eastAsia="Calibri" w:hAnsi="Calibri"/>
+                <w:b/>
+                <w:bCs/>
+                <w:color w:val="9A5B00"/>
+                <w:sz w:val="19"/>
+                <w:szCs w:val="19"/>
+              </w:rPr>
+              <w:t xml:space="preserve">Ambiguu</w:t>
             </w:r>
           </w:p>
         </w:tc>
@@ -3880,23 +2754,7 @@
                 <w:sz w:val="19"/>
                 <w:szCs w:val="19"/>
               </w:rPr>
-              <w:t xml:space="preserve">Nu e inclus în ofertă:</w:t>
-            </w:r>
-          </w:p>
-          <w:p>
-            <w:pPr>
-              <w:spacing w:after="60" w:before="0"/>
-            </w:pPr>
-            <w:r>
-              <w:rPr>
-                <w:rFonts w:ascii="Calibri" w:cs="Calibri" w:eastAsia="Calibri" w:hAnsi="Calibri"/>
-                <w:i/>
-                <w:iCs/>
-                <w:color w:val="B3261E"/>
-                <w:sz w:val="19"/>
-                <w:szCs w:val="19"/>
-              </w:rPr>
-              <w:t xml:space="preserve">Impact mare asupra costului sau termenului.</w:t>
+              <w:t xml:space="preserve">Ofertă neclară:</w:t>
             </w:r>
           </w:p>
           <w:p>
@@ -3919,7 +2777,7 @@
                 <w:sz w:val="19"/>
                 <w:szCs w:val="19"/>
               </w:rPr>
-              <w:t xml:space="preserve">„Un singur rol principal pe companie”; rolurile multiple complexe sunt excluse.</w:t>
+              <w:t xml:space="preserve">Nu le numește. Probabil fac parte din suita B2B Roweb, dar lista funcțiilor suitei nu e atașată.</w:t>
             </w:r>
           </w:p>
           <w:p>
@@ -3942,7 +2800,7 @@
                 <w:sz w:val="19"/>
                 <w:szCs w:val="19"/>
               </w:rPr>
-              <w:t xml:space="preserve">Poate o firmă avea mai mulți utilizatori, de exemplu patronul și doi angajați? Dacă da, ce poate face fiecare?</w:t>
+              <w:t xml:space="preserve">Cereți lista completă a funcționalităților suitei, ca anexă la licența de 10.000 €.</w:t>
             </w:r>
           </w:p>
         </w:tc>
@@ -3970,15 +2828,15 @@
           <w:p>
             <w:pPr>
               <w:spacing w:after="60" w:before="0"/>
-              <w:ind w:left="800"/>
-            </w:pPr>
-            <w:r>
-              <w:rPr>
-                <w:rFonts w:ascii="Calibri" w:cs="Calibri" w:eastAsia="Calibri" w:hAnsi="Calibri"/>
-                <w:sz w:val="19"/>
-                <w:szCs w:val="19"/>
-              </w:rPr>
-              <w:t xml:space="preserve">Adrese de livrare</w:t>
+              <w:ind w:left="600"/>
+            </w:pPr>
+            <w:r>
+              <w:rPr>
+                <w:rFonts w:ascii="Calibri" w:cs="Calibri" w:eastAsia="Calibri" w:hAnsi="Calibri"/>
+                <w:sz w:val="19"/>
+                <w:szCs w:val="19"/>
+              </w:rPr>
+              <w:t xml:space="preserve">Listare produse stil B2B (tabelar)</w:t>
             </w:r>
           </w:p>
         </w:tc>
@@ -4091,736 +2949,6 @@
                 <w:szCs w:val="19"/>
               </w:rPr>
               <w:t xml:space="preserve">Cereți lista completă a funcționalităților suitei, ca anexă la licența de 10.000 €.</w:t>
-            </w:r>
-          </w:p>
-        </w:tc>
-      </w:tr>
-      <w:tr>
-        <w:trPr>
-          <w:cantSplit/>
-        </w:trPr>
-        <w:tc>
-          <w:tcPr>
-            <w:tcW w:type="dxa" w:w="2700"/>
-            <w:tcBorders>
-              <w:top w:val="single" w:color="C9D3D9" w:sz="4"/>
-              <w:left w:val="single" w:color="C9D3D9" w:sz="4"/>
-              <w:bottom w:val="single" w:color="C9D3D9" w:sz="4"/>
-              <w:right w:val="single" w:color="C9D3D9" w:sz="4"/>
-            </w:tcBorders>
-            <w:tcMar>
-              <w:top w:type="dxa" w:w="70"/>
-              <w:left w:type="dxa" w:w="100"/>
-              <w:bottom w:type="dxa" w:w="70"/>
-              <w:right w:type="dxa" w:w="100"/>
-            </w:tcMar>
-          </w:tcPr>
-          <w:p>
-            <w:pPr>
-              <w:spacing w:after="60" w:before="0"/>
-              <w:ind w:left="600"/>
-            </w:pPr>
-            <w:r>
-              <w:rPr>
-                <w:rFonts w:ascii="Calibri" w:cs="Calibri" w:eastAsia="Calibri" w:hAnsi="Calibri"/>
-                <w:sz w:val="19"/>
-                <w:szCs w:val="19"/>
-              </w:rPr>
-              <w:t xml:space="preserve">Target vânzări</w:t>
-            </w:r>
-          </w:p>
-        </w:tc>
-        <w:tc>
-          <w:tcPr>
-            <w:tcW w:type="dxa" w:w="1250"/>
-            <w:tcBorders>
-              <w:top w:val="single" w:color="C9D3D9" w:sz="4"/>
-              <w:left w:val="single" w:color="C9D3D9" w:sz="4"/>
-              <w:bottom w:val="single" w:color="C9D3D9" w:sz="4"/>
-              <w:right w:val="single" w:color="C9D3D9" w:sz="4"/>
-            </w:tcBorders>
-            <w:shd w:fill="E3F2E8" w:color="auto" w:val="clear"/>
-            <w:tcMar>
-              <w:top w:type="dxa" w:w="70"/>
-              <w:left w:type="dxa" w:w="100"/>
-              <w:bottom w:type="dxa" w:w="70"/>
-              <w:right w:type="dxa" w:w="100"/>
-            </w:tcMar>
-          </w:tcPr>
-          <w:p>
-            <w:pPr>
-              <w:spacing w:after="60" w:before="0"/>
-            </w:pPr>
-            <w:r>
-              <w:rPr>
-                <w:rFonts w:ascii="Calibri" w:cs="Calibri" w:eastAsia="Calibri" w:hAnsi="Calibri"/>
-                <w:b/>
-                <w:bCs/>
-                <w:color w:val="1F7A4D"/>
-                <w:sz w:val="19"/>
-                <w:szCs w:val="19"/>
-              </w:rPr>
-              <w:t xml:space="preserve">Inclus</w:t>
-            </w:r>
-          </w:p>
-        </w:tc>
-        <w:tc>
-          <w:tcPr>
-            <w:tcW w:type="dxa" w:w="5688"/>
-            <w:tcBorders>
-              <w:top w:val="single" w:color="C9D3D9" w:sz="4"/>
-              <w:left w:val="single" w:color="C9D3D9" w:sz="4"/>
-              <w:bottom w:val="single" w:color="C9D3D9" w:sz="4"/>
-              <w:right w:val="single" w:color="C9D3D9" w:sz="4"/>
-            </w:tcBorders>
-            <w:tcMar>
-              <w:top w:type="dxa" w:w="70"/>
-              <w:left w:type="dxa" w:w="100"/>
-              <w:bottom w:type="dxa" w:w="70"/>
-              <w:right w:type="dxa" w:w="100"/>
-            </w:tcMar>
-          </w:tcPr>
-          <w:p>
-            <w:pPr>
-              <w:spacing w:after="60" w:before="0"/>
-            </w:pPr>
-            <w:r>
-              <w:rPr>
-                <w:rFonts w:ascii="Calibri" w:cs="Calibri" w:eastAsia="Calibri" w:hAnsi="Calibri"/>
-                <w:b/>
-                <w:bCs/>
-                <w:sz w:val="19"/>
-                <w:szCs w:val="19"/>
-              </w:rPr>
-              <w:t xml:space="preserve">Inclus în ofertă (M6/M13), dar trebuie fixate detaliile:</w:t>
-            </w:r>
-          </w:p>
-          <w:p>
-            <w:pPr>
-              <w:spacing w:after="60" w:before="0"/>
-            </w:pPr>
-            <w:r>
-              <w:rPr>
-                <w:rFonts w:ascii="Calibri" w:cs="Calibri" w:eastAsia="Calibri" w:hAnsi="Calibri"/>
-                <w:b/>
-                <w:bCs/>
-                <w:sz w:val="19"/>
-                <w:szCs w:val="19"/>
-              </w:rPr>
-              <w:t xml:space="preserve">Ce spune oferta: </w:t>
-            </w:r>
-            <w:r>
-              <w:rPr>
-                <w:rFonts w:ascii="Calibri" w:cs="Calibri" w:eastAsia="Calibri" w:hAnsi="Calibri"/>
-                <w:sz w:val="19"/>
-                <w:szCs w:val="19"/>
-              </w:rPr>
-              <w:t xml:space="preserve">Afișare progres și beneficiu; aplicarea automată a beneficiului e exclusă.</w:t>
-            </w:r>
-          </w:p>
-          <w:p>
-            <w:pPr>
-              <w:spacing w:after="60" w:before="0"/>
-            </w:pPr>
-            <w:r>
-              <w:rPr>
-                <w:rFonts w:ascii="Calibri" w:cs="Calibri" w:eastAsia="Calibri" w:hAnsi="Calibri"/>
-                <w:b/>
-                <w:bCs/>
-                <w:sz w:val="19"/>
-                <w:szCs w:val="19"/>
-              </w:rPr>
-              <w:t xml:space="preserve">Ce trebuie confirmat: </w:t>
-            </w:r>
-            <w:r>
-              <w:rPr>
-                <w:rFonts w:ascii="Calibri" w:cs="Calibri" w:eastAsia="Calibri" w:hAnsi="Calibri"/>
-                <w:sz w:val="19"/>
-                <w:szCs w:val="19"/>
-              </w:rPr>
-              <w:t xml:space="preserve">Beneficiul se aplică manual de Radox? Dacă îl vreți automat, cereți cotație.</w:t>
-            </w:r>
-          </w:p>
-        </w:tc>
-      </w:tr>
-      <w:tr>
-        <w:trPr>
-          <w:cantSplit/>
-        </w:trPr>
-        <w:tc>
-          <w:tcPr>
-            <w:tcW w:type="dxa" w:w="2700"/>
-            <w:tcBorders>
-              <w:top w:val="single" w:color="C9D3D9" w:sz="4"/>
-              <w:left w:val="single" w:color="C9D3D9" w:sz="4"/>
-              <w:bottom w:val="single" w:color="C9D3D9" w:sz="4"/>
-              <w:right w:val="single" w:color="C9D3D9" w:sz="4"/>
-            </w:tcBorders>
-            <w:tcMar>
-              <w:top w:type="dxa" w:w="70"/>
-              <w:left w:type="dxa" w:w="100"/>
-              <w:bottom w:type="dxa" w:w="70"/>
-              <w:right w:type="dxa" w:w="100"/>
-            </w:tcMar>
-          </w:tcPr>
-          <w:p>
-            <w:pPr>
-              <w:spacing w:after="60" w:before="0"/>
-              <w:ind w:left="600"/>
-            </w:pPr>
-            <w:r>
-              <w:rPr>
-                <w:rFonts w:ascii="Calibri" w:cs="Calibri" w:eastAsia="Calibri" w:hAnsi="Calibri"/>
-                <w:sz w:val="19"/>
-                <w:szCs w:val="19"/>
-              </w:rPr>
-              <w:t xml:space="preserve">Credit companie</w:t>
-            </w:r>
-          </w:p>
-        </w:tc>
-        <w:tc>
-          <w:tcPr>
-            <w:tcW w:type="dxa" w:w="1250"/>
-            <w:tcBorders>
-              <w:top w:val="single" w:color="C9D3D9" w:sz="4"/>
-              <w:left w:val="single" w:color="C9D3D9" w:sz="4"/>
-              <w:bottom w:val="single" w:color="C9D3D9" w:sz="4"/>
-              <w:right w:val="single" w:color="C9D3D9" w:sz="4"/>
-            </w:tcBorders>
-            <w:shd w:fill="FFF1D1" w:color="auto" w:val="clear"/>
-            <w:tcMar>
-              <w:top w:type="dxa" w:w="70"/>
-              <w:left w:type="dxa" w:w="100"/>
-              <w:bottom w:type="dxa" w:w="70"/>
-              <w:right w:type="dxa" w:w="100"/>
-            </w:tcMar>
-          </w:tcPr>
-          <w:p>
-            <w:pPr>
-              <w:spacing w:after="60" w:before="0"/>
-            </w:pPr>
-            <w:r>
-              <w:rPr>
-                <w:rFonts w:ascii="Calibri" w:cs="Calibri" w:eastAsia="Calibri" w:hAnsi="Calibri"/>
-                <w:b/>
-                <w:bCs/>
-                <w:color w:val="9A5B00"/>
-                <w:sz w:val="19"/>
-                <w:szCs w:val="19"/>
-              </w:rPr>
-              <w:t xml:space="preserve">Ambiguu</w:t>
-            </w:r>
-          </w:p>
-        </w:tc>
-        <w:tc>
-          <w:tcPr>
-            <w:tcW w:type="dxa" w:w="5688"/>
-            <w:tcBorders>
-              <w:top w:val="single" w:color="C9D3D9" w:sz="4"/>
-              <w:left w:val="single" w:color="C9D3D9" w:sz="4"/>
-              <w:bottom w:val="single" w:color="C9D3D9" w:sz="4"/>
-              <w:right w:val="single" w:color="C9D3D9" w:sz="4"/>
-            </w:tcBorders>
-            <w:tcMar>
-              <w:top w:type="dxa" w:w="70"/>
-              <w:left w:type="dxa" w:w="100"/>
-              <w:bottom w:type="dxa" w:w="70"/>
-              <w:right w:type="dxa" w:w="100"/>
-            </w:tcMar>
-          </w:tcPr>
-          <w:p>
-            <w:pPr>
-              <w:spacing w:after="60" w:before="0"/>
-            </w:pPr>
-            <w:r>
-              <w:rPr>
-                <w:rFonts w:ascii="Calibri" w:cs="Calibri" w:eastAsia="Calibri" w:hAnsi="Calibri"/>
-                <w:b/>
-                <w:bCs/>
-                <w:sz w:val="19"/>
-                <w:szCs w:val="19"/>
-              </w:rPr>
-              <w:t xml:space="preserve">Ofertă neclară (M6):</w:t>
-            </w:r>
-          </w:p>
-          <w:p>
-            <w:pPr>
-              <w:spacing w:after="60" w:before="0"/>
-            </w:pPr>
-            <w:r>
-              <w:rPr>
-                <w:rFonts w:ascii="Calibri" w:cs="Calibri" w:eastAsia="Calibri" w:hAnsi="Calibri"/>
-                <w:b/>
-                <w:bCs/>
-                <w:sz w:val="19"/>
-                <w:szCs w:val="19"/>
-              </w:rPr>
-              <w:t xml:space="preserve">Ce spune oferta: </w:t>
-            </w:r>
-            <w:r>
-              <w:rPr>
-                <w:rFonts w:ascii="Calibri" w:cs="Calibri" w:eastAsia="Calibri" w:hAnsi="Calibri"/>
-                <w:sz w:val="19"/>
-                <w:szCs w:val="19"/>
-              </w:rPr>
-              <w:t xml:space="preserve">„Credit companie” apare în M6, fără blocarea comenzii și fără sursa datelor.</w:t>
-            </w:r>
-          </w:p>
-          <w:p>
-            <w:pPr>
-              <w:spacing w:after="60" w:before="0"/>
-            </w:pPr>
-            <w:r>
-              <w:rPr>
-                <w:rFonts w:ascii="Calibri" w:cs="Calibri" w:eastAsia="Calibri" w:hAnsi="Calibri"/>
-                <w:b/>
-                <w:bCs/>
-                <w:sz w:val="19"/>
-                <w:szCs w:val="19"/>
-              </w:rPr>
-              <w:t xml:space="preserve">Ce trebuie confirmat: </w:t>
-            </w:r>
-            <w:r>
-              <w:rPr>
-                <w:rFonts w:ascii="Calibri" w:cs="Calibri" w:eastAsia="Calibri" w:hAnsi="Calibri"/>
-                <w:sz w:val="19"/>
-                <w:szCs w:val="19"/>
-              </w:rPr>
-              <w:t xml:space="preserve">Blocarea la checkout e inclusă? De unde vine soldul, cât de des se actualizează și ce se întâmplă când un client final acceptă o ofertă peste limită?</w:t>
-            </w:r>
-          </w:p>
-        </w:tc>
-      </w:tr>
-      <w:tr>
-        <w:trPr>
-          <w:cantSplit/>
-        </w:trPr>
-        <w:tc>
-          <w:tcPr>
-            <w:tcW w:type="dxa" w:w="2700"/>
-            <w:tcBorders>
-              <w:top w:val="single" w:color="C9D3D9" w:sz="4"/>
-              <w:left w:val="single" w:color="C9D3D9" w:sz="4"/>
-              <w:bottom w:val="single" w:color="C9D3D9" w:sz="4"/>
-              <w:right w:val="single" w:color="C9D3D9" w:sz="4"/>
-            </w:tcBorders>
-            <w:tcMar>
-              <w:top w:type="dxa" w:w="70"/>
-              <w:left w:type="dxa" w:w="100"/>
-              <w:bottom w:type="dxa" w:w="70"/>
-              <w:right w:type="dxa" w:w="100"/>
-            </w:tcMar>
-          </w:tcPr>
-          <w:p>
-            <w:pPr>
-              <w:spacing w:after="60" w:before="0"/>
-              <w:ind w:left="600"/>
-            </w:pPr>
-            <w:r>
-              <w:rPr>
-                <w:rFonts w:ascii="Calibri" w:cs="Calibri" w:eastAsia="Calibri" w:hAnsi="Calibri"/>
-                <w:sz w:val="19"/>
-                <w:szCs w:val="19"/>
-              </w:rPr>
-              <w:t xml:space="preserve">Liste multiple de produse favorite</w:t>
-            </w:r>
-          </w:p>
-        </w:tc>
-        <w:tc>
-          <w:tcPr>
-            <w:tcW w:type="dxa" w:w="1250"/>
-            <w:tcBorders>
-              <w:top w:val="single" w:color="C9D3D9" w:sz="4"/>
-              <w:left w:val="single" w:color="C9D3D9" w:sz="4"/>
-              <w:bottom w:val="single" w:color="C9D3D9" w:sz="4"/>
-              <w:right w:val="single" w:color="C9D3D9" w:sz="4"/>
-            </w:tcBorders>
-            <w:shd w:fill="FFF1D1" w:color="auto" w:val="clear"/>
-            <w:tcMar>
-              <w:top w:type="dxa" w:w="70"/>
-              <w:left w:type="dxa" w:w="100"/>
-              <w:bottom w:type="dxa" w:w="70"/>
-              <w:right w:type="dxa" w:w="100"/>
-            </w:tcMar>
-          </w:tcPr>
-          <w:p>
-            <w:pPr>
-              <w:spacing w:after="60" w:before="0"/>
-            </w:pPr>
-            <w:r>
-              <w:rPr>
-                <w:rFonts w:ascii="Calibri" w:cs="Calibri" w:eastAsia="Calibri" w:hAnsi="Calibri"/>
-                <w:b/>
-                <w:bCs/>
-                <w:color w:val="9A5B00"/>
-                <w:sz w:val="19"/>
-                <w:szCs w:val="19"/>
-              </w:rPr>
-              <w:t xml:space="preserve">Ambiguu</w:t>
-            </w:r>
-          </w:p>
-        </w:tc>
-        <w:tc>
-          <w:tcPr>
-            <w:tcW w:type="dxa" w:w="5688"/>
-            <w:tcBorders>
-              <w:top w:val="single" w:color="C9D3D9" w:sz="4"/>
-              <w:left w:val="single" w:color="C9D3D9" w:sz="4"/>
-              <w:bottom w:val="single" w:color="C9D3D9" w:sz="4"/>
-              <w:right w:val="single" w:color="C9D3D9" w:sz="4"/>
-            </w:tcBorders>
-            <w:tcMar>
-              <w:top w:type="dxa" w:w="70"/>
-              <w:left w:type="dxa" w:w="100"/>
-              <w:bottom w:type="dxa" w:w="70"/>
-              <w:right w:type="dxa" w:w="100"/>
-            </w:tcMar>
-          </w:tcPr>
-          <w:p>
-            <w:pPr>
-              <w:spacing w:after="60" w:before="0"/>
-            </w:pPr>
-            <w:r>
-              <w:rPr>
-                <w:rFonts w:ascii="Calibri" w:cs="Calibri" w:eastAsia="Calibri" w:hAnsi="Calibri"/>
-                <w:b/>
-                <w:bCs/>
-                <w:sz w:val="19"/>
-                <w:szCs w:val="19"/>
-              </w:rPr>
-              <w:t xml:space="preserve">Ofertă neclară:</w:t>
-            </w:r>
-          </w:p>
-          <w:p>
-            <w:pPr>
-              <w:spacing w:after="60" w:before="0"/>
-            </w:pPr>
-            <w:r>
-              <w:rPr>
-                <w:rFonts w:ascii="Calibri" w:cs="Calibri" w:eastAsia="Calibri" w:hAnsi="Calibri"/>
-                <w:b/>
-                <w:bCs/>
-                <w:sz w:val="19"/>
-                <w:szCs w:val="19"/>
-              </w:rPr>
-              <w:t xml:space="preserve">Ce spune oferta: </w:t>
-            </w:r>
-            <w:r>
-              <w:rPr>
-                <w:rFonts w:ascii="Calibri" w:cs="Calibri" w:eastAsia="Calibri" w:hAnsi="Calibri"/>
-                <w:sz w:val="19"/>
-                <w:szCs w:val="19"/>
-              </w:rPr>
-              <w:t xml:space="preserve">Nu le numește. Probabil fac parte din suita B2B Roweb, dar lista funcțiilor suitei nu e atașată.</w:t>
-            </w:r>
-          </w:p>
-          <w:p>
-            <w:pPr>
-              <w:spacing w:after="60" w:before="0"/>
-            </w:pPr>
-            <w:r>
-              <w:rPr>
-                <w:rFonts w:ascii="Calibri" w:cs="Calibri" w:eastAsia="Calibri" w:hAnsi="Calibri"/>
-                <w:b/>
-                <w:bCs/>
-                <w:sz w:val="19"/>
-                <w:szCs w:val="19"/>
-              </w:rPr>
-              <w:t xml:space="preserve">Ce trebuie confirmat: </w:t>
-            </w:r>
-            <w:r>
-              <w:rPr>
-                <w:rFonts w:ascii="Calibri" w:cs="Calibri" w:eastAsia="Calibri" w:hAnsi="Calibri"/>
-                <w:sz w:val="19"/>
-                <w:szCs w:val="19"/>
-              </w:rPr>
-              <w:t xml:space="preserve">Cereți lista completă a funcționalităților suitei, ca anexă la licența de 10.000 €.</w:t>
-            </w:r>
-          </w:p>
-        </w:tc>
-      </w:tr>
-      <w:tr>
-        <w:trPr>
-          <w:cantSplit/>
-        </w:trPr>
-        <w:tc>
-          <w:tcPr>
-            <w:tcW w:type="dxa" w:w="2700"/>
-            <w:tcBorders>
-              <w:top w:val="single" w:color="C9D3D9" w:sz="4"/>
-              <w:left w:val="single" w:color="C9D3D9" w:sz="4"/>
-              <w:bottom w:val="single" w:color="C9D3D9" w:sz="4"/>
-              <w:right w:val="single" w:color="C9D3D9" w:sz="4"/>
-            </w:tcBorders>
-            <w:tcMar>
-              <w:top w:type="dxa" w:w="70"/>
-              <w:left w:type="dxa" w:w="100"/>
-              <w:bottom w:type="dxa" w:w="70"/>
-              <w:right w:type="dxa" w:w="100"/>
-            </w:tcMar>
-          </w:tcPr>
-          <w:p>
-            <w:pPr>
-              <w:spacing w:after="60" w:before="0"/>
-              <w:ind w:left="600"/>
-            </w:pPr>
-            <w:r>
-              <w:rPr>
-                <w:rFonts w:ascii="Calibri" w:cs="Calibri" w:eastAsia="Calibri" w:hAnsi="Calibri"/>
-                <w:sz w:val="19"/>
-                <w:szCs w:val="19"/>
-              </w:rPr>
-              <w:t xml:space="preserve">Listare produse stil B2B (tabelar)</w:t>
-            </w:r>
-          </w:p>
-        </w:tc>
-        <w:tc>
-          <w:tcPr>
-            <w:tcW w:type="dxa" w:w="1250"/>
-            <w:tcBorders>
-              <w:top w:val="single" w:color="C9D3D9" w:sz="4"/>
-              <w:left w:val="single" w:color="C9D3D9" w:sz="4"/>
-              <w:bottom w:val="single" w:color="C9D3D9" w:sz="4"/>
-              <w:right w:val="single" w:color="C9D3D9" w:sz="4"/>
-            </w:tcBorders>
-            <w:shd w:fill="FFF1D1" w:color="auto" w:val="clear"/>
-            <w:tcMar>
-              <w:top w:type="dxa" w:w="70"/>
-              <w:left w:type="dxa" w:w="100"/>
-              <w:bottom w:type="dxa" w:w="70"/>
-              <w:right w:type="dxa" w:w="100"/>
-            </w:tcMar>
-          </w:tcPr>
-          <w:p>
-            <w:pPr>
-              <w:spacing w:after="60" w:before="0"/>
-            </w:pPr>
-            <w:r>
-              <w:rPr>
-                <w:rFonts w:ascii="Calibri" w:cs="Calibri" w:eastAsia="Calibri" w:hAnsi="Calibri"/>
-                <w:b/>
-                <w:bCs/>
-                <w:color w:val="9A5B00"/>
-                <w:sz w:val="19"/>
-                <w:szCs w:val="19"/>
-              </w:rPr>
-              <w:t xml:space="preserve">Ambiguu</w:t>
-            </w:r>
-          </w:p>
-        </w:tc>
-        <w:tc>
-          <w:tcPr>
-            <w:tcW w:type="dxa" w:w="5688"/>
-            <w:tcBorders>
-              <w:top w:val="single" w:color="C9D3D9" w:sz="4"/>
-              <w:left w:val="single" w:color="C9D3D9" w:sz="4"/>
-              <w:bottom w:val="single" w:color="C9D3D9" w:sz="4"/>
-              <w:right w:val="single" w:color="C9D3D9" w:sz="4"/>
-            </w:tcBorders>
-            <w:tcMar>
-              <w:top w:type="dxa" w:w="70"/>
-              <w:left w:type="dxa" w:w="100"/>
-              <w:bottom w:type="dxa" w:w="70"/>
-              <w:right w:type="dxa" w:w="100"/>
-            </w:tcMar>
-          </w:tcPr>
-          <w:p>
-            <w:pPr>
-              <w:spacing w:after="60" w:before="0"/>
-            </w:pPr>
-            <w:r>
-              <w:rPr>
-                <w:rFonts w:ascii="Calibri" w:cs="Calibri" w:eastAsia="Calibri" w:hAnsi="Calibri"/>
-                <w:b/>
-                <w:bCs/>
-                <w:sz w:val="19"/>
-                <w:szCs w:val="19"/>
-              </w:rPr>
-              <w:t xml:space="preserve">Ofertă neclară:</w:t>
-            </w:r>
-          </w:p>
-          <w:p>
-            <w:pPr>
-              <w:spacing w:after="60" w:before="0"/>
-            </w:pPr>
-            <w:r>
-              <w:rPr>
-                <w:rFonts w:ascii="Calibri" w:cs="Calibri" w:eastAsia="Calibri" w:hAnsi="Calibri"/>
-                <w:b/>
-                <w:bCs/>
-                <w:sz w:val="19"/>
-                <w:szCs w:val="19"/>
-              </w:rPr>
-              <w:t xml:space="preserve">Ce spune oferta: </w:t>
-            </w:r>
-            <w:r>
-              <w:rPr>
-                <w:rFonts w:ascii="Calibri" w:cs="Calibri" w:eastAsia="Calibri" w:hAnsi="Calibri"/>
-                <w:sz w:val="19"/>
-                <w:szCs w:val="19"/>
-              </w:rPr>
-              <w:t xml:space="preserve">Nu le numește. Probabil fac parte din suita B2B Roweb, dar lista funcțiilor suitei nu e atașată.</w:t>
-            </w:r>
-          </w:p>
-          <w:p>
-            <w:pPr>
-              <w:spacing w:after="60" w:before="0"/>
-            </w:pPr>
-            <w:r>
-              <w:rPr>
-                <w:rFonts w:ascii="Calibri" w:cs="Calibri" w:eastAsia="Calibri" w:hAnsi="Calibri"/>
-                <w:b/>
-                <w:bCs/>
-                <w:sz w:val="19"/>
-                <w:szCs w:val="19"/>
-              </w:rPr>
-              <w:t xml:space="preserve">Ce trebuie confirmat: </w:t>
-            </w:r>
-            <w:r>
-              <w:rPr>
-                <w:rFonts w:ascii="Calibri" w:cs="Calibri" w:eastAsia="Calibri" w:hAnsi="Calibri"/>
-                <w:sz w:val="19"/>
-                <w:szCs w:val="19"/>
-              </w:rPr>
-              <w:t xml:space="preserve">Cereți lista completă a funcționalităților suitei, ca anexă la licența de 10.000 €.</w:t>
-            </w:r>
-          </w:p>
-        </w:tc>
-      </w:tr>
-      <w:tr>
-        <w:tc>
-          <w:tcPr>
-            <w:tcW w:type="dxa" w:w="9638"/>
-            <w:gridSpan w:val="3"/>
-            <w:tcBorders>
-              <w:top w:val="single" w:color="C9D3D9" w:sz="4"/>
-              <w:left w:val="single" w:color="C9D3D9" w:sz="4"/>
-              <w:bottom w:val="single" w:color="C9D3D9" w:sz="4"/>
-              <w:right w:val="single" w:color="C9D3D9" w:sz="4"/>
-            </w:tcBorders>
-            <w:shd w:fill="EEF2F4" w:color="auto" w:val="clear"/>
-            <w:tcMar>
-              <w:top w:type="dxa" w:w="70"/>
-              <w:left w:type="dxa" w:w="100"/>
-              <w:bottom w:type="dxa" w:w="70"/>
-              <w:right w:type="dxa" w:w="100"/>
-            </w:tcMar>
-          </w:tcPr>
-          <w:p>
-            <w:pPr>
-              <w:spacing w:after="60" w:before="0"/>
-              <w:ind w:left="400"/>
-            </w:pPr>
-            <w:r>
-              <w:rPr>
-                <w:rFonts w:ascii="Calibri" w:cs="Calibri" w:eastAsia="Calibri" w:hAnsi="Calibri"/>
-                <w:b/>
-                <w:bCs/>
-                <w:color w:val="1F3A4D"/>
-                <w:sz w:val="18"/>
-                <w:szCs w:val="18"/>
-              </w:rPr>
-              <w:t xml:space="preserve">Admin</w:t>
-            </w:r>
-          </w:p>
-        </w:tc>
-      </w:tr>
-      <w:tr>
-        <w:trPr>
-          <w:cantSplit/>
-        </w:trPr>
-        <w:tc>
-          <w:tcPr>
-            <w:tcW w:type="dxa" w:w="2700"/>
-            <w:tcBorders>
-              <w:top w:val="single" w:color="C9D3D9" w:sz="4"/>
-              <w:left w:val="single" w:color="C9D3D9" w:sz="4"/>
-              <w:bottom w:val="single" w:color="C9D3D9" w:sz="4"/>
-              <w:right w:val="single" w:color="C9D3D9" w:sz="4"/>
-            </w:tcBorders>
-            <w:tcMar>
-              <w:top w:type="dxa" w:w="70"/>
-              <w:left w:type="dxa" w:w="100"/>
-              <w:bottom w:type="dxa" w:w="70"/>
-              <w:right w:type="dxa" w:w="100"/>
-            </w:tcMar>
-          </w:tcPr>
-          <w:p>
-            <w:pPr>
-              <w:spacing w:after="60" w:before="0"/>
-              <w:ind w:left="600"/>
-            </w:pPr>
-            <w:r>
-              <w:rPr>
-                <w:rFonts w:ascii="Calibri" w:cs="Calibri" w:eastAsia="Calibri" w:hAnsi="Calibri"/>
-                <w:sz w:val="19"/>
-                <w:szCs w:val="19"/>
-              </w:rPr>
-              <w:t xml:space="preserve">Aprobare înregistrare companie</w:t>
-            </w:r>
-          </w:p>
-        </w:tc>
-        <w:tc>
-          <w:tcPr>
-            <w:tcW w:type="dxa" w:w="1250"/>
-            <w:tcBorders>
-              <w:top w:val="single" w:color="C9D3D9" w:sz="4"/>
-              <w:left w:val="single" w:color="C9D3D9" w:sz="4"/>
-              <w:bottom w:val="single" w:color="C9D3D9" w:sz="4"/>
-              <w:right w:val="single" w:color="C9D3D9" w:sz="4"/>
-            </w:tcBorders>
-            <w:shd w:fill="E3F2E8" w:color="auto" w:val="clear"/>
-            <w:tcMar>
-              <w:top w:type="dxa" w:w="70"/>
-              <w:left w:type="dxa" w:w="100"/>
-              <w:bottom w:type="dxa" w:w="70"/>
-              <w:right w:type="dxa" w:w="100"/>
-            </w:tcMar>
-          </w:tcPr>
-          <w:p>
-            <w:pPr>
-              <w:spacing w:after="60" w:before="0"/>
-            </w:pPr>
-            <w:r>
-              <w:rPr>
-                <w:rFonts w:ascii="Calibri" w:cs="Calibri" w:eastAsia="Calibri" w:hAnsi="Calibri"/>
-                <w:b/>
-                <w:bCs/>
-                <w:color w:val="1F7A4D"/>
-                <w:sz w:val="19"/>
-                <w:szCs w:val="19"/>
-              </w:rPr>
-              <w:t xml:space="preserve">Inclus</w:t>
-            </w:r>
-          </w:p>
-        </w:tc>
-        <w:tc>
-          <w:tcPr>
-            <w:tcW w:type="dxa" w:w="5688"/>
-            <w:tcBorders>
-              <w:top w:val="single" w:color="C9D3D9" w:sz="4"/>
-              <w:left w:val="single" w:color="C9D3D9" w:sz="4"/>
-              <w:bottom w:val="single" w:color="C9D3D9" w:sz="4"/>
-              <w:right w:val="single" w:color="C9D3D9" w:sz="4"/>
-            </w:tcBorders>
-            <w:tcMar>
-              <w:top w:type="dxa" w:w="70"/>
-              <w:left w:type="dxa" w:w="100"/>
-              <w:bottom w:type="dxa" w:w="70"/>
-              <w:right w:type="dxa" w:w="100"/>
-            </w:tcMar>
-          </w:tcPr>
-          <w:p>
-            <w:pPr>
-              <w:spacing w:after="60" w:before="0"/>
-            </w:pPr>
-            <w:r>
-              <w:rPr>
-                <w:rFonts w:ascii="Calibri" w:cs="Calibri" w:eastAsia="Calibri" w:hAnsi="Calibri"/>
-                <w:sz w:val="19"/>
-                <w:szCs w:val="19"/>
-              </w:rPr>
-              <w:t xml:space="preserve">Inclus în ofertă (M6). Nimic de clarificat.</w:t>
             </w:r>
           </w:p>
         </w:tc>
@@ -6165,7 +4293,7 @@
                 <w:sz w:val="19"/>
                 <w:szCs w:val="19"/>
               </w:rPr>
-              <w:t xml:space="preserve">Produse</w:t>
+              <w:t xml:space="preserve">Clienți</w:t>
             </w:r>
           </w:p>
         </w:tc>
@@ -6178,28 +4306,28 @@
               <w:bottom w:val="single" w:color="C9D3D9" w:sz="4"/>
               <w:right w:val="single" w:color="C9D3D9" w:sz="4"/>
             </w:tcBorders>
-            <w:shd w:fill="E3F2E8" w:color="auto" w:val="clear"/>
-            <w:tcMar>
-              <w:top w:type="dxa" w:w="70"/>
-              <w:left w:type="dxa" w:w="100"/>
-              <w:bottom w:type="dxa" w:w="70"/>
-              <w:right w:type="dxa" w:w="100"/>
-            </w:tcMar>
-          </w:tcPr>
-          <w:p>
-            <w:pPr>
-              <w:spacing w:after="60" w:before="0"/>
-            </w:pPr>
-            <w:r>
-              <w:rPr>
-                <w:rFonts w:ascii="Calibri" w:cs="Calibri" w:eastAsia="Calibri" w:hAnsi="Calibri"/>
-                <w:b/>
-                <w:bCs/>
-                <w:color w:val="1F7A4D"/>
-                <w:sz w:val="19"/>
-                <w:szCs w:val="19"/>
-              </w:rPr>
-              <w:t xml:space="preserve">Inclus</w:t>
+            <w:shd w:fill="FFF1D1" w:color="auto" w:val="clear"/>
+            <w:tcMar>
+              <w:top w:type="dxa" w:w="70"/>
+              <w:left w:type="dxa" w:w="100"/>
+              <w:bottom w:type="dxa" w:w="70"/>
+              <w:right w:type="dxa" w:w="100"/>
+            </w:tcMar>
+          </w:tcPr>
+          <w:p>
+            <w:pPr>
+              <w:spacing w:after="60" w:before="0"/>
+            </w:pPr>
+            <w:r>
+              <w:rPr>
+                <w:rFonts w:ascii="Calibri" w:cs="Calibri" w:eastAsia="Calibri" w:hAnsi="Calibri"/>
+                <w:b/>
+                <w:bCs/>
+                <w:color w:val="9A5B00"/>
+                <w:sz w:val="19"/>
+                <w:szCs w:val="19"/>
+              </w:rPr>
+              <w:t xml:space="preserve">Ambiguu</w:t>
             </w:r>
           </w:p>
         </w:tc>
@@ -6226,10 +4354,58 @@
             <w:r>
               <w:rPr>
                 <w:rFonts w:ascii="Calibri" w:cs="Calibri" w:eastAsia="Calibri" w:hAnsi="Calibri"/>
-                <w:sz w:val="19"/>
-                <w:szCs w:val="19"/>
-              </w:rPr>
-              <w:t xml:space="preserve">Inclus în ofertă (M5). Nimic de clarificat.</w:t>
+                <w:b/>
+                <w:bCs/>
+                <w:sz w:val="19"/>
+                <w:szCs w:val="19"/>
+              </w:rPr>
+              <w:t xml:space="preserve">Ofertă neclară (M5):</w:t>
+            </w:r>
+          </w:p>
+          <w:p>
+            <w:pPr>
+              <w:spacing w:after="60" w:before="0"/>
+            </w:pPr>
+            <w:r>
+              <w:rPr>
+                <w:rFonts w:ascii="Calibri" w:cs="Calibri" w:eastAsia="Calibri" w:hAnsi="Calibri"/>
+                <w:b/>
+                <w:bCs/>
+                <w:sz w:val="19"/>
+                <w:szCs w:val="19"/>
+              </w:rPr>
+              <w:t xml:space="preserve">Ce spune oferta: </w:t>
+            </w:r>
+            <w:r>
+              <w:rPr>
+                <w:rFonts w:ascii="Calibri" w:cs="Calibri" w:eastAsia="Calibri" w:hAnsi="Calibri"/>
+                <w:sz w:val="19"/>
+                <w:szCs w:val="19"/>
+              </w:rPr>
+              <w:t xml:space="preserve">Include „clienți”, fără detalii.</w:t>
+            </w:r>
+          </w:p>
+          <w:p>
+            <w:pPr>
+              <w:spacing w:after="60" w:before="0"/>
+            </w:pPr>
+            <w:r>
+              <w:rPr>
+                <w:rFonts w:ascii="Calibri" w:cs="Calibri" w:eastAsia="Calibri" w:hAnsi="Calibri"/>
+                <w:b/>
+                <w:bCs/>
+                <w:sz w:val="19"/>
+                <w:szCs w:val="19"/>
+              </w:rPr>
+              <w:t xml:space="preserve">Ce trebuie confirmat: </w:t>
+            </w:r>
+            <w:r>
+              <w:rPr>
+                <w:rFonts w:ascii="Calibri" w:cs="Calibri" w:eastAsia="Calibri" w:hAnsi="Calibri"/>
+                <w:sz w:val="19"/>
+                <w:szCs w:val="19"/>
+              </w:rPr>
+              <w:t xml:space="preserve">Se păstrează parolele? Cum devin clienții actuali conturi de companie B2B? Se păstrează URL-urile vechi pentru SEO?</w:t>
             </w:r>
           </w:p>
         </w:tc>
@@ -6265,7 +4441,7 @@
                 <w:sz w:val="19"/>
                 <w:szCs w:val="19"/>
               </w:rPr>
-              <w:t xml:space="preserve">Categorii</w:t>
+              <w:t xml:space="preserve">Comenzile istorice nu se importă</w:t>
             </w:r>
           </w:p>
         </w:tc>
@@ -6278,28 +4454,28 @@
               <w:bottom w:val="single" w:color="C9D3D9" w:sz="4"/>
               <w:right w:val="single" w:color="C9D3D9" w:sz="4"/>
             </w:tcBorders>
-            <w:shd w:fill="E3F2E8" w:color="auto" w:val="clear"/>
-            <w:tcMar>
-              <w:top w:type="dxa" w:w="70"/>
-              <w:left w:type="dxa" w:w="100"/>
-              <w:bottom w:type="dxa" w:w="70"/>
-              <w:right w:type="dxa" w:w="100"/>
-            </w:tcMar>
-          </w:tcPr>
-          <w:p>
-            <w:pPr>
-              <w:spacing w:after="60" w:before="0"/>
-            </w:pPr>
-            <w:r>
-              <w:rPr>
-                <w:rFonts w:ascii="Calibri" w:cs="Calibri" w:eastAsia="Calibri" w:hAnsi="Calibri"/>
-                <w:b/>
-                <w:bCs/>
-                <w:color w:val="1F7A4D"/>
-                <w:sz w:val="19"/>
-                <w:szCs w:val="19"/>
-              </w:rPr>
-              <w:t xml:space="preserve">Inclus</w:t>
+            <w:shd w:fill="FBE3E1" w:color="auto" w:val="clear"/>
+            <w:tcMar>
+              <w:top w:type="dxa" w:w="70"/>
+              <w:left w:type="dxa" w:w="100"/>
+              <w:bottom w:type="dxa" w:w="70"/>
+              <w:right w:type="dxa" w:w="100"/>
+            </w:tcMar>
+          </w:tcPr>
+          <w:p>
+            <w:pPr>
+              <w:spacing w:after="60" w:before="0"/>
+            </w:pPr>
+            <w:r>
+              <w:rPr>
+                <w:rFonts w:ascii="Calibri" w:cs="Calibri" w:eastAsia="Calibri" w:hAnsi="Calibri"/>
+                <w:b/>
+                <w:bCs/>
+                <w:color w:val="B3261E"/>
+                <w:sz w:val="19"/>
+                <w:szCs w:val="19"/>
+              </w:rPr>
+              <w:t xml:space="preserve">Nu e inclus</w:t>
             </w:r>
           </w:p>
         </w:tc>
@@ -6326,112 +4502,12 @@
             <w:r>
               <w:rPr>
                 <w:rFonts w:ascii="Calibri" w:cs="Calibri" w:eastAsia="Calibri" w:hAnsi="Calibri"/>
-                <w:sz w:val="19"/>
-                <w:szCs w:val="19"/>
-              </w:rPr>
-              <w:t xml:space="preserve">Inclus în ofertă (M5). Nimic de clarificat.</w:t>
-            </w:r>
-          </w:p>
-        </w:tc>
-      </w:tr>
-      <w:tr>
-        <w:trPr>
-          <w:cantSplit/>
-        </w:trPr>
-        <w:tc>
-          <w:tcPr>
-            <w:tcW w:type="dxa" w:w="2700"/>
-            <w:tcBorders>
-              <w:top w:val="single" w:color="C9D3D9" w:sz="4"/>
-              <w:left w:val="single" w:color="C9D3D9" w:sz="4"/>
-              <w:bottom w:val="single" w:color="C9D3D9" w:sz="4"/>
-              <w:right w:val="single" w:color="C9D3D9" w:sz="4"/>
-            </w:tcBorders>
-            <w:tcMar>
-              <w:top w:type="dxa" w:w="70"/>
-              <w:left w:type="dxa" w:w="100"/>
-              <w:bottom w:type="dxa" w:w="70"/>
-              <w:right w:type="dxa" w:w="100"/>
-            </w:tcMar>
-          </w:tcPr>
-          <w:p>
-            <w:pPr>
-              <w:spacing w:after="60" w:before="0"/>
-              <w:ind w:left="400"/>
-            </w:pPr>
-            <w:r>
-              <w:rPr>
-                <w:rFonts w:ascii="Calibri" w:cs="Calibri" w:eastAsia="Calibri" w:hAnsi="Calibri"/>
-                <w:sz w:val="19"/>
-                <w:szCs w:val="19"/>
-              </w:rPr>
-              <w:t xml:space="preserve">Clienți</w:t>
-            </w:r>
-          </w:p>
-        </w:tc>
-        <w:tc>
-          <w:tcPr>
-            <w:tcW w:type="dxa" w:w="1250"/>
-            <w:tcBorders>
-              <w:top w:val="single" w:color="C9D3D9" w:sz="4"/>
-              <w:left w:val="single" w:color="C9D3D9" w:sz="4"/>
-              <w:bottom w:val="single" w:color="C9D3D9" w:sz="4"/>
-              <w:right w:val="single" w:color="C9D3D9" w:sz="4"/>
-            </w:tcBorders>
-            <w:shd w:fill="FFF1D1" w:color="auto" w:val="clear"/>
-            <w:tcMar>
-              <w:top w:type="dxa" w:w="70"/>
-              <w:left w:type="dxa" w:w="100"/>
-              <w:bottom w:type="dxa" w:w="70"/>
-              <w:right w:type="dxa" w:w="100"/>
-            </w:tcMar>
-          </w:tcPr>
-          <w:p>
-            <w:pPr>
-              <w:spacing w:after="60" w:before="0"/>
-            </w:pPr>
-            <w:r>
-              <w:rPr>
-                <w:rFonts w:ascii="Calibri" w:cs="Calibri" w:eastAsia="Calibri" w:hAnsi="Calibri"/>
-                <w:b/>
-                <w:bCs/>
-                <w:color w:val="9A5B00"/>
-                <w:sz w:val="19"/>
-                <w:szCs w:val="19"/>
-              </w:rPr>
-              <w:t xml:space="preserve">Ambiguu</w:t>
-            </w:r>
-          </w:p>
-        </w:tc>
-        <w:tc>
-          <w:tcPr>
-            <w:tcW w:type="dxa" w:w="5688"/>
-            <w:tcBorders>
-              <w:top w:val="single" w:color="C9D3D9" w:sz="4"/>
-              <w:left w:val="single" w:color="C9D3D9" w:sz="4"/>
-              <w:bottom w:val="single" w:color="C9D3D9" w:sz="4"/>
-              <w:right w:val="single" w:color="C9D3D9" w:sz="4"/>
-            </w:tcBorders>
-            <w:tcMar>
-              <w:top w:type="dxa" w:w="70"/>
-              <w:left w:type="dxa" w:w="100"/>
-              <w:bottom w:type="dxa" w:w="70"/>
-              <w:right w:type="dxa" w:w="100"/>
-            </w:tcMar>
-          </w:tcPr>
-          <w:p>
-            <w:pPr>
-              <w:spacing w:after="60" w:before="0"/>
-            </w:pPr>
-            <w:r>
-              <w:rPr>
-                <w:rFonts w:ascii="Calibri" w:cs="Calibri" w:eastAsia="Calibri" w:hAnsi="Calibri"/>
-                <w:b/>
-                <w:bCs/>
-                <w:sz w:val="19"/>
-                <w:szCs w:val="19"/>
-              </w:rPr>
-              <w:t xml:space="preserve">Ofertă neclară (M5):</w:t>
+                <w:b/>
+                <w:bCs/>
+                <w:sz w:val="19"/>
+                <w:szCs w:val="19"/>
+              </w:rPr>
+              <w:t xml:space="preserve">Nu e inclus în ofertă:</w:t>
             </w:r>
           </w:p>
           <w:p>
@@ -6454,7 +4530,7 @@
                 <w:sz w:val="19"/>
                 <w:szCs w:val="19"/>
               </w:rPr>
-              <w:t xml:space="preserve">Include „clienți”, fără detalii.</w:t>
+              <w:t xml:space="preserve">Campaniile și account managerul nu apar. Comenzile istorice nu se importă.</w:t>
             </w:r>
           </w:p>
           <w:p>
@@ -6477,293 +4553,7 @@
                 <w:sz w:val="19"/>
                 <w:szCs w:val="19"/>
               </w:rPr>
-              <w:t xml:space="preserve">Se păstrează parolele? Cum devin clienții actuali conturi de companie B2B? Se păstrează URL-urile vechi pentru SEO?</w:t>
-            </w:r>
-          </w:p>
-        </w:tc>
-      </w:tr>
-      <w:tr>
-        <w:trPr>
-          <w:cantSplit/>
-        </w:trPr>
-        <w:tc>
-          <w:tcPr>
-            <w:tcW w:type="dxa" w:w="2700"/>
-            <w:tcBorders>
-              <w:top w:val="single" w:color="C9D3D9" w:sz="4"/>
-              <w:left w:val="single" w:color="C9D3D9" w:sz="4"/>
-              <w:bottom w:val="single" w:color="C9D3D9" w:sz="4"/>
-              <w:right w:val="single" w:color="C9D3D9" w:sz="4"/>
-            </w:tcBorders>
-            <w:tcMar>
-              <w:top w:type="dxa" w:w="70"/>
-              <w:left w:type="dxa" w:w="100"/>
-              <w:bottom w:type="dxa" w:w="70"/>
-              <w:right w:type="dxa" w:w="100"/>
-            </w:tcMar>
-          </w:tcPr>
-          <w:p>
-            <w:pPr>
-              <w:spacing w:after="60" w:before="0"/>
-              <w:ind w:left="400"/>
-            </w:pPr>
-            <w:r>
-              <w:rPr>
-                <w:rFonts w:ascii="Calibri" w:cs="Calibri" w:eastAsia="Calibri" w:hAnsi="Calibri"/>
-                <w:sz w:val="19"/>
-                <w:szCs w:val="19"/>
-              </w:rPr>
-              <w:t xml:space="preserve">Comenzile istorice nu se importă</w:t>
-            </w:r>
-          </w:p>
-        </w:tc>
-        <w:tc>
-          <w:tcPr>
-            <w:tcW w:type="dxa" w:w="1250"/>
-            <w:tcBorders>
-              <w:top w:val="single" w:color="C9D3D9" w:sz="4"/>
-              <w:left w:val="single" w:color="C9D3D9" w:sz="4"/>
-              <w:bottom w:val="single" w:color="C9D3D9" w:sz="4"/>
-              <w:right w:val="single" w:color="C9D3D9" w:sz="4"/>
-            </w:tcBorders>
-            <w:shd w:fill="FBE3E1" w:color="auto" w:val="clear"/>
-            <w:tcMar>
-              <w:top w:type="dxa" w:w="70"/>
-              <w:left w:type="dxa" w:w="100"/>
-              <w:bottom w:type="dxa" w:w="70"/>
-              <w:right w:type="dxa" w:w="100"/>
-            </w:tcMar>
-          </w:tcPr>
-          <w:p>
-            <w:pPr>
-              <w:spacing w:after="60" w:before="0"/>
-            </w:pPr>
-            <w:r>
-              <w:rPr>
-                <w:rFonts w:ascii="Calibri" w:cs="Calibri" w:eastAsia="Calibri" w:hAnsi="Calibri"/>
-                <w:b/>
-                <w:bCs/>
-                <w:color w:val="B3261E"/>
-                <w:sz w:val="19"/>
-                <w:szCs w:val="19"/>
-              </w:rPr>
-              <w:t xml:space="preserve">Nu e inclus</w:t>
-            </w:r>
-          </w:p>
-        </w:tc>
-        <w:tc>
-          <w:tcPr>
-            <w:tcW w:type="dxa" w:w="5688"/>
-            <w:tcBorders>
-              <w:top w:val="single" w:color="C9D3D9" w:sz="4"/>
-              <w:left w:val="single" w:color="C9D3D9" w:sz="4"/>
-              <w:bottom w:val="single" w:color="C9D3D9" w:sz="4"/>
-              <w:right w:val="single" w:color="C9D3D9" w:sz="4"/>
-            </w:tcBorders>
-            <w:tcMar>
-              <w:top w:type="dxa" w:w="70"/>
-              <w:left w:type="dxa" w:w="100"/>
-              <w:bottom w:type="dxa" w:w="70"/>
-              <w:right w:type="dxa" w:w="100"/>
-            </w:tcMar>
-          </w:tcPr>
-          <w:p>
-            <w:pPr>
-              <w:spacing w:after="60" w:before="0"/>
-            </w:pPr>
-            <w:r>
-              <w:rPr>
-                <w:rFonts w:ascii="Calibri" w:cs="Calibri" w:eastAsia="Calibri" w:hAnsi="Calibri"/>
-                <w:b/>
-                <w:bCs/>
-                <w:sz w:val="19"/>
-                <w:szCs w:val="19"/>
-              </w:rPr>
-              <w:t xml:space="preserve">Nu e inclus în ofertă:</w:t>
-            </w:r>
-          </w:p>
-          <w:p>
-            <w:pPr>
-              <w:spacing w:after="60" w:before="0"/>
-            </w:pPr>
-            <w:r>
-              <w:rPr>
-                <w:rFonts w:ascii="Calibri" w:cs="Calibri" w:eastAsia="Calibri" w:hAnsi="Calibri"/>
-                <w:b/>
-                <w:bCs/>
-                <w:sz w:val="19"/>
-                <w:szCs w:val="19"/>
-              </w:rPr>
-              <w:t xml:space="preserve">Ce spune oferta: </w:t>
-            </w:r>
-            <w:r>
-              <w:rPr>
-                <w:rFonts w:ascii="Calibri" w:cs="Calibri" w:eastAsia="Calibri" w:hAnsi="Calibri"/>
-                <w:sz w:val="19"/>
-                <w:szCs w:val="19"/>
-              </w:rPr>
-              <w:t xml:space="preserve">Campaniile și account managerul nu apar. Comenzile istorice nu se importă.</w:t>
-            </w:r>
-          </w:p>
-          <w:p>
-            <w:pPr>
-              <w:spacing w:after="60" w:before="0"/>
-            </w:pPr>
-            <w:r>
-              <w:rPr>
-                <w:rFonts w:ascii="Calibri" w:cs="Calibri" w:eastAsia="Calibri" w:hAnsi="Calibri"/>
-                <w:b/>
-                <w:bCs/>
-                <w:sz w:val="19"/>
-                <w:szCs w:val="19"/>
-              </w:rPr>
-              <w:t xml:space="preserve">Ce trebuie confirmat: </w:t>
-            </w:r>
-            <w:r>
-              <w:rPr>
-                <w:rFonts w:ascii="Calibri" w:cs="Calibri" w:eastAsia="Calibri" w:hAnsi="Calibri"/>
-                <w:sz w:val="19"/>
-                <w:szCs w:val="19"/>
-              </w:rPr>
               <w:t xml:space="preserve">În „comenzi recente” clientul vede doar comenzile noi sau și pe cele vechi din CRM? Campaniile și account managerul sunt incluse?</w:t>
-            </w:r>
-          </w:p>
-        </w:tc>
-      </w:tr>
-      <w:tr>
-        <w:tc>
-          <w:tcPr>
-            <w:tcW w:type="dxa" w:w="9638"/>
-            <w:gridSpan w:val="3"/>
-            <w:tcBorders>
-              <w:top w:val="single" w:color="C9D3D9" w:sz="4"/>
-              <w:left w:val="single" w:color="C9D3D9" w:sz="4"/>
-              <w:bottom w:val="single" w:color="C9D3D9" w:sz="4"/>
-              <w:right w:val="single" w:color="C9D3D9" w:sz="4"/>
-            </w:tcBorders>
-            <w:shd w:fill="EEF2F4" w:color="auto" w:val="clear"/>
-            <w:tcMar>
-              <w:top w:type="dxa" w:w="70"/>
-              <w:left w:type="dxa" w:w="100"/>
-              <w:bottom w:type="dxa" w:w="70"/>
-              <w:right w:type="dxa" w:w="100"/>
-            </w:tcMar>
-          </w:tcPr>
-          <w:p>
-            <w:pPr>
-              <w:spacing w:after="60" w:before="0"/>
-              <w:ind w:left="0"/>
-            </w:pPr>
-            <w:r>
-              <w:rPr>
-                <w:rFonts w:ascii="Calibri" w:cs="Calibri" w:eastAsia="Calibri" w:hAnsi="Calibri"/>
-                <w:b/>
-                <w:bCs/>
-                <w:color w:val="1F3A4D"/>
-                <w:sz w:val="18"/>
-                <w:szCs w:val="18"/>
-              </w:rPr>
-              <w:t xml:space="preserve">Livrabile</w:t>
-            </w:r>
-          </w:p>
-        </w:tc>
-      </w:tr>
-      <w:tr>
-        <w:trPr>
-          <w:cantSplit/>
-        </w:trPr>
-        <w:tc>
-          <w:tcPr>
-            <w:tcW w:type="dxa" w:w="2700"/>
-            <w:tcBorders>
-              <w:top w:val="single" w:color="C9D3D9" w:sz="4"/>
-              <w:left w:val="single" w:color="C9D3D9" w:sz="4"/>
-              <w:bottom w:val="single" w:color="C9D3D9" w:sz="4"/>
-              <w:right w:val="single" w:color="C9D3D9" w:sz="4"/>
-            </w:tcBorders>
-            <w:tcMar>
-              <w:top w:type="dxa" w:w="70"/>
-              <w:left w:type="dxa" w:w="100"/>
-              <w:bottom w:type="dxa" w:w="70"/>
-              <w:right w:type="dxa" w:w="100"/>
-            </w:tcMar>
-          </w:tcPr>
-          <w:p>
-            <w:pPr>
-              <w:spacing w:after="60" w:before="0"/>
-              <w:ind w:left="200"/>
-            </w:pPr>
-            <w:r>
-              <w:rPr>
-                <w:rFonts w:ascii="Calibri" w:cs="Calibri" w:eastAsia="Calibri" w:hAnsi="Calibri"/>
-                <w:sz w:val="19"/>
-                <w:szCs w:val="19"/>
-              </w:rPr>
-              <w:t xml:space="preserve">Funcționalitățile B2C actuale, pe site-ul demo</w:t>
-            </w:r>
-          </w:p>
-        </w:tc>
-        <w:tc>
-          <w:tcPr>
-            <w:tcW w:type="dxa" w:w="1250"/>
-            <w:tcBorders>
-              <w:top w:val="single" w:color="C9D3D9" w:sz="4"/>
-              <w:left w:val="single" w:color="C9D3D9" w:sz="4"/>
-              <w:bottom w:val="single" w:color="C9D3D9" w:sz="4"/>
-              <w:right w:val="single" w:color="C9D3D9" w:sz="4"/>
-            </w:tcBorders>
-            <w:shd w:fill="E3F2E8" w:color="auto" w:val="clear"/>
-            <w:tcMar>
-              <w:top w:type="dxa" w:w="70"/>
-              <w:left w:type="dxa" w:w="100"/>
-              <w:bottom w:type="dxa" w:w="70"/>
-              <w:right w:type="dxa" w:w="100"/>
-            </w:tcMar>
-          </w:tcPr>
-          <w:p>
-            <w:pPr>
-              <w:spacing w:after="60" w:before="0"/>
-            </w:pPr>
-            <w:r>
-              <w:rPr>
-                <w:rFonts w:ascii="Calibri" w:cs="Calibri" w:eastAsia="Calibri" w:hAnsi="Calibri"/>
-                <w:b/>
-                <w:bCs/>
-                <w:color w:val="1F7A4D"/>
-                <w:sz w:val="19"/>
-                <w:szCs w:val="19"/>
-              </w:rPr>
-              <w:t xml:space="preserve">Inclus</w:t>
-            </w:r>
-          </w:p>
-        </w:tc>
-        <w:tc>
-          <w:tcPr>
-            <w:tcW w:type="dxa" w:w="5688"/>
-            <w:tcBorders>
-              <w:top w:val="single" w:color="C9D3D9" w:sz="4"/>
-              <w:left w:val="single" w:color="C9D3D9" w:sz="4"/>
-              <w:bottom w:val="single" w:color="C9D3D9" w:sz="4"/>
-              <w:right w:val="single" w:color="C9D3D9" w:sz="4"/>
-            </w:tcBorders>
-            <w:tcMar>
-              <w:top w:type="dxa" w:w="70"/>
-              <w:left w:type="dxa" w:w="100"/>
-              <w:bottom w:type="dxa" w:w="70"/>
-              <w:right w:type="dxa" w:w="100"/>
-            </w:tcMar>
-          </w:tcPr>
-          <w:p>
-            <w:pPr>
-              <w:spacing w:after="60" w:before="0"/>
-            </w:pPr>
-            <w:r>
-              <w:rPr>
-                <w:rFonts w:ascii="Calibri" w:cs="Calibri" w:eastAsia="Calibri" w:hAnsi="Calibri"/>
-                <w:sz w:val="19"/>
-                <w:szCs w:val="19"/>
-              </w:rPr>
-              <w:t xml:space="preserve">Inclus în ofertă. Nimic de clarificat.</w:t>
             </w:r>
           </w:p>
         </w:tc>
@@ -7188,7 +4978,7 @@
                 <w:sz w:val="19"/>
                 <w:szCs w:val="19"/>
               </w:rPr>
-              <w:t xml:space="preserve">Sistem de discount / marjă instalator</w:t>
+              <w:t xml:space="preserve">Reparare configurator de pachete (azi nefuncțional)</w:t>
             </w:r>
           </w:p>
         </w:tc>
@@ -7201,28 +4991,28 @@
               <w:bottom w:val="single" w:color="C9D3D9" w:sz="4"/>
               <w:right w:val="single" w:color="C9D3D9" w:sz="4"/>
             </w:tcBorders>
-            <w:shd w:fill="E3F2E8" w:color="auto" w:val="clear"/>
-            <w:tcMar>
-              <w:top w:type="dxa" w:w="70"/>
-              <w:left w:type="dxa" w:w="100"/>
-              <w:bottom w:type="dxa" w:w="70"/>
-              <w:right w:type="dxa" w:w="100"/>
-            </w:tcMar>
-          </w:tcPr>
-          <w:p>
-            <w:pPr>
-              <w:spacing w:after="60" w:before="0"/>
-            </w:pPr>
-            <w:r>
-              <w:rPr>
-                <w:rFonts w:ascii="Calibri" w:cs="Calibri" w:eastAsia="Calibri" w:hAnsi="Calibri"/>
-                <w:b/>
-                <w:bCs/>
-                <w:color w:val="1F7A4D"/>
-                <w:sz w:val="19"/>
-                <w:szCs w:val="19"/>
-              </w:rPr>
-              <w:t xml:space="preserve">Inclus</w:t>
+            <w:shd w:fill="FFF1D1" w:color="auto" w:val="clear"/>
+            <w:tcMar>
+              <w:top w:type="dxa" w:w="70"/>
+              <w:left w:type="dxa" w:w="100"/>
+              <w:bottom w:type="dxa" w:w="70"/>
+              <w:right w:type="dxa" w:w="100"/>
+            </w:tcMar>
+          </w:tcPr>
+          <w:p>
+            <w:pPr>
+              <w:spacing w:after="60" w:before="0"/>
+            </w:pPr>
+            <w:r>
+              <w:rPr>
+                <w:rFonts w:ascii="Calibri" w:cs="Calibri" w:eastAsia="Calibri" w:hAnsi="Calibri"/>
+                <w:b/>
+                <w:bCs/>
+                <w:color w:val="9A5B00"/>
+                <w:sz w:val="19"/>
+                <w:szCs w:val="19"/>
+              </w:rPr>
+              <w:t xml:space="preserve">Ambiguu</w:t>
             </w:r>
           </w:p>
         </w:tc>
@@ -7254,7 +5044,7 @@
                 <w:sz w:val="19"/>
                 <w:szCs w:val="19"/>
               </w:rPr>
-              <w:t xml:space="preserve">Inclus în ofertă (M9), dar trebuie fixate detaliile:</w:t>
+              <w:t xml:space="preserve">Ofertă neclară (M10):</w:t>
             </w:r>
           </w:p>
           <w:p>
@@ -7277,7 +5067,7 @@
                 <w:sz w:val="19"/>
                 <w:szCs w:val="19"/>
               </w:rPr>
-              <w:t xml:space="preserve">Doar ierarhie liniară. Regulile concurente, bonusarea retroactivă și discountul automat la target sunt excluse.</w:t>
+              <w:t xml:space="preserve">„Funcționalitate existentă în ERP, momentan nefuncțională”; fluxul a fost explicat doar verbal.</w:t>
             </w:r>
           </w:p>
           <w:p>
@@ -7300,7 +5090,45 @@
                 <w:sz w:val="19"/>
                 <w:szCs w:val="19"/>
               </w:rPr>
-              <w:t xml:space="preserve">Scrieți acum toate regulile comerciale. Orice regulă care nu încape în ierarhia liniară va fi cost separat.</w:t>
+              <w:t xml:space="preserve">Descrieți fluxul în scris înainte de semnare. Diferența Magento vs ERP schimbă complet efortul.</w:t>
+            </w:r>
+          </w:p>
+        </w:tc>
+      </w:tr>
+      <w:tr>
+        <w:tc>
+          <w:tcPr>
+            <w:tcW w:type="dxa" w:w="9638"/>
+            <w:gridSpan w:val="3"/>
+            <w:tcBorders>
+              <w:top w:val="single" w:color="C9D3D9" w:sz="4"/>
+              <w:left w:val="single" w:color="C9D3D9" w:sz="4"/>
+              <w:bottom w:val="single" w:color="C9D3D9" w:sz="4"/>
+              <w:right w:val="single" w:color="C9D3D9" w:sz="4"/>
+            </w:tcBorders>
+            <w:shd w:fill="EEF2F4" w:color="auto" w:val="clear"/>
+            <w:tcMar>
+              <w:top w:type="dxa" w:w="70"/>
+              <w:left w:type="dxa" w:w="100"/>
+              <w:bottom w:type="dxa" w:w="70"/>
+              <w:right w:type="dxa" w:w="100"/>
+            </w:tcMar>
+          </w:tcPr>
+          <w:p>
+            <w:pPr>
+              <w:spacing w:after="60" w:before="0"/>
+              <w:ind w:left="200"/>
+            </w:pPr>
+            <w:r>
+              <w:rPr>
+                <w:rFonts w:ascii="Calibri" w:cs="Calibri" w:eastAsia="Calibri" w:hAnsi="Calibri"/>
+                <w:b/>
+                <w:bCs/>
+                <w:color w:val="1F3A4D"/>
+                <w:sz w:val="18"/>
+                <w:szCs w:val="18"/>
+              </w:rPr>
+              <w:t xml:space="preserve">Extindere sistem companie</w:t>
             </w:r>
           </w:p>
         </w:tc>
@@ -7328,15 +5156,15 @@
           <w:p>
             <w:pPr>
               <w:spacing w:after="60" w:before="0"/>
-              <w:ind w:left="200"/>
-            </w:pPr>
-            <w:r>
-              <w:rPr>
-                <w:rFonts w:ascii="Calibri" w:cs="Calibri" w:eastAsia="Calibri" w:hAnsi="Calibri"/>
-                <w:sz w:val="19"/>
-                <w:szCs w:val="19"/>
-              </w:rPr>
-              <w:t xml:space="preserve">Reparare configurator de pachete (azi nefuncțional)</w:t>
+              <w:ind w:left="400"/>
+            </w:pPr>
+            <w:r>
+              <w:rPr>
+                <w:rFonts w:ascii="Calibri" w:cs="Calibri" w:eastAsia="Calibri" w:hAnsi="Calibri"/>
+                <w:sz w:val="19"/>
+                <w:szCs w:val="19"/>
+              </w:rPr>
+              <w:t xml:space="preserve">Validări conform regulilor beneficiarului</w:t>
             </w:r>
           </w:p>
         </w:tc>
@@ -7402,7 +5230,7 @@
                 <w:sz w:val="19"/>
                 <w:szCs w:val="19"/>
               </w:rPr>
-              <w:t xml:space="preserve">Ofertă neclară (M10):</w:t>
+              <w:t xml:space="preserve">Ofertă neclară:</w:t>
             </w:r>
           </w:p>
           <w:p>
@@ -7425,7 +5253,7 @@
                 <w:sz w:val="19"/>
                 <w:szCs w:val="19"/>
               </w:rPr>
-              <w:t xml:space="preserve">„Funcționalitate existentă în ERP, momentan nefuncțională”; fluxul a fost explicat doar verbal.</w:t>
+              <w:t xml:space="preserve">Nu definește regulile.</w:t>
             </w:r>
           </w:p>
           <w:p>
@@ -7448,7 +5276,7 @@
                 <w:sz w:val="19"/>
                 <w:szCs w:val="19"/>
               </w:rPr>
-              <w:t xml:space="preserve">Descrieți fluxul în scris înainte de semnare. Diferența Magento vs ERP schimbă complet efortul.</w:t>
+              <w:t xml:space="preserve">Listați validările (CUI, documente, tip firmă). Ce nu e scris acum devine change request.</w:t>
             </w:r>
           </w:p>
         </w:tc>
@@ -7476,15 +5304,15 @@
           <w:p>
             <w:pPr>
               <w:spacing w:after="60" w:before="0"/>
-              <w:ind w:left="200"/>
-            </w:pPr>
-            <w:r>
-              <w:rPr>
-                <w:rFonts w:ascii="Calibri" w:cs="Calibri" w:eastAsia="Calibri" w:hAnsi="Calibri"/>
-                <w:sz w:val="19"/>
-                <w:szCs w:val="19"/>
-              </w:rPr>
-              <w:t xml:space="preserve">Prețuri cu / fără TVA în funcție de tipul clientului</w:t>
+              <w:ind w:left="400"/>
+            </w:pPr>
+            <w:r>
+              <w:rPr>
+                <w:rFonts w:ascii="Calibri" w:cs="Calibri" w:eastAsia="Calibri" w:hAnsi="Calibri"/>
+                <w:sz w:val="19"/>
+                <w:szCs w:val="19"/>
+              </w:rPr>
+              <w:t xml:space="preserve">Rebranding template-uri de e-mail cu logo-ul instalatorului</w:t>
             </w:r>
           </w:p>
         </w:tc>
@@ -7497,28 +5325,28 @@
               <w:bottom w:val="single" w:color="C9D3D9" w:sz="4"/>
               <w:right w:val="single" w:color="C9D3D9" w:sz="4"/>
             </w:tcBorders>
-            <w:shd w:fill="E3F2E8" w:color="auto" w:val="clear"/>
-            <w:tcMar>
-              <w:top w:type="dxa" w:w="70"/>
-              <w:left w:type="dxa" w:w="100"/>
-              <w:bottom w:type="dxa" w:w="70"/>
-              <w:right w:type="dxa" w:w="100"/>
-            </w:tcMar>
-          </w:tcPr>
-          <w:p>
-            <w:pPr>
-              <w:spacing w:after="60" w:before="0"/>
-            </w:pPr>
-            <w:r>
-              <w:rPr>
-                <w:rFonts w:ascii="Calibri" w:cs="Calibri" w:eastAsia="Calibri" w:hAnsi="Calibri"/>
-                <w:b/>
-                <w:bCs/>
-                <w:color w:val="1F7A4D"/>
-                <w:sz w:val="19"/>
-                <w:szCs w:val="19"/>
-              </w:rPr>
-              <w:t xml:space="preserve">Inclus</w:t>
+            <w:shd w:fill="FBE3E1" w:color="auto" w:val="clear"/>
+            <w:tcMar>
+              <w:top w:type="dxa" w:w="70"/>
+              <w:left w:type="dxa" w:w="100"/>
+              <w:bottom w:type="dxa" w:w="70"/>
+              <w:right w:type="dxa" w:w="100"/>
+            </w:tcMar>
+          </w:tcPr>
+          <w:p>
+            <w:pPr>
+              <w:spacing w:after="60" w:before="0"/>
+            </w:pPr>
+            <w:r>
+              <w:rPr>
+                <w:rFonts w:ascii="Calibri" w:cs="Calibri" w:eastAsia="Calibri" w:hAnsi="Calibri"/>
+                <w:b/>
+                <w:bCs/>
+                <w:color w:val="B3261E"/>
+                <w:sz w:val="19"/>
+                <w:szCs w:val="19"/>
+              </w:rPr>
+              <w:t xml:space="preserve">Nu e inclus</w:t>
             </w:r>
           </w:p>
         </w:tc>
@@ -7545,10 +5373,58 @@
             <w:r>
               <w:rPr>
                 <w:rFonts w:ascii="Calibri" w:cs="Calibri" w:eastAsia="Calibri" w:hAnsi="Calibri"/>
-                <w:sz w:val="19"/>
-                <w:szCs w:val="19"/>
-              </w:rPr>
-              <w:t xml:space="preserve">Inclus în ofertă (M8). Nimic de clarificat.</w:t>
+                <w:b/>
+                <w:bCs/>
+                <w:sz w:val="19"/>
+                <w:szCs w:val="19"/>
+              </w:rPr>
+              <w:t xml:space="preserve">Nu e inclus în ofertă:</w:t>
+            </w:r>
+          </w:p>
+          <w:p>
+            <w:pPr>
+              <w:spacing w:after="60" w:before="0"/>
+            </w:pPr>
+            <w:r>
+              <w:rPr>
+                <w:rFonts w:ascii="Calibri" w:cs="Calibri" w:eastAsia="Calibri" w:hAnsi="Calibri"/>
+                <w:b/>
+                <w:bCs/>
+                <w:sz w:val="19"/>
+                <w:szCs w:val="19"/>
+              </w:rPr>
+              <w:t xml:space="preserve">Ce spune oferta: </w:t>
+            </w:r>
+            <w:r>
+              <w:rPr>
+                <w:rFonts w:ascii="Calibri" w:cs="Calibri" w:eastAsia="Calibri" w:hAnsi="Calibri"/>
+                <w:sz w:val="19"/>
+                <w:szCs w:val="19"/>
+              </w:rPr>
+              <w:t xml:space="preserve">Include doar logo-ul pe devizul PDF.</w:t>
+            </w:r>
+          </w:p>
+          <w:p>
+            <w:pPr>
+              <w:spacing w:after="60" w:before="0"/>
+            </w:pPr>
+            <w:r>
+              <w:rPr>
+                <w:rFonts w:ascii="Calibri" w:cs="Calibri" w:eastAsia="Calibri" w:hAnsi="Calibri"/>
+                <w:b/>
+                <w:bCs/>
+                <w:sz w:val="19"/>
+                <w:szCs w:val="19"/>
+              </w:rPr>
+              <w:t xml:space="preserve">Ce trebuie confirmat: </w:t>
+            </w:r>
+            <w:r>
+              <w:rPr>
+                <w:rFonts w:ascii="Calibri" w:cs="Calibri" w:eastAsia="Calibri" w:hAnsi="Calibri"/>
+                <w:sz w:val="19"/>
+                <w:szCs w:val="19"/>
+              </w:rPr>
+              <w:t xml:space="preserve">E-mailurile către clientul final pleacă în numele instalatorului sau al Radox? Rebrandingul e inclus?</w:t>
             </w:r>
           </w:p>
         </w:tc>
@@ -7584,7 +5460,7 @@
                 <w:sz w:val="19"/>
                 <w:szCs w:val="19"/>
               </w:rPr>
-              <w:t xml:space="preserve">Tier prices per tip client</w:t>
+              <w:t xml:space="preserve">Sincronizare facturi cu CRM-ul</w:t>
             </w:r>
           </w:p>
         </w:tc>
@@ -7597,28 +5473,28 @@
               <w:bottom w:val="single" w:color="C9D3D9" w:sz="4"/>
               <w:right w:val="single" w:color="C9D3D9" w:sz="4"/>
             </w:tcBorders>
-            <w:shd w:fill="E3F2E8" w:color="auto" w:val="clear"/>
-            <w:tcMar>
-              <w:top w:type="dxa" w:w="70"/>
-              <w:left w:type="dxa" w:w="100"/>
-              <w:bottom w:type="dxa" w:w="70"/>
-              <w:right w:type="dxa" w:w="100"/>
-            </w:tcMar>
-          </w:tcPr>
-          <w:p>
-            <w:pPr>
-              <w:spacing w:after="60" w:before="0"/>
-            </w:pPr>
-            <w:r>
-              <w:rPr>
-                <w:rFonts w:ascii="Calibri" w:cs="Calibri" w:eastAsia="Calibri" w:hAnsi="Calibri"/>
-                <w:b/>
-                <w:bCs/>
-                <w:color w:val="1F7A4D"/>
-                <w:sz w:val="19"/>
-                <w:szCs w:val="19"/>
-              </w:rPr>
-              <w:t xml:space="preserve">Inclus</w:t>
+            <w:shd w:fill="FFF1D1" w:color="auto" w:val="clear"/>
+            <w:tcMar>
+              <w:top w:type="dxa" w:w="70"/>
+              <w:left w:type="dxa" w:w="100"/>
+              <w:bottom w:type="dxa" w:w="70"/>
+              <w:right w:type="dxa" w:w="100"/>
+            </w:tcMar>
+          </w:tcPr>
+          <w:p>
+            <w:pPr>
+              <w:spacing w:after="60" w:before="0"/>
+            </w:pPr>
+            <w:r>
+              <w:rPr>
+                <w:rFonts w:ascii="Calibri" w:cs="Calibri" w:eastAsia="Calibri" w:hAnsi="Calibri"/>
+                <w:b/>
+                <w:bCs/>
+                <w:color w:val="9A5B00"/>
+                <w:sz w:val="19"/>
+                <w:szCs w:val="19"/>
+              </w:rPr>
+              <w:t xml:space="preserve">Ambiguu</w:t>
             </w:r>
           </w:p>
         </w:tc>
@@ -7645,10 +5521,74 @@
             <w:r>
               <w:rPr>
                 <w:rFonts w:ascii="Calibri" w:cs="Calibri" w:eastAsia="Calibri" w:hAnsi="Calibri"/>
-                <w:sz w:val="19"/>
-                <w:szCs w:val="19"/>
-              </w:rPr>
-              <w:t xml:space="preserve">Inclus în ofertă (M8). Nimic de clarificat.</w:t>
+                <w:b/>
+                <w:bCs/>
+                <w:sz w:val="19"/>
+                <w:szCs w:val="19"/>
+              </w:rPr>
+              <w:t xml:space="preserve">Ofertă neclară (M13):</w:t>
+            </w:r>
+          </w:p>
+          <w:p>
+            <w:pPr>
+              <w:spacing w:after="60" w:before="0"/>
+            </w:pPr>
+            <w:r>
+              <w:rPr>
+                <w:rFonts w:ascii="Calibri" w:cs="Calibri" w:eastAsia="Calibri" w:hAnsi="Calibri"/>
+                <w:i/>
+                <w:iCs/>
+                <w:color w:val="B3261E"/>
+                <w:sz w:val="19"/>
+                <w:szCs w:val="19"/>
+              </w:rPr>
+              <w:t xml:space="preserve">Impact mare asupra costului sau termenului.</w:t>
+            </w:r>
+          </w:p>
+          <w:p>
+            <w:pPr>
+              <w:spacing w:after="60" w:before="0"/>
+            </w:pPr>
+            <w:r>
+              <w:rPr>
+                <w:rFonts w:ascii="Calibri" w:cs="Calibri" w:eastAsia="Calibri" w:hAnsi="Calibri"/>
+                <w:b/>
+                <w:bCs/>
+                <w:sz w:val="19"/>
+                <w:szCs w:val="19"/>
+              </w:rPr>
+              <w:t xml:space="preserve">Ce spune oferta: </w:t>
+            </w:r>
+            <w:r>
+              <w:rPr>
+                <w:rFonts w:ascii="Calibri" w:cs="Calibri" w:eastAsia="Calibri" w:hAnsi="Calibri"/>
+                <w:sz w:val="19"/>
+                <w:szCs w:val="19"/>
+              </w:rPr>
+              <w:t xml:space="preserve">Vorbește doar de ERP. Contractul de date ERP nu e confirmat, iar integrarea ERP/CRM „de la zero” e exclusă.</w:t>
+            </w:r>
+          </w:p>
+          <w:p>
+            <w:pPr>
+              <w:spacing w:after="60" w:before="0"/>
+            </w:pPr>
+            <w:r>
+              <w:rPr>
+                <w:rFonts w:ascii="Calibri" w:cs="Calibri" w:eastAsia="Calibri" w:hAnsi="Calibri"/>
+                <w:b/>
+                <w:bCs/>
+                <w:sz w:val="19"/>
+                <w:szCs w:val="19"/>
+              </w:rPr>
+              <w:t xml:space="preserve">Ce trebuie confirmat: </w:t>
+            </w:r>
+            <w:r>
+              <w:rPr>
+                <w:rFonts w:ascii="Calibri" w:cs="Calibri" w:eastAsia="Calibri" w:hAnsi="Calibri"/>
+                <w:sz w:val="19"/>
+                <w:szCs w:val="19"/>
+              </w:rPr>
+              <w:t xml:space="preserve">Ce sistem furnizează fiecare tip de date și prin ce API? Dacă un API lipsește, cine îl dezvoltă și cine plătește?</w:t>
             </w:r>
           </w:p>
         </w:tc>
@@ -7684,7 +5624,7 @@
                 <w:sz w:val="19"/>
                 <w:szCs w:val="19"/>
               </w:rPr>
-              <w:t xml:space="preserve">Ofertare: management, PDF, trimitere, istoric, acceptare totală / parțială, transformare în comandă</w:t>
+              <w:t xml:space="preserve">Sincronizare prețuri / sistem de caching</w:t>
             </w:r>
           </w:p>
         </w:tc>
@@ -7697,28 +5637,28 @@
               <w:bottom w:val="single" w:color="C9D3D9" w:sz="4"/>
               <w:right w:val="single" w:color="C9D3D9" w:sz="4"/>
             </w:tcBorders>
-            <w:shd w:fill="E3F2E8" w:color="auto" w:val="clear"/>
-            <w:tcMar>
-              <w:top w:type="dxa" w:w="70"/>
-              <w:left w:type="dxa" w:w="100"/>
-              <w:bottom w:type="dxa" w:w="70"/>
-              <w:right w:type="dxa" w:w="100"/>
-            </w:tcMar>
-          </w:tcPr>
-          <w:p>
-            <w:pPr>
-              <w:spacing w:after="60" w:before="0"/>
-            </w:pPr>
-            <w:r>
-              <w:rPr>
-                <w:rFonts w:ascii="Calibri" w:cs="Calibri" w:eastAsia="Calibri" w:hAnsi="Calibri"/>
-                <w:b/>
-                <w:bCs/>
-                <w:color w:val="1F7A4D"/>
-                <w:sz w:val="19"/>
-                <w:szCs w:val="19"/>
-              </w:rPr>
-              <w:t xml:space="preserve">Inclus</w:t>
+            <w:shd w:fill="FFF1D1" w:color="auto" w:val="clear"/>
+            <w:tcMar>
+              <w:top w:type="dxa" w:w="70"/>
+              <w:left w:type="dxa" w:w="100"/>
+              <w:bottom w:type="dxa" w:w="70"/>
+              <w:right w:type="dxa" w:w="100"/>
+            </w:tcMar>
+          </w:tcPr>
+          <w:p>
+            <w:pPr>
+              <w:spacing w:after="60" w:before="0"/>
+            </w:pPr>
+            <w:r>
+              <w:rPr>
+                <w:rFonts w:ascii="Calibri" w:cs="Calibri" w:eastAsia="Calibri" w:hAnsi="Calibri"/>
+                <w:b/>
+                <w:bCs/>
+                <w:color w:val="9A5B00"/>
+                <w:sz w:val="19"/>
+                <w:szCs w:val="19"/>
+              </w:rPr>
+              <w:t xml:space="preserve">Ambiguu</w:t>
             </w:r>
           </w:p>
         </w:tc>
@@ -7750,7 +5690,23 @@
                 <w:sz w:val="19"/>
                 <w:szCs w:val="19"/>
               </w:rPr>
-              <w:t xml:space="preserve">Inclus în ofertă (M11/M12), dar trebuie fixate detaliile:</w:t>
+              <w:t xml:space="preserve">Ofertă neclară (M8):</w:t>
+            </w:r>
+          </w:p>
+          <w:p>
+            <w:pPr>
+              <w:spacing w:after="60" w:before="0"/>
+            </w:pPr>
+            <w:r>
+              <w:rPr>
+                <w:rFonts w:ascii="Calibri" w:cs="Calibri" w:eastAsia="Calibri" w:hAnsi="Calibri"/>
+                <w:i/>
+                <w:iCs/>
+                <w:color w:val="B3261E"/>
+                <w:sz w:val="19"/>
+                <w:szCs w:val="19"/>
+              </w:rPr>
+              <w:t xml:space="preserve">Impact mare asupra costului sau termenului.</w:t>
             </w:r>
           </w:p>
           <w:p>
@@ -7773,7 +5729,7 @@
                 <w:sz w:val="19"/>
                 <w:szCs w:val="19"/>
               </w:rPr>
-              <w:t xml:space="preserve">Inclus: M11 (119h) și M12 (40h). Semnătura electronică și negocierea în mai multe runde sunt excluse.</w:t>
+              <w:t xml:space="preserve">Nu are modul dedicat. Apare doar ca „comportamentul de cache” în M8, care are 38h pentru tot ce ține de prețuri.</w:t>
             </w:r>
           </w:p>
           <w:p>
@@ -7796,45 +5752,7 @@
                 <w:sz w:val="19"/>
                 <w:szCs w:val="19"/>
               </w:rPr>
-              <w:t xml:space="preserve">Cât e valabilă o ofertă? Ce preț se aplică dacă s-a schimbat până la acceptare? Cum se recalculează discountul și transportul la acceptare parțială? Pe ce companie se face comanda?</w:t>
-            </w:r>
-          </w:p>
-        </w:tc>
-      </w:tr>
-      <w:tr>
-        <w:tc>
-          <w:tcPr>
-            <w:tcW w:type="dxa" w:w="9638"/>
-            <w:gridSpan w:val="3"/>
-            <w:tcBorders>
-              <w:top w:val="single" w:color="C9D3D9" w:sz="4"/>
-              <w:left w:val="single" w:color="C9D3D9" w:sz="4"/>
-              <w:bottom w:val="single" w:color="C9D3D9" w:sz="4"/>
-              <w:right w:val="single" w:color="C9D3D9" w:sz="4"/>
-            </w:tcBorders>
-            <w:shd w:fill="EEF2F4" w:color="auto" w:val="clear"/>
-            <w:tcMar>
-              <w:top w:type="dxa" w:w="70"/>
-              <w:left w:type="dxa" w:w="100"/>
-              <w:bottom w:type="dxa" w:w="70"/>
-              <w:right w:type="dxa" w:w="100"/>
-            </w:tcMar>
-          </w:tcPr>
-          <w:p>
-            <w:pPr>
-              <w:spacing w:after="60" w:before="0"/>
-              <w:ind w:left="200"/>
-            </w:pPr>
-            <w:r>
-              <w:rPr>
-                <w:rFonts w:ascii="Calibri" w:cs="Calibri" w:eastAsia="Calibri" w:hAnsi="Calibri"/>
-                <w:b/>
-                <w:bCs/>
-                <w:color w:val="1F3A4D"/>
-                <w:sz w:val="18"/>
-                <w:szCs w:val="18"/>
-              </w:rPr>
-              <w:t xml:space="preserve">Extindere sistem companie</w:t>
+              <w:t xml:space="preserve">Sunt incluse importul nocturn și butonul? Pentru câte prețuri (clienți × produse)? Ce se întâmplă cu prețul din coș sau dintr-o ofertă deja trimisă după un refresh?</w:t>
             </w:r>
           </w:p>
         </w:tc>
@@ -7862,15 +5780,15 @@
           <w:p>
             <w:pPr>
               <w:spacing w:after="60" w:before="0"/>
-              <w:ind w:left="400"/>
-            </w:pPr>
-            <w:r>
-              <w:rPr>
-                <w:rFonts w:ascii="Calibri" w:cs="Calibri" w:eastAsia="Calibri" w:hAnsi="Calibri"/>
-                <w:sz w:val="19"/>
-                <w:szCs w:val="19"/>
-              </w:rPr>
-              <w:t xml:space="preserve">Validări conform regulilor beneficiarului</w:t>
+              <w:ind w:left="200"/>
+            </w:pPr>
+            <w:r>
+              <w:rPr>
+                <w:rFonts w:ascii="Calibri" w:cs="Calibri" w:eastAsia="Calibri" w:hAnsi="Calibri"/>
+                <w:sz w:val="19"/>
+                <w:szCs w:val="19"/>
+              </w:rPr>
+              <w:t xml:space="preserve">Link de plată automatizat</w:t>
             </w:r>
           </w:p>
         </w:tc>
@@ -7883,28 +5801,28 @@
               <w:bottom w:val="single" w:color="C9D3D9" w:sz="4"/>
               <w:right w:val="single" w:color="C9D3D9" w:sz="4"/>
             </w:tcBorders>
-            <w:shd w:fill="FFF1D1" w:color="auto" w:val="clear"/>
-            <w:tcMar>
-              <w:top w:type="dxa" w:w="70"/>
-              <w:left w:type="dxa" w:w="100"/>
-              <w:bottom w:type="dxa" w:w="70"/>
-              <w:right w:type="dxa" w:w="100"/>
-            </w:tcMar>
-          </w:tcPr>
-          <w:p>
-            <w:pPr>
-              <w:spacing w:after="60" w:before="0"/>
-            </w:pPr>
-            <w:r>
-              <w:rPr>
-                <w:rFonts w:ascii="Calibri" w:cs="Calibri" w:eastAsia="Calibri" w:hAnsi="Calibri"/>
-                <w:b/>
-                <w:bCs/>
-                <w:color w:val="9A5B00"/>
-                <w:sz w:val="19"/>
-                <w:szCs w:val="19"/>
-              </w:rPr>
-              <w:t xml:space="preserve">Ambiguu</w:t>
+            <w:shd w:fill="FBE3E1" w:color="auto" w:val="clear"/>
+            <w:tcMar>
+              <w:top w:type="dxa" w:w="70"/>
+              <w:left w:type="dxa" w:w="100"/>
+              <w:bottom w:type="dxa" w:w="70"/>
+              <w:right w:type="dxa" w:w="100"/>
+            </w:tcMar>
+          </w:tcPr>
+          <w:p>
+            <w:pPr>
+              <w:spacing w:after="60" w:before="0"/>
+            </w:pPr>
+            <w:r>
+              <w:rPr>
+                <w:rFonts w:ascii="Calibri" w:cs="Calibri" w:eastAsia="Calibri" w:hAnsi="Calibri"/>
+                <w:b/>
+                <w:bCs/>
+                <w:color w:val="B3261E"/>
+                <w:sz w:val="19"/>
+                <w:szCs w:val="19"/>
+              </w:rPr>
+              <w:t xml:space="preserve">Nu e inclus</w:t>
             </w:r>
           </w:p>
         </w:tc>
@@ -7936,7 +5854,23 @@
                 <w:sz w:val="19"/>
                 <w:szCs w:val="19"/>
               </w:rPr>
-              <w:t xml:space="preserve">Ofertă neclară:</w:t>
+              <w:t xml:space="preserve">Nu e inclus în ofertă:</w:t>
+            </w:r>
+          </w:p>
+          <w:p>
+            <w:pPr>
+              <w:spacing w:after="60" w:before="0"/>
+            </w:pPr>
+            <w:r>
+              <w:rPr>
+                <w:rFonts w:ascii="Calibri" w:cs="Calibri" w:eastAsia="Calibri" w:hAnsi="Calibri"/>
+                <w:i/>
+                <w:iCs/>
+                <w:color w:val="B3261E"/>
+                <w:sz w:val="19"/>
+                <w:szCs w:val="19"/>
+              </w:rPr>
+              <w:t xml:space="preserve">Impact mare asupra costului sau termenului.</w:t>
             </w:r>
           </w:p>
           <w:p>
@@ -7959,7 +5893,7 @@
                 <w:sz w:val="19"/>
                 <w:szCs w:val="19"/>
               </w:rPr>
-              <w:t xml:space="preserve">Nu definește regulile.</w:t>
+              <w:t xml:space="preserve">Nu menționează nicio modalitate de plată și nici link-ul de plată.</w:t>
             </w:r>
           </w:p>
           <w:p>
@@ -7982,7 +5916,45 @@
                 <w:sz w:val="19"/>
                 <w:szCs w:val="19"/>
               </w:rPr>
-              <w:t xml:space="preserve">Listați validările (CUI, documente, tip firmă). Ce nu e scris acum devine change request.</w:t>
+              <w:t xml:space="preserve">OP și plata înainte de livrare sunt configurări simple. Biletul la ordin cere termene per client, iar avansul doar pentru ce e disponibil înseamnă împărțirea comenzii. Cereți cost separat pentru fiecare.</w:t>
+            </w:r>
+          </w:p>
+        </w:tc>
+      </w:tr>
+      <w:tr>
+        <w:tc>
+          <w:tcPr>
+            <w:tcW w:type="dxa" w:w="9638"/>
+            <w:gridSpan w:val="3"/>
+            <w:tcBorders>
+              <w:top w:val="single" w:color="C9D3D9" w:sz="4"/>
+              <w:left w:val="single" w:color="C9D3D9" w:sz="4"/>
+              <w:bottom w:val="single" w:color="C9D3D9" w:sz="4"/>
+              <w:right w:val="single" w:color="C9D3D9" w:sz="4"/>
+            </w:tcBorders>
+            <w:shd w:fill="EEF2F4" w:color="auto" w:val="clear"/>
+            <w:tcMar>
+              <w:top w:type="dxa" w:w="70"/>
+              <w:left w:type="dxa" w:w="100"/>
+              <w:bottom w:type="dxa" w:w="70"/>
+              <w:right w:type="dxa" w:w="100"/>
+            </w:tcMar>
+          </w:tcPr>
+          <w:p>
+            <w:pPr>
+              <w:spacing w:after="60" w:before="0"/>
+              <w:ind w:left="200"/>
+            </w:pPr>
+            <w:r>
+              <w:rPr>
+                <w:rFonts w:ascii="Calibri" w:cs="Calibri" w:eastAsia="Calibri" w:hAnsi="Calibri"/>
+                <w:b/>
+                <w:bCs/>
+                <w:color w:val="1F3A4D"/>
+                <w:sz w:val="18"/>
+                <w:szCs w:val="18"/>
+              </w:rPr>
+              <w:t xml:space="preserve">Sistem de cache liste de prețuri</w:t>
             </w:r>
           </w:p>
         </w:tc>
@@ -8018,7 +5990,7 @@
                 <w:sz w:val="19"/>
                 <w:szCs w:val="19"/>
               </w:rPr>
-              <w:t xml:space="preserve">Tip partener / asociere grup comercial</w:t>
+              <w:t xml:space="preserve">Refresh automat noaptea, import din CRM</w:t>
             </w:r>
           </w:p>
         </w:tc>
@@ -8031,28 +6003,28 @@
               <w:bottom w:val="single" w:color="C9D3D9" w:sz="4"/>
               <w:right w:val="single" w:color="C9D3D9" w:sz="4"/>
             </w:tcBorders>
-            <w:shd w:fill="E3F2E8" w:color="auto" w:val="clear"/>
-            <w:tcMar>
-              <w:top w:type="dxa" w:w="70"/>
-              <w:left w:type="dxa" w:w="100"/>
-              <w:bottom w:type="dxa" w:w="70"/>
-              <w:right w:type="dxa" w:w="100"/>
-            </w:tcMar>
-          </w:tcPr>
-          <w:p>
-            <w:pPr>
-              <w:spacing w:after="60" w:before="0"/>
-            </w:pPr>
-            <w:r>
-              <w:rPr>
-                <w:rFonts w:ascii="Calibri" w:cs="Calibri" w:eastAsia="Calibri" w:hAnsi="Calibri"/>
-                <w:b/>
-                <w:bCs/>
-                <w:color w:val="1F7A4D"/>
-                <w:sz w:val="19"/>
-                <w:szCs w:val="19"/>
-              </w:rPr>
-              <w:t xml:space="preserve">Inclus</w:t>
+            <w:shd w:fill="FFF1D1" w:color="auto" w:val="clear"/>
+            <w:tcMar>
+              <w:top w:type="dxa" w:w="70"/>
+              <w:left w:type="dxa" w:w="100"/>
+              <w:bottom w:type="dxa" w:w="70"/>
+              <w:right w:type="dxa" w:w="100"/>
+            </w:tcMar>
+          </w:tcPr>
+          <w:p>
+            <w:pPr>
+              <w:spacing w:after="60" w:before="0"/>
+            </w:pPr>
+            <w:r>
+              <w:rPr>
+                <w:rFonts w:ascii="Calibri" w:cs="Calibri" w:eastAsia="Calibri" w:hAnsi="Calibri"/>
+                <w:b/>
+                <w:bCs/>
+                <w:color w:val="9A5B00"/>
+                <w:sz w:val="19"/>
+                <w:szCs w:val="19"/>
+              </w:rPr>
+              <w:t xml:space="preserve">Ambiguu</w:t>
             </w:r>
           </w:p>
         </w:tc>
@@ -8084,7 +6056,23 @@
                 <w:sz w:val="19"/>
                 <w:szCs w:val="19"/>
               </w:rPr>
-              <w:t xml:space="preserve">Inclus în ofertă (M6), dar trebuie fixate detaliile:</w:t>
+              <w:t xml:space="preserve">Ofertă neclară:</w:t>
+            </w:r>
+          </w:p>
+          <w:p>
+            <w:pPr>
+              <w:spacing w:after="60" w:before="0"/>
+            </w:pPr>
+            <w:r>
+              <w:rPr>
+                <w:rFonts w:ascii="Calibri" w:cs="Calibri" w:eastAsia="Calibri" w:hAnsi="Calibri"/>
+                <w:i/>
+                <w:iCs/>
+                <w:color w:val="B3261E"/>
+                <w:sz w:val="19"/>
+                <w:szCs w:val="19"/>
+              </w:rPr>
+              <w:t xml:space="preserve">Impact mare asupra costului sau termenului.</w:t>
             </w:r>
           </w:p>
           <w:p>
@@ -8107,7 +6095,7 @@
                 <w:sz w:val="19"/>
                 <w:szCs w:val="19"/>
               </w:rPr>
-              <w:t xml:space="preserve">5 tipuri fixe de partener, fiecare cu grup comercial.</w:t>
+              <w:t xml:space="preserve">Nu are modul dedicat. Apare doar ca „comportamentul de cache” în M8, care are 38h pentru tot ce ține de prețuri.</w:t>
             </w:r>
           </w:p>
           <w:p>
@@ -8130,7 +6118,7 @@
                 <w:sz w:val="19"/>
                 <w:szCs w:val="19"/>
               </w:rPr>
-              <w:t xml:space="preserve">Care sunt cele 5 tipuri? „Instalator B2C” e unul dintre ele? Declararea la sign-up e aprobată de Radox sau e automată?</w:t>
+              <w:t xml:space="preserve">Sunt incluse importul nocturn și butonul? Pentru câte prețuri (clienți × produse)? Ce se întâmplă cu prețul din coș sau dintr-o ofertă deja trimisă după un refresh?</w:t>
             </w:r>
           </w:p>
         </w:tc>
@@ -8166,7 +6154,7 @@
                 <w:sz w:val="19"/>
                 <w:szCs w:val="19"/>
               </w:rPr>
-              <w:t xml:space="preserve">Upload logo instalator (pe deviz)</w:t>
+              <w:t xml:space="preserve">Buton în admin pentru refacerea cache-ului</w:t>
             </w:r>
           </w:p>
         </w:tc>
@@ -8179,28 +6167,28 @@
               <w:bottom w:val="single" w:color="C9D3D9" w:sz="4"/>
               <w:right w:val="single" w:color="C9D3D9" w:sz="4"/>
             </w:tcBorders>
-            <w:shd w:fill="E3F2E8" w:color="auto" w:val="clear"/>
-            <w:tcMar>
-              <w:top w:type="dxa" w:w="70"/>
-              <w:left w:type="dxa" w:w="100"/>
-              <w:bottom w:type="dxa" w:w="70"/>
-              <w:right w:type="dxa" w:w="100"/>
-            </w:tcMar>
-          </w:tcPr>
-          <w:p>
-            <w:pPr>
-              <w:spacing w:after="60" w:before="0"/>
-            </w:pPr>
-            <w:r>
-              <w:rPr>
-                <w:rFonts w:ascii="Calibri" w:cs="Calibri" w:eastAsia="Calibri" w:hAnsi="Calibri"/>
-                <w:b/>
-                <w:bCs/>
-                <w:color w:val="1F7A4D"/>
-                <w:sz w:val="19"/>
-                <w:szCs w:val="19"/>
-              </w:rPr>
-              <w:t xml:space="preserve">Inclus</w:t>
+            <w:shd w:fill="FFF1D1" w:color="auto" w:val="clear"/>
+            <w:tcMar>
+              <w:top w:type="dxa" w:w="70"/>
+              <w:left w:type="dxa" w:w="100"/>
+              <w:bottom w:type="dxa" w:w="70"/>
+              <w:right w:type="dxa" w:w="100"/>
+            </w:tcMar>
+          </w:tcPr>
+          <w:p>
+            <w:pPr>
+              <w:spacing w:after="60" w:before="0"/>
+            </w:pPr>
+            <w:r>
+              <w:rPr>
+                <w:rFonts w:ascii="Calibri" w:cs="Calibri" w:eastAsia="Calibri" w:hAnsi="Calibri"/>
+                <w:b/>
+                <w:bCs/>
+                <w:color w:val="9A5B00"/>
+                <w:sz w:val="19"/>
+                <w:szCs w:val="19"/>
+              </w:rPr>
+              <w:t xml:space="preserve">Ambiguu</w:t>
             </w:r>
           </w:p>
         </w:tc>
@@ -8227,260 +6215,12 @@
             <w:r>
               <w:rPr>
                 <w:rFonts w:ascii="Calibri" w:cs="Calibri" w:eastAsia="Calibri" w:hAnsi="Calibri"/>
-                <w:sz w:val="19"/>
-                <w:szCs w:val="19"/>
-              </w:rPr>
-              <w:t xml:space="preserve">Inclus în ofertă (M12). Nimic de clarificat.</w:t>
-            </w:r>
-          </w:p>
-        </w:tc>
-      </w:tr>
-      <w:tr>
-        <w:trPr>
-          <w:cantSplit/>
-        </w:trPr>
-        <w:tc>
-          <w:tcPr>
-            <w:tcW w:type="dxa" w:w="2700"/>
-            <w:tcBorders>
-              <w:top w:val="single" w:color="C9D3D9" w:sz="4"/>
-              <w:left w:val="single" w:color="C9D3D9" w:sz="4"/>
-              <w:bottom w:val="single" w:color="C9D3D9" w:sz="4"/>
-              <w:right w:val="single" w:color="C9D3D9" w:sz="4"/>
-            </w:tcBorders>
-            <w:tcMar>
-              <w:top w:type="dxa" w:w="70"/>
-              <w:left w:type="dxa" w:w="100"/>
-              <w:bottom w:type="dxa" w:w="70"/>
-              <w:right w:type="dxa" w:w="100"/>
-            </w:tcMar>
-          </w:tcPr>
-          <w:p>
-            <w:pPr>
-              <w:spacing w:after="60" w:before="0"/>
-              <w:ind w:left="400"/>
-            </w:pPr>
-            <w:r>
-              <w:rPr>
-                <w:rFonts w:ascii="Calibri" w:cs="Calibri" w:eastAsia="Calibri" w:hAnsi="Calibri"/>
-                <w:sz w:val="19"/>
-                <w:szCs w:val="19"/>
-              </w:rPr>
-              <w:t xml:space="preserve">Rebranding template-uri de e-mail cu logo-ul instalatorului</w:t>
-            </w:r>
-          </w:p>
-        </w:tc>
-        <w:tc>
-          <w:tcPr>
-            <w:tcW w:type="dxa" w:w="1250"/>
-            <w:tcBorders>
-              <w:top w:val="single" w:color="C9D3D9" w:sz="4"/>
-              <w:left w:val="single" w:color="C9D3D9" w:sz="4"/>
-              <w:bottom w:val="single" w:color="C9D3D9" w:sz="4"/>
-              <w:right w:val="single" w:color="C9D3D9" w:sz="4"/>
-            </w:tcBorders>
-            <w:shd w:fill="FBE3E1" w:color="auto" w:val="clear"/>
-            <w:tcMar>
-              <w:top w:type="dxa" w:w="70"/>
-              <w:left w:type="dxa" w:w="100"/>
-              <w:bottom w:type="dxa" w:w="70"/>
-              <w:right w:type="dxa" w:w="100"/>
-            </w:tcMar>
-          </w:tcPr>
-          <w:p>
-            <w:pPr>
-              <w:spacing w:after="60" w:before="0"/>
-            </w:pPr>
-            <w:r>
-              <w:rPr>
-                <w:rFonts w:ascii="Calibri" w:cs="Calibri" w:eastAsia="Calibri" w:hAnsi="Calibri"/>
-                <w:b/>
-                <w:bCs/>
-                <w:color w:val="B3261E"/>
-                <w:sz w:val="19"/>
-                <w:szCs w:val="19"/>
-              </w:rPr>
-              <w:t xml:space="preserve">Nu e inclus</w:t>
-            </w:r>
-          </w:p>
-        </w:tc>
-        <w:tc>
-          <w:tcPr>
-            <w:tcW w:type="dxa" w:w="5688"/>
-            <w:tcBorders>
-              <w:top w:val="single" w:color="C9D3D9" w:sz="4"/>
-              <w:left w:val="single" w:color="C9D3D9" w:sz="4"/>
-              <w:bottom w:val="single" w:color="C9D3D9" w:sz="4"/>
-              <w:right w:val="single" w:color="C9D3D9" w:sz="4"/>
-            </w:tcBorders>
-            <w:tcMar>
-              <w:top w:type="dxa" w:w="70"/>
-              <w:left w:type="dxa" w:w="100"/>
-              <w:bottom w:type="dxa" w:w="70"/>
-              <w:right w:type="dxa" w:w="100"/>
-            </w:tcMar>
-          </w:tcPr>
-          <w:p>
-            <w:pPr>
-              <w:spacing w:after="60" w:before="0"/>
-            </w:pPr>
-            <w:r>
-              <w:rPr>
-                <w:rFonts w:ascii="Calibri" w:cs="Calibri" w:eastAsia="Calibri" w:hAnsi="Calibri"/>
-                <w:b/>
-                <w:bCs/>
-                <w:sz w:val="19"/>
-                <w:szCs w:val="19"/>
-              </w:rPr>
-              <w:t xml:space="preserve">Nu e inclus în ofertă:</w:t>
-            </w:r>
-          </w:p>
-          <w:p>
-            <w:pPr>
-              <w:spacing w:after="60" w:before="0"/>
-            </w:pPr>
-            <w:r>
-              <w:rPr>
-                <w:rFonts w:ascii="Calibri" w:cs="Calibri" w:eastAsia="Calibri" w:hAnsi="Calibri"/>
-                <w:b/>
-                <w:bCs/>
-                <w:sz w:val="19"/>
-                <w:szCs w:val="19"/>
-              </w:rPr>
-              <w:t xml:space="preserve">Ce spune oferta: </w:t>
-            </w:r>
-            <w:r>
-              <w:rPr>
-                <w:rFonts w:ascii="Calibri" w:cs="Calibri" w:eastAsia="Calibri" w:hAnsi="Calibri"/>
-                <w:sz w:val="19"/>
-                <w:szCs w:val="19"/>
-              </w:rPr>
-              <w:t xml:space="preserve">Include doar logo-ul pe devizul PDF.</w:t>
-            </w:r>
-          </w:p>
-          <w:p>
-            <w:pPr>
-              <w:spacing w:after="60" w:before="0"/>
-            </w:pPr>
-            <w:r>
-              <w:rPr>
-                <w:rFonts w:ascii="Calibri" w:cs="Calibri" w:eastAsia="Calibri" w:hAnsi="Calibri"/>
-                <w:b/>
-                <w:bCs/>
-                <w:sz w:val="19"/>
-                <w:szCs w:val="19"/>
-              </w:rPr>
-              <w:t xml:space="preserve">Ce trebuie confirmat: </w:t>
-            </w:r>
-            <w:r>
-              <w:rPr>
-                <w:rFonts w:ascii="Calibri" w:cs="Calibri" w:eastAsia="Calibri" w:hAnsi="Calibri"/>
-                <w:sz w:val="19"/>
-                <w:szCs w:val="19"/>
-              </w:rPr>
-              <w:t xml:space="preserve">E-mailurile către clientul final pleacă în numele instalatorului sau al Radox? Rebrandingul e inclus?</w:t>
-            </w:r>
-          </w:p>
-        </w:tc>
-      </w:tr>
-      <w:tr>
-        <w:trPr>
-          <w:cantSplit/>
-        </w:trPr>
-        <w:tc>
-          <w:tcPr>
-            <w:tcW w:type="dxa" w:w="2700"/>
-            <w:tcBorders>
-              <w:top w:val="single" w:color="C9D3D9" w:sz="4"/>
-              <w:left w:val="single" w:color="C9D3D9" w:sz="4"/>
-              <w:bottom w:val="single" w:color="C9D3D9" w:sz="4"/>
-              <w:right w:val="single" w:color="C9D3D9" w:sz="4"/>
-            </w:tcBorders>
-            <w:tcMar>
-              <w:top w:type="dxa" w:w="70"/>
-              <w:left w:type="dxa" w:w="100"/>
-              <w:bottom w:type="dxa" w:w="70"/>
-              <w:right w:type="dxa" w:w="100"/>
-            </w:tcMar>
-          </w:tcPr>
-          <w:p>
-            <w:pPr>
-              <w:spacing w:after="60" w:before="0"/>
-              <w:ind w:left="200"/>
-            </w:pPr>
-            <w:r>
-              <w:rPr>
-                <w:rFonts w:ascii="Calibri" w:cs="Calibri" w:eastAsia="Calibri" w:hAnsi="Calibri"/>
-                <w:sz w:val="19"/>
-                <w:szCs w:val="19"/>
-              </w:rPr>
-              <w:t xml:space="preserve">Sincronizare facturi cu CRM-ul</w:t>
-            </w:r>
-          </w:p>
-        </w:tc>
-        <w:tc>
-          <w:tcPr>
-            <w:tcW w:type="dxa" w:w="1250"/>
-            <w:tcBorders>
-              <w:top w:val="single" w:color="C9D3D9" w:sz="4"/>
-              <w:left w:val="single" w:color="C9D3D9" w:sz="4"/>
-              <w:bottom w:val="single" w:color="C9D3D9" w:sz="4"/>
-              <w:right w:val="single" w:color="C9D3D9" w:sz="4"/>
-            </w:tcBorders>
-            <w:shd w:fill="FFF1D1" w:color="auto" w:val="clear"/>
-            <w:tcMar>
-              <w:top w:type="dxa" w:w="70"/>
-              <w:left w:type="dxa" w:w="100"/>
-              <w:bottom w:type="dxa" w:w="70"/>
-              <w:right w:type="dxa" w:w="100"/>
-            </w:tcMar>
-          </w:tcPr>
-          <w:p>
-            <w:pPr>
-              <w:spacing w:after="60" w:before="0"/>
-            </w:pPr>
-            <w:r>
-              <w:rPr>
-                <w:rFonts w:ascii="Calibri" w:cs="Calibri" w:eastAsia="Calibri" w:hAnsi="Calibri"/>
-                <w:b/>
-                <w:bCs/>
-                <w:color w:val="9A5B00"/>
-                <w:sz w:val="19"/>
-                <w:szCs w:val="19"/>
-              </w:rPr>
-              <w:t xml:space="preserve">Ambiguu</w:t>
-            </w:r>
-          </w:p>
-        </w:tc>
-        <w:tc>
-          <w:tcPr>
-            <w:tcW w:type="dxa" w:w="5688"/>
-            <w:tcBorders>
-              <w:top w:val="single" w:color="C9D3D9" w:sz="4"/>
-              <w:left w:val="single" w:color="C9D3D9" w:sz="4"/>
-              <w:bottom w:val="single" w:color="C9D3D9" w:sz="4"/>
-              <w:right w:val="single" w:color="C9D3D9" w:sz="4"/>
-            </w:tcBorders>
-            <w:tcMar>
-              <w:top w:type="dxa" w:w="70"/>
-              <w:left w:type="dxa" w:w="100"/>
-              <w:bottom w:type="dxa" w:w="70"/>
-              <w:right w:type="dxa" w:w="100"/>
-            </w:tcMar>
-          </w:tcPr>
-          <w:p>
-            <w:pPr>
-              <w:spacing w:after="60" w:before="0"/>
-            </w:pPr>
-            <w:r>
-              <w:rPr>
-                <w:rFonts w:ascii="Calibri" w:cs="Calibri" w:eastAsia="Calibri" w:hAnsi="Calibri"/>
-                <w:b/>
-                <w:bCs/>
-                <w:sz w:val="19"/>
-                <w:szCs w:val="19"/>
-              </w:rPr>
-              <w:t xml:space="preserve">Ofertă neclară (M13):</w:t>
+                <w:b/>
+                <w:bCs/>
+                <w:sz w:val="19"/>
+                <w:szCs w:val="19"/>
+              </w:rPr>
+              <w:t xml:space="preserve">Ofertă neclară:</w:t>
             </w:r>
           </w:p>
           <w:p>
@@ -8519,7 +6259,7 @@
                 <w:sz w:val="19"/>
                 <w:szCs w:val="19"/>
               </w:rPr>
-              <w:t xml:space="preserve">Vorbește doar de ERP. Contractul de date ERP nu e confirmat, iar integrarea ERP/CRM „de la zero” e exclusă.</w:t>
+              <w:t xml:space="preserve">Nu are modul dedicat. Apare doar ca „comportamentul de cache” în M8, care are 38h pentru tot ce ține de prețuri.</w:t>
             </w:r>
           </w:p>
           <w:p>
@@ -8542,987 +6282,7 @@
                 <w:sz w:val="19"/>
                 <w:szCs w:val="19"/>
               </w:rPr>
-              <w:t xml:space="preserve">Ce sistem furnizează fiecare tip de date și prin ce API? Dacă un API lipsește, cine îl dezvoltă și cine plătește?</w:t>
-            </w:r>
-          </w:p>
-        </w:tc>
-      </w:tr>
-      <w:tr>
-        <w:trPr>
-          <w:cantSplit/>
-        </w:trPr>
-        <w:tc>
-          <w:tcPr>
-            <w:tcW w:type="dxa" w:w="2700"/>
-            <w:tcBorders>
-              <w:top w:val="single" w:color="C9D3D9" w:sz="4"/>
-              <w:left w:val="single" w:color="C9D3D9" w:sz="4"/>
-              <w:bottom w:val="single" w:color="C9D3D9" w:sz="4"/>
-              <w:right w:val="single" w:color="C9D3D9" w:sz="4"/>
-            </w:tcBorders>
-            <w:tcMar>
-              <w:top w:type="dxa" w:w="70"/>
-              <w:left w:type="dxa" w:w="100"/>
-              <w:bottom w:type="dxa" w:w="70"/>
-              <w:right w:type="dxa" w:w="100"/>
-            </w:tcMar>
-          </w:tcPr>
-          <w:p>
-            <w:pPr>
-              <w:spacing w:after="60" w:before="0"/>
-              <w:ind w:left="200"/>
-            </w:pPr>
-            <w:r>
-              <w:rPr>
-                <w:rFonts w:ascii="Calibri" w:cs="Calibri" w:eastAsia="Calibri" w:hAnsi="Calibri"/>
-                <w:sz w:val="19"/>
-                <w:szCs w:val="19"/>
-              </w:rPr>
-              <w:t xml:space="preserve">Sincronizare prețuri / sistem de caching</w:t>
-            </w:r>
-          </w:p>
-        </w:tc>
-        <w:tc>
-          <w:tcPr>
-            <w:tcW w:type="dxa" w:w="1250"/>
-            <w:tcBorders>
-              <w:top w:val="single" w:color="C9D3D9" w:sz="4"/>
-              <w:left w:val="single" w:color="C9D3D9" w:sz="4"/>
-              <w:bottom w:val="single" w:color="C9D3D9" w:sz="4"/>
-              <w:right w:val="single" w:color="C9D3D9" w:sz="4"/>
-            </w:tcBorders>
-            <w:shd w:fill="FFF1D1" w:color="auto" w:val="clear"/>
-            <w:tcMar>
-              <w:top w:type="dxa" w:w="70"/>
-              <w:left w:type="dxa" w:w="100"/>
-              <w:bottom w:type="dxa" w:w="70"/>
-              <w:right w:type="dxa" w:w="100"/>
-            </w:tcMar>
-          </w:tcPr>
-          <w:p>
-            <w:pPr>
-              <w:spacing w:after="60" w:before="0"/>
-            </w:pPr>
-            <w:r>
-              <w:rPr>
-                <w:rFonts w:ascii="Calibri" w:cs="Calibri" w:eastAsia="Calibri" w:hAnsi="Calibri"/>
-                <w:b/>
-                <w:bCs/>
-                <w:color w:val="9A5B00"/>
-                <w:sz w:val="19"/>
-                <w:szCs w:val="19"/>
-              </w:rPr>
-              <w:t xml:space="preserve">Ambiguu</w:t>
-            </w:r>
-          </w:p>
-        </w:tc>
-        <w:tc>
-          <w:tcPr>
-            <w:tcW w:type="dxa" w:w="5688"/>
-            <w:tcBorders>
-              <w:top w:val="single" w:color="C9D3D9" w:sz="4"/>
-              <w:left w:val="single" w:color="C9D3D9" w:sz="4"/>
-              <w:bottom w:val="single" w:color="C9D3D9" w:sz="4"/>
-              <w:right w:val="single" w:color="C9D3D9" w:sz="4"/>
-            </w:tcBorders>
-            <w:tcMar>
-              <w:top w:type="dxa" w:w="70"/>
-              <w:left w:type="dxa" w:w="100"/>
-              <w:bottom w:type="dxa" w:w="70"/>
-              <w:right w:type="dxa" w:w="100"/>
-            </w:tcMar>
-          </w:tcPr>
-          <w:p>
-            <w:pPr>
-              <w:spacing w:after="60" w:before="0"/>
-            </w:pPr>
-            <w:r>
-              <w:rPr>
-                <w:rFonts w:ascii="Calibri" w:cs="Calibri" w:eastAsia="Calibri" w:hAnsi="Calibri"/>
-                <w:b/>
-                <w:bCs/>
-                <w:sz w:val="19"/>
-                <w:szCs w:val="19"/>
-              </w:rPr>
-              <w:t xml:space="preserve">Ofertă neclară (M8):</w:t>
-            </w:r>
-          </w:p>
-          <w:p>
-            <w:pPr>
-              <w:spacing w:after="60" w:before="0"/>
-            </w:pPr>
-            <w:r>
-              <w:rPr>
-                <w:rFonts w:ascii="Calibri" w:cs="Calibri" w:eastAsia="Calibri" w:hAnsi="Calibri"/>
-                <w:i/>
-                <w:iCs/>
-                <w:color w:val="B3261E"/>
-                <w:sz w:val="19"/>
-                <w:szCs w:val="19"/>
-              </w:rPr>
-              <w:t xml:space="preserve">Impact mare asupra costului sau termenului.</w:t>
-            </w:r>
-          </w:p>
-          <w:p>
-            <w:pPr>
-              <w:spacing w:after="60" w:before="0"/>
-            </w:pPr>
-            <w:r>
-              <w:rPr>
-                <w:rFonts w:ascii="Calibri" w:cs="Calibri" w:eastAsia="Calibri" w:hAnsi="Calibri"/>
-                <w:b/>
-                <w:bCs/>
-                <w:sz w:val="19"/>
-                <w:szCs w:val="19"/>
-              </w:rPr>
-              <w:t xml:space="preserve">Ce spune oferta: </w:t>
-            </w:r>
-            <w:r>
-              <w:rPr>
-                <w:rFonts w:ascii="Calibri" w:cs="Calibri" w:eastAsia="Calibri" w:hAnsi="Calibri"/>
-                <w:sz w:val="19"/>
-                <w:szCs w:val="19"/>
-              </w:rPr>
-              <w:t xml:space="preserve">Nu are modul dedicat. Apare doar ca „comportamentul de cache” în M8, care are 38h pentru tot ce ține de prețuri.</w:t>
-            </w:r>
-          </w:p>
-          <w:p>
-            <w:pPr>
-              <w:spacing w:after="60" w:before="0"/>
-            </w:pPr>
-            <w:r>
-              <w:rPr>
-                <w:rFonts w:ascii="Calibri" w:cs="Calibri" w:eastAsia="Calibri" w:hAnsi="Calibri"/>
-                <w:b/>
-                <w:bCs/>
-                <w:sz w:val="19"/>
-                <w:szCs w:val="19"/>
-              </w:rPr>
-              <w:t xml:space="preserve">Ce trebuie confirmat: </w:t>
-            </w:r>
-            <w:r>
-              <w:rPr>
-                <w:rFonts w:ascii="Calibri" w:cs="Calibri" w:eastAsia="Calibri" w:hAnsi="Calibri"/>
-                <w:sz w:val="19"/>
-                <w:szCs w:val="19"/>
-              </w:rPr>
               <w:t xml:space="preserve">Sunt incluse importul nocturn și butonul? Pentru câte prețuri (clienți × produse)? Ce se întâmplă cu prețul din coș sau dintr-o ofertă deja trimisă după un refresh?</w:t>
-            </w:r>
-          </w:p>
-        </w:tc>
-      </w:tr>
-      <w:tr>
-        <w:trPr>
-          <w:cantSplit/>
-        </w:trPr>
-        <w:tc>
-          <w:tcPr>
-            <w:tcW w:type="dxa" w:w="2700"/>
-            <w:tcBorders>
-              <w:top w:val="single" w:color="C9D3D9" w:sz="4"/>
-              <w:left w:val="single" w:color="C9D3D9" w:sz="4"/>
-              <w:bottom w:val="single" w:color="C9D3D9" w:sz="4"/>
-              <w:right w:val="single" w:color="C9D3D9" w:sz="4"/>
-            </w:tcBorders>
-            <w:tcMar>
-              <w:top w:type="dxa" w:w="70"/>
-              <w:left w:type="dxa" w:w="100"/>
-              <w:bottom w:type="dxa" w:w="70"/>
-              <w:right w:type="dxa" w:w="100"/>
-            </w:tcMar>
-          </w:tcPr>
-          <w:p>
-            <w:pPr>
-              <w:spacing w:after="60" w:before="0"/>
-              <w:ind w:left="200"/>
-            </w:pPr>
-            <w:r>
-              <w:rPr>
-                <w:rFonts w:ascii="Calibri" w:cs="Calibri" w:eastAsia="Calibri" w:hAnsi="Calibri"/>
-                <w:sz w:val="19"/>
-                <w:szCs w:val="19"/>
-              </w:rPr>
-              <w:t xml:space="preserve">Calcul cost transport</w:t>
-            </w:r>
-          </w:p>
-        </w:tc>
-        <w:tc>
-          <w:tcPr>
-            <w:tcW w:type="dxa" w:w="1250"/>
-            <w:tcBorders>
-              <w:top w:val="single" w:color="C9D3D9" w:sz="4"/>
-              <w:left w:val="single" w:color="C9D3D9" w:sz="4"/>
-              <w:bottom w:val="single" w:color="C9D3D9" w:sz="4"/>
-              <w:right w:val="single" w:color="C9D3D9" w:sz="4"/>
-            </w:tcBorders>
-            <w:shd w:fill="E3F2E8" w:color="auto" w:val="clear"/>
-            <w:tcMar>
-              <w:top w:type="dxa" w:w="70"/>
-              <w:left w:type="dxa" w:w="100"/>
-              <w:bottom w:type="dxa" w:w="70"/>
-              <w:right w:type="dxa" w:w="100"/>
-            </w:tcMar>
-          </w:tcPr>
-          <w:p>
-            <w:pPr>
-              <w:spacing w:after="60" w:before="0"/>
-            </w:pPr>
-            <w:r>
-              <w:rPr>
-                <w:rFonts w:ascii="Calibri" w:cs="Calibri" w:eastAsia="Calibri" w:hAnsi="Calibri"/>
-                <w:b/>
-                <w:bCs/>
-                <w:color w:val="1F7A4D"/>
-                <w:sz w:val="19"/>
-                <w:szCs w:val="19"/>
-              </w:rPr>
-              <w:t xml:space="preserve">Inclus</w:t>
-            </w:r>
-          </w:p>
-        </w:tc>
-        <w:tc>
-          <w:tcPr>
-            <w:tcW w:type="dxa" w:w="5688"/>
-            <w:tcBorders>
-              <w:top w:val="single" w:color="C9D3D9" w:sz="4"/>
-              <w:left w:val="single" w:color="C9D3D9" w:sz="4"/>
-              <w:bottom w:val="single" w:color="C9D3D9" w:sz="4"/>
-              <w:right w:val="single" w:color="C9D3D9" w:sz="4"/>
-            </w:tcBorders>
-            <w:tcMar>
-              <w:top w:type="dxa" w:w="70"/>
-              <w:left w:type="dxa" w:w="100"/>
-              <w:bottom w:type="dxa" w:w="70"/>
-              <w:right w:type="dxa" w:w="100"/>
-            </w:tcMar>
-          </w:tcPr>
-          <w:p>
-            <w:pPr>
-              <w:spacing w:after="60" w:before="0"/>
-            </w:pPr>
-            <w:r>
-              <w:rPr>
-                <w:rFonts w:ascii="Calibri" w:cs="Calibri" w:eastAsia="Calibri" w:hAnsi="Calibri"/>
-                <w:b/>
-                <w:bCs/>
-                <w:sz w:val="19"/>
-                <w:szCs w:val="19"/>
-              </w:rPr>
-              <w:t xml:space="preserve">Inclus în ofertă (M14), dar trebuie fixate detaliile:</w:t>
-            </w:r>
-          </w:p>
-          <w:p>
-            <w:pPr>
-              <w:spacing w:after="60" w:before="0"/>
-            </w:pPr>
-            <w:r>
-              <w:rPr>
-                <w:rFonts w:ascii="Calibri" w:cs="Calibri" w:eastAsia="Calibri" w:hAnsi="Calibri"/>
-                <w:b/>
-                <w:bCs/>
-                <w:sz w:val="19"/>
-                <w:szCs w:val="19"/>
-              </w:rPr>
-              <w:t xml:space="preserve">Ce spune oferta: </w:t>
-            </w:r>
-            <w:r>
-              <w:rPr>
-                <w:rFonts w:ascii="Calibri" w:cs="Calibri" w:eastAsia="Calibri" w:hAnsi="Calibri"/>
-                <w:sz w:val="19"/>
-                <w:szCs w:val="19"/>
-              </w:rPr>
-              <w:t xml:space="preserve">Se portează modulul existent; integrarea nouă cu firme de curierat e exclusă.</w:t>
-            </w:r>
-          </w:p>
-          <w:p>
-            <w:pPr>
-              <w:spacing w:after="60" w:before="0"/>
-            </w:pPr>
-            <w:r>
-              <w:rPr>
-                <w:rFonts w:ascii="Calibri" w:cs="Calibri" w:eastAsia="Calibri" w:hAnsi="Calibri"/>
-                <w:b/>
-                <w:bCs/>
-                <w:sz w:val="19"/>
-                <w:szCs w:val="19"/>
-              </w:rPr>
-              <w:t xml:space="preserve">Ce trebuie confirmat: </w:t>
-            </w:r>
-            <w:r>
-              <w:rPr>
-                <w:rFonts w:ascii="Calibri" w:cs="Calibri" w:eastAsia="Calibri" w:hAnsi="Calibri"/>
-                <w:sz w:val="19"/>
-                <w:szCs w:val="19"/>
-              </w:rPr>
-              <w:t xml:space="preserve">Modulul existent acoperă livrările B2B: paleți, comenzi mari, livrare la șantier?</w:t>
-            </w:r>
-          </w:p>
-        </w:tc>
-      </w:tr>
-      <w:tr>
-        <w:trPr>
-          <w:cantSplit/>
-        </w:trPr>
-        <w:tc>
-          <w:tcPr>
-            <w:tcW w:type="dxa" w:w="2700"/>
-            <w:tcBorders>
-              <w:top w:val="single" w:color="C9D3D9" w:sz="4"/>
-              <w:left w:val="single" w:color="C9D3D9" w:sz="4"/>
-              <w:bottom w:val="single" w:color="C9D3D9" w:sz="4"/>
-              <w:right w:val="single" w:color="C9D3D9" w:sz="4"/>
-            </w:tcBorders>
-            <w:tcMar>
-              <w:top w:type="dxa" w:w="70"/>
-              <w:left w:type="dxa" w:w="100"/>
-              <w:bottom w:type="dxa" w:w="70"/>
-              <w:right w:type="dxa" w:w="100"/>
-            </w:tcMar>
-          </w:tcPr>
-          <w:p>
-            <w:pPr>
-              <w:spacing w:after="60" w:before="0"/>
-              <w:ind w:left="200"/>
-            </w:pPr>
-            <w:r>
-              <w:rPr>
-                <w:rFonts w:ascii="Calibri" w:cs="Calibri" w:eastAsia="Calibri" w:hAnsi="Calibri"/>
-                <w:sz w:val="19"/>
-                <w:szCs w:val="19"/>
-              </w:rPr>
-              <w:t xml:space="preserve">Link de plată automatizat</w:t>
-            </w:r>
-          </w:p>
-        </w:tc>
-        <w:tc>
-          <w:tcPr>
-            <w:tcW w:type="dxa" w:w="1250"/>
-            <w:tcBorders>
-              <w:top w:val="single" w:color="C9D3D9" w:sz="4"/>
-              <w:left w:val="single" w:color="C9D3D9" w:sz="4"/>
-              <w:bottom w:val="single" w:color="C9D3D9" w:sz="4"/>
-              <w:right w:val="single" w:color="C9D3D9" w:sz="4"/>
-            </w:tcBorders>
-            <w:shd w:fill="FBE3E1" w:color="auto" w:val="clear"/>
-            <w:tcMar>
-              <w:top w:type="dxa" w:w="70"/>
-              <w:left w:type="dxa" w:w="100"/>
-              <w:bottom w:type="dxa" w:w="70"/>
-              <w:right w:type="dxa" w:w="100"/>
-            </w:tcMar>
-          </w:tcPr>
-          <w:p>
-            <w:pPr>
-              <w:spacing w:after="60" w:before="0"/>
-            </w:pPr>
-            <w:r>
-              <w:rPr>
-                <w:rFonts w:ascii="Calibri" w:cs="Calibri" w:eastAsia="Calibri" w:hAnsi="Calibri"/>
-                <w:b/>
-                <w:bCs/>
-                <w:color w:val="B3261E"/>
-                <w:sz w:val="19"/>
-                <w:szCs w:val="19"/>
-              </w:rPr>
-              <w:t xml:space="preserve">Nu e inclus</w:t>
-            </w:r>
-          </w:p>
-        </w:tc>
-        <w:tc>
-          <w:tcPr>
-            <w:tcW w:type="dxa" w:w="5688"/>
-            <w:tcBorders>
-              <w:top w:val="single" w:color="C9D3D9" w:sz="4"/>
-              <w:left w:val="single" w:color="C9D3D9" w:sz="4"/>
-              <w:bottom w:val="single" w:color="C9D3D9" w:sz="4"/>
-              <w:right w:val="single" w:color="C9D3D9" w:sz="4"/>
-            </w:tcBorders>
-            <w:tcMar>
-              <w:top w:type="dxa" w:w="70"/>
-              <w:left w:type="dxa" w:w="100"/>
-              <w:bottom w:type="dxa" w:w="70"/>
-              <w:right w:type="dxa" w:w="100"/>
-            </w:tcMar>
-          </w:tcPr>
-          <w:p>
-            <w:pPr>
-              <w:spacing w:after="60" w:before="0"/>
-            </w:pPr>
-            <w:r>
-              <w:rPr>
-                <w:rFonts w:ascii="Calibri" w:cs="Calibri" w:eastAsia="Calibri" w:hAnsi="Calibri"/>
-                <w:b/>
-                <w:bCs/>
-                <w:sz w:val="19"/>
-                <w:szCs w:val="19"/>
-              </w:rPr>
-              <w:t xml:space="preserve">Nu e inclus în ofertă:</w:t>
-            </w:r>
-          </w:p>
-          <w:p>
-            <w:pPr>
-              <w:spacing w:after="60" w:before="0"/>
-            </w:pPr>
-            <w:r>
-              <w:rPr>
-                <w:rFonts w:ascii="Calibri" w:cs="Calibri" w:eastAsia="Calibri" w:hAnsi="Calibri"/>
-                <w:i/>
-                <w:iCs/>
-                <w:color w:val="B3261E"/>
-                <w:sz w:val="19"/>
-                <w:szCs w:val="19"/>
-              </w:rPr>
-              <w:t xml:space="preserve">Impact mare asupra costului sau termenului.</w:t>
-            </w:r>
-          </w:p>
-          <w:p>
-            <w:pPr>
-              <w:spacing w:after="60" w:before="0"/>
-            </w:pPr>
-            <w:r>
-              <w:rPr>
-                <w:rFonts w:ascii="Calibri" w:cs="Calibri" w:eastAsia="Calibri" w:hAnsi="Calibri"/>
-                <w:b/>
-                <w:bCs/>
-                <w:sz w:val="19"/>
-                <w:szCs w:val="19"/>
-              </w:rPr>
-              <w:t xml:space="preserve">Ce spune oferta: </w:t>
-            </w:r>
-            <w:r>
-              <w:rPr>
-                <w:rFonts w:ascii="Calibri" w:cs="Calibri" w:eastAsia="Calibri" w:hAnsi="Calibri"/>
-                <w:sz w:val="19"/>
-                <w:szCs w:val="19"/>
-              </w:rPr>
-              <w:t xml:space="preserve">Nu menționează nicio modalitate de plată și nici link-ul de plată.</w:t>
-            </w:r>
-          </w:p>
-          <w:p>
-            <w:pPr>
-              <w:spacing w:after="60" w:before="0"/>
-            </w:pPr>
-            <w:r>
-              <w:rPr>
-                <w:rFonts w:ascii="Calibri" w:cs="Calibri" w:eastAsia="Calibri" w:hAnsi="Calibri"/>
-                <w:b/>
-                <w:bCs/>
-                <w:sz w:val="19"/>
-                <w:szCs w:val="19"/>
-              </w:rPr>
-              <w:t xml:space="preserve">Ce trebuie confirmat: </w:t>
-            </w:r>
-            <w:r>
-              <w:rPr>
-                <w:rFonts w:ascii="Calibri" w:cs="Calibri" w:eastAsia="Calibri" w:hAnsi="Calibri"/>
-                <w:sz w:val="19"/>
-                <w:szCs w:val="19"/>
-              </w:rPr>
-              <w:t xml:space="preserve">OP și plata înainte de livrare sunt configurări simple. Biletul la ordin cere termene per client, iar avansul doar pentru ce e disponibil înseamnă împărțirea comenzii. Cereți cost separat pentru fiecare.</w:t>
-            </w:r>
-          </w:p>
-        </w:tc>
-      </w:tr>
-      <w:tr>
-        <w:tc>
-          <w:tcPr>
-            <w:tcW w:type="dxa" w:w="9638"/>
-            <w:gridSpan w:val="3"/>
-            <w:tcBorders>
-              <w:top w:val="single" w:color="C9D3D9" w:sz="4"/>
-              <w:left w:val="single" w:color="C9D3D9" w:sz="4"/>
-              <w:bottom w:val="single" w:color="C9D3D9" w:sz="4"/>
-              <w:right w:val="single" w:color="C9D3D9" w:sz="4"/>
-            </w:tcBorders>
-            <w:shd w:fill="EEF2F4" w:color="auto" w:val="clear"/>
-            <w:tcMar>
-              <w:top w:type="dxa" w:w="70"/>
-              <w:left w:type="dxa" w:w="100"/>
-              <w:bottom w:type="dxa" w:w="70"/>
-              <w:right w:type="dxa" w:w="100"/>
-            </w:tcMar>
-          </w:tcPr>
-          <w:p>
-            <w:pPr>
-              <w:spacing w:after="60" w:before="0"/>
-              <w:ind w:left="200"/>
-            </w:pPr>
-            <w:r>
-              <w:rPr>
-                <w:rFonts w:ascii="Calibri" w:cs="Calibri" w:eastAsia="Calibri" w:hAnsi="Calibri"/>
-                <w:b/>
-                <w:bCs/>
-                <w:color w:val="1F3A4D"/>
-                <w:sz w:val="18"/>
-                <w:szCs w:val="18"/>
-              </w:rPr>
-              <w:t xml:space="preserve">Sistem de cache liste de prețuri</w:t>
-            </w:r>
-          </w:p>
-        </w:tc>
-      </w:tr>
-      <w:tr>
-        <w:trPr>
-          <w:cantSplit/>
-        </w:trPr>
-        <w:tc>
-          <w:tcPr>
-            <w:tcW w:type="dxa" w:w="2700"/>
-            <w:tcBorders>
-              <w:top w:val="single" w:color="C9D3D9" w:sz="4"/>
-              <w:left w:val="single" w:color="C9D3D9" w:sz="4"/>
-              <w:bottom w:val="single" w:color="C9D3D9" w:sz="4"/>
-              <w:right w:val="single" w:color="C9D3D9" w:sz="4"/>
-            </w:tcBorders>
-            <w:tcMar>
-              <w:top w:type="dxa" w:w="70"/>
-              <w:left w:type="dxa" w:w="100"/>
-              <w:bottom w:type="dxa" w:w="70"/>
-              <w:right w:type="dxa" w:w="100"/>
-            </w:tcMar>
-          </w:tcPr>
-          <w:p>
-            <w:pPr>
-              <w:spacing w:after="60" w:before="0"/>
-              <w:ind w:left="400"/>
-            </w:pPr>
-            <w:r>
-              <w:rPr>
-                <w:rFonts w:ascii="Calibri" w:cs="Calibri" w:eastAsia="Calibri" w:hAnsi="Calibri"/>
-                <w:sz w:val="19"/>
-                <w:szCs w:val="19"/>
-              </w:rPr>
-              <w:t xml:space="preserve">Refresh automat noaptea, import din CRM</w:t>
-            </w:r>
-          </w:p>
-        </w:tc>
-        <w:tc>
-          <w:tcPr>
-            <w:tcW w:type="dxa" w:w="1250"/>
-            <w:tcBorders>
-              <w:top w:val="single" w:color="C9D3D9" w:sz="4"/>
-              <w:left w:val="single" w:color="C9D3D9" w:sz="4"/>
-              <w:bottom w:val="single" w:color="C9D3D9" w:sz="4"/>
-              <w:right w:val="single" w:color="C9D3D9" w:sz="4"/>
-            </w:tcBorders>
-            <w:shd w:fill="FFF1D1" w:color="auto" w:val="clear"/>
-            <w:tcMar>
-              <w:top w:type="dxa" w:w="70"/>
-              <w:left w:type="dxa" w:w="100"/>
-              <w:bottom w:type="dxa" w:w="70"/>
-              <w:right w:type="dxa" w:w="100"/>
-            </w:tcMar>
-          </w:tcPr>
-          <w:p>
-            <w:pPr>
-              <w:spacing w:after="60" w:before="0"/>
-            </w:pPr>
-            <w:r>
-              <w:rPr>
-                <w:rFonts w:ascii="Calibri" w:cs="Calibri" w:eastAsia="Calibri" w:hAnsi="Calibri"/>
-                <w:b/>
-                <w:bCs/>
-                <w:color w:val="9A5B00"/>
-                <w:sz w:val="19"/>
-                <w:szCs w:val="19"/>
-              </w:rPr>
-              <w:t xml:space="preserve">Ambiguu</w:t>
-            </w:r>
-          </w:p>
-        </w:tc>
-        <w:tc>
-          <w:tcPr>
-            <w:tcW w:type="dxa" w:w="5688"/>
-            <w:tcBorders>
-              <w:top w:val="single" w:color="C9D3D9" w:sz="4"/>
-              <w:left w:val="single" w:color="C9D3D9" w:sz="4"/>
-              <w:bottom w:val="single" w:color="C9D3D9" w:sz="4"/>
-              <w:right w:val="single" w:color="C9D3D9" w:sz="4"/>
-            </w:tcBorders>
-            <w:tcMar>
-              <w:top w:type="dxa" w:w="70"/>
-              <w:left w:type="dxa" w:w="100"/>
-              <w:bottom w:type="dxa" w:w="70"/>
-              <w:right w:type="dxa" w:w="100"/>
-            </w:tcMar>
-          </w:tcPr>
-          <w:p>
-            <w:pPr>
-              <w:spacing w:after="60" w:before="0"/>
-            </w:pPr>
-            <w:r>
-              <w:rPr>
-                <w:rFonts w:ascii="Calibri" w:cs="Calibri" w:eastAsia="Calibri" w:hAnsi="Calibri"/>
-                <w:b/>
-                <w:bCs/>
-                <w:sz w:val="19"/>
-                <w:szCs w:val="19"/>
-              </w:rPr>
-              <w:t xml:space="preserve">Ofertă neclară:</w:t>
-            </w:r>
-          </w:p>
-          <w:p>
-            <w:pPr>
-              <w:spacing w:after="60" w:before="0"/>
-            </w:pPr>
-            <w:r>
-              <w:rPr>
-                <w:rFonts w:ascii="Calibri" w:cs="Calibri" w:eastAsia="Calibri" w:hAnsi="Calibri"/>
-                <w:i/>
-                <w:iCs/>
-                <w:color w:val="B3261E"/>
-                <w:sz w:val="19"/>
-                <w:szCs w:val="19"/>
-              </w:rPr>
-              <w:t xml:space="preserve">Impact mare asupra costului sau termenului.</w:t>
-            </w:r>
-          </w:p>
-          <w:p>
-            <w:pPr>
-              <w:spacing w:after="60" w:before="0"/>
-            </w:pPr>
-            <w:r>
-              <w:rPr>
-                <w:rFonts w:ascii="Calibri" w:cs="Calibri" w:eastAsia="Calibri" w:hAnsi="Calibri"/>
-                <w:b/>
-                <w:bCs/>
-                <w:sz w:val="19"/>
-                <w:szCs w:val="19"/>
-              </w:rPr>
-              <w:t xml:space="preserve">Ce spune oferta: </w:t>
-            </w:r>
-            <w:r>
-              <w:rPr>
-                <w:rFonts w:ascii="Calibri" w:cs="Calibri" w:eastAsia="Calibri" w:hAnsi="Calibri"/>
-                <w:sz w:val="19"/>
-                <w:szCs w:val="19"/>
-              </w:rPr>
-              <w:t xml:space="preserve">Nu are modul dedicat. Apare doar ca „comportamentul de cache” în M8, care are 38h pentru tot ce ține de prețuri.</w:t>
-            </w:r>
-          </w:p>
-          <w:p>
-            <w:pPr>
-              <w:spacing w:after="60" w:before="0"/>
-            </w:pPr>
-            <w:r>
-              <w:rPr>
-                <w:rFonts w:ascii="Calibri" w:cs="Calibri" w:eastAsia="Calibri" w:hAnsi="Calibri"/>
-                <w:b/>
-                <w:bCs/>
-                <w:sz w:val="19"/>
-                <w:szCs w:val="19"/>
-              </w:rPr>
-              <w:t xml:space="preserve">Ce trebuie confirmat: </w:t>
-            </w:r>
-            <w:r>
-              <w:rPr>
-                <w:rFonts w:ascii="Calibri" w:cs="Calibri" w:eastAsia="Calibri" w:hAnsi="Calibri"/>
-                <w:sz w:val="19"/>
-                <w:szCs w:val="19"/>
-              </w:rPr>
-              <w:t xml:space="preserve">Sunt incluse importul nocturn și butonul? Pentru câte prețuri (clienți × produse)? Ce se întâmplă cu prețul din coș sau dintr-o ofertă deja trimisă după un refresh?</w:t>
-            </w:r>
-          </w:p>
-        </w:tc>
-      </w:tr>
-      <w:tr>
-        <w:trPr>
-          <w:cantSplit/>
-        </w:trPr>
-        <w:tc>
-          <w:tcPr>
-            <w:tcW w:type="dxa" w:w="2700"/>
-            <w:tcBorders>
-              <w:top w:val="single" w:color="C9D3D9" w:sz="4"/>
-              <w:left w:val="single" w:color="C9D3D9" w:sz="4"/>
-              <w:bottom w:val="single" w:color="C9D3D9" w:sz="4"/>
-              <w:right w:val="single" w:color="C9D3D9" w:sz="4"/>
-            </w:tcBorders>
-            <w:tcMar>
-              <w:top w:type="dxa" w:w="70"/>
-              <w:left w:type="dxa" w:w="100"/>
-              <w:bottom w:type="dxa" w:w="70"/>
-              <w:right w:type="dxa" w:w="100"/>
-            </w:tcMar>
-          </w:tcPr>
-          <w:p>
-            <w:pPr>
-              <w:spacing w:after="60" w:before="0"/>
-              <w:ind w:left="400"/>
-            </w:pPr>
-            <w:r>
-              <w:rPr>
-                <w:rFonts w:ascii="Calibri" w:cs="Calibri" w:eastAsia="Calibri" w:hAnsi="Calibri"/>
-                <w:sz w:val="19"/>
-                <w:szCs w:val="19"/>
-              </w:rPr>
-              <w:t xml:space="preserve">Buton în admin pentru refacerea cache-ului</w:t>
-            </w:r>
-          </w:p>
-        </w:tc>
-        <w:tc>
-          <w:tcPr>
-            <w:tcW w:type="dxa" w:w="1250"/>
-            <w:tcBorders>
-              <w:top w:val="single" w:color="C9D3D9" w:sz="4"/>
-              <w:left w:val="single" w:color="C9D3D9" w:sz="4"/>
-              <w:bottom w:val="single" w:color="C9D3D9" w:sz="4"/>
-              <w:right w:val="single" w:color="C9D3D9" w:sz="4"/>
-            </w:tcBorders>
-            <w:shd w:fill="FFF1D1" w:color="auto" w:val="clear"/>
-            <w:tcMar>
-              <w:top w:type="dxa" w:w="70"/>
-              <w:left w:type="dxa" w:w="100"/>
-              <w:bottom w:type="dxa" w:w="70"/>
-              <w:right w:type="dxa" w:w="100"/>
-            </w:tcMar>
-          </w:tcPr>
-          <w:p>
-            <w:pPr>
-              <w:spacing w:after="60" w:before="0"/>
-            </w:pPr>
-            <w:r>
-              <w:rPr>
-                <w:rFonts w:ascii="Calibri" w:cs="Calibri" w:eastAsia="Calibri" w:hAnsi="Calibri"/>
-                <w:b/>
-                <w:bCs/>
-                <w:color w:val="9A5B00"/>
-                <w:sz w:val="19"/>
-                <w:szCs w:val="19"/>
-              </w:rPr>
-              <w:t xml:space="preserve">Ambiguu</w:t>
-            </w:r>
-          </w:p>
-        </w:tc>
-        <w:tc>
-          <w:tcPr>
-            <w:tcW w:type="dxa" w:w="5688"/>
-            <w:tcBorders>
-              <w:top w:val="single" w:color="C9D3D9" w:sz="4"/>
-              <w:left w:val="single" w:color="C9D3D9" w:sz="4"/>
-              <w:bottom w:val="single" w:color="C9D3D9" w:sz="4"/>
-              <w:right w:val="single" w:color="C9D3D9" w:sz="4"/>
-            </w:tcBorders>
-            <w:tcMar>
-              <w:top w:type="dxa" w:w="70"/>
-              <w:left w:type="dxa" w:w="100"/>
-              <w:bottom w:type="dxa" w:w="70"/>
-              <w:right w:type="dxa" w:w="100"/>
-            </w:tcMar>
-          </w:tcPr>
-          <w:p>
-            <w:pPr>
-              <w:spacing w:after="60" w:before="0"/>
-            </w:pPr>
-            <w:r>
-              <w:rPr>
-                <w:rFonts w:ascii="Calibri" w:cs="Calibri" w:eastAsia="Calibri" w:hAnsi="Calibri"/>
-                <w:b/>
-                <w:bCs/>
-                <w:sz w:val="19"/>
-                <w:szCs w:val="19"/>
-              </w:rPr>
-              <w:t xml:space="preserve">Ofertă neclară:</w:t>
-            </w:r>
-          </w:p>
-          <w:p>
-            <w:pPr>
-              <w:spacing w:after="60" w:before="0"/>
-            </w:pPr>
-            <w:r>
-              <w:rPr>
-                <w:rFonts w:ascii="Calibri" w:cs="Calibri" w:eastAsia="Calibri" w:hAnsi="Calibri"/>
-                <w:i/>
-                <w:iCs/>
-                <w:color w:val="B3261E"/>
-                <w:sz w:val="19"/>
-                <w:szCs w:val="19"/>
-              </w:rPr>
-              <w:t xml:space="preserve">Impact mare asupra costului sau termenului.</w:t>
-            </w:r>
-          </w:p>
-          <w:p>
-            <w:pPr>
-              <w:spacing w:after="60" w:before="0"/>
-            </w:pPr>
-            <w:r>
-              <w:rPr>
-                <w:rFonts w:ascii="Calibri" w:cs="Calibri" w:eastAsia="Calibri" w:hAnsi="Calibri"/>
-                <w:b/>
-                <w:bCs/>
-                <w:sz w:val="19"/>
-                <w:szCs w:val="19"/>
-              </w:rPr>
-              <w:t xml:space="preserve">Ce spune oferta: </w:t>
-            </w:r>
-            <w:r>
-              <w:rPr>
-                <w:rFonts w:ascii="Calibri" w:cs="Calibri" w:eastAsia="Calibri" w:hAnsi="Calibri"/>
-                <w:sz w:val="19"/>
-                <w:szCs w:val="19"/>
-              </w:rPr>
-              <w:t xml:space="preserve">Nu are modul dedicat. Apare doar ca „comportamentul de cache” în M8, care are 38h pentru tot ce ține de prețuri.</w:t>
-            </w:r>
-          </w:p>
-          <w:p>
-            <w:pPr>
-              <w:spacing w:after="60" w:before="0"/>
-            </w:pPr>
-            <w:r>
-              <w:rPr>
-                <w:rFonts w:ascii="Calibri" w:cs="Calibri" w:eastAsia="Calibri" w:hAnsi="Calibri"/>
-                <w:b/>
-                <w:bCs/>
-                <w:sz w:val="19"/>
-                <w:szCs w:val="19"/>
-              </w:rPr>
-              <w:t xml:space="preserve">Ce trebuie confirmat: </w:t>
-            </w:r>
-            <w:r>
-              <w:rPr>
-                <w:rFonts w:ascii="Calibri" w:cs="Calibri" w:eastAsia="Calibri" w:hAnsi="Calibri"/>
-                <w:sz w:val="19"/>
-                <w:szCs w:val="19"/>
-              </w:rPr>
-              <w:t xml:space="preserve">Sunt incluse importul nocturn și butonul? Pentru câte prețuri (clienți × produse)? Ce se întâmplă cu prețul din coș sau dintr-o ofertă deja trimisă după un refresh?</w:t>
-            </w:r>
-          </w:p>
-        </w:tc>
-      </w:tr>
-      <w:tr>
-        <w:tc>
-          <w:tcPr>
-            <w:tcW w:type="dxa" w:w="9638"/>
-            <w:gridSpan w:val="3"/>
-            <w:tcBorders>
-              <w:top w:val="single" w:color="C9D3D9" w:sz="4"/>
-              <w:left w:val="single" w:color="C9D3D9" w:sz="4"/>
-              <w:bottom w:val="single" w:color="C9D3D9" w:sz="4"/>
-              <w:right w:val="single" w:color="C9D3D9" w:sz="4"/>
-            </w:tcBorders>
-            <w:shd w:fill="EEF2F4" w:color="auto" w:val="clear"/>
-            <w:tcMar>
-              <w:top w:type="dxa" w:w="70"/>
-              <w:left w:type="dxa" w:w="100"/>
-              <w:bottom w:type="dxa" w:w="70"/>
-              <w:right w:type="dxa" w:w="100"/>
-            </w:tcMar>
-          </w:tcPr>
-          <w:p>
-            <w:pPr>
-              <w:spacing w:after="60" w:before="0"/>
-              <w:ind w:left="0"/>
-            </w:pPr>
-            <w:r>
-              <w:rPr>
-                <w:rFonts w:ascii="Calibri" w:cs="Calibri" w:eastAsia="Calibri" w:hAnsi="Calibri"/>
-                <w:b/>
-                <w:bCs/>
-                <w:color w:val="1F3A4D"/>
-                <w:sz w:val="18"/>
-                <w:szCs w:val="18"/>
-              </w:rPr>
-              <w:t xml:space="preserve">Livrabile</w:t>
-            </w:r>
-          </w:p>
-        </w:tc>
-      </w:tr>
-      <w:tr>
-        <w:trPr>
-          <w:cantSplit/>
-        </w:trPr>
-        <w:tc>
-          <w:tcPr>
-            <w:tcW w:type="dxa" w:w="2700"/>
-            <w:tcBorders>
-              <w:top w:val="single" w:color="C9D3D9" w:sz="4"/>
-              <w:left w:val="single" w:color="C9D3D9" w:sz="4"/>
-              <w:bottom w:val="single" w:color="C9D3D9" w:sz="4"/>
-              <w:right w:val="single" w:color="C9D3D9" w:sz="4"/>
-            </w:tcBorders>
-            <w:tcMar>
-              <w:top w:type="dxa" w:w="70"/>
-              <w:left w:type="dxa" w:w="100"/>
-              <w:bottom w:type="dxa" w:w="70"/>
-              <w:right w:type="dxa" w:w="100"/>
-            </w:tcMar>
-          </w:tcPr>
-          <w:p>
-            <w:pPr>
-              <w:spacing w:after="60" w:before="0"/>
-              <w:ind w:left="200"/>
-            </w:pPr>
-            <w:r>
-              <w:rPr>
-                <w:rFonts w:ascii="Calibri" w:cs="Calibri" w:eastAsia="Calibri" w:hAnsi="Calibri"/>
-                <w:sz w:val="19"/>
-                <w:szCs w:val="19"/>
-              </w:rPr>
-              <w:t xml:space="preserve">Funcționalități B2B noi, pe site-ul demo</w:t>
-            </w:r>
-          </w:p>
-        </w:tc>
-        <w:tc>
-          <w:tcPr>
-            <w:tcW w:type="dxa" w:w="1250"/>
-            <w:tcBorders>
-              <w:top w:val="single" w:color="C9D3D9" w:sz="4"/>
-              <w:left w:val="single" w:color="C9D3D9" w:sz="4"/>
-              <w:bottom w:val="single" w:color="C9D3D9" w:sz="4"/>
-              <w:right w:val="single" w:color="C9D3D9" w:sz="4"/>
-            </w:tcBorders>
-            <w:shd w:fill="E3F2E8" w:color="auto" w:val="clear"/>
-            <w:tcMar>
-              <w:top w:type="dxa" w:w="70"/>
-              <w:left w:type="dxa" w:w="100"/>
-              <w:bottom w:type="dxa" w:w="70"/>
-              <w:right w:type="dxa" w:w="100"/>
-            </w:tcMar>
-          </w:tcPr>
-          <w:p>
-            <w:pPr>
-              <w:spacing w:after="60" w:before="0"/>
-            </w:pPr>
-            <w:r>
-              <w:rPr>
-                <w:rFonts w:ascii="Calibri" w:cs="Calibri" w:eastAsia="Calibri" w:hAnsi="Calibri"/>
-                <w:b/>
-                <w:bCs/>
-                <w:color w:val="1F7A4D"/>
-                <w:sz w:val="19"/>
-                <w:szCs w:val="19"/>
-              </w:rPr>
-              <w:t xml:space="preserve">Inclus</w:t>
-            </w:r>
-          </w:p>
-        </w:tc>
-        <w:tc>
-          <w:tcPr>
-            <w:tcW w:type="dxa" w:w="5688"/>
-            <w:tcBorders>
-              <w:top w:val="single" w:color="C9D3D9" w:sz="4"/>
-              <w:left w:val="single" w:color="C9D3D9" w:sz="4"/>
-              <w:bottom w:val="single" w:color="C9D3D9" w:sz="4"/>
-              <w:right w:val="single" w:color="C9D3D9" w:sz="4"/>
-            </w:tcBorders>
-            <w:tcMar>
-              <w:top w:type="dxa" w:w="70"/>
-              <w:left w:type="dxa" w:w="100"/>
-              <w:bottom w:type="dxa" w:w="70"/>
-              <w:right w:type="dxa" w:w="100"/>
-            </w:tcMar>
-          </w:tcPr>
-          <w:p>
-            <w:pPr>
-              <w:spacing w:after="60" w:before="0"/>
-            </w:pPr>
-            <w:r>
-              <w:rPr>
-                <w:rFonts w:ascii="Calibri" w:cs="Calibri" w:eastAsia="Calibri" w:hAnsi="Calibri"/>
-                <w:sz w:val="19"/>
-                <w:szCs w:val="19"/>
-              </w:rPr>
-              <w:t xml:space="preserve">Inclus în ofertă. Nimic de clarificat.</w:t>
             </w:r>
           </w:p>
         </w:tc>
@@ -10095,7 +6855,7 @@
                 <w:sz w:val="19"/>
                 <w:szCs w:val="19"/>
               </w:rPr>
-              <w:t xml:space="preserve">Setup site nou pe serverul de producție</w:t>
+              <w:t xml:space="preserve">Oprire site vechi</w:t>
             </w:r>
           </w:p>
         </w:tc>
@@ -10108,28 +6868,28 @@
               <w:bottom w:val="single" w:color="C9D3D9" w:sz="4"/>
               <w:right w:val="single" w:color="C9D3D9" w:sz="4"/>
             </w:tcBorders>
-            <w:shd w:fill="E3F2E8" w:color="auto" w:val="clear"/>
-            <w:tcMar>
-              <w:top w:type="dxa" w:w="70"/>
-              <w:left w:type="dxa" w:w="100"/>
-              <w:bottom w:type="dxa" w:w="70"/>
-              <w:right w:type="dxa" w:w="100"/>
-            </w:tcMar>
-          </w:tcPr>
-          <w:p>
-            <w:pPr>
-              <w:spacing w:after="60" w:before="0"/>
-            </w:pPr>
-            <w:r>
-              <w:rPr>
-                <w:rFonts w:ascii="Calibri" w:cs="Calibri" w:eastAsia="Calibri" w:hAnsi="Calibri"/>
-                <w:b/>
-                <w:bCs/>
-                <w:color w:val="1F7A4D"/>
-                <w:sz w:val="19"/>
-                <w:szCs w:val="19"/>
-              </w:rPr>
-              <w:t xml:space="preserve">Inclus</w:t>
+            <w:shd w:fill="FFF1D1" w:color="auto" w:val="clear"/>
+            <w:tcMar>
+              <w:top w:type="dxa" w:w="70"/>
+              <w:left w:type="dxa" w:w="100"/>
+              <w:bottom w:type="dxa" w:w="70"/>
+              <w:right w:type="dxa" w:w="100"/>
+            </w:tcMar>
+          </w:tcPr>
+          <w:p>
+            <w:pPr>
+              <w:spacing w:after="60" w:before="0"/>
+            </w:pPr>
+            <w:r>
+              <w:rPr>
+                <w:rFonts w:ascii="Calibri" w:cs="Calibri" w:eastAsia="Calibri" w:hAnsi="Calibri"/>
+                <w:b/>
+                <w:bCs/>
+                <w:color w:val="9A5B00"/>
+                <w:sz w:val="19"/>
+                <w:szCs w:val="19"/>
+              </w:rPr>
+              <w:t xml:space="preserve">Ambiguu</w:t>
             </w:r>
           </w:p>
         </w:tc>
@@ -10156,10 +6916,74 @@
             <w:r>
               <w:rPr>
                 <w:rFonts w:ascii="Calibri" w:cs="Calibri" w:eastAsia="Calibri" w:hAnsi="Calibri"/>
-                <w:sz w:val="19"/>
-                <w:szCs w:val="19"/>
-              </w:rPr>
-              <w:t xml:space="preserve">Inclus în ofertă (M4). Nimic de clarificat.</w:t>
+                <w:b/>
+                <w:bCs/>
+                <w:sz w:val="19"/>
+                <w:szCs w:val="19"/>
+              </w:rPr>
+              <w:t xml:space="preserve">Ofertă neclară:</w:t>
+            </w:r>
+          </w:p>
+          <w:p>
+            <w:pPr>
+              <w:spacing w:after="60" w:before="0"/>
+            </w:pPr>
+            <w:r>
+              <w:rPr>
+                <w:rFonts w:ascii="Calibri" w:cs="Calibri" w:eastAsia="Calibri" w:hAnsi="Calibri"/>
+                <w:i/>
+                <w:iCs/>
+                <w:color w:val="B3261E"/>
+                <w:sz w:val="19"/>
+                <w:szCs w:val="19"/>
+              </w:rPr>
+              <w:t xml:space="preserve">Impact mare asupra costului sau termenului.</w:t>
+            </w:r>
+          </w:p>
+          <w:p>
+            <w:pPr>
+              <w:spacing w:after="60" w:before="0"/>
+            </w:pPr>
+            <w:r>
+              <w:rPr>
+                <w:rFonts w:ascii="Calibri" w:cs="Calibri" w:eastAsia="Calibri" w:hAnsi="Calibri"/>
+                <w:b/>
+                <w:bCs/>
+                <w:sz w:val="19"/>
+                <w:szCs w:val="19"/>
+              </w:rPr>
+              <w:t xml:space="preserve">Ce spune oferta: </w:t>
+            </w:r>
+            <w:r>
+              <w:rPr>
+                <w:rFonts w:ascii="Calibri" w:cs="Calibri" w:eastAsia="Calibri" w:hAnsi="Calibri"/>
+                <w:sz w:val="19"/>
+                <w:szCs w:val="19"/>
+              </w:rPr>
+              <w:t xml:space="preserve">Nu are modul de go-live. DNS și hosting sunt excluse. Garanția după lansare și redirecturile SEO nu apar.</w:t>
+            </w:r>
+          </w:p>
+          <w:p>
+            <w:pPr>
+              <w:spacing w:after="60" w:before="0"/>
+            </w:pPr>
+            <w:r>
+              <w:rPr>
+                <w:rFonts w:ascii="Calibri" w:cs="Calibri" w:eastAsia="Calibri" w:hAnsi="Calibri"/>
+                <w:b/>
+                <w:bCs/>
+                <w:sz w:val="19"/>
+                <w:szCs w:val="19"/>
+              </w:rPr>
+              <w:t xml:space="preserve">Ce trebuie confirmat: </w:t>
+            </w:r>
+            <w:r>
+              <w:rPr>
+                <w:rFonts w:ascii="Calibri" w:cs="Calibri" w:eastAsia="Calibri" w:hAnsi="Calibri"/>
+                <w:sz w:val="19"/>
+                <w:szCs w:val="19"/>
+              </w:rPr>
+              <w:t xml:space="preserve">Cine face migrarea finală (comenzile și clienții noi apăruți între timp)? Sunt incluse redirecturile 301? Ce garanție gratuită există după lansare?</w:t>
             </w:r>
           </w:p>
         </w:tc>
@@ -10195,7 +7019,7 @@
                 <w:sz w:val="19"/>
                 <w:szCs w:val="19"/>
               </w:rPr>
-              <w:t xml:space="preserve">Oprire site vechi</w:t>
+              <w:t xml:space="preserve">Migrare finală a datelor</w:t>
             </w:r>
           </w:p>
         </w:tc>
@@ -10359,7 +7183,7 @@
                 <w:sz w:val="19"/>
                 <w:szCs w:val="19"/>
               </w:rPr>
-              <w:t xml:space="preserve">Migrare finală a datelor</w:t>
+              <w:t xml:space="preserve">Mutare domeniu radox.ro pe site-ul nou</w:t>
             </w:r>
           </w:p>
         </w:tc>
@@ -10488,408 +7312,6 @@
                 <w:szCs w:val="19"/>
               </w:rPr>
               <w:t xml:space="preserve">Cine face migrarea finală (comenzile și clienții noi apăruți între timp)? Sunt incluse redirecturile 301? Ce garanție gratuită există după lansare?</w:t>
-            </w:r>
-          </w:p>
-        </w:tc>
-      </w:tr>
-      <w:tr>
-        <w:trPr>
-          <w:cantSplit/>
-        </w:trPr>
-        <w:tc>
-          <w:tcPr>
-            <w:tcW w:type="dxa" w:w="2700"/>
-            <w:tcBorders>
-              <w:top w:val="single" w:color="C9D3D9" w:sz="4"/>
-              <w:left w:val="single" w:color="C9D3D9" w:sz="4"/>
-              <w:bottom w:val="single" w:color="C9D3D9" w:sz="4"/>
-              <w:right w:val="single" w:color="C9D3D9" w:sz="4"/>
-            </w:tcBorders>
-            <w:tcMar>
-              <w:top w:type="dxa" w:w="70"/>
-              <w:left w:type="dxa" w:w="100"/>
-              <w:bottom w:type="dxa" w:w="70"/>
-              <w:right w:type="dxa" w:w="100"/>
-            </w:tcMar>
-          </w:tcPr>
-          <w:p>
-            <w:pPr>
-              <w:spacing w:after="60" w:before="0"/>
-              <w:ind w:left="200"/>
-            </w:pPr>
-            <w:r>
-              <w:rPr>
-                <w:rFonts w:ascii="Calibri" w:cs="Calibri" w:eastAsia="Calibri" w:hAnsi="Calibri"/>
-                <w:sz w:val="19"/>
-                <w:szCs w:val="19"/>
-              </w:rPr>
-              <w:t xml:space="preserve">Mutare domeniu radox.ro pe site-ul nou</w:t>
-            </w:r>
-          </w:p>
-        </w:tc>
-        <w:tc>
-          <w:tcPr>
-            <w:tcW w:type="dxa" w:w="1250"/>
-            <w:tcBorders>
-              <w:top w:val="single" w:color="C9D3D9" w:sz="4"/>
-              <w:left w:val="single" w:color="C9D3D9" w:sz="4"/>
-              <w:bottom w:val="single" w:color="C9D3D9" w:sz="4"/>
-              <w:right w:val="single" w:color="C9D3D9" w:sz="4"/>
-            </w:tcBorders>
-            <w:shd w:fill="FFF1D1" w:color="auto" w:val="clear"/>
-            <w:tcMar>
-              <w:top w:type="dxa" w:w="70"/>
-              <w:left w:type="dxa" w:w="100"/>
-              <w:bottom w:type="dxa" w:w="70"/>
-              <w:right w:type="dxa" w:w="100"/>
-            </w:tcMar>
-          </w:tcPr>
-          <w:p>
-            <w:pPr>
-              <w:spacing w:after="60" w:before="0"/>
-            </w:pPr>
-            <w:r>
-              <w:rPr>
-                <w:rFonts w:ascii="Calibri" w:cs="Calibri" w:eastAsia="Calibri" w:hAnsi="Calibri"/>
-                <w:b/>
-                <w:bCs/>
-                <w:color w:val="9A5B00"/>
-                <w:sz w:val="19"/>
-                <w:szCs w:val="19"/>
-              </w:rPr>
-              <w:t xml:space="preserve">Ambiguu</w:t>
-            </w:r>
-          </w:p>
-        </w:tc>
-        <w:tc>
-          <w:tcPr>
-            <w:tcW w:type="dxa" w:w="5688"/>
-            <w:tcBorders>
-              <w:top w:val="single" w:color="C9D3D9" w:sz="4"/>
-              <w:left w:val="single" w:color="C9D3D9" w:sz="4"/>
-              <w:bottom w:val="single" w:color="C9D3D9" w:sz="4"/>
-              <w:right w:val="single" w:color="C9D3D9" w:sz="4"/>
-            </w:tcBorders>
-            <w:tcMar>
-              <w:top w:type="dxa" w:w="70"/>
-              <w:left w:type="dxa" w:w="100"/>
-              <w:bottom w:type="dxa" w:w="70"/>
-              <w:right w:type="dxa" w:w="100"/>
-            </w:tcMar>
-          </w:tcPr>
-          <w:p>
-            <w:pPr>
-              <w:spacing w:after="60" w:before="0"/>
-            </w:pPr>
-            <w:r>
-              <w:rPr>
-                <w:rFonts w:ascii="Calibri" w:cs="Calibri" w:eastAsia="Calibri" w:hAnsi="Calibri"/>
-                <w:b/>
-                <w:bCs/>
-                <w:sz w:val="19"/>
-                <w:szCs w:val="19"/>
-              </w:rPr>
-              <w:t xml:space="preserve">Ofertă neclară:</w:t>
-            </w:r>
-          </w:p>
-          <w:p>
-            <w:pPr>
-              <w:spacing w:after="60" w:before="0"/>
-            </w:pPr>
-            <w:r>
-              <w:rPr>
-                <w:rFonts w:ascii="Calibri" w:cs="Calibri" w:eastAsia="Calibri" w:hAnsi="Calibri"/>
-                <w:i/>
-                <w:iCs/>
-                <w:color w:val="B3261E"/>
-                <w:sz w:val="19"/>
-                <w:szCs w:val="19"/>
-              </w:rPr>
-              <w:t xml:space="preserve">Impact mare asupra costului sau termenului.</w:t>
-            </w:r>
-          </w:p>
-          <w:p>
-            <w:pPr>
-              <w:spacing w:after="60" w:before="0"/>
-            </w:pPr>
-            <w:r>
-              <w:rPr>
-                <w:rFonts w:ascii="Calibri" w:cs="Calibri" w:eastAsia="Calibri" w:hAnsi="Calibri"/>
-                <w:b/>
-                <w:bCs/>
-                <w:sz w:val="19"/>
-                <w:szCs w:val="19"/>
-              </w:rPr>
-              <w:t xml:space="preserve">Ce spune oferta: </w:t>
-            </w:r>
-            <w:r>
-              <w:rPr>
-                <w:rFonts w:ascii="Calibri" w:cs="Calibri" w:eastAsia="Calibri" w:hAnsi="Calibri"/>
-                <w:sz w:val="19"/>
-                <w:szCs w:val="19"/>
-              </w:rPr>
-              <w:t xml:space="preserve">Nu are modul de go-live. DNS și hosting sunt excluse. Garanția după lansare și redirecturile SEO nu apar.</w:t>
-            </w:r>
-          </w:p>
-          <w:p>
-            <w:pPr>
-              <w:spacing w:after="60" w:before="0"/>
-            </w:pPr>
-            <w:r>
-              <w:rPr>
-                <w:rFonts w:ascii="Calibri" w:cs="Calibri" w:eastAsia="Calibri" w:hAnsi="Calibri"/>
-                <w:b/>
-                <w:bCs/>
-                <w:sz w:val="19"/>
-                <w:szCs w:val="19"/>
-              </w:rPr>
-              <w:t xml:space="preserve">Ce trebuie confirmat: </w:t>
-            </w:r>
-            <w:r>
-              <w:rPr>
-                <w:rFonts w:ascii="Calibri" w:cs="Calibri" w:eastAsia="Calibri" w:hAnsi="Calibri"/>
-                <w:sz w:val="19"/>
-                <w:szCs w:val="19"/>
-              </w:rPr>
-              <w:t xml:space="preserve">Cine face migrarea finală (comenzile și clienții noi apăruți între timp)? Sunt incluse redirecturile 301? Ce garanție gratuită există după lansare?</w:t>
-            </w:r>
-          </w:p>
-        </w:tc>
-      </w:tr>
-      <w:tr>
-        <w:trPr>
-          <w:cantSplit/>
-        </w:trPr>
-        <w:tc>
-          <w:tcPr>
-            <w:tcW w:type="dxa" w:w="2700"/>
-            <w:tcBorders>
-              <w:top w:val="single" w:color="C9D3D9" w:sz="4"/>
-              <w:left w:val="single" w:color="C9D3D9" w:sz="4"/>
-              <w:bottom w:val="single" w:color="C9D3D9" w:sz="4"/>
-              <w:right w:val="single" w:color="C9D3D9" w:sz="4"/>
-            </w:tcBorders>
-            <w:tcMar>
-              <w:top w:type="dxa" w:w="70"/>
-              <w:left w:type="dxa" w:w="100"/>
-              <w:bottom w:type="dxa" w:w="70"/>
-              <w:right w:type="dxa" w:w="100"/>
-            </w:tcMar>
-          </w:tcPr>
-          <w:p>
-            <w:pPr>
-              <w:spacing w:after="60" w:before="0"/>
-              <w:ind w:left="200"/>
-            </w:pPr>
-            <w:r>
-              <w:rPr>
-                <w:rFonts w:ascii="Calibri" w:cs="Calibri" w:eastAsia="Calibri" w:hAnsi="Calibri"/>
-                <w:sz w:val="19"/>
-                <w:szCs w:val="19"/>
-              </w:rPr>
-              <w:t xml:space="preserve">Testare funcțională</w:t>
-            </w:r>
-          </w:p>
-        </w:tc>
-        <w:tc>
-          <w:tcPr>
-            <w:tcW w:type="dxa" w:w="1250"/>
-            <w:tcBorders>
-              <w:top w:val="single" w:color="C9D3D9" w:sz="4"/>
-              <w:left w:val="single" w:color="C9D3D9" w:sz="4"/>
-              <w:bottom w:val="single" w:color="C9D3D9" w:sz="4"/>
-              <w:right w:val="single" w:color="C9D3D9" w:sz="4"/>
-            </w:tcBorders>
-            <w:shd w:fill="E3F2E8" w:color="auto" w:val="clear"/>
-            <w:tcMar>
-              <w:top w:type="dxa" w:w="70"/>
-              <w:left w:type="dxa" w:w="100"/>
-              <w:bottom w:type="dxa" w:w="70"/>
-              <w:right w:type="dxa" w:w="100"/>
-            </w:tcMar>
-          </w:tcPr>
-          <w:p>
-            <w:pPr>
-              <w:spacing w:after="60" w:before="0"/>
-            </w:pPr>
-            <w:r>
-              <w:rPr>
-                <w:rFonts w:ascii="Calibri" w:cs="Calibri" w:eastAsia="Calibri" w:hAnsi="Calibri"/>
-                <w:b/>
-                <w:bCs/>
-                <w:color w:val="1F7A4D"/>
-                <w:sz w:val="19"/>
-                <w:szCs w:val="19"/>
-              </w:rPr>
-              <w:t xml:space="preserve">Inclus</w:t>
-            </w:r>
-          </w:p>
-        </w:tc>
-        <w:tc>
-          <w:tcPr>
-            <w:tcW w:type="dxa" w:w="5688"/>
-            <w:tcBorders>
-              <w:top w:val="single" w:color="C9D3D9" w:sz="4"/>
-              <w:left w:val="single" w:color="C9D3D9" w:sz="4"/>
-              <w:bottom w:val="single" w:color="C9D3D9" w:sz="4"/>
-              <w:right w:val="single" w:color="C9D3D9" w:sz="4"/>
-            </w:tcBorders>
-            <w:tcMar>
-              <w:top w:type="dxa" w:w="70"/>
-              <w:left w:type="dxa" w:w="100"/>
-              <w:bottom w:type="dxa" w:w="70"/>
-              <w:right w:type="dxa" w:w="100"/>
-            </w:tcMar>
-          </w:tcPr>
-          <w:p>
-            <w:pPr>
-              <w:spacing w:after="60" w:before="0"/>
-            </w:pPr>
-            <w:r>
-              <w:rPr>
-                <w:rFonts w:ascii="Calibri" w:cs="Calibri" w:eastAsia="Calibri" w:hAnsi="Calibri"/>
-                <w:sz w:val="19"/>
-                <w:szCs w:val="19"/>
-              </w:rPr>
-              <w:t xml:space="preserve">Inclus în ofertă (M15). Nimic de clarificat.</w:t>
-            </w:r>
-          </w:p>
-        </w:tc>
-      </w:tr>
-      <w:tr>
-        <w:tc>
-          <w:tcPr>
-            <w:tcW w:type="dxa" w:w="9638"/>
-            <w:gridSpan w:val="3"/>
-            <w:tcBorders>
-              <w:top w:val="single" w:color="C9D3D9" w:sz="4"/>
-              <w:left w:val="single" w:color="C9D3D9" w:sz="4"/>
-              <w:bottom w:val="single" w:color="C9D3D9" w:sz="4"/>
-              <w:right w:val="single" w:color="C9D3D9" w:sz="4"/>
-            </w:tcBorders>
-            <w:shd w:fill="EEF2F4" w:color="auto" w:val="clear"/>
-            <w:tcMar>
-              <w:top w:type="dxa" w:w="70"/>
-              <w:left w:type="dxa" w:w="100"/>
-              <w:bottom w:type="dxa" w:w="70"/>
-              <w:right w:type="dxa" w:w="100"/>
-            </w:tcMar>
-          </w:tcPr>
-          <w:p>
-            <w:pPr>
-              <w:spacing w:after="60" w:before="0"/>
-              <w:ind w:left="0"/>
-            </w:pPr>
-            <w:r>
-              <w:rPr>
-                <w:rFonts w:ascii="Calibri" w:cs="Calibri" w:eastAsia="Calibri" w:hAnsi="Calibri"/>
-                <w:b/>
-                <w:bCs/>
-                <w:color w:val="1F3A4D"/>
-                <w:sz w:val="18"/>
-                <w:szCs w:val="18"/>
-              </w:rPr>
-              <w:t xml:space="preserve">Livrabile</w:t>
-            </w:r>
-          </w:p>
-        </w:tc>
-      </w:tr>
-      <w:tr>
-        <w:trPr>
-          <w:cantSplit/>
-        </w:trPr>
-        <w:tc>
-          <w:tcPr>
-            <w:tcW w:type="dxa" w:w="2700"/>
-            <w:tcBorders>
-              <w:top w:val="single" w:color="C9D3D9" w:sz="4"/>
-              <w:left w:val="single" w:color="C9D3D9" w:sz="4"/>
-              <w:bottom w:val="single" w:color="C9D3D9" w:sz="4"/>
-              <w:right w:val="single" w:color="C9D3D9" w:sz="4"/>
-            </w:tcBorders>
-            <w:tcMar>
-              <w:top w:type="dxa" w:w="70"/>
-              <w:left w:type="dxa" w:w="100"/>
-              <w:bottom w:type="dxa" w:w="70"/>
-              <w:right w:type="dxa" w:w="100"/>
-            </w:tcMar>
-          </w:tcPr>
-          <w:p>
-            <w:pPr>
-              <w:spacing w:after="60" w:before="0"/>
-              <w:ind w:left="200"/>
-            </w:pPr>
-            <w:r>
-              <w:rPr>
-                <w:rFonts w:ascii="Calibri" w:cs="Calibri" w:eastAsia="Calibri" w:hAnsi="Calibri"/>
-                <w:sz w:val="19"/>
-                <w:szCs w:val="19"/>
-              </w:rPr>
-              <w:t xml:space="preserve">Site nou funcțional în producție</w:t>
-            </w:r>
-          </w:p>
-        </w:tc>
-        <w:tc>
-          <w:tcPr>
-            <w:tcW w:type="dxa" w:w="1250"/>
-            <w:tcBorders>
-              <w:top w:val="single" w:color="C9D3D9" w:sz="4"/>
-              <w:left w:val="single" w:color="C9D3D9" w:sz="4"/>
-              <w:bottom w:val="single" w:color="C9D3D9" w:sz="4"/>
-              <w:right w:val="single" w:color="C9D3D9" w:sz="4"/>
-            </w:tcBorders>
-            <w:shd w:fill="E3F2E8" w:color="auto" w:val="clear"/>
-            <w:tcMar>
-              <w:top w:type="dxa" w:w="70"/>
-              <w:left w:type="dxa" w:w="100"/>
-              <w:bottom w:type="dxa" w:w="70"/>
-              <w:right w:type="dxa" w:w="100"/>
-            </w:tcMar>
-          </w:tcPr>
-          <w:p>
-            <w:pPr>
-              <w:spacing w:after="60" w:before="0"/>
-            </w:pPr>
-            <w:r>
-              <w:rPr>
-                <w:rFonts w:ascii="Calibri" w:cs="Calibri" w:eastAsia="Calibri" w:hAnsi="Calibri"/>
-                <w:b/>
-                <w:bCs/>
-                <w:color w:val="1F7A4D"/>
-                <w:sz w:val="19"/>
-                <w:szCs w:val="19"/>
-              </w:rPr>
-              <w:t xml:space="preserve">Inclus</w:t>
-            </w:r>
-          </w:p>
-        </w:tc>
-        <w:tc>
-          <w:tcPr>
-            <w:tcW w:type="dxa" w:w="5688"/>
-            <w:tcBorders>
-              <w:top w:val="single" w:color="C9D3D9" w:sz="4"/>
-              <w:left w:val="single" w:color="C9D3D9" w:sz="4"/>
-              <w:bottom w:val="single" w:color="C9D3D9" w:sz="4"/>
-              <w:right w:val="single" w:color="C9D3D9" w:sz="4"/>
-            </w:tcBorders>
-            <w:tcMar>
-              <w:top w:type="dxa" w:w="70"/>
-              <w:left w:type="dxa" w:w="100"/>
-              <w:bottom w:type="dxa" w:w="70"/>
-              <w:right w:type="dxa" w:w="100"/>
-            </w:tcMar>
-          </w:tcPr>
-          <w:p>
-            <w:pPr>
-              <w:spacing w:after="60" w:before="0"/>
-            </w:pPr>
-            <w:r>
-              <w:rPr>
-                <w:rFonts w:ascii="Calibri" w:cs="Calibri" w:eastAsia="Calibri" w:hAnsi="Calibri"/>
-                <w:sz w:val="19"/>
-                <w:szCs w:val="19"/>
-              </w:rPr>
-              <w:t xml:space="preserve">Inclus în ofertă. Nimic de clarificat.</w:t>
             </w:r>
           </w:p>
         </w:tc>
@@ -11360,206 +7782,6 @@
                 <w:sz w:val="19"/>
                 <w:szCs w:val="19"/>
               </w:rPr>
-              <w:t xml:space="preserve">Homepage</w:t>
-            </w:r>
-          </w:p>
-        </w:tc>
-        <w:tc>
-          <w:tcPr>
-            <w:tcW w:type="dxa" w:w="1250"/>
-            <w:tcBorders>
-              <w:top w:val="single" w:color="C9D3D9" w:sz="4"/>
-              <w:left w:val="single" w:color="C9D3D9" w:sz="4"/>
-              <w:bottom w:val="single" w:color="C9D3D9" w:sz="4"/>
-              <w:right w:val="single" w:color="C9D3D9" w:sz="4"/>
-            </w:tcBorders>
-            <w:shd w:fill="E3F2E8" w:color="auto" w:val="clear"/>
-            <w:tcMar>
-              <w:top w:type="dxa" w:w="70"/>
-              <w:left w:type="dxa" w:w="100"/>
-              <w:bottom w:type="dxa" w:w="70"/>
-              <w:right w:type="dxa" w:w="100"/>
-            </w:tcMar>
-          </w:tcPr>
-          <w:p>
-            <w:pPr>
-              <w:spacing w:after="60" w:before="0"/>
-            </w:pPr>
-            <w:r>
-              <w:rPr>
-                <w:rFonts w:ascii="Calibri" w:cs="Calibri" w:eastAsia="Calibri" w:hAnsi="Calibri"/>
-                <w:b/>
-                <w:bCs/>
-                <w:color w:val="1F7A4D"/>
-                <w:sz w:val="19"/>
-                <w:szCs w:val="19"/>
-              </w:rPr>
-              <w:t xml:space="preserve">Inclus</w:t>
-            </w:r>
-          </w:p>
-        </w:tc>
-        <w:tc>
-          <w:tcPr>
-            <w:tcW w:type="dxa" w:w="5688"/>
-            <w:tcBorders>
-              <w:top w:val="single" w:color="C9D3D9" w:sz="4"/>
-              <w:left w:val="single" w:color="C9D3D9" w:sz="4"/>
-              <w:bottom w:val="single" w:color="C9D3D9" w:sz="4"/>
-              <w:right w:val="single" w:color="C9D3D9" w:sz="4"/>
-            </w:tcBorders>
-            <w:tcMar>
-              <w:top w:type="dxa" w:w="70"/>
-              <w:left w:type="dxa" w:w="100"/>
-              <w:bottom w:type="dxa" w:w="70"/>
-              <w:right w:type="dxa" w:w="100"/>
-            </w:tcMar>
-          </w:tcPr>
-          <w:p>
-            <w:pPr>
-              <w:spacing w:after="60" w:before="0"/>
-            </w:pPr>
-            <w:r>
-              <w:rPr>
-                <w:rFonts w:ascii="Calibri" w:cs="Calibri" w:eastAsia="Calibri" w:hAnsi="Calibri"/>
-                <w:sz w:val="19"/>
-                <w:szCs w:val="19"/>
-              </w:rPr>
-              <w:t xml:space="preserve">Inclus în ofertă (M3). Nimic de clarificat.</w:t>
-            </w:r>
-          </w:p>
-        </w:tc>
-      </w:tr>
-      <w:tr>
-        <w:trPr>
-          <w:cantSplit/>
-        </w:trPr>
-        <w:tc>
-          <w:tcPr>
-            <w:tcW w:type="dxa" w:w="2700"/>
-            <w:tcBorders>
-              <w:top w:val="single" w:color="C9D3D9" w:sz="4"/>
-              <w:left w:val="single" w:color="C9D3D9" w:sz="4"/>
-              <w:bottom w:val="single" w:color="C9D3D9" w:sz="4"/>
-              <w:right w:val="single" w:color="C9D3D9" w:sz="4"/>
-            </w:tcBorders>
-            <w:tcMar>
-              <w:top w:type="dxa" w:w="70"/>
-              <w:left w:type="dxa" w:w="100"/>
-              <w:bottom w:type="dxa" w:w="70"/>
-              <w:right w:type="dxa" w:w="100"/>
-            </w:tcMar>
-          </w:tcPr>
-          <w:p>
-            <w:pPr>
-              <w:spacing w:after="60" w:before="0"/>
-              <w:ind w:left="0"/>
-            </w:pPr>
-            <w:r>
-              <w:rPr>
-                <w:rFonts w:ascii="Calibri" w:cs="Calibri" w:eastAsia="Calibri" w:hAnsi="Calibri"/>
-                <w:sz w:val="19"/>
-                <w:szCs w:val="19"/>
-              </w:rPr>
-              <w:t xml:space="preserve">Pagină de detalii produs</w:t>
-            </w:r>
-          </w:p>
-        </w:tc>
-        <w:tc>
-          <w:tcPr>
-            <w:tcW w:type="dxa" w:w="1250"/>
-            <w:tcBorders>
-              <w:top w:val="single" w:color="C9D3D9" w:sz="4"/>
-              <w:left w:val="single" w:color="C9D3D9" w:sz="4"/>
-              <w:bottom w:val="single" w:color="C9D3D9" w:sz="4"/>
-              <w:right w:val="single" w:color="C9D3D9" w:sz="4"/>
-            </w:tcBorders>
-            <w:shd w:fill="E3F2E8" w:color="auto" w:val="clear"/>
-            <w:tcMar>
-              <w:top w:type="dxa" w:w="70"/>
-              <w:left w:type="dxa" w:w="100"/>
-              <w:bottom w:type="dxa" w:w="70"/>
-              <w:right w:type="dxa" w:w="100"/>
-            </w:tcMar>
-          </w:tcPr>
-          <w:p>
-            <w:pPr>
-              <w:spacing w:after="60" w:before="0"/>
-            </w:pPr>
-            <w:r>
-              <w:rPr>
-                <w:rFonts w:ascii="Calibri" w:cs="Calibri" w:eastAsia="Calibri" w:hAnsi="Calibri"/>
-                <w:b/>
-                <w:bCs/>
-                <w:color w:val="1F7A4D"/>
-                <w:sz w:val="19"/>
-                <w:szCs w:val="19"/>
-              </w:rPr>
-              <w:t xml:space="preserve">Inclus</w:t>
-            </w:r>
-          </w:p>
-        </w:tc>
-        <w:tc>
-          <w:tcPr>
-            <w:tcW w:type="dxa" w:w="5688"/>
-            <w:tcBorders>
-              <w:top w:val="single" w:color="C9D3D9" w:sz="4"/>
-              <w:left w:val="single" w:color="C9D3D9" w:sz="4"/>
-              <w:bottom w:val="single" w:color="C9D3D9" w:sz="4"/>
-              <w:right w:val="single" w:color="C9D3D9" w:sz="4"/>
-            </w:tcBorders>
-            <w:tcMar>
-              <w:top w:type="dxa" w:w="70"/>
-              <w:left w:type="dxa" w:w="100"/>
-              <w:bottom w:type="dxa" w:w="70"/>
-              <w:right w:type="dxa" w:w="100"/>
-            </w:tcMar>
-          </w:tcPr>
-          <w:p>
-            <w:pPr>
-              <w:spacing w:after="60" w:before="0"/>
-            </w:pPr>
-            <w:r>
-              <w:rPr>
-                <w:rFonts w:ascii="Calibri" w:cs="Calibri" w:eastAsia="Calibri" w:hAnsi="Calibri"/>
-                <w:sz w:val="19"/>
-                <w:szCs w:val="19"/>
-              </w:rPr>
-              <w:t xml:space="preserve">Inclus în ofertă (M3). Nimic de clarificat.</w:t>
-            </w:r>
-          </w:p>
-        </w:tc>
-      </w:tr>
-      <w:tr>
-        <w:trPr>
-          <w:cantSplit/>
-        </w:trPr>
-        <w:tc>
-          <w:tcPr>
-            <w:tcW w:type="dxa" w:w="2700"/>
-            <w:tcBorders>
-              <w:top w:val="single" w:color="C9D3D9" w:sz="4"/>
-              <w:left w:val="single" w:color="C9D3D9" w:sz="4"/>
-              <w:bottom w:val="single" w:color="C9D3D9" w:sz="4"/>
-              <w:right w:val="single" w:color="C9D3D9" w:sz="4"/>
-            </w:tcBorders>
-            <w:tcMar>
-              <w:top w:type="dxa" w:w="70"/>
-              <w:left w:type="dxa" w:w="100"/>
-              <w:bottom w:type="dxa" w:w="70"/>
-              <w:right w:type="dxa" w:w="100"/>
-            </w:tcMar>
-          </w:tcPr>
-          <w:p>
-            <w:pPr>
-              <w:spacing w:after="60" w:before="0"/>
-              <w:ind w:left="0"/>
-            </w:pPr>
-            <w:r>
-              <w:rPr>
-                <w:rFonts w:ascii="Calibri" w:cs="Calibri" w:eastAsia="Calibri" w:hAnsi="Calibri"/>
-                <w:sz w:val="19"/>
-                <w:szCs w:val="19"/>
-              </w:rPr>
               <w:t xml:space="preserve">Sistem de caching liste de prețuri (zilnic sau la buton)</w:t>
             </w:r>
           </w:p>
@@ -12113,206 +8335,6 @@
                 <w:sz w:val="19"/>
                 <w:szCs w:val="19"/>
               </w:rPr>
-              <w:t xml:space="preserve">Stoc afișat prin etichetă</w:t>
-            </w:r>
-          </w:p>
-        </w:tc>
-        <w:tc>
-          <w:tcPr>
-            <w:tcW w:type="dxa" w:w="1250"/>
-            <w:tcBorders>
-              <w:top w:val="single" w:color="C9D3D9" w:sz="4"/>
-              <w:left w:val="single" w:color="C9D3D9" w:sz="4"/>
-              <w:bottom w:val="single" w:color="C9D3D9" w:sz="4"/>
-              <w:right w:val="single" w:color="C9D3D9" w:sz="4"/>
-            </w:tcBorders>
-            <w:shd w:fill="E3F2E8" w:color="auto" w:val="clear"/>
-            <w:tcMar>
-              <w:top w:type="dxa" w:w="70"/>
-              <w:left w:type="dxa" w:w="100"/>
-              <w:bottom w:type="dxa" w:w="70"/>
-              <w:right w:type="dxa" w:w="100"/>
-            </w:tcMar>
-          </w:tcPr>
-          <w:p>
-            <w:pPr>
-              <w:spacing w:after="60" w:before="0"/>
-            </w:pPr>
-            <w:r>
-              <w:rPr>
-                <w:rFonts w:ascii="Calibri" w:cs="Calibri" w:eastAsia="Calibri" w:hAnsi="Calibri"/>
-                <w:b/>
-                <w:bCs/>
-                <w:color w:val="1F7A4D"/>
-                <w:sz w:val="19"/>
-                <w:szCs w:val="19"/>
-              </w:rPr>
-              <w:t xml:space="preserve">Inclus</w:t>
-            </w:r>
-          </w:p>
-        </w:tc>
-        <w:tc>
-          <w:tcPr>
-            <w:tcW w:type="dxa" w:w="5688"/>
-            <w:tcBorders>
-              <w:top w:val="single" w:color="C9D3D9" w:sz="4"/>
-              <w:left w:val="single" w:color="C9D3D9" w:sz="4"/>
-              <w:bottom w:val="single" w:color="C9D3D9" w:sz="4"/>
-              <w:right w:val="single" w:color="C9D3D9" w:sz="4"/>
-            </w:tcBorders>
-            <w:tcMar>
-              <w:top w:type="dxa" w:w="70"/>
-              <w:left w:type="dxa" w:w="100"/>
-              <w:bottom w:type="dxa" w:w="70"/>
-              <w:right w:type="dxa" w:w="100"/>
-            </w:tcMar>
-          </w:tcPr>
-          <w:p>
-            <w:pPr>
-              <w:spacing w:after="60" w:before="0"/>
-            </w:pPr>
-            <w:r>
-              <w:rPr>
-                <w:rFonts w:ascii="Calibri" w:cs="Calibri" w:eastAsia="Calibri" w:hAnsi="Calibri"/>
-                <w:sz w:val="19"/>
-                <w:szCs w:val="19"/>
-              </w:rPr>
-              <w:t xml:space="preserve">Inclus în ofertă (M7). Nimic de clarificat.</w:t>
-            </w:r>
-          </w:p>
-        </w:tc>
-      </w:tr>
-      <w:tr>
-        <w:trPr>
-          <w:cantSplit/>
-        </w:trPr>
-        <w:tc>
-          <w:tcPr>
-            <w:tcW w:type="dxa" w:w="2700"/>
-            <w:tcBorders>
-              <w:top w:val="single" w:color="C9D3D9" w:sz="4"/>
-              <w:left w:val="single" w:color="C9D3D9" w:sz="4"/>
-              <w:bottom w:val="single" w:color="C9D3D9" w:sz="4"/>
-              <w:right w:val="single" w:color="C9D3D9" w:sz="4"/>
-            </w:tcBorders>
-            <w:tcMar>
-              <w:top w:type="dxa" w:w="70"/>
-              <w:left w:type="dxa" w:w="100"/>
-              <w:bottom w:type="dxa" w:w="70"/>
-              <w:right w:type="dxa" w:w="100"/>
-            </w:tcMar>
-          </w:tcPr>
-          <w:p>
-            <w:pPr>
-              <w:spacing w:after="60" w:before="0"/>
-              <w:ind w:left="200"/>
-            </w:pPr>
-            <w:r>
-              <w:rPr>
-                <w:rFonts w:ascii="Calibri" w:cs="Calibri" w:eastAsia="Calibri" w:hAnsi="Calibri"/>
-                <w:sz w:val="19"/>
-                <w:szCs w:val="19"/>
-              </w:rPr>
-              <w:t xml:space="preserve">Prețuri standard pentru vizitatori și clienți care nu sunt instalatori</w:t>
-            </w:r>
-          </w:p>
-        </w:tc>
-        <w:tc>
-          <w:tcPr>
-            <w:tcW w:type="dxa" w:w="1250"/>
-            <w:tcBorders>
-              <w:top w:val="single" w:color="C9D3D9" w:sz="4"/>
-              <w:left w:val="single" w:color="C9D3D9" w:sz="4"/>
-              <w:bottom w:val="single" w:color="C9D3D9" w:sz="4"/>
-              <w:right w:val="single" w:color="C9D3D9" w:sz="4"/>
-            </w:tcBorders>
-            <w:shd w:fill="E3F2E8" w:color="auto" w:val="clear"/>
-            <w:tcMar>
-              <w:top w:type="dxa" w:w="70"/>
-              <w:left w:type="dxa" w:w="100"/>
-              <w:bottom w:type="dxa" w:w="70"/>
-              <w:right w:type="dxa" w:w="100"/>
-            </w:tcMar>
-          </w:tcPr>
-          <w:p>
-            <w:pPr>
-              <w:spacing w:after="60" w:before="0"/>
-            </w:pPr>
-            <w:r>
-              <w:rPr>
-                <w:rFonts w:ascii="Calibri" w:cs="Calibri" w:eastAsia="Calibri" w:hAnsi="Calibri"/>
-                <w:b/>
-                <w:bCs/>
-                <w:color w:val="1F7A4D"/>
-                <w:sz w:val="19"/>
-                <w:szCs w:val="19"/>
-              </w:rPr>
-              <w:t xml:space="preserve">Inclus</w:t>
-            </w:r>
-          </w:p>
-        </w:tc>
-        <w:tc>
-          <w:tcPr>
-            <w:tcW w:type="dxa" w:w="5688"/>
-            <w:tcBorders>
-              <w:top w:val="single" w:color="C9D3D9" w:sz="4"/>
-              <w:left w:val="single" w:color="C9D3D9" w:sz="4"/>
-              <w:bottom w:val="single" w:color="C9D3D9" w:sz="4"/>
-              <w:right w:val="single" w:color="C9D3D9" w:sz="4"/>
-            </w:tcBorders>
-            <w:tcMar>
-              <w:top w:type="dxa" w:w="70"/>
-              <w:left w:type="dxa" w:w="100"/>
-              <w:bottom w:type="dxa" w:w="70"/>
-              <w:right w:type="dxa" w:w="100"/>
-            </w:tcMar>
-          </w:tcPr>
-          <w:p>
-            <w:pPr>
-              <w:spacing w:after="60" w:before="0"/>
-            </w:pPr>
-            <w:r>
-              <w:rPr>
-                <w:rFonts w:ascii="Calibri" w:cs="Calibri" w:eastAsia="Calibri" w:hAnsi="Calibri"/>
-                <w:sz w:val="19"/>
-                <w:szCs w:val="19"/>
-              </w:rPr>
-              <w:t xml:space="preserve">Inclus în ofertă (M8). Nimic de clarificat.</w:t>
-            </w:r>
-          </w:p>
-        </w:tc>
-      </w:tr>
-      <w:tr>
-        <w:trPr>
-          <w:cantSplit/>
-        </w:trPr>
-        <w:tc>
-          <w:tcPr>
-            <w:tcW w:type="dxa" w:w="2700"/>
-            <w:tcBorders>
-              <w:top w:val="single" w:color="C9D3D9" w:sz="4"/>
-              <w:left w:val="single" w:color="C9D3D9" w:sz="4"/>
-              <w:bottom w:val="single" w:color="C9D3D9" w:sz="4"/>
-              <w:right w:val="single" w:color="C9D3D9" w:sz="4"/>
-            </w:tcBorders>
-            <w:tcMar>
-              <w:top w:type="dxa" w:w="70"/>
-              <w:left w:type="dxa" w:w="100"/>
-              <w:bottom w:type="dxa" w:w="70"/>
-              <w:right w:type="dxa" w:w="100"/>
-            </w:tcMar>
-          </w:tcPr>
-          <w:p>
-            <w:pPr>
-              <w:spacing w:after="60" w:before="0"/>
-              <w:ind w:left="200"/>
-            </w:pPr>
-            <w:r>
-              <w:rPr>
-                <w:rFonts w:ascii="Calibri" w:cs="Calibri" w:eastAsia="Calibri" w:hAnsi="Calibri"/>
-                <w:sz w:val="19"/>
-                <w:szCs w:val="19"/>
-              </w:rPr>
               <w:t xml:space="preserve">Prețuri reduse pentru clienți B2C care se declară instalatori la sign-up</w:t>
             </w:r>
           </w:p>
@@ -13380,106 +9402,6 @@
         </w:tc>
       </w:tr>
       <w:tr>
-        <w:trPr>
-          <w:cantSplit/>
-        </w:trPr>
-        <w:tc>
-          <w:tcPr>
-            <w:tcW w:type="dxa" w:w="2700"/>
-            <w:tcBorders>
-              <w:top w:val="single" w:color="C9D3D9" w:sz="4"/>
-              <w:left w:val="single" w:color="C9D3D9" w:sz="4"/>
-              <w:bottom w:val="single" w:color="C9D3D9" w:sz="4"/>
-              <w:right w:val="single" w:color="C9D3D9" w:sz="4"/>
-            </w:tcBorders>
-            <w:tcMar>
-              <w:top w:type="dxa" w:w="70"/>
-              <w:left w:type="dxa" w:w="100"/>
-              <w:bottom w:type="dxa" w:w="70"/>
-              <w:right w:type="dxa" w:w="100"/>
-            </w:tcMar>
-          </w:tcPr>
-          <w:p>
-            <w:pPr>
-              <w:spacing w:after="60" w:before="0"/>
-              <w:ind w:left="0"/>
-            </w:pPr>
-            <w:r>
-              <w:rPr>
-                <w:rFonts w:ascii="Calibri" w:cs="Calibri" w:eastAsia="Calibri" w:hAnsi="Calibri"/>
-                <w:sz w:val="19"/>
-                <w:szCs w:val="19"/>
-              </w:rPr>
-              <w:t xml:space="preserve">Date cont</w:t>
-            </w:r>
-          </w:p>
-        </w:tc>
-        <w:tc>
-          <w:tcPr>
-            <w:tcW w:type="dxa" w:w="1250"/>
-            <w:tcBorders>
-              <w:top w:val="single" w:color="C9D3D9" w:sz="4"/>
-              <w:left w:val="single" w:color="C9D3D9" w:sz="4"/>
-              <w:bottom w:val="single" w:color="C9D3D9" w:sz="4"/>
-              <w:right w:val="single" w:color="C9D3D9" w:sz="4"/>
-            </w:tcBorders>
-            <w:shd w:fill="E3F2E8" w:color="auto" w:val="clear"/>
-            <w:tcMar>
-              <w:top w:type="dxa" w:w="70"/>
-              <w:left w:type="dxa" w:w="100"/>
-              <w:bottom w:type="dxa" w:w="70"/>
-              <w:right w:type="dxa" w:w="100"/>
-            </w:tcMar>
-          </w:tcPr>
-          <w:p>
-            <w:pPr>
-              <w:spacing w:after="60" w:before="0"/>
-            </w:pPr>
-            <w:r>
-              <w:rPr>
-                <w:rFonts w:ascii="Calibri" w:cs="Calibri" w:eastAsia="Calibri" w:hAnsi="Calibri"/>
-                <w:b/>
-                <w:bCs/>
-                <w:color w:val="1F7A4D"/>
-                <w:sz w:val="19"/>
-                <w:szCs w:val="19"/>
-              </w:rPr>
-              <w:t xml:space="preserve">Inclus</w:t>
-            </w:r>
-          </w:p>
-        </w:tc>
-        <w:tc>
-          <w:tcPr>
-            <w:tcW w:type="dxa" w:w="5688"/>
-            <w:tcBorders>
-              <w:top w:val="single" w:color="C9D3D9" w:sz="4"/>
-              <w:left w:val="single" w:color="C9D3D9" w:sz="4"/>
-              <w:bottom w:val="single" w:color="C9D3D9" w:sz="4"/>
-              <w:right w:val="single" w:color="C9D3D9" w:sz="4"/>
-            </w:tcBorders>
-            <w:tcMar>
-              <w:top w:type="dxa" w:w="70"/>
-              <w:left w:type="dxa" w:w="100"/>
-              <w:bottom w:type="dxa" w:w="70"/>
-              <w:right w:type="dxa" w:w="100"/>
-            </w:tcMar>
-          </w:tcPr>
-          <w:p>
-            <w:pPr>
-              <w:spacing w:after="60" w:before="0"/>
-            </w:pPr>
-            <w:r>
-              <w:rPr>
-                <w:rFonts w:ascii="Calibri" w:cs="Calibri" w:eastAsia="Calibri" w:hAnsi="Calibri"/>
-                <w:sz w:val="19"/>
-                <w:szCs w:val="19"/>
-              </w:rPr>
-              <w:t xml:space="preserve">Inclus în ofertă (M6). Nimic de clarificat.</w:t>
-            </w:r>
-          </w:p>
-        </w:tc>
-      </w:tr>
-      <w:tr>
         <w:tc>
           <w:tcPr>
             <w:tcW w:type="dxa" w:w="9638"/>
@@ -13548,7 +9470,7 @@
                 <w:sz w:val="19"/>
                 <w:szCs w:val="19"/>
               </w:rPr>
-              <w:t xml:space="preserve">Beneficiile</w:t>
+              <w:t xml:space="preserve">Situație credit (dacă e distribuitor)</w:t>
             </w:r>
           </w:p>
         </w:tc>
@@ -13561,28 +9483,28 @@
               <w:bottom w:val="single" w:color="C9D3D9" w:sz="4"/>
               <w:right w:val="single" w:color="C9D3D9" w:sz="4"/>
             </w:tcBorders>
-            <w:shd w:fill="E3F2E8" w:color="auto" w:val="clear"/>
-            <w:tcMar>
-              <w:top w:type="dxa" w:w="70"/>
-              <w:left w:type="dxa" w:w="100"/>
-              <w:bottom w:type="dxa" w:w="70"/>
-              <w:right w:type="dxa" w:w="100"/>
-            </w:tcMar>
-          </w:tcPr>
-          <w:p>
-            <w:pPr>
-              <w:spacing w:after="60" w:before="0"/>
-            </w:pPr>
-            <w:r>
-              <w:rPr>
-                <w:rFonts w:ascii="Calibri" w:cs="Calibri" w:eastAsia="Calibri" w:hAnsi="Calibri"/>
-                <w:b/>
-                <w:bCs/>
-                <w:color w:val="1F7A4D"/>
-                <w:sz w:val="19"/>
-                <w:szCs w:val="19"/>
-              </w:rPr>
-              <w:t xml:space="preserve">Inclus</w:t>
+            <w:shd w:fill="FFF1D1" w:color="auto" w:val="clear"/>
+            <w:tcMar>
+              <w:top w:type="dxa" w:w="70"/>
+              <w:left w:type="dxa" w:w="100"/>
+              <w:bottom w:type="dxa" w:w="70"/>
+              <w:right w:type="dxa" w:w="100"/>
+            </w:tcMar>
+          </w:tcPr>
+          <w:p>
+            <w:pPr>
+              <w:spacing w:after="60" w:before="0"/>
+            </w:pPr>
+            <w:r>
+              <w:rPr>
+                <w:rFonts w:ascii="Calibri" w:cs="Calibri" w:eastAsia="Calibri" w:hAnsi="Calibri"/>
+                <w:b/>
+                <w:bCs/>
+                <w:color w:val="9A5B00"/>
+                <w:sz w:val="19"/>
+                <w:szCs w:val="19"/>
+              </w:rPr>
+              <w:t xml:space="preserve">Ambiguu</w:t>
             </w:r>
           </w:p>
         </w:tc>
@@ -13614,7 +9536,23 @@
                 <w:sz w:val="19"/>
                 <w:szCs w:val="19"/>
               </w:rPr>
-              <w:t xml:space="preserve">Inclus în ofertă (M13), dar trebuie fixate detaliile:</w:t>
+              <w:t xml:space="preserve">Ofertă neclară (M6):</w:t>
+            </w:r>
+          </w:p>
+          <w:p>
+            <w:pPr>
+              <w:spacing w:after="60" w:before="0"/>
+            </w:pPr>
+            <w:r>
+              <w:rPr>
+                <w:rFonts w:ascii="Calibri" w:cs="Calibri" w:eastAsia="Calibri" w:hAnsi="Calibri"/>
+                <w:b/>
+                <w:bCs/>
+                <w:color w:val="1F3A4D"/>
+                <w:sz w:val="19"/>
+                <w:szCs w:val="19"/>
+              </w:rPr>
+              <w:t xml:space="preserve">1) Limita de credit</w:t>
             </w:r>
           </w:p>
           <w:p>
@@ -13637,7 +9575,7 @@
                 <w:sz w:val="19"/>
                 <w:szCs w:val="19"/>
               </w:rPr>
-              <w:t xml:space="preserve">Afișare progres și beneficiu; aplicarea automată a beneficiului e exclusă.</w:t>
+              <w:t xml:space="preserve">„Credit companie” apare în M6, fără blocarea comenzii și fără sursa datelor.</w:t>
             </w:r>
           </w:p>
           <w:p>
@@ -13660,7 +9598,69 @@
                 <w:sz w:val="19"/>
                 <w:szCs w:val="19"/>
               </w:rPr>
-              <w:t xml:space="preserve">Beneficiul se aplică manual de Radox? Dacă îl vreți automat, cereți cotație.</w:t>
+              <w:t xml:space="preserve">Blocarea la checkout e inclusă? De unde vine soldul, cât de des se actualizează și ce se întâmplă când un client final acceptă o ofertă peste limită?</w:t>
+            </w:r>
+          </w:p>
+          <w:p>
+            <w:pPr>
+              <w:spacing w:after="60" w:before="80"/>
+            </w:pPr>
+            <w:r>
+              <w:rPr>
+                <w:rFonts w:ascii="Calibri" w:cs="Calibri" w:eastAsia="Calibri" w:hAnsi="Calibri"/>
+                <w:b/>
+                <w:bCs/>
+                <w:color w:val="1F3A4D"/>
+                <w:sz w:val="19"/>
+                <w:szCs w:val="19"/>
+              </w:rPr>
+              <w:t xml:space="preserve">2) Tipuri de client</w:t>
+            </w:r>
+          </w:p>
+          <w:p>
+            <w:pPr>
+              <w:spacing w:after="60" w:before="0"/>
+            </w:pPr>
+            <w:r>
+              <w:rPr>
+                <w:rFonts w:ascii="Calibri" w:cs="Calibri" w:eastAsia="Calibri" w:hAnsi="Calibri"/>
+                <w:b/>
+                <w:bCs/>
+                <w:sz w:val="19"/>
+                <w:szCs w:val="19"/>
+              </w:rPr>
+              <w:t xml:space="preserve">Ce spune oferta: </w:t>
+            </w:r>
+            <w:r>
+              <w:rPr>
+                <w:rFonts w:ascii="Calibri" w:cs="Calibri" w:eastAsia="Calibri" w:hAnsi="Calibri"/>
+                <w:sz w:val="19"/>
+                <w:szCs w:val="19"/>
+              </w:rPr>
+              <w:t xml:space="preserve">5 tipuri fixe de partener, fiecare cu grup comercial.</w:t>
+            </w:r>
+          </w:p>
+          <w:p>
+            <w:pPr>
+              <w:spacing w:after="60" w:before="0"/>
+            </w:pPr>
+            <w:r>
+              <w:rPr>
+                <w:rFonts w:ascii="Calibri" w:cs="Calibri" w:eastAsia="Calibri" w:hAnsi="Calibri"/>
+                <w:b/>
+                <w:bCs/>
+                <w:sz w:val="19"/>
+                <w:szCs w:val="19"/>
+              </w:rPr>
+              <w:t xml:space="preserve">Ce trebuie confirmat: </w:t>
+            </w:r>
+            <w:r>
+              <w:rPr>
+                <w:rFonts w:ascii="Calibri" w:cs="Calibri" w:eastAsia="Calibri" w:hAnsi="Calibri"/>
+                <w:sz w:val="19"/>
+                <w:szCs w:val="19"/>
+              </w:rPr>
+              <w:t xml:space="preserve">Care sunt cele 5 tipuri? „Instalator B2C” e unul dintre ele? Declararea la sign-up e aprobată de Radox sau e automată?</w:t>
             </w:r>
           </w:p>
         </w:tc>
@@ -13696,7 +9696,7 @@
                 <w:sz w:val="19"/>
                 <w:szCs w:val="19"/>
               </w:rPr>
-              <w:t xml:space="preserve">Situație credit (dacă e distribuitor)</w:t>
+              <w:t xml:space="preserve">Cele mai recente comenzi</w:t>
             </w:r>
           </w:p>
         </w:tc>
@@ -13762,7 +9762,7 @@
                 <w:sz w:val="19"/>
                 <w:szCs w:val="19"/>
               </w:rPr>
-              <w:t xml:space="preserve">Ofertă neclară (M6):</w:t>
+              <w:t xml:space="preserve">Ofertă neclară:</w:t>
             </w:r>
           </w:p>
           <w:p>
@@ -13778,7 +9778,7 @@
                 <w:sz w:val="19"/>
                 <w:szCs w:val="19"/>
               </w:rPr>
-              <w:t xml:space="preserve">1) Limita de credit</w:t>
+              <w:t xml:space="preserve">1) Dashboard: comenzi, campanii, account manager</w:t>
             </w:r>
           </w:p>
           <w:p>
@@ -13801,7 +9801,7 @@
                 <w:sz w:val="19"/>
                 <w:szCs w:val="19"/>
               </w:rPr>
-              <w:t xml:space="preserve">„Credit companie” apare în M6, fără blocarea comenzii și fără sursa datelor.</w:t>
+              <w:t xml:space="preserve">Campaniile și account managerul nu apar. Comenzile istorice nu se importă.</w:t>
             </w:r>
           </w:p>
           <w:p>
@@ -13824,7 +9824,7 @@
                 <w:sz w:val="19"/>
                 <w:szCs w:val="19"/>
               </w:rPr>
-              <w:t xml:space="preserve">Blocarea la checkout e inclusă? De unde vine soldul, cât de des se actualizează și ce se întâmplă când un client final acceptă o ofertă peste limită?</w:t>
+              <w:t xml:space="preserve">În „comenzi recente” clientul vede doar comenzile noi sau și pe cele vechi din CRM? Campaniile și account managerul sunt incluse?</w:t>
             </w:r>
           </w:p>
           <w:p>
@@ -13840,7 +9840,7 @@
                 <w:sz w:val="19"/>
                 <w:szCs w:val="19"/>
               </w:rPr>
-              <w:t xml:space="preserve">2) Tipuri de client</w:t>
+              <w:t xml:space="preserve">2) Sursa de adevăr: CRM sau ERP – impact mare</w:t>
             </w:r>
           </w:p>
           <w:p>
@@ -13863,7 +9863,7 @@
                 <w:sz w:val="19"/>
                 <w:szCs w:val="19"/>
               </w:rPr>
-              <w:t xml:space="preserve">5 tipuri fixe de partener, fiecare cu grup comercial.</w:t>
+              <w:t xml:space="preserve">Vorbește doar de ERP. Contractul de date ERP nu e confirmat, iar integrarea ERP/CRM „de la zero” e exclusă.</w:t>
             </w:r>
           </w:p>
           <w:p>
@@ -13886,7 +9886,7 @@
                 <w:sz w:val="19"/>
                 <w:szCs w:val="19"/>
               </w:rPr>
-              <w:t xml:space="preserve">Care sunt cele 5 tipuri? „Instalator B2C” e unul dintre ele? Declararea la sign-up e aprobată de Radox sau e automată?</w:t>
+              <w:t xml:space="preserve">Ce sistem furnizează fiecare tip de date și prin ce API? Dacă un API lipsește, cine îl dezvoltă și cine plătește?</w:t>
             </w:r>
           </w:p>
         </w:tc>
@@ -13922,7 +9922,7 @@
                 <w:sz w:val="19"/>
                 <w:szCs w:val="19"/>
               </w:rPr>
-              <w:t xml:space="preserve">Cele mai recente comenzi</w:t>
+              <w:t xml:space="preserve">Campaniile</w:t>
             </w:r>
           </w:p>
         </w:tc>
@@ -13935,28 +9935,28 @@
               <w:bottom w:val="single" w:color="C9D3D9" w:sz="4"/>
               <w:right w:val="single" w:color="C9D3D9" w:sz="4"/>
             </w:tcBorders>
-            <w:shd w:fill="FFF1D1" w:color="auto" w:val="clear"/>
-            <w:tcMar>
-              <w:top w:type="dxa" w:w="70"/>
-              <w:left w:type="dxa" w:w="100"/>
-              <w:bottom w:type="dxa" w:w="70"/>
-              <w:right w:type="dxa" w:w="100"/>
-            </w:tcMar>
-          </w:tcPr>
-          <w:p>
-            <w:pPr>
-              <w:spacing w:after="60" w:before="0"/>
-            </w:pPr>
-            <w:r>
-              <w:rPr>
-                <w:rFonts w:ascii="Calibri" w:cs="Calibri" w:eastAsia="Calibri" w:hAnsi="Calibri"/>
-                <w:b/>
-                <w:bCs/>
-                <w:color w:val="9A5B00"/>
-                <w:sz w:val="19"/>
-                <w:szCs w:val="19"/>
-              </w:rPr>
-              <w:t xml:space="preserve">Ambiguu</w:t>
+            <w:shd w:fill="FBE3E1" w:color="auto" w:val="clear"/>
+            <w:tcMar>
+              <w:top w:type="dxa" w:w="70"/>
+              <w:left w:type="dxa" w:w="100"/>
+              <w:bottom w:type="dxa" w:w="70"/>
+              <w:right w:type="dxa" w:w="100"/>
+            </w:tcMar>
+          </w:tcPr>
+          <w:p>
+            <w:pPr>
+              <w:spacing w:after="60" w:before="0"/>
+            </w:pPr>
+            <w:r>
+              <w:rPr>
+                <w:rFonts w:ascii="Calibri" w:cs="Calibri" w:eastAsia="Calibri" w:hAnsi="Calibri"/>
+                <w:b/>
+                <w:bCs/>
+                <w:color w:val="B3261E"/>
+                <w:sz w:val="19"/>
+                <w:szCs w:val="19"/>
+              </w:rPr>
+              <w:t xml:space="preserve">Nu e inclus</w:t>
             </w:r>
           </w:p>
         </w:tc>
@@ -13988,23 +9988,7 @@
                 <w:sz w:val="19"/>
                 <w:szCs w:val="19"/>
               </w:rPr>
-              <w:t xml:space="preserve">Ofertă neclară:</w:t>
-            </w:r>
-          </w:p>
-          <w:p>
-            <w:pPr>
-              <w:spacing w:after="60" w:before="0"/>
-            </w:pPr>
-            <w:r>
-              <w:rPr>
-                <w:rFonts w:ascii="Calibri" w:cs="Calibri" w:eastAsia="Calibri" w:hAnsi="Calibri"/>
-                <w:b/>
-                <w:bCs/>
-                <w:color w:val="1F3A4D"/>
-                <w:sz w:val="19"/>
-                <w:szCs w:val="19"/>
-              </w:rPr>
-              <w:t xml:space="preserve">1) Dashboard: comenzi, campanii, account manager</w:t>
+              <w:t xml:space="preserve">Nu e inclus în ofertă:</w:t>
             </w:r>
           </w:p>
           <w:p>
@@ -14051,68 +10035,6 @@
                 <w:szCs w:val="19"/>
               </w:rPr>
               <w:t xml:space="preserve">În „comenzi recente” clientul vede doar comenzile noi sau și pe cele vechi din CRM? Campaniile și account managerul sunt incluse?</w:t>
-            </w:r>
-          </w:p>
-          <w:p>
-            <w:pPr>
-              <w:spacing w:after="60" w:before="80"/>
-            </w:pPr>
-            <w:r>
-              <w:rPr>
-                <w:rFonts w:ascii="Calibri" w:cs="Calibri" w:eastAsia="Calibri" w:hAnsi="Calibri"/>
-                <w:b/>
-                <w:bCs/>
-                <w:color w:val="1F3A4D"/>
-                <w:sz w:val="19"/>
-                <w:szCs w:val="19"/>
-              </w:rPr>
-              <w:t xml:space="preserve">2) Sursa de adevăr: CRM sau ERP – impact mare</w:t>
-            </w:r>
-          </w:p>
-          <w:p>
-            <w:pPr>
-              <w:spacing w:after="60" w:before="0"/>
-            </w:pPr>
-            <w:r>
-              <w:rPr>
-                <w:rFonts w:ascii="Calibri" w:cs="Calibri" w:eastAsia="Calibri" w:hAnsi="Calibri"/>
-                <w:b/>
-                <w:bCs/>
-                <w:sz w:val="19"/>
-                <w:szCs w:val="19"/>
-              </w:rPr>
-              <w:t xml:space="preserve">Ce spune oferta: </w:t>
-            </w:r>
-            <w:r>
-              <w:rPr>
-                <w:rFonts w:ascii="Calibri" w:cs="Calibri" w:eastAsia="Calibri" w:hAnsi="Calibri"/>
-                <w:sz w:val="19"/>
-                <w:szCs w:val="19"/>
-              </w:rPr>
-              <w:t xml:space="preserve">Vorbește doar de ERP. Contractul de date ERP nu e confirmat, iar integrarea ERP/CRM „de la zero” e exclusă.</w:t>
-            </w:r>
-          </w:p>
-          <w:p>
-            <w:pPr>
-              <w:spacing w:after="60" w:before="0"/>
-            </w:pPr>
-            <w:r>
-              <w:rPr>
-                <w:rFonts w:ascii="Calibri" w:cs="Calibri" w:eastAsia="Calibri" w:hAnsi="Calibri"/>
-                <w:b/>
-                <w:bCs/>
-                <w:sz w:val="19"/>
-                <w:szCs w:val="19"/>
-              </w:rPr>
-              <w:t xml:space="preserve">Ce trebuie confirmat: </w:t>
-            </w:r>
-            <w:r>
-              <w:rPr>
-                <w:rFonts w:ascii="Calibri" w:cs="Calibri" w:eastAsia="Calibri" w:hAnsi="Calibri"/>
-                <w:sz w:val="19"/>
-                <w:szCs w:val="19"/>
-              </w:rPr>
-              <w:t xml:space="preserve">Ce sistem furnizează fiecare tip de date și prin ce API? Dacă un API lipsește, cine îl dezvoltă și cine plătește?</w:t>
             </w:r>
           </w:p>
         </w:tc>
@@ -14148,7 +10070,7 @@
                 <w:sz w:val="19"/>
                 <w:szCs w:val="19"/>
               </w:rPr>
-              <w:t xml:space="preserve">Campaniile</w:t>
+              <w:t xml:space="preserve">Persoana asignată din partea Radox (account manager)</w:t>
             </w:r>
           </w:p>
         </w:tc>
@@ -14261,6 +10183,44 @@
                 <w:szCs w:val="19"/>
               </w:rPr>
               <w:t xml:space="preserve">În „comenzi recente” clientul vede doar comenzile noi sau și pe cele vechi din CRM? Campaniile și account managerul sunt incluse?</w:t>
+            </w:r>
+          </w:p>
+        </w:tc>
+      </w:tr>
+      <w:tr>
+        <w:tc>
+          <w:tcPr>
+            <w:tcW w:type="dxa" w:w="9638"/>
+            <w:gridSpan w:val="3"/>
+            <w:tcBorders>
+              <w:top w:val="single" w:color="C9D3D9" w:sz="4"/>
+              <w:left w:val="single" w:color="C9D3D9" w:sz="4"/>
+              <w:bottom w:val="single" w:color="C9D3D9" w:sz="4"/>
+              <w:right w:val="single" w:color="C9D3D9" w:sz="4"/>
+            </w:tcBorders>
+            <w:shd w:fill="EEF2F4" w:color="auto" w:val="clear"/>
+            <w:tcMar>
+              <w:top w:type="dxa" w:w="70"/>
+              <w:left w:type="dxa" w:w="100"/>
+              <w:bottom w:type="dxa" w:w="70"/>
+              <w:right w:type="dxa" w:w="100"/>
+            </w:tcMar>
+          </w:tcPr>
+          <w:p>
+            <w:pPr>
+              <w:spacing w:after="60" w:before="0"/>
+              <w:ind w:left="0"/>
+            </w:pPr>
+            <w:r>
+              <w:rPr>
+                <w:rFonts w:ascii="Calibri" w:cs="Calibri" w:eastAsia="Calibri" w:hAnsi="Calibri"/>
+                <w:b/>
+                <w:bCs/>
+                <w:color w:val="1F3A4D"/>
+                <w:sz w:val="18"/>
+                <w:szCs w:val="18"/>
+              </w:rPr>
+              <w:t xml:space="preserve">Management comenzi</w:t>
             </w:r>
           </w:p>
         </w:tc>
@@ -14296,7 +10256,7 @@
                 <w:sz w:val="19"/>
                 <w:szCs w:val="19"/>
               </w:rPr>
-              <w:t xml:space="preserve">Persoana asignată din partea Radox (account manager)</w:t>
+              <w:t xml:space="preserve">Status comandă</w:t>
             </w:r>
           </w:p>
         </w:tc>
@@ -14309,28 +10269,28 @@
               <w:bottom w:val="single" w:color="C9D3D9" w:sz="4"/>
               <w:right w:val="single" w:color="C9D3D9" w:sz="4"/>
             </w:tcBorders>
-            <w:shd w:fill="FBE3E1" w:color="auto" w:val="clear"/>
-            <w:tcMar>
-              <w:top w:type="dxa" w:w="70"/>
-              <w:left w:type="dxa" w:w="100"/>
-              <w:bottom w:type="dxa" w:w="70"/>
-              <w:right w:type="dxa" w:w="100"/>
-            </w:tcMar>
-          </w:tcPr>
-          <w:p>
-            <w:pPr>
-              <w:spacing w:after="60" w:before="0"/>
-            </w:pPr>
-            <w:r>
-              <w:rPr>
-                <w:rFonts w:ascii="Calibri" w:cs="Calibri" w:eastAsia="Calibri" w:hAnsi="Calibri"/>
-                <w:b/>
-                <w:bCs/>
-                <w:color w:val="B3261E"/>
-                <w:sz w:val="19"/>
-                <w:szCs w:val="19"/>
-              </w:rPr>
-              <w:t xml:space="preserve">Nu e inclus</w:t>
+            <w:shd w:fill="FFF1D1" w:color="auto" w:val="clear"/>
+            <w:tcMar>
+              <w:top w:type="dxa" w:w="70"/>
+              <w:left w:type="dxa" w:w="100"/>
+              <w:bottom w:type="dxa" w:w="70"/>
+              <w:right w:type="dxa" w:w="100"/>
+            </w:tcMar>
+          </w:tcPr>
+          <w:p>
+            <w:pPr>
+              <w:spacing w:after="60" w:before="0"/>
+            </w:pPr>
+            <w:r>
+              <w:rPr>
+                <w:rFonts w:ascii="Calibri" w:cs="Calibri" w:eastAsia="Calibri" w:hAnsi="Calibri"/>
+                <w:b/>
+                <w:bCs/>
+                <w:color w:val="9A5B00"/>
+                <w:sz w:val="19"/>
+                <w:szCs w:val="19"/>
+              </w:rPr>
+              <w:t xml:space="preserve">Ambiguu</w:t>
             </w:r>
           </w:p>
         </w:tc>
@@ -14362,155 +10322,7 @@
                 <w:sz w:val="19"/>
                 <w:szCs w:val="19"/>
               </w:rPr>
-              <w:t xml:space="preserve">Nu e inclus în ofertă:</w:t>
-            </w:r>
-          </w:p>
-          <w:p>
-            <w:pPr>
-              <w:spacing w:after="60" w:before="0"/>
-            </w:pPr>
-            <w:r>
-              <w:rPr>
-                <w:rFonts w:ascii="Calibri" w:cs="Calibri" w:eastAsia="Calibri" w:hAnsi="Calibri"/>
-                <w:b/>
-                <w:bCs/>
-                <w:sz w:val="19"/>
-                <w:szCs w:val="19"/>
-              </w:rPr>
-              <w:t xml:space="preserve">Ce spune oferta: </w:t>
-            </w:r>
-            <w:r>
-              <w:rPr>
-                <w:rFonts w:ascii="Calibri" w:cs="Calibri" w:eastAsia="Calibri" w:hAnsi="Calibri"/>
-                <w:sz w:val="19"/>
-                <w:szCs w:val="19"/>
-              </w:rPr>
-              <w:t xml:space="preserve">Campaniile și account managerul nu apar. Comenzile istorice nu se importă.</w:t>
-            </w:r>
-          </w:p>
-          <w:p>
-            <w:pPr>
-              <w:spacing w:after="60" w:before="0"/>
-            </w:pPr>
-            <w:r>
-              <w:rPr>
-                <w:rFonts w:ascii="Calibri" w:cs="Calibri" w:eastAsia="Calibri" w:hAnsi="Calibri"/>
-                <w:b/>
-                <w:bCs/>
-                <w:sz w:val="19"/>
-                <w:szCs w:val="19"/>
-              </w:rPr>
-              <w:t xml:space="preserve">Ce trebuie confirmat: </w:t>
-            </w:r>
-            <w:r>
-              <w:rPr>
-                <w:rFonts w:ascii="Calibri" w:cs="Calibri" w:eastAsia="Calibri" w:hAnsi="Calibri"/>
-                <w:sz w:val="19"/>
-                <w:szCs w:val="19"/>
-              </w:rPr>
-              <w:t xml:space="preserve">În „comenzi recente” clientul vede doar comenzile noi sau și pe cele vechi din CRM? Campaniile și account managerul sunt incluse?</w:t>
-            </w:r>
-          </w:p>
-        </w:tc>
-      </w:tr>
-      <w:tr>
-        <w:trPr>
-          <w:cantSplit/>
-        </w:trPr>
-        <w:tc>
-          <w:tcPr>
-            <w:tcW w:type="dxa" w:w="2700"/>
-            <w:tcBorders>
-              <w:top w:val="single" w:color="C9D3D9" w:sz="4"/>
-              <w:left w:val="single" w:color="C9D3D9" w:sz="4"/>
-              <w:bottom w:val="single" w:color="C9D3D9" w:sz="4"/>
-              <w:right w:val="single" w:color="C9D3D9" w:sz="4"/>
-            </w:tcBorders>
-            <w:tcMar>
-              <w:top w:type="dxa" w:w="70"/>
-              <w:left w:type="dxa" w:w="100"/>
-              <w:bottom w:type="dxa" w:w="70"/>
-              <w:right w:type="dxa" w:w="100"/>
-            </w:tcMar>
-          </w:tcPr>
-          <w:p>
-            <w:pPr>
-              <w:spacing w:after="60" w:before="0"/>
-              <w:ind w:left="200"/>
-            </w:pPr>
-            <w:r>
-              <w:rPr>
-                <w:rFonts w:ascii="Calibri" w:cs="Calibri" w:eastAsia="Calibri" w:hAnsi="Calibri"/>
-                <w:sz w:val="19"/>
-                <w:szCs w:val="19"/>
-              </w:rPr>
-              <w:t xml:space="preserve">Cele mai recente oferte generate de client</w:t>
-            </w:r>
-          </w:p>
-        </w:tc>
-        <w:tc>
-          <w:tcPr>
-            <w:tcW w:type="dxa" w:w="1250"/>
-            <w:tcBorders>
-              <w:top w:val="single" w:color="C9D3D9" w:sz="4"/>
-              <w:left w:val="single" w:color="C9D3D9" w:sz="4"/>
-              <w:bottom w:val="single" w:color="C9D3D9" w:sz="4"/>
-              <w:right w:val="single" w:color="C9D3D9" w:sz="4"/>
-            </w:tcBorders>
-            <w:shd w:fill="E3F2E8" w:color="auto" w:val="clear"/>
-            <w:tcMar>
-              <w:top w:type="dxa" w:w="70"/>
-              <w:left w:type="dxa" w:w="100"/>
-              <w:bottom w:type="dxa" w:w="70"/>
-              <w:right w:type="dxa" w:w="100"/>
-            </w:tcMar>
-          </w:tcPr>
-          <w:p>
-            <w:pPr>
-              <w:spacing w:after="60" w:before="0"/>
-            </w:pPr>
-            <w:r>
-              <w:rPr>
-                <w:rFonts w:ascii="Calibri" w:cs="Calibri" w:eastAsia="Calibri" w:hAnsi="Calibri"/>
-                <w:b/>
-                <w:bCs/>
-                <w:color w:val="1F7A4D"/>
-                <w:sz w:val="19"/>
-                <w:szCs w:val="19"/>
-              </w:rPr>
-              <w:t xml:space="preserve">Inclus</w:t>
-            </w:r>
-          </w:p>
-        </w:tc>
-        <w:tc>
-          <w:tcPr>
-            <w:tcW w:type="dxa" w:w="5688"/>
-            <w:tcBorders>
-              <w:top w:val="single" w:color="C9D3D9" w:sz="4"/>
-              <w:left w:val="single" w:color="C9D3D9" w:sz="4"/>
-              <w:bottom w:val="single" w:color="C9D3D9" w:sz="4"/>
-              <w:right w:val="single" w:color="C9D3D9" w:sz="4"/>
-            </w:tcBorders>
-            <w:tcMar>
-              <w:top w:type="dxa" w:w="70"/>
-              <w:left w:type="dxa" w:w="100"/>
-              <w:bottom w:type="dxa" w:w="70"/>
-              <w:right w:type="dxa" w:w="100"/>
-            </w:tcMar>
-          </w:tcPr>
-          <w:p>
-            <w:pPr>
-              <w:spacing w:after="60" w:before="0"/>
-            </w:pPr>
-            <w:r>
-              <w:rPr>
-                <w:rFonts w:ascii="Calibri" w:cs="Calibri" w:eastAsia="Calibri" w:hAnsi="Calibri"/>
-                <w:b/>
-                <w:bCs/>
-                <w:sz w:val="19"/>
-                <w:szCs w:val="19"/>
-              </w:rPr>
-              <w:t xml:space="preserve">Inclus în ofertă (M11), dar trebuie fixate detaliile:</w:t>
+              <w:t xml:space="preserve">Ofertă neclară:</w:t>
             </w:r>
           </w:p>
           <w:p>
@@ -14549,7 +10361,7 @@
                 <w:sz w:val="19"/>
                 <w:szCs w:val="19"/>
               </w:rPr>
-              <w:t xml:space="preserve">Vorbește doar de ERP. Contractul de date ERP nu e confirmat, iar integrarea ERP/CRM „de la zero” e exclusă.</w:t>
+              <w:t xml:space="preserve">Exclude „sincronizarea bidirecțională completă cu ERP”. Comenzile B2B au date noi: companie, ofertă, termen de plată.</w:t>
             </w:r>
           </w:p>
           <w:p>
@@ -14572,669 +10384,7 @@
                 <w:sz w:val="19"/>
                 <w:szCs w:val="19"/>
               </w:rPr>
-              <w:t xml:space="preserve">Ce sistem furnizează fiecare tip de date și prin ce API? Dacă un API lipsește, cine îl dezvoltă și cine plătește?</w:t>
-            </w:r>
-          </w:p>
-        </w:tc>
-      </w:tr>
-      <w:tr>
-        <w:tc>
-          <w:tcPr>
-            <w:tcW w:type="dxa" w:w="9638"/>
-            <w:gridSpan w:val="3"/>
-            <w:tcBorders>
-              <w:top w:val="single" w:color="C9D3D9" w:sz="4"/>
-              <w:left w:val="single" w:color="C9D3D9" w:sz="4"/>
-              <w:bottom w:val="single" w:color="C9D3D9" w:sz="4"/>
-              <w:right w:val="single" w:color="C9D3D9" w:sz="4"/>
-            </w:tcBorders>
-            <w:shd w:fill="EEF2F4" w:color="auto" w:val="clear"/>
-            <w:tcMar>
-              <w:top w:type="dxa" w:w="70"/>
-              <w:left w:type="dxa" w:w="100"/>
-              <w:bottom w:type="dxa" w:w="70"/>
-              <w:right w:type="dxa" w:w="100"/>
-            </w:tcMar>
-          </w:tcPr>
-          <w:p>
-            <w:pPr>
-              <w:spacing w:after="60" w:before="0"/>
-              <w:ind w:left="0"/>
-            </w:pPr>
-            <w:r>
-              <w:rPr>
-                <w:rFonts w:ascii="Calibri" w:cs="Calibri" w:eastAsia="Calibri" w:hAnsi="Calibri"/>
-                <w:b/>
-                <w:bCs/>
-                <w:color w:val="1F3A4D"/>
-                <w:sz w:val="18"/>
-                <w:szCs w:val="18"/>
-              </w:rPr>
-              <w:t xml:space="preserve">Management comenzi</w:t>
-            </w:r>
-          </w:p>
-        </w:tc>
-      </w:tr>
-      <w:tr>
-        <w:trPr>
-          <w:cantSplit/>
-        </w:trPr>
-        <w:tc>
-          <w:tcPr>
-            <w:tcW w:type="dxa" w:w="2700"/>
-            <w:tcBorders>
-              <w:top w:val="single" w:color="C9D3D9" w:sz="4"/>
-              <w:left w:val="single" w:color="C9D3D9" w:sz="4"/>
-              <w:bottom w:val="single" w:color="C9D3D9" w:sz="4"/>
-              <w:right w:val="single" w:color="C9D3D9" w:sz="4"/>
-            </w:tcBorders>
-            <w:tcMar>
-              <w:top w:type="dxa" w:w="70"/>
-              <w:left w:type="dxa" w:w="100"/>
-              <w:bottom w:type="dxa" w:w="70"/>
-              <w:right w:type="dxa" w:w="100"/>
-            </w:tcMar>
-          </w:tcPr>
-          <w:p>
-            <w:pPr>
-              <w:spacing w:after="60" w:before="0"/>
-              <w:ind w:left="200"/>
-            </w:pPr>
-            <w:r>
-              <w:rPr>
-                <w:rFonts w:ascii="Calibri" w:cs="Calibri" w:eastAsia="Calibri" w:hAnsi="Calibri"/>
-                <w:sz w:val="19"/>
-                <w:szCs w:val="19"/>
-              </w:rPr>
-              <w:t xml:space="preserve">Listare / căutare / reorder</w:t>
-            </w:r>
-          </w:p>
-        </w:tc>
-        <w:tc>
-          <w:tcPr>
-            <w:tcW w:type="dxa" w:w="1250"/>
-            <w:tcBorders>
-              <w:top w:val="single" w:color="C9D3D9" w:sz="4"/>
-              <w:left w:val="single" w:color="C9D3D9" w:sz="4"/>
-              <w:bottom w:val="single" w:color="C9D3D9" w:sz="4"/>
-              <w:right w:val="single" w:color="C9D3D9" w:sz="4"/>
-            </w:tcBorders>
-            <w:shd w:fill="E3F2E8" w:color="auto" w:val="clear"/>
-            <w:tcMar>
-              <w:top w:type="dxa" w:w="70"/>
-              <w:left w:type="dxa" w:w="100"/>
-              <w:bottom w:type="dxa" w:w="70"/>
-              <w:right w:type="dxa" w:w="100"/>
-            </w:tcMar>
-          </w:tcPr>
-          <w:p>
-            <w:pPr>
-              <w:spacing w:after="60" w:before="0"/>
-            </w:pPr>
-            <w:r>
-              <w:rPr>
-                <w:rFonts w:ascii="Calibri" w:cs="Calibri" w:eastAsia="Calibri" w:hAnsi="Calibri"/>
-                <w:b/>
-                <w:bCs/>
-                <w:color w:val="1F7A4D"/>
-                <w:sz w:val="19"/>
-                <w:szCs w:val="19"/>
-              </w:rPr>
-              <w:t xml:space="preserve">Inclus</w:t>
-            </w:r>
-          </w:p>
-        </w:tc>
-        <w:tc>
-          <w:tcPr>
-            <w:tcW w:type="dxa" w:w="5688"/>
-            <w:tcBorders>
-              <w:top w:val="single" w:color="C9D3D9" w:sz="4"/>
-              <w:left w:val="single" w:color="C9D3D9" w:sz="4"/>
-              <w:bottom w:val="single" w:color="C9D3D9" w:sz="4"/>
-              <w:right w:val="single" w:color="C9D3D9" w:sz="4"/>
-            </w:tcBorders>
-            <w:tcMar>
-              <w:top w:type="dxa" w:w="70"/>
-              <w:left w:type="dxa" w:w="100"/>
-              <w:bottom w:type="dxa" w:w="70"/>
-              <w:right w:type="dxa" w:w="100"/>
-            </w:tcMar>
-          </w:tcPr>
-          <w:p>
-            <w:pPr>
-              <w:spacing w:after="60" w:before="0"/>
-            </w:pPr>
-            <w:r>
-              <w:rPr>
-                <w:rFonts w:ascii="Calibri" w:cs="Calibri" w:eastAsia="Calibri" w:hAnsi="Calibri"/>
-                <w:b/>
-                <w:bCs/>
-                <w:sz w:val="19"/>
-                <w:szCs w:val="19"/>
-              </w:rPr>
-              <w:t xml:space="preserve">Inclus în ofertă, dar trebuie fixate detaliile:</w:t>
-            </w:r>
-          </w:p>
-          <w:p>
-            <w:pPr>
-              <w:spacing w:after="60" w:before="0"/>
-            </w:pPr>
-            <w:r>
-              <w:rPr>
-                <w:rFonts w:ascii="Calibri" w:cs="Calibri" w:eastAsia="Calibri" w:hAnsi="Calibri"/>
-                <w:b/>
-                <w:bCs/>
-                <w:sz w:val="19"/>
-                <w:szCs w:val="19"/>
-              </w:rPr>
-              <w:t xml:space="preserve">Ce spune oferta: </w:t>
-            </w:r>
-            <w:r>
-              <w:rPr>
-                <w:rFonts w:ascii="Calibri" w:cs="Calibri" w:eastAsia="Calibri" w:hAnsi="Calibri"/>
-                <w:sz w:val="19"/>
-                <w:szCs w:val="19"/>
-              </w:rPr>
-              <w:t xml:space="preserve">Nu le numește. Probabil fac parte din suita B2B Roweb, dar lista funcțiilor suitei nu e atașată.</w:t>
-            </w:r>
-          </w:p>
-          <w:p>
-            <w:pPr>
-              <w:spacing w:after="60" w:before="0"/>
-            </w:pPr>
-            <w:r>
-              <w:rPr>
-                <w:rFonts w:ascii="Calibri" w:cs="Calibri" w:eastAsia="Calibri" w:hAnsi="Calibri"/>
-                <w:b/>
-                <w:bCs/>
-                <w:sz w:val="19"/>
-                <w:szCs w:val="19"/>
-              </w:rPr>
-              <w:t xml:space="preserve">Ce trebuie confirmat: </w:t>
-            </w:r>
-            <w:r>
-              <w:rPr>
-                <w:rFonts w:ascii="Calibri" w:cs="Calibri" w:eastAsia="Calibri" w:hAnsi="Calibri"/>
-                <w:sz w:val="19"/>
-                <w:szCs w:val="19"/>
-              </w:rPr>
-              <w:t xml:space="preserve">Cereți lista completă a funcționalităților suitei, ca anexă la licența de 10.000 €.</w:t>
-            </w:r>
-          </w:p>
-        </w:tc>
-      </w:tr>
-      <w:tr>
-        <w:trPr>
-          <w:cantSplit/>
-        </w:trPr>
-        <w:tc>
-          <w:tcPr>
-            <w:tcW w:type="dxa" w:w="2700"/>
-            <w:tcBorders>
-              <w:top w:val="single" w:color="C9D3D9" w:sz="4"/>
-              <w:left w:val="single" w:color="C9D3D9" w:sz="4"/>
-              <w:bottom w:val="single" w:color="C9D3D9" w:sz="4"/>
-              <w:right w:val="single" w:color="C9D3D9" w:sz="4"/>
-            </w:tcBorders>
-            <w:tcMar>
-              <w:top w:type="dxa" w:w="70"/>
-              <w:left w:type="dxa" w:w="100"/>
-              <w:bottom w:type="dxa" w:w="70"/>
-              <w:right w:type="dxa" w:w="100"/>
-            </w:tcMar>
-          </w:tcPr>
-          <w:p>
-            <w:pPr>
-              <w:spacing w:after="60" w:before="0"/>
-              <w:ind w:left="200"/>
-            </w:pPr>
-            <w:r>
-              <w:rPr>
-                <w:rFonts w:ascii="Calibri" w:cs="Calibri" w:eastAsia="Calibri" w:hAnsi="Calibri"/>
-                <w:sz w:val="19"/>
-                <w:szCs w:val="19"/>
-              </w:rPr>
-              <w:t xml:space="preserve">Descarcă PDF factură</w:t>
-            </w:r>
-          </w:p>
-        </w:tc>
-        <w:tc>
-          <w:tcPr>
-            <w:tcW w:type="dxa" w:w="1250"/>
-            <w:tcBorders>
-              <w:top w:val="single" w:color="C9D3D9" w:sz="4"/>
-              <w:left w:val="single" w:color="C9D3D9" w:sz="4"/>
-              <w:bottom w:val="single" w:color="C9D3D9" w:sz="4"/>
-              <w:right w:val="single" w:color="C9D3D9" w:sz="4"/>
-            </w:tcBorders>
-            <w:shd w:fill="E3F2E8" w:color="auto" w:val="clear"/>
-            <w:tcMar>
-              <w:top w:type="dxa" w:w="70"/>
-              <w:left w:type="dxa" w:w="100"/>
-              <w:bottom w:type="dxa" w:w="70"/>
-              <w:right w:type="dxa" w:w="100"/>
-            </w:tcMar>
-          </w:tcPr>
-          <w:p>
-            <w:pPr>
-              <w:spacing w:after="60" w:before="0"/>
-            </w:pPr>
-            <w:r>
-              <w:rPr>
-                <w:rFonts w:ascii="Calibri" w:cs="Calibri" w:eastAsia="Calibri" w:hAnsi="Calibri"/>
-                <w:b/>
-                <w:bCs/>
-                <w:color w:val="1F7A4D"/>
-                <w:sz w:val="19"/>
-                <w:szCs w:val="19"/>
-              </w:rPr>
-              <w:t xml:space="preserve">Inclus</w:t>
-            </w:r>
-          </w:p>
-        </w:tc>
-        <w:tc>
-          <w:tcPr>
-            <w:tcW w:type="dxa" w:w="5688"/>
-            <w:tcBorders>
-              <w:top w:val="single" w:color="C9D3D9" w:sz="4"/>
-              <w:left w:val="single" w:color="C9D3D9" w:sz="4"/>
-              <w:bottom w:val="single" w:color="C9D3D9" w:sz="4"/>
-              <w:right w:val="single" w:color="C9D3D9" w:sz="4"/>
-            </w:tcBorders>
-            <w:tcMar>
-              <w:top w:type="dxa" w:w="70"/>
-              <w:left w:type="dxa" w:w="100"/>
-              <w:bottom w:type="dxa" w:w="70"/>
-              <w:right w:type="dxa" w:w="100"/>
-            </w:tcMar>
-          </w:tcPr>
-          <w:p>
-            <w:pPr>
-              <w:spacing w:after="60" w:before="0"/>
-            </w:pPr>
-            <w:r>
-              <w:rPr>
-                <w:rFonts w:ascii="Calibri" w:cs="Calibri" w:eastAsia="Calibri" w:hAnsi="Calibri"/>
-                <w:b/>
-                <w:bCs/>
-                <w:sz w:val="19"/>
-                <w:szCs w:val="19"/>
-              </w:rPr>
-              <w:t xml:space="preserve">Inclus în ofertă (M13), dar trebuie fixate detaliile:</w:t>
-            </w:r>
-          </w:p>
-          <w:p>
-            <w:pPr>
-              <w:spacing w:after="60" w:before="0"/>
-            </w:pPr>
-            <w:r>
-              <w:rPr>
-                <w:rFonts w:ascii="Calibri" w:cs="Calibri" w:eastAsia="Calibri" w:hAnsi="Calibri"/>
-                <w:i/>
-                <w:iCs/>
-                <w:color w:val="B3261E"/>
-                <w:sz w:val="19"/>
-                <w:szCs w:val="19"/>
-              </w:rPr>
-              <w:t xml:space="preserve">Impact mare asupra costului sau termenului.</w:t>
-            </w:r>
-          </w:p>
-          <w:p>
-            <w:pPr>
-              <w:spacing w:after="60" w:before="0"/>
-            </w:pPr>
-            <w:r>
-              <w:rPr>
-                <w:rFonts w:ascii="Calibri" w:cs="Calibri" w:eastAsia="Calibri" w:hAnsi="Calibri"/>
-                <w:b/>
-                <w:bCs/>
-                <w:sz w:val="19"/>
-                <w:szCs w:val="19"/>
-              </w:rPr>
-              <w:t xml:space="preserve">Ce spune oferta: </w:t>
-            </w:r>
-            <w:r>
-              <w:rPr>
-                <w:rFonts w:ascii="Calibri" w:cs="Calibri" w:eastAsia="Calibri" w:hAnsi="Calibri"/>
-                <w:sz w:val="19"/>
-                <w:szCs w:val="19"/>
-              </w:rPr>
-              <w:t xml:space="preserve">Vorbește doar de ERP. Contractul de date ERP nu e confirmat, iar integrarea ERP/CRM „de la zero” e exclusă.</w:t>
-            </w:r>
-          </w:p>
-          <w:p>
-            <w:pPr>
-              <w:spacing w:after="60" w:before="0"/>
-            </w:pPr>
-            <w:r>
-              <w:rPr>
-                <w:rFonts w:ascii="Calibri" w:cs="Calibri" w:eastAsia="Calibri" w:hAnsi="Calibri"/>
-                <w:b/>
-                <w:bCs/>
-                <w:sz w:val="19"/>
-                <w:szCs w:val="19"/>
-              </w:rPr>
-              <w:t xml:space="preserve">Ce trebuie confirmat: </w:t>
-            </w:r>
-            <w:r>
-              <w:rPr>
-                <w:rFonts w:ascii="Calibri" w:cs="Calibri" w:eastAsia="Calibri" w:hAnsi="Calibri"/>
-                <w:sz w:val="19"/>
-                <w:szCs w:val="19"/>
-              </w:rPr>
-              <w:t xml:space="preserve">Ce sistem furnizează fiecare tip de date și prin ce API? Dacă un API lipsește, cine îl dezvoltă și cine plătește?</w:t>
-            </w:r>
-          </w:p>
-        </w:tc>
-      </w:tr>
-      <w:tr>
-        <w:trPr>
-          <w:cantSplit/>
-        </w:trPr>
-        <w:tc>
-          <w:tcPr>
-            <w:tcW w:type="dxa" w:w="2700"/>
-            <w:tcBorders>
-              <w:top w:val="single" w:color="C9D3D9" w:sz="4"/>
-              <w:left w:val="single" w:color="C9D3D9" w:sz="4"/>
-              <w:bottom w:val="single" w:color="C9D3D9" w:sz="4"/>
-              <w:right w:val="single" w:color="C9D3D9" w:sz="4"/>
-            </w:tcBorders>
-            <w:tcMar>
-              <w:top w:type="dxa" w:w="70"/>
-              <w:left w:type="dxa" w:w="100"/>
-              <w:bottom w:type="dxa" w:w="70"/>
-              <w:right w:type="dxa" w:w="100"/>
-            </w:tcMar>
-          </w:tcPr>
-          <w:p>
-            <w:pPr>
-              <w:spacing w:after="60" w:before="0"/>
-              <w:ind w:left="200"/>
-            </w:pPr>
-            <w:r>
-              <w:rPr>
-                <w:rFonts w:ascii="Calibri" w:cs="Calibri" w:eastAsia="Calibri" w:hAnsi="Calibri"/>
-                <w:sz w:val="19"/>
-                <w:szCs w:val="19"/>
-              </w:rPr>
-              <w:t xml:space="preserve">Status comandă</w:t>
-            </w:r>
-          </w:p>
-        </w:tc>
-        <w:tc>
-          <w:tcPr>
-            <w:tcW w:type="dxa" w:w="1250"/>
-            <w:tcBorders>
-              <w:top w:val="single" w:color="C9D3D9" w:sz="4"/>
-              <w:left w:val="single" w:color="C9D3D9" w:sz="4"/>
-              <w:bottom w:val="single" w:color="C9D3D9" w:sz="4"/>
-              <w:right w:val="single" w:color="C9D3D9" w:sz="4"/>
-            </w:tcBorders>
-            <w:shd w:fill="FFF1D1" w:color="auto" w:val="clear"/>
-            <w:tcMar>
-              <w:top w:type="dxa" w:w="70"/>
-              <w:left w:type="dxa" w:w="100"/>
-              <w:bottom w:type="dxa" w:w="70"/>
-              <w:right w:type="dxa" w:w="100"/>
-            </w:tcMar>
-          </w:tcPr>
-          <w:p>
-            <w:pPr>
-              <w:spacing w:after="60" w:before="0"/>
-            </w:pPr>
-            <w:r>
-              <w:rPr>
-                <w:rFonts w:ascii="Calibri" w:cs="Calibri" w:eastAsia="Calibri" w:hAnsi="Calibri"/>
-                <w:b/>
-                <w:bCs/>
-                <w:color w:val="9A5B00"/>
-                <w:sz w:val="19"/>
-                <w:szCs w:val="19"/>
-              </w:rPr>
-              <w:t xml:space="preserve">Ambiguu</w:t>
-            </w:r>
-          </w:p>
-        </w:tc>
-        <w:tc>
-          <w:tcPr>
-            <w:tcW w:type="dxa" w:w="5688"/>
-            <w:tcBorders>
-              <w:top w:val="single" w:color="C9D3D9" w:sz="4"/>
-              <w:left w:val="single" w:color="C9D3D9" w:sz="4"/>
-              <w:bottom w:val="single" w:color="C9D3D9" w:sz="4"/>
-              <w:right w:val="single" w:color="C9D3D9" w:sz="4"/>
-            </w:tcBorders>
-            <w:tcMar>
-              <w:top w:type="dxa" w:w="70"/>
-              <w:left w:type="dxa" w:w="100"/>
-              <w:bottom w:type="dxa" w:w="70"/>
-              <w:right w:type="dxa" w:w="100"/>
-            </w:tcMar>
-          </w:tcPr>
-          <w:p>
-            <w:pPr>
-              <w:spacing w:after="60" w:before="0"/>
-            </w:pPr>
-            <w:r>
-              <w:rPr>
-                <w:rFonts w:ascii="Calibri" w:cs="Calibri" w:eastAsia="Calibri" w:hAnsi="Calibri"/>
-                <w:b/>
-                <w:bCs/>
-                <w:sz w:val="19"/>
-                <w:szCs w:val="19"/>
-              </w:rPr>
-              <w:t xml:space="preserve">Ofertă neclară:</w:t>
-            </w:r>
-          </w:p>
-          <w:p>
-            <w:pPr>
-              <w:spacing w:after="60" w:before="0"/>
-            </w:pPr>
-            <w:r>
-              <w:rPr>
-                <w:rFonts w:ascii="Calibri" w:cs="Calibri" w:eastAsia="Calibri" w:hAnsi="Calibri"/>
-                <w:i/>
-                <w:iCs/>
-                <w:color w:val="B3261E"/>
-                <w:sz w:val="19"/>
-                <w:szCs w:val="19"/>
-              </w:rPr>
-              <w:t xml:space="preserve">Impact mare asupra costului sau termenului.</w:t>
-            </w:r>
-          </w:p>
-          <w:p>
-            <w:pPr>
-              <w:spacing w:after="60" w:before="0"/>
-            </w:pPr>
-            <w:r>
-              <w:rPr>
-                <w:rFonts w:ascii="Calibri" w:cs="Calibri" w:eastAsia="Calibri" w:hAnsi="Calibri"/>
-                <w:b/>
-                <w:bCs/>
-                <w:sz w:val="19"/>
-                <w:szCs w:val="19"/>
-              </w:rPr>
-              <w:t xml:space="preserve">Ce spune oferta: </w:t>
-            </w:r>
-            <w:r>
-              <w:rPr>
-                <w:rFonts w:ascii="Calibri" w:cs="Calibri" w:eastAsia="Calibri" w:hAnsi="Calibri"/>
-                <w:sz w:val="19"/>
-                <w:szCs w:val="19"/>
-              </w:rPr>
-              <w:t xml:space="preserve">Exclude „sincronizarea bidirecțională completă cu ERP”. Comenzile B2B au date noi: companie, ofertă, termen de plată.</w:t>
-            </w:r>
-          </w:p>
-          <w:p>
-            <w:pPr>
-              <w:spacing w:after="60" w:before="0"/>
-            </w:pPr>
-            <w:r>
-              <w:rPr>
-                <w:rFonts w:ascii="Calibri" w:cs="Calibri" w:eastAsia="Calibri" w:hAnsi="Calibri"/>
-                <w:b/>
-                <w:bCs/>
-                <w:sz w:val="19"/>
-                <w:szCs w:val="19"/>
-              </w:rPr>
-              <w:t xml:space="preserve">Ce trebuie confirmat: </w:t>
-            </w:r>
-            <w:r>
-              <w:rPr>
-                <w:rFonts w:ascii="Calibri" w:cs="Calibri" w:eastAsia="Calibri" w:hAnsi="Calibri"/>
-                <w:sz w:val="19"/>
-                <w:szCs w:val="19"/>
-              </w:rPr>
               <w:t xml:space="preserve">E inclusă adaptarea fluxului de comandă spre CRM? Statusurile comenzilor și adresele se sincronizează înapoi în platformă?</w:t>
-            </w:r>
-          </w:p>
-        </w:tc>
-      </w:tr>
-      <w:tr>
-        <w:trPr>
-          <w:cantSplit/>
-        </w:trPr>
-        <w:tc>
-          <w:tcPr>
-            <w:tcW w:type="dxa" w:w="2700"/>
-            <w:tcBorders>
-              <w:top w:val="single" w:color="C9D3D9" w:sz="4"/>
-              <w:left w:val="single" w:color="C9D3D9" w:sz="4"/>
-              <w:bottom w:val="single" w:color="C9D3D9" w:sz="4"/>
-              <w:right w:val="single" w:color="C9D3D9" w:sz="4"/>
-            </w:tcBorders>
-            <w:tcMar>
-              <w:top w:type="dxa" w:w="70"/>
-              <w:left w:type="dxa" w:w="100"/>
-              <w:bottom w:type="dxa" w:w="70"/>
-              <w:right w:type="dxa" w:w="100"/>
-            </w:tcMar>
-          </w:tcPr>
-          <w:p>
-            <w:pPr>
-              <w:spacing w:after="60" w:before="0"/>
-              <w:ind w:left="0"/>
-            </w:pPr>
-            <w:r>
-              <w:rPr>
-                <w:rFonts w:ascii="Calibri" w:cs="Calibri" w:eastAsia="Calibri" w:hAnsi="Calibri"/>
-                <w:sz w:val="19"/>
-                <w:szCs w:val="19"/>
-              </w:rPr>
-              <w:t xml:space="preserve">Management oferte generate de client (distribuitor / instalator)</w:t>
-            </w:r>
-          </w:p>
-        </w:tc>
-        <w:tc>
-          <w:tcPr>
-            <w:tcW w:type="dxa" w:w="1250"/>
-            <w:tcBorders>
-              <w:top w:val="single" w:color="C9D3D9" w:sz="4"/>
-              <w:left w:val="single" w:color="C9D3D9" w:sz="4"/>
-              <w:bottom w:val="single" w:color="C9D3D9" w:sz="4"/>
-              <w:right w:val="single" w:color="C9D3D9" w:sz="4"/>
-            </w:tcBorders>
-            <w:shd w:fill="E3F2E8" w:color="auto" w:val="clear"/>
-            <w:tcMar>
-              <w:top w:type="dxa" w:w="70"/>
-              <w:left w:type="dxa" w:w="100"/>
-              <w:bottom w:type="dxa" w:w="70"/>
-              <w:right w:type="dxa" w:w="100"/>
-            </w:tcMar>
-          </w:tcPr>
-          <w:p>
-            <w:pPr>
-              <w:spacing w:after="60" w:before="0"/>
-            </w:pPr>
-            <w:r>
-              <w:rPr>
-                <w:rFonts w:ascii="Calibri" w:cs="Calibri" w:eastAsia="Calibri" w:hAnsi="Calibri"/>
-                <w:b/>
-                <w:bCs/>
-                <w:color w:val="1F7A4D"/>
-                <w:sz w:val="19"/>
-                <w:szCs w:val="19"/>
-              </w:rPr>
-              <w:t xml:space="preserve">Inclus</w:t>
-            </w:r>
-          </w:p>
-        </w:tc>
-        <w:tc>
-          <w:tcPr>
-            <w:tcW w:type="dxa" w:w="5688"/>
-            <w:tcBorders>
-              <w:top w:val="single" w:color="C9D3D9" w:sz="4"/>
-              <w:left w:val="single" w:color="C9D3D9" w:sz="4"/>
-              <w:bottom w:val="single" w:color="C9D3D9" w:sz="4"/>
-              <w:right w:val="single" w:color="C9D3D9" w:sz="4"/>
-            </w:tcBorders>
-            <w:tcMar>
-              <w:top w:type="dxa" w:w="70"/>
-              <w:left w:type="dxa" w:w="100"/>
-              <w:bottom w:type="dxa" w:w="70"/>
-              <w:right w:type="dxa" w:w="100"/>
-            </w:tcMar>
-          </w:tcPr>
-          <w:p>
-            <w:pPr>
-              <w:spacing w:after="60" w:before="0"/>
-            </w:pPr>
-            <w:r>
-              <w:rPr>
-                <w:rFonts w:ascii="Calibri" w:cs="Calibri" w:eastAsia="Calibri" w:hAnsi="Calibri"/>
-                <w:b/>
-                <w:bCs/>
-                <w:sz w:val="19"/>
-                <w:szCs w:val="19"/>
-              </w:rPr>
-              <w:t xml:space="preserve">Inclus în ofertă (M11), dar trebuie fixate detaliile:</w:t>
-            </w:r>
-          </w:p>
-          <w:p>
-            <w:pPr>
-              <w:spacing w:after="60" w:before="0"/>
-            </w:pPr>
-            <w:r>
-              <w:rPr>
-                <w:rFonts w:ascii="Calibri" w:cs="Calibri" w:eastAsia="Calibri" w:hAnsi="Calibri"/>
-                <w:b/>
-                <w:bCs/>
-                <w:sz w:val="19"/>
-                <w:szCs w:val="19"/>
-              </w:rPr>
-              <w:t xml:space="preserve">Ce spune oferta: </w:t>
-            </w:r>
-            <w:r>
-              <w:rPr>
-                <w:rFonts w:ascii="Calibri" w:cs="Calibri" w:eastAsia="Calibri" w:hAnsi="Calibri"/>
-                <w:sz w:val="19"/>
-                <w:szCs w:val="19"/>
-              </w:rPr>
-              <w:t xml:space="preserve">Inclus: M11 (119h) și M12 (40h). Semnătura electronică și negocierea în mai multe runde sunt excluse.</w:t>
-            </w:r>
-          </w:p>
-          <w:p>
-            <w:pPr>
-              <w:spacing w:after="60" w:before="0"/>
-            </w:pPr>
-            <w:r>
-              <w:rPr>
-                <w:rFonts w:ascii="Calibri" w:cs="Calibri" w:eastAsia="Calibri" w:hAnsi="Calibri"/>
-                <w:b/>
-                <w:bCs/>
-                <w:sz w:val="19"/>
-                <w:szCs w:val="19"/>
-              </w:rPr>
-              <w:t xml:space="preserve">Ce trebuie confirmat: </w:t>
-            </w:r>
-            <w:r>
-              <w:rPr>
-                <w:rFonts w:ascii="Calibri" w:cs="Calibri" w:eastAsia="Calibri" w:hAnsi="Calibri"/>
-                <w:sz w:val="19"/>
-                <w:szCs w:val="19"/>
-              </w:rPr>
-              <w:t xml:space="preserve">Cât e valabilă o ofertă? Ce preț se aplică dacă s-a schimbat până la acceptare? Cum se recalculează discountul și transportul la acceptare parțială? Pe ce companie se face comanda?</w:t>
             </w:r>
           </w:p>
         </w:tc>
@@ -16765,106 +11915,6 @@
                 <w:sz w:val="19"/>
                 <w:szCs w:val="19"/>
               </w:rPr>
-              <w:t xml:space="preserve">Listare standard (B2B la fel ca B2C)</w:t>
-            </w:r>
-          </w:p>
-        </w:tc>
-        <w:tc>
-          <w:tcPr>
-            <w:tcW w:type="dxa" w:w="1250"/>
-            <w:tcBorders>
-              <w:top w:val="single" w:color="C9D3D9" w:sz="4"/>
-              <w:left w:val="single" w:color="C9D3D9" w:sz="4"/>
-              <w:bottom w:val="single" w:color="C9D3D9" w:sz="4"/>
-              <w:right w:val="single" w:color="C9D3D9" w:sz="4"/>
-            </w:tcBorders>
-            <w:shd w:fill="E3F2E8" w:color="auto" w:val="clear"/>
-            <w:tcMar>
-              <w:top w:type="dxa" w:w="70"/>
-              <w:left w:type="dxa" w:w="100"/>
-              <w:bottom w:type="dxa" w:w="70"/>
-              <w:right w:type="dxa" w:w="100"/>
-            </w:tcMar>
-          </w:tcPr>
-          <w:p>
-            <w:pPr>
-              <w:spacing w:after="60" w:before="0"/>
-            </w:pPr>
-            <w:r>
-              <w:rPr>
-                <w:rFonts w:ascii="Calibri" w:cs="Calibri" w:eastAsia="Calibri" w:hAnsi="Calibri"/>
-                <w:b/>
-                <w:bCs/>
-                <w:color w:val="1F7A4D"/>
-                <w:sz w:val="19"/>
-                <w:szCs w:val="19"/>
-              </w:rPr>
-              <w:t xml:space="preserve">Inclus</w:t>
-            </w:r>
-          </w:p>
-        </w:tc>
-        <w:tc>
-          <w:tcPr>
-            <w:tcW w:type="dxa" w:w="5688"/>
-            <w:tcBorders>
-              <w:top w:val="single" w:color="C9D3D9" w:sz="4"/>
-              <w:left w:val="single" w:color="C9D3D9" w:sz="4"/>
-              <w:bottom w:val="single" w:color="C9D3D9" w:sz="4"/>
-              <w:right w:val="single" w:color="C9D3D9" w:sz="4"/>
-            </w:tcBorders>
-            <w:tcMar>
-              <w:top w:type="dxa" w:w="70"/>
-              <w:left w:type="dxa" w:w="100"/>
-              <w:bottom w:type="dxa" w:w="70"/>
-              <w:right w:type="dxa" w:w="100"/>
-            </w:tcMar>
-          </w:tcPr>
-          <w:p>
-            <w:pPr>
-              <w:spacing w:after="60" w:before="0"/>
-            </w:pPr>
-            <w:r>
-              <w:rPr>
-                <w:rFonts w:ascii="Calibri" w:cs="Calibri" w:eastAsia="Calibri" w:hAnsi="Calibri"/>
-                <w:sz w:val="19"/>
-                <w:szCs w:val="19"/>
-              </w:rPr>
-              <w:t xml:space="preserve">Inclus în ofertă (M3). Nimic de clarificat.</w:t>
-            </w:r>
-          </w:p>
-        </w:tc>
-      </w:tr>
-      <w:tr>
-        <w:trPr>
-          <w:cantSplit/>
-        </w:trPr>
-        <w:tc>
-          <w:tcPr>
-            <w:tcW w:type="dxa" w:w="2700"/>
-            <w:tcBorders>
-              <w:top w:val="single" w:color="C9D3D9" w:sz="4"/>
-              <w:left w:val="single" w:color="C9D3D9" w:sz="4"/>
-              <w:bottom w:val="single" w:color="C9D3D9" w:sz="4"/>
-              <w:right w:val="single" w:color="C9D3D9" w:sz="4"/>
-            </w:tcBorders>
-            <w:tcMar>
-              <w:top w:type="dxa" w:w="70"/>
-              <w:left w:type="dxa" w:w="100"/>
-              <w:bottom w:type="dxa" w:w="70"/>
-              <w:right w:type="dxa" w:w="100"/>
-            </w:tcMar>
-          </w:tcPr>
-          <w:p>
-            <w:pPr>
-              <w:spacing w:after="60" w:before="0"/>
-              <w:ind w:left="0"/>
-            </w:pPr>
-            <w:r>
-              <w:rPr>
-                <w:rFonts w:ascii="Calibri" w:cs="Calibri" w:eastAsia="Calibri" w:hAnsi="Calibri"/>
-                <w:sz w:val="19"/>
-                <w:szCs w:val="19"/>
-              </w:rPr>
               <w:t xml:space="preserve">Verificare stoc în CRM înainte de afișare</w:t>
             </w:r>
           </w:p>
@@ -17864,18 +12914,17 @@
         </w:tc>
       </w:tr>
       <w:tr>
-        <w:trPr>
-          <w:cantSplit/>
-        </w:trPr>
-        <w:tc>
-          <w:tcPr>
-            <w:tcW w:type="dxa" w:w="2700"/>
-            <w:tcBorders>
-              <w:top w:val="single" w:color="C9D3D9" w:sz="4"/>
-              <w:left w:val="single" w:color="C9D3D9" w:sz="4"/>
-              <w:bottom w:val="single" w:color="C9D3D9" w:sz="4"/>
-              <w:right w:val="single" w:color="C9D3D9" w:sz="4"/>
-            </w:tcBorders>
+        <w:tc>
+          <w:tcPr>
+            <w:tcW w:type="dxa" w:w="9638"/>
+            <w:gridSpan w:val="3"/>
+            <w:tcBorders>
+              <w:top w:val="single" w:color="C9D3D9" w:sz="4"/>
+              <w:left w:val="single" w:color="C9D3D9" w:sz="4"/>
+              <w:bottom w:val="single" w:color="C9D3D9" w:sz="4"/>
+              <w:right w:val="single" w:color="C9D3D9" w:sz="4"/>
+            </w:tcBorders>
+            <w:shd w:fill="EEF2F4" w:color="auto" w:val="clear"/>
             <w:tcMar>
               <w:top w:type="dxa" w:w="70"/>
               <w:left w:type="dxa" w:w="100"/>
@@ -17891,74 +12940,51 @@
             <w:r>
               <w:rPr>
                 <w:rFonts w:ascii="Calibri" w:cs="Calibri" w:eastAsia="Calibri" w:hAnsi="Calibri"/>
-                <w:sz w:val="19"/>
-                <w:szCs w:val="19"/>
-              </w:rPr>
-              <w:t xml:space="preserve">Adresa de facturare completată automat</w:t>
-            </w:r>
-          </w:p>
-        </w:tc>
-        <w:tc>
-          <w:tcPr>
-            <w:tcW w:type="dxa" w:w="1250"/>
-            <w:tcBorders>
-              <w:top w:val="single" w:color="C9D3D9" w:sz="4"/>
-              <w:left w:val="single" w:color="C9D3D9" w:sz="4"/>
-              <w:bottom w:val="single" w:color="C9D3D9" w:sz="4"/>
-              <w:right w:val="single" w:color="C9D3D9" w:sz="4"/>
-            </w:tcBorders>
-            <w:shd w:fill="E3F2E8" w:color="auto" w:val="clear"/>
-            <w:tcMar>
-              <w:top w:type="dxa" w:w="70"/>
-              <w:left w:type="dxa" w:w="100"/>
-              <w:bottom w:type="dxa" w:w="70"/>
-              <w:right w:type="dxa" w:w="100"/>
-            </w:tcMar>
-          </w:tcPr>
-          <w:p>
-            <w:pPr>
-              <w:spacing w:after="60" w:before="0"/>
-            </w:pPr>
-            <w:r>
-              <w:rPr>
-                <w:rFonts w:ascii="Calibri" w:cs="Calibri" w:eastAsia="Calibri" w:hAnsi="Calibri"/>
-                <w:b/>
-                <w:bCs/>
-                <w:color w:val="1F7A4D"/>
-                <w:sz w:val="19"/>
-                <w:szCs w:val="19"/>
-              </w:rPr>
-              <w:t xml:space="preserve">Inclus</w:t>
-            </w:r>
-          </w:p>
-        </w:tc>
-        <w:tc>
-          <w:tcPr>
-            <w:tcW w:type="dxa" w:w="5688"/>
-            <w:tcBorders>
-              <w:top w:val="single" w:color="C9D3D9" w:sz="4"/>
-              <w:left w:val="single" w:color="C9D3D9" w:sz="4"/>
-              <w:bottom w:val="single" w:color="C9D3D9" w:sz="4"/>
-              <w:right w:val="single" w:color="C9D3D9" w:sz="4"/>
-            </w:tcBorders>
-            <w:tcMar>
-              <w:top w:type="dxa" w:w="70"/>
-              <w:left w:type="dxa" w:w="100"/>
-              <w:bottom w:type="dxa" w:w="70"/>
-              <w:right w:type="dxa" w:w="100"/>
-            </w:tcMar>
-          </w:tcPr>
-          <w:p>
-            <w:pPr>
-              <w:spacing w:after="60" w:before="0"/>
-            </w:pPr>
-            <w:r>
-              <w:rPr>
-                <w:rFonts w:ascii="Calibri" w:cs="Calibri" w:eastAsia="Calibri" w:hAnsi="Calibri"/>
-                <w:sz w:val="19"/>
-                <w:szCs w:val="19"/>
-              </w:rPr>
-              <w:t xml:space="preserve">Inclus în ofertă. Nimic de clarificat.</w:t>
+                <w:b/>
+                <w:bCs/>
+                <w:color w:val="1F3A4D"/>
+                <w:sz w:val="18"/>
+                <w:szCs w:val="18"/>
+              </w:rPr>
+              <w:t xml:space="preserve">Modalități de plată</w:t>
+            </w:r>
+          </w:p>
+        </w:tc>
+      </w:tr>
+      <w:tr>
+        <w:tc>
+          <w:tcPr>
+            <w:tcW w:type="dxa" w:w="9638"/>
+            <w:gridSpan w:val="3"/>
+            <w:tcBorders>
+              <w:top w:val="single" w:color="C9D3D9" w:sz="4"/>
+              <w:left w:val="single" w:color="C9D3D9" w:sz="4"/>
+              <w:bottom w:val="single" w:color="C9D3D9" w:sz="4"/>
+              <w:right w:val="single" w:color="C9D3D9" w:sz="4"/>
+            </w:tcBorders>
+            <w:shd w:fill="EEF2F4" w:color="auto" w:val="clear"/>
+            <w:tcMar>
+              <w:top w:type="dxa" w:w="70"/>
+              <w:left w:type="dxa" w:w="100"/>
+              <w:bottom w:type="dxa" w:w="70"/>
+              <w:right w:type="dxa" w:w="100"/>
+            </w:tcMar>
+          </w:tcPr>
+          <w:p>
+            <w:pPr>
+              <w:spacing w:after="60" w:before="0"/>
+              <w:ind w:left="200"/>
+            </w:pPr>
+            <w:r>
+              <w:rPr>
+                <w:rFonts w:ascii="Calibri" w:cs="Calibri" w:eastAsia="Calibri" w:hAnsi="Calibri"/>
+                <w:b/>
+                <w:bCs/>
+                <w:color w:val="1F3A4D"/>
+                <w:sz w:val="18"/>
+                <w:szCs w:val="18"/>
+              </w:rPr>
+              <w:t xml:space="preserve">B2B</w:t>
             </w:r>
           </w:p>
         </w:tc>
@@ -17986,15 +13012,15 @@
           <w:p>
             <w:pPr>
               <w:spacing w:after="60" w:before="0"/>
-              <w:ind w:left="0"/>
-            </w:pPr>
-            <w:r>
-              <w:rPr>
-                <w:rFonts w:ascii="Calibri" w:cs="Calibri" w:eastAsia="Calibri" w:hAnsi="Calibri"/>
-                <w:sz w:val="19"/>
-                <w:szCs w:val="19"/>
-              </w:rPr>
-              <w:t xml:space="preserve">Adrese de livrare salvate + adresă nouă</w:t>
+              <w:ind w:left="400"/>
+            </w:pPr>
+            <w:r>
+              <w:rPr>
+                <w:rFonts w:ascii="Calibri" w:cs="Calibri" w:eastAsia="Calibri" w:hAnsi="Calibri"/>
+                <w:sz w:val="19"/>
+                <w:szCs w:val="19"/>
+              </w:rPr>
+              <w:t xml:space="preserve">OP</w:t>
             </w:r>
           </w:p>
         </w:tc>
@@ -18007,28 +13033,28 @@
               <w:bottom w:val="single" w:color="C9D3D9" w:sz="4"/>
               <w:right w:val="single" w:color="C9D3D9" w:sz="4"/>
             </w:tcBorders>
-            <w:shd w:fill="E3F2E8" w:color="auto" w:val="clear"/>
-            <w:tcMar>
-              <w:top w:type="dxa" w:w="70"/>
-              <w:left w:type="dxa" w:w="100"/>
-              <w:bottom w:type="dxa" w:w="70"/>
-              <w:right w:type="dxa" w:w="100"/>
-            </w:tcMar>
-          </w:tcPr>
-          <w:p>
-            <w:pPr>
-              <w:spacing w:after="60" w:before="0"/>
-            </w:pPr>
-            <w:r>
-              <w:rPr>
-                <w:rFonts w:ascii="Calibri" w:cs="Calibri" w:eastAsia="Calibri" w:hAnsi="Calibri"/>
-                <w:b/>
-                <w:bCs/>
-                <w:color w:val="1F7A4D"/>
-                <w:sz w:val="19"/>
-                <w:szCs w:val="19"/>
-              </w:rPr>
-              <w:t xml:space="preserve">Inclus</w:t>
+            <w:shd w:fill="FFF1D1" w:color="auto" w:val="clear"/>
+            <w:tcMar>
+              <w:top w:type="dxa" w:w="70"/>
+              <w:left w:type="dxa" w:w="100"/>
+              <w:bottom w:type="dxa" w:w="70"/>
+              <w:right w:type="dxa" w:w="100"/>
+            </w:tcMar>
+          </w:tcPr>
+          <w:p>
+            <w:pPr>
+              <w:spacing w:after="60" w:before="0"/>
+            </w:pPr>
+            <w:r>
+              <w:rPr>
+                <w:rFonts w:ascii="Calibri" w:cs="Calibri" w:eastAsia="Calibri" w:hAnsi="Calibri"/>
+                <w:b/>
+                <w:bCs/>
+                <w:color w:val="9A5B00"/>
+                <w:sz w:val="19"/>
+                <w:szCs w:val="19"/>
+              </w:rPr>
+              <w:t xml:space="preserve">Ambiguu</w:t>
             </w:r>
           </w:p>
         </w:tc>
@@ -18055,10 +13081,74 @@
             <w:r>
               <w:rPr>
                 <w:rFonts w:ascii="Calibri" w:cs="Calibri" w:eastAsia="Calibri" w:hAnsi="Calibri"/>
-                <w:sz w:val="19"/>
-                <w:szCs w:val="19"/>
-              </w:rPr>
-              <w:t xml:space="preserve">Inclus în ofertă. Nimic de clarificat.</w:t>
+                <w:b/>
+                <w:bCs/>
+                <w:sz w:val="19"/>
+                <w:szCs w:val="19"/>
+              </w:rPr>
+              <w:t xml:space="preserve">Ofertă neclară:</w:t>
+            </w:r>
+          </w:p>
+          <w:p>
+            <w:pPr>
+              <w:spacing w:after="60" w:before="0"/>
+            </w:pPr>
+            <w:r>
+              <w:rPr>
+                <w:rFonts w:ascii="Calibri" w:cs="Calibri" w:eastAsia="Calibri" w:hAnsi="Calibri"/>
+                <w:i/>
+                <w:iCs/>
+                <w:color w:val="B3261E"/>
+                <w:sz w:val="19"/>
+                <w:szCs w:val="19"/>
+              </w:rPr>
+              <w:t xml:space="preserve">Impact mare asupra costului sau termenului.</w:t>
+            </w:r>
+          </w:p>
+          <w:p>
+            <w:pPr>
+              <w:spacing w:after="60" w:before="0"/>
+            </w:pPr>
+            <w:r>
+              <w:rPr>
+                <w:rFonts w:ascii="Calibri" w:cs="Calibri" w:eastAsia="Calibri" w:hAnsi="Calibri"/>
+                <w:b/>
+                <w:bCs/>
+                <w:sz w:val="19"/>
+                <w:szCs w:val="19"/>
+              </w:rPr>
+              <w:t xml:space="preserve">Ce spune oferta: </w:t>
+            </w:r>
+            <w:r>
+              <w:rPr>
+                <w:rFonts w:ascii="Calibri" w:cs="Calibri" w:eastAsia="Calibri" w:hAnsi="Calibri"/>
+                <w:sz w:val="19"/>
+                <w:szCs w:val="19"/>
+              </w:rPr>
+              <w:t xml:space="preserve">Nu menționează nicio modalitate de plată și nici link-ul de plată.</w:t>
+            </w:r>
+          </w:p>
+          <w:p>
+            <w:pPr>
+              <w:spacing w:after="60" w:before="0"/>
+            </w:pPr>
+            <w:r>
+              <w:rPr>
+                <w:rFonts w:ascii="Calibri" w:cs="Calibri" w:eastAsia="Calibri" w:hAnsi="Calibri"/>
+                <w:b/>
+                <w:bCs/>
+                <w:sz w:val="19"/>
+                <w:szCs w:val="19"/>
+              </w:rPr>
+              <w:t xml:space="preserve">Ce trebuie confirmat: </w:t>
+            </w:r>
+            <w:r>
+              <w:rPr>
+                <w:rFonts w:ascii="Calibri" w:cs="Calibri" w:eastAsia="Calibri" w:hAnsi="Calibri"/>
+                <w:sz w:val="19"/>
+                <w:szCs w:val="19"/>
+              </w:rPr>
+              <w:t xml:space="preserve">OP și plata înainte de livrare sunt configurări simple. Biletul la ordin cere termene per client, iar avansul doar pentru ce e disponibil înseamnă împărțirea comenzii. Cereți cost separat pentru fiecare.</w:t>
             </w:r>
           </w:p>
         </w:tc>
@@ -18086,15 +13176,15 @@
           <w:p>
             <w:pPr>
               <w:spacing w:after="60" w:before="0"/>
-              <w:ind w:left="0"/>
-            </w:pPr>
-            <w:r>
-              <w:rPr>
-                <w:rFonts w:ascii="Calibri" w:cs="Calibri" w:eastAsia="Calibri" w:hAnsi="Calibri"/>
-                <w:sz w:val="19"/>
-                <w:szCs w:val="19"/>
-              </w:rPr>
-              <w:t xml:space="preserve">Detalii de plată</w:t>
+              <w:ind w:left="400"/>
+            </w:pPr>
+            <w:r>
+              <w:rPr>
+                <w:rFonts w:ascii="Calibri" w:cs="Calibri" w:eastAsia="Calibri" w:hAnsi="Calibri"/>
+                <w:sz w:val="19"/>
+                <w:szCs w:val="19"/>
+              </w:rPr>
+              <w:t xml:space="preserve">Bilet la ordin la termen</w:t>
             </w:r>
           </w:p>
         </w:tc>
@@ -18107,28 +13197,28 @@
               <w:bottom w:val="single" w:color="C9D3D9" w:sz="4"/>
               <w:right w:val="single" w:color="C9D3D9" w:sz="4"/>
             </w:tcBorders>
-            <w:shd w:fill="E3F2E8" w:color="auto" w:val="clear"/>
-            <w:tcMar>
-              <w:top w:type="dxa" w:w="70"/>
-              <w:left w:type="dxa" w:w="100"/>
-              <w:bottom w:type="dxa" w:w="70"/>
-              <w:right w:type="dxa" w:w="100"/>
-            </w:tcMar>
-          </w:tcPr>
-          <w:p>
-            <w:pPr>
-              <w:spacing w:after="60" w:before="0"/>
-            </w:pPr>
-            <w:r>
-              <w:rPr>
-                <w:rFonts w:ascii="Calibri" w:cs="Calibri" w:eastAsia="Calibri" w:hAnsi="Calibri"/>
-                <w:b/>
-                <w:bCs/>
-                <w:color w:val="1F7A4D"/>
-                <w:sz w:val="19"/>
-                <w:szCs w:val="19"/>
-              </w:rPr>
-              <w:t xml:space="preserve">Inclus</w:t>
+            <w:shd w:fill="FBE3E1" w:color="auto" w:val="clear"/>
+            <w:tcMar>
+              <w:top w:type="dxa" w:w="70"/>
+              <w:left w:type="dxa" w:w="100"/>
+              <w:bottom w:type="dxa" w:w="70"/>
+              <w:right w:type="dxa" w:w="100"/>
+            </w:tcMar>
+          </w:tcPr>
+          <w:p>
+            <w:pPr>
+              <w:spacing w:after="60" w:before="0"/>
+            </w:pPr>
+            <w:r>
+              <w:rPr>
+                <w:rFonts w:ascii="Calibri" w:cs="Calibri" w:eastAsia="Calibri" w:hAnsi="Calibri"/>
+                <w:b/>
+                <w:bCs/>
+                <w:color w:val="B3261E"/>
+                <w:sz w:val="19"/>
+                <w:szCs w:val="19"/>
+              </w:rPr>
+              <w:t xml:space="preserve">Nu e inclus</w:t>
             </w:r>
           </w:p>
         </w:tc>
@@ -18155,86 +13245,74 @@
             <w:r>
               <w:rPr>
                 <w:rFonts w:ascii="Calibri" w:cs="Calibri" w:eastAsia="Calibri" w:hAnsi="Calibri"/>
-                <w:sz w:val="19"/>
-                <w:szCs w:val="19"/>
-              </w:rPr>
-              <w:t xml:space="preserve">Inclus în ofertă. Nimic de clarificat.</w:t>
-            </w:r>
-          </w:p>
-        </w:tc>
-      </w:tr>
-      <w:tr>
-        <w:tc>
-          <w:tcPr>
-            <w:tcW w:type="dxa" w:w="9638"/>
-            <w:gridSpan w:val="3"/>
-            <w:tcBorders>
-              <w:top w:val="single" w:color="C9D3D9" w:sz="4"/>
-              <w:left w:val="single" w:color="C9D3D9" w:sz="4"/>
-              <w:bottom w:val="single" w:color="C9D3D9" w:sz="4"/>
-              <w:right w:val="single" w:color="C9D3D9" w:sz="4"/>
-            </w:tcBorders>
-            <w:shd w:fill="EEF2F4" w:color="auto" w:val="clear"/>
-            <w:tcMar>
-              <w:top w:type="dxa" w:w="70"/>
-              <w:left w:type="dxa" w:w="100"/>
-              <w:bottom w:type="dxa" w:w="70"/>
-              <w:right w:type="dxa" w:w="100"/>
-            </w:tcMar>
-          </w:tcPr>
-          <w:p>
-            <w:pPr>
-              <w:spacing w:after="60" w:before="0"/>
-              <w:ind w:left="0"/>
-            </w:pPr>
-            <w:r>
-              <w:rPr>
-                <w:rFonts w:ascii="Calibri" w:cs="Calibri" w:eastAsia="Calibri" w:hAnsi="Calibri"/>
-                <w:b/>
-                <w:bCs/>
-                <w:color w:val="1F3A4D"/>
-                <w:sz w:val="18"/>
-                <w:szCs w:val="18"/>
-              </w:rPr>
-              <w:t xml:space="preserve">Modalități de plată</w:t>
-            </w:r>
-          </w:p>
-        </w:tc>
-      </w:tr>
-      <w:tr>
-        <w:tc>
-          <w:tcPr>
-            <w:tcW w:type="dxa" w:w="9638"/>
-            <w:gridSpan w:val="3"/>
-            <w:tcBorders>
-              <w:top w:val="single" w:color="C9D3D9" w:sz="4"/>
-              <w:left w:val="single" w:color="C9D3D9" w:sz="4"/>
-              <w:bottom w:val="single" w:color="C9D3D9" w:sz="4"/>
-              <w:right w:val="single" w:color="C9D3D9" w:sz="4"/>
-            </w:tcBorders>
-            <w:shd w:fill="EEF2F4" w:color="auto" w:val="clear"/>
-            <w:tcMar>
-              <w:top w:type="dxa" w:w="70"/>
-              <w:left w:type="dxa" w:w="100"/>
-              <w:bottom w:type="dxa" w:w="70"/>
-              <w:right w:type="dxa" w:w="100"/>
-            </w:tcMar>
-          </w:tcPr>
-          <w:p>
-            <w:pPr>
-              <w:spacing w:after="60" w:before="0"/>
-              <w:ind w:left="200"/>
-            </w:pPr>
-            <w:r>
-              <w:rPr>
-                <w:rFonts w:ascii="Calibri" w:cs="Calibri" w:eastAsia="Calibri" w:hAnsi="Calibri"/>
-                <w:b/>
-                <w:bCs/>
-                <w:color w:val="1F3A4D"/>
-                <w:sz w:val="18"/>
-                <w:szCs w:val="18"/>
-              </w:rPr>
-              <w:t xml:space="preserve">B2B</w:t>
+                <w:b/>
+                <w:bCs/>
+                <w:sz w:val="19"/>
+                <w:szCs w:val="19"/>
+              </w:rPr>
+              <w:t xml:space="preserve">Nu e inclus în ofertă:</w:t>
+            </w:r>
+          </w:p>
+          <w:p>
+            <w:pPr>
+              <w:spacing w:after="60" w:before="0"/>
+            </w:pPr>
+            <w:r>
+              <w:rPr>
+                <w:rFonts w:ascii="Calibri" w:cs="Calibri" w:eastAsia="Calibri" w:hAnsi="Calibri"/>
+                <w:i/>
+                <w:iCs/>
+                <w:color w:val="B3261E"/>
+                <w:sz w:val="19"/>
+                <w:szCs w:val="19"/>
+              </w:rPr>
+              <w:t xml:space="preserve">Impact mare asupra costului sau termenului.</w:t>
+            </w:r>
+          </w:p>
+          <w:p>
+            <w:pPr>
+              <w:spacing w:after="60" w:before="0"/>
+            </w:pPr>
+            <w:r>
+              <w:rPr>
+                <w:rFonts w:ascii="Calibri" w:cs="Calibri" w:eastAsia="Calibri" w:hAnsi="Calibri"/>
+                <w:b/>
+                <w:bCs/>
+                <w:sz w:val="19"/>
+                <w:szCs w:val="19"/>
+              </w:rPr>
+              <w:t xml:space="preserve">Ce spune oferta: </w:t>
+            </w:r>
+            <w:r>
+              <w:rPr>
+                <w:rFonts w:ascii="Calibri" w:cs="Calibri" w:eastAsia="Calibri" w:hAnsi="Calibri"/>
+                <w:sz w:val="19"/>
+                <w:szCs w:val="19"/>
+              </w:rPr>
+              <w:t xml:space="preserve">Nu menționează nicio modalitate de plată și nici link-ul de plată.</w:t>
+            </w:r>
+          </w:p>
+          <w:p>
+            <w:pPr>
+              <w:spacing w:after="60" w:before="0"/>
+            </w:pPr>
+            <w:r>
+              <w:rPr>
+                <w:rFonts w:ascii="Calibri" w:cs="Calibri" w:eastAsia="Calibri" w:hAnsi="Calibri"/>
+                <w:b/>
+                <w:bCs/>
+                <w:sz w:val="19"/>
+                <w:szCs w:val="19"/>
+              </w:rPr>
+              <w:t xml:space="preserve">Ce trebuie confirmat: </w:t>
+            </w:r>
+            <w:r>
+              <w:rPr>
+                <w:rFonts w:ascii="Calibri" w:cs="Calibri" w:eastAsia="Calibri" w:hAnsi="Calibri"/>
+                <w:sz w:val="19"/>
+                <w:szCs w:val="19"/>
+              </w:rPr>
+              <w:t xml:space="preserve">OP și plata înainte de livrare sunt configurări simple. Biletul la ordin cere termene per client, iar avansul doar pentru ce e disponibil înseamnă împărțirea comenzii. Cereți cost separat pentru fiecare.</w:t>
             </w:r>
           </w:p>
         </w:tc>
@@ -18270,7 +13348,7 @@
                 <w:sz w:val="19"/>
                 <w:szCs w:val="19"/>
               </w:rPr>
-              <w:t xml:space="preserve">OP</w:t>
+              <w:t xml:space="preserve">Plată înaintea livrării</w:t>
             </w:r>
           </w:p>
         </w:tc>
@@ -18434,7 +13512,7 @@
                 <w:sz w:val="19"/>
                 <w:szCs w:val="19"/>
               </w:rPr>
-              <w:t xml:space="preserve">Bilet la ordin la termen</w:t>
+              <w:t xml:space="preserve">Avans doar pentru produsele disponibile (OP sau card)</w:t>
             </w:r>
           </w:p>
         </w:tc>
@@ -18568,334 +13646,6 @@
         </w:tc>
       </w:tr>
       <w:tr>
-        <w:trPr>
-          <w:cantSplit/>
-        </w:trPr>
-        <w:tc>
-          <w:tcPr>
-            <w:tcW w:type="dxa" w:w="2700"/>
-            <w:tcBorders>
-              <w:top w:val="single" w:color="C9D3D9" w:sz="4"/>
-              <w:left w:val="single" w:color="C9D3D9" w:sz="4"/>
-              <w:bottom w:val="single" w:color="C9D3D9" w:sz="4"/>
-              <w:right w:val="single" w:color="C9D3D9" w:sz="4"/>
-            </w:tcBorders>
-            <w:tcMar>
-              <w:top w:type="dxa" w:w="70"/>
-              <w:left w:type="dxa" w:w="100"/>
-              <w:bottom w:type="dxa" w:w="70"/>
-              <w:right w:type="dxa" w:w="100"/>
-            </w:tcMar>
-          </w:tcPr>
-          <w:p>
-            <w:pPr>
-              <w:spacing w:after="60" w:before="0"/>
-              <w:ind w:left="400"/>
-            </w:pPr>
-            <w:r>
-              <w:rPr>
-                <w:rFonts w:ascii="Calibri" w:cs="Calibri" w:eastAsia="Calibri" w:hAnsi="Calibri"/>
-                <w:sz w:val="19"/>
-                <w:szCs w:val="19"/>
-              </w:rPr>
-              <w:t xml:space="preserve">Plată înaintea livrării</w:t>
-            </w:r>
-          </w:p>
-        </w:tc>
-        <w:tc>
-          <w:tcPr>
-            <w:tcW w:type="dxa" w:w="1250"/>
-            <w:tcBorders>
-              <w:top w:val="single" w:color="C9D3D9" w:sz="4"/>
-              <w:left w:val="single" w:color="C9D3D9" w:sz="4"/>
-              <w:bottom w:val="single" w:color="C9D3D9" w:sz="4"/>
-              <w:right w:val="single" w:color="C9D3D9" w:sz="4"/>
-            </w:tcBorders>
-            <w:shd w:fill="FFF1D1" w:color="auto" w:val="clear"/>
-            <w:tcMar>
-              <w:top w:type="dxa" w:w="70"/>
-              <w:left w:type="dxa" w:w="100"/>
-              <w:bottom w:type="dxa" w:w="70"/>
-              <w:right w:type="dxa" w:w="100"/>
-            </w:tcMar>
-          </w:tcPr>
-          <w:p>
-            <w:pPr>
-              <w:spacing w:after="60" w:before="0"/>
-            </w:pPr>
-            <w:r>
-              <w:rPr>
-                <w:rFonts w:ascii="Calibri" w:cs="Calibri" w:eastAsia="Calibri" w:hAnsi="Calibri"/>
-                <w:b/>
-                <w:bCs/>
-                <w:color w:val="9A5B00"/>
-                <w:sz w:val="19"/>
-                <w:szCs w:val="19"/>
-              </w:rPr>
-              <w:t xml:space="preserve">Ambiguu</w:t>
-            </w:r>
-          </w:p>
-        </w:tc>
-        <w:tc>
-          <w:tcPr>
-            <w:tcW w:type="dxa" w:w="5688"/>
-            <w:tcBorders>
-              <w:top w:val="single" w:color="C9D3D9" w:sz="4"/>
-              <w:left w:val="single" w:color="C9D3D9" w:sz="4"/>
-              <w:bottom w:val="single" w:color="C9D3D9" w:sz="4"/>
-              <w:right w:val="single" w:color="C9D3D9" w:sz="4"/>
-            </w:tcBorders>
-            <w:tcMar>
-              <w:top w:type="dxa" w:w="70"/>
-              <w:left w:type="dxa" w:w="100"/>
-              <w:bottom w:type="dxa" w:w="70"/>
-              <w:right w:type="dxa" w:w="100"/>
-            </w:tcMar>
-          </w:tcPr>
-          <w:p>
-            <w:pPr>
-              <w:spacing w:after="60" w:before="0"/>
-            </w:pPr>
-            <w:r>
-              <w:rPr>
-                <w:rFonts w:ascii="Calibri" w:cs="Calibri" w:eastAsia="Calibri" w:hAnsi="Calibri"/>
-                <w:b/>
-                <w:bCs/>
-                <w:sz w:val="19"/>
-                <w:szCs w:val="19"/>
-              </w:rPr>
-              <w:t xml:space="preserve">Ofertă neclară:</w:t>
-            </w:r>
-          </w:p>
-          <w:p>
-            <w:pPr>
-              <w:spacing w:after="60" w:before="0"/>
-            </w:pPr>
-            <w:r>
-              <w:rPr>
-                <w:rFonts w:ascii="Calibri" w:cs="Calibri" w:eastAsia="Calibri" w:hAnsi="Calibri"/>
-                <w:i/>
-                <w:iCs/>
-                <w:color w:val="B3261E"/>
-                <w:sz w:val="19"/>
-                <w:szCs w:val="19"/>
-              </w:rPr>
-              <w:t xml:space="preserve">Impact mare asupra costului sau termenului.</w:t>
-            </w:r>
-          </w:p>
-          <w:p>
-            <w:pPr>
-              <w:spacing w:after="60" w:before="0"/>
-            </w:pPr>
-            <w:r>
-              <w:rPr>
-                <w:rFonts w:ascii="Calibri" w:cs="Calibri" w:eastAsia="Calibri" w:hAnsi="Calibri"/>
-                <w:b/>
-                <w:bCs/>
-                <w:sz w:val="19"/>
-                <w:szCs w:val="19"/>
-              </w:rPr>
-              <w:t xml:space="preserve">Ce spune oferta: </w:t>
-            </w:r>
-            <w:r>
-              <w:rPr>
-                <w:rFonts w:ascii="Calibri" w:cs="Calibri" w:eastAsia="Calibri" w:hAnsi="Calibri"/>
-                <w:sz w:val="19"/>
-                <w:szCs w:val="19"/>
-              </w:rPr>
-              <w:t xml:space="preserve">Nu menționează nicio modalitate de plată și nici link-ul de plată.</w:t>
-            </w:r>
-          </w:p>
-          <w:p>
-            <w:pPr>
-              <w:spacing w:after="60" w:before="0"/>
-            </w:pPr>
-            <w:r>
-              <w:rPr>
-                <w:rFonts w:ascii="Calibri" w:cs="Calibri" w:eastAsia="Calibri" w:hAnsi="Calibri"/>
-                <w:b/>
-                <w:bCs/>
-                <w:sz w:val="19"/>
-                <w:szCs w:val="19"/>
-              </w:rPr>
-              <w:t xml:space="preserve">Ce trebuie confirmat: </w:t>
-            </w:r>
-            <w:r>
-              <w:rPr>
-                <w:rFonts w:ascii="Calibri" w:cs="Calibri" w:eastAsia="Calibri" w:hAnsi="Calibri"/>
-                <w:sz w:val="19"/>
-                <w:szCs w:val="19"/>
-              </w:rPr>
-              <w:t xml:space="preserve">OP și plata înainte de livrare sunt configurări simple. Biletul la ordin cere termene per client, iar avansul doar pentru ce e disponibil înseamnă împărțirea comenzii. Cereți cost separat pentru fiecare.</w:t>
-            </w:r>
-          </w:p>
-        </w:tc>
-      </w:tr>
-      <w:tr>
-        <w:trPr>
-          <w:cantSplit/>
-        </w:trPr>
-        <w:tc>
-          <w:tcPr>
-            <w:tcW w:type="dxa" w:w="2700"/>
-            <w:tcBorders>
-              <w:top w:val="single" w:color="C9D3D9" w:sz="4"/>
-              <w:left w:val="single" w:color="C9D3D9" w:sz="4"/>
-              <w:bottom w:val="single" w:color="C9D3D9" w:sz="4"/>
-              <w:right w:val="single" w:color="C9D3D9" w:sz="4"/>
-            </w:tcBorders>
-            <w:tcMar>
-              <w:top w:type="dxa" w:w="70"/>
-              <w:left w:type="dxa" w:w="100"/>
-              <w:bottom w:type="dxa" w:w="70"/>
-              <w:right w:type="dxa" w:w="100"/>
-            </w:tcMar>
-          </w:tcPr>
-          <w:p>
-            <w:pPr>
-              <w:spacing w:after="60" w:before="0"/>
-              <w:ind w:left="400"/>
-            </w:pPr>
-            <w:r>
-              <w:rPr>
-                <w:rFonts w:ascii="Calibri" w:cs="Calibri" w:eastAsia="Calibri" w:hAnsi="Calibri"/>
-                <w:sz w:val="19"/>
-                <w:szCs w:val="19"/>
-              </w:rPr>
-              <w:t xml:space="preserve">Avans doar pentru produsele disponibile (OP sau card)</w:t>
-            </w:r>
-          </w:p>
-        </w:tc>
-        <w:tc>
-          <w:tcPr>
-            <w:tcW w:type="dxa" w:w="1250"/>
-            <w:tcBorders>
-              <w:top w:val="single" w:color="C9D3D9" w:sz="4"/>
-              <w:left w:val="single" w:color="C9D3D9" w:sz="4"/>
-              <w:bottom w:val="single" w:color="C9D3D9" w:sz="4"/>
-              <w:right w:val="single" w:color="C9D3D9" w:sz="4"/>
-            </w:tcBorders>
-            <w:shd w:fill="FBE3E1" w:color="auto" w:val="clear"/>
-            <w:tcMar>
-              <w:top w:type="dxa" w:w="70"/>
-              <w:left w:type="dxa" w:w="100"/>
-              <w:bottom w:type="dxa" w:w="70"/>
-              <w:right w:type="dxa" w:w="100"/>
-            </w:tcMar>
-          </w:tcPr>
-          <w:p>
-            <w:pPr>
-              <w:spacing w:after="60" w:before="0"/>
-            </w:pPr>
-            <w:r>
-              <w:rPr>
-                <w:rFonts w:ascii="Calibri" w:cs="Calibri" w:eastAsia="Calibri" w:hAnsi="Calibri"/>
-                <w:b/>
-                <w:bCs/>
-                <w:color w:val="B3261E"/>
-                <w:sz w:val="19"/>
-                <w:szCs w:val="19"/>
-              </w:rPr>
-              <w:t xml:space="preserve">Nu e inclus</w:t>
-            </w:r>
-          </w:p>
-        </w:tc>
-        <w:tc>
-          <w:tcPr>
-            <w:tcW w:type="dxa" w:w="5688"/>
-            <w:tcBorders>
-              <w:top w:val="single" w:color="C9D3D9" w:sz="4"/>
-              <w:left w:val="single" w:color="C9D3D9" w:sz="4"/>
-              <w:bottom w:val="single" w:color="C9D3D9" w:sz="4"/>
-              <w:right w:val="single" w:color="C9D3D9" w:sz="4"/>
-            </w:tcBorders>
-            <w:tcMar>
-              <w:top w:type="dxa" w:w="70"/>
-              <w:left w:type="dxa" w:w="100"/>
-              <w:bottom w:type="dxa" w:w="70"/>
-              <w:right w:type="dxa" w:w="100"/>
-            </w:tcMar>
-          </w:tcPr>
-          <w:p>
-            <w:pPr>
-              <w:spacing w:after="60" w:before="0"/>
-            </w:pPr>
-            <w:r>
-              <w:rPr>
-                <w:rFonts w:ascii="Calibri" w:cs="Calibri" w:eastAsia="Calibri" w:hAnsi="Calibri"/>
-                <w:b/>
-                <w:bCs/>
-                <w:sz w:val="19"/>
-                <w:szCs w:val="19"/>
-              </w:rPr>
-              <w:t xml:space="preserve">Nu e inclus în ofertă:</w:t>
-            </w:r>
-          </w:p>
-          <w:p>
-            <w:pPr>
-              <w:spacing w:after="60" w:before="0"/>
-            </w:pPr>
-            <w:r>
-              <w:rPr>
-                <w:rFonts w:ascii="Calibri" w:cs="Calibri" w:eastAsia="Calibri" w:hAnsi="Calibri"/>
-                <w:i/>
-                <w:iCs/>
-                <w:color w:val="B3261E"/>
-                <w:sz w:val="19"/>
-                <w:szCs w:val="19"/>
-              </w:rPr>
-              <w:t xml:space="preserve">Impact mare asupra costului sau termenului.</w:t>
-            </w:r>
-          </w:p>
-          <w:p>
-            <w:pPr>
-              <w:spacing w:after="60" w:before="0"/>
-            </w:pPr>
-            <w:r>
-              <w:rPr>
-                <w:rFonts w:ascii="Calibri" w:cs="Calibri" w:eastAsia="Calibri" w:hAnsi="Calibri"/>
-                <w:b/>
-                <w:bCs/>
-                <w:sz w:val="19"/>
-                <w:szCs w:val="19"/>
-              </w:rPr>
-              <w:t xml:space="preserve">Ce spune oferta: </w:t>
-            </w:r>
-            <w:r>
-              <w:rPr>
-                <w:rFonts w:ascii="Calibri" w:cs="Calibri" w:eastAsia="Calibri" w:hAnsi="Calibri"/>
-                <w:sz w:val="19"/>
-                <w:szCs w:val="19"/>
-              </w:rPr>
-              <w:t xml:space="preserve">Nu menționează nicio modalitate de plată și nici link-ul de plată.</w:t>
-            </w:r>
-          </w:p>
-          <w:p>
-            <w:pPr>
-              <w:spacing w:after="60" w:before="0"/>
-            </w:pPr>
-            <w:r>
-              <w:rPr>
-                <w:rFonts w:ascii="Calibri" w:cs="Calibri" w:eastAsia="Calibri" w:hAnsi="Calibri"/>
-                <w:b/>
-                <w:bCs/>
-                <w:sz w:val="19"/>
-                <w:szCs w:val="19"/>
-              </w:rPr>
-              <w:t xml:space="preserve">Ce trebuie confirmat: </w:t>
-            </w:r>
-            <w:r>
-              <w:rPr>
-                <w:rFonts w:ascii="Calibri" w:cs="Calibri" w:eastAsia="Calibri" w:hAnsi="Calibri"/>
-                <w:sz w:val="19"/>
-                <w:szCs w:val="19"/>
-              </w:rPr>
-              <w:t xml:space="preserve">OP și plata înainte de livrare sunt configurări simple. Biletul la ordin cere termene per client, iar avansul doar pentru ce e disponibil înseamnă împărțirea comenzii. Cereți cost separat pentru fiecare.</w:t>
-            </w:r>
-          </w:p>
-        </w:tc>
-      </w:tr>
-      <w:tr>
         <w:tc>
           <w:tcPr>
             <w:tcW w:type="dxa" w:w="9638"/>
@@ -18929,106 +13679,6 @@
                 <w:szCs w:val="18"/>
               </w:rPr>
               <w:t xml:space="preserve">B2C</w:t>
-            </w:r>
-          </w:p>
-        </w:tc>
-      </w:tr>
-      <w:tr>
-        <w:trPr>
-          <w:cantSplit/>
-        </w:trPr>
-        <w:tc>
-          <w:tcPr>
-            <w:tcW w:type="dxa" w:w="2700"/>
-            <w:tcBorders>
-              <w:top w:val="single" w:color="C9D3D9" w:sz="4"/>
-              <w:left w:val="single" w:color="C9D3D9" w:sz="4"/>
-              <w:bottom w:val="single" w:color="C9D3D9" w:sz="4"/>
-              <w:right w:val="single" w:color="C9D3D9" w:sz="4"/>
-            </w:tcBorders>
-            <w:tcMar>
-              <w:top w:type="dxa" w:w="70"/>
-              <w:left w:type="dxa" w:w="100"/>
-              <w:bottom w:type="dxa" w:w="70"/>
-              <w:right w:type="dxa" w:w="100"/>
-            </w:tcMar>
-          </w:tcPr>
-          <w:p>
-            <w:pPr>
-              <w:spacing w:after="60" w:before="0"/>
-              <w:ind w:left="400"/>
-            </w:pPr>
-            <w:r>
-              <w:rPr>
-                <w:rFonts w:ascii="Calibri" w:cs="Calibri" w:eastAsia="Calibri" w:hAnsi="Calibri"/>
-                <w:sz w:val="19"/>
-                <w:szCs w:val="19"/>
-              </w:rPr>
-              <w:t xml:space="preserve">Rămân ca pe site-ul actual</w:t>
-            </w:r>
-          </w:p>
-        </w:tc>
-        <w:tc>
-          <w:tcPr>
-            <w:tcW w:type="dxa" w:w="1250"/>
-            <w:tcBorders>
-              <w:top w:val="single" w:color="C9D3D9" w:sz="4"/>
-              <w:left w:val="single" w:color="C9D3D9" w:sz="4"/>
-              <w:bottom w:val="single" w:color="C9D3D9" w:sz="4"/>
-              <w:right w:val="single" w:color="C9D3D9" w:sz="4"/>
-            </w:tcBorders>
-            <w:shd w:fill="E3F2E8" w:color="auto" w:val="clear"/>
-            <w:tcMar>
-              <w:top w:type="dxa" w:w="70"/>
-              <w:left w:type="dxa" w:w="100"/>
-              <w:bottom w:type="dxa" w:w="70"/>
-              <w:right w:type="dxa" w:w="100"/>
-            </w:tcMar>
-          </w:tcPr>
-          <w:p>
-            <w:pPr>
-              <w:spacing w:after="60" w:before="0"/>
-            </w:pPr>
-            <w:r>
-              <w:rPr>
-                <w:rFonts w:ascii="Calibri" w:cs="Calibri" w:eastAsia="Calibri" w:hAnsi="Calibri"/>
-                <w:b/>
-                <w:bCs/>
-                <w:color w:val="1F7A4D"/>
-                <w:sz w:val="19"/>
-                <w:szCs w:val="19"/>
-              </w:rPr>
-              <w:t xml:space="preserve">Inclus</w:t>
-            </w:r>
-          </w:p>
-        </w:tc>
-        <w:tc>
-          <w:tcPr>
-            <w:tcW w:type="dxa" w:w="5688"/>
-            <w:tcBorders>
-              <w:top w:val="single" w:color="C9D3D9" w:sz="4"/>
-              <w:left w:val="single" w:color="C9D3D9" w:sz="4"/>
-              <w:bottom w:val="single" w:color="C9D3D9" w:sz="4"/>
-              <w:right w:val="single" w:color="C9D3D9" w:sz="4"/>
-            </w:tcBorders>
-            <w:tcMar>
-              <w:top w:type="dxa" w:w="70"/>
-              <w:left w:type="dxa" w:w="100"/>
-              <w:bottom w:type="dxa" w:w="70"/>
-              <w:right w:type="dxa" w:w="100"/>
-            </w:tcMar>
-          </w:tcPr>
-          <w:p>
-            <w:pPr>
-              <w:spacing w:after="60" w:before="0"/>
-            </w:pPr>
-            <w:r>
-              <w:rPr>
-                <w:rFonts w:ascii="Calibri" w:cs="Calibri" w:eastAsia="Calibri" w:hAnsi="Calibri"/>
-                <w:sz w:val="19"/>
-                <w:szCs w:val="19"/>
-              </w:rPr>
-              <w:t xml:space="preserve">Inclus în ofertă (M5). Nimic de clarificat.</w:t>
             </w:r>
           </w:p>
         </w:tc>
